--- a/smit-sde.docx
+++ b/smit-sde.docx
@@ -6,13 +6,71 @@
       <w:pPr>
         <w:pStyle w:val="NoSpacing"/>
         <w:spacing w:line="276" w:lineRule="auto"/>
+      </w:pPr>
+      <w:r>
         <w:rPr>
           <w:rFonts w:ascii="Calibri" w:hAnsi="Calibri" w:cs="Calibri"/>
+          <w:noProof/>
           <w:sz w:val="22"/>
           <w:szCs w:val="22"/>
           <w:lang w:val="en-US"/>
         </w:rPr>
-      </w:pPr>
+        <w:drawing>
+          <wp:anchor distT="0" distB="0" distL="114300" distR="114300" simplePos="0" relativeHeight="251658240" behindDoc="0" locked="0" layoutInCell="1" allowOverlap="1" wp14:anchorId="4549E141" wp14:editId="1BC00B5E">
+            <wp:simplePos x="0" y="0"/>
+            <wp:positionH relativeFrom="margin">
+              <wp:posOffset>6776720</wp:posOffset>
+            </wp:positionH>
+            <wp:positionV relativeFrom="paragraph">
+              <wp:posOffset>0</wp:posOffset>
+            </wp:positionV>
+            <wp:extent cx="397510" cy="397510"/>
+            <wp:effectExtent l="0" t="0" r="2540" b="2540"/>
+            <wp:wrapSquare wrapText="bothSides"/>
+            <wp:docPr id="404517228" name="Picture 1"/>
+            <wp:cNvGraphicFramePr>
+              <a:graphicFrameLocks xmlns:a="http://schemas.openxmlformats.org/drawingml/2006/main" noChangeAspect="1"/>
+            </wp:cNvGraphicFramePr>
+            <a:graphic xmlns:a="http://schemas.openxmlformats.org/drawingml/2006/main">
+              <a:graphicData uri="http://schemas.openxmlformats.org/drawingml/2006/picture">
+                <pic:pic xmlns:pic="http://schemas.openxmlformats.org/drawingml/2006/picture">
+                  <pic:nvPicPr>
+                    <pic:cNvPr id="404517228" name="Picture 404517228"/>
+                    <pic:cNvPicPr/>
+                  </pic:nvPicPr>
+                  <pic:blipFill>
+                    <a:blip r:embed="rId6" cstate="print">
+                      <a:extLst>
+                        <a:ext uri="{28A0092B-C50C-407E-A947-70E740481C1C}">
+                          <a14:useLocalDpi xmlns:a14="http://schemas.microsoft.com/office/drawing/2010/main" val="0"/>
+                        </a:ext>
+                      </a:extLst>
+                    </a:blip>
+                    <a:stretch>
+                      <a:fillRect/>
+                    </a:stretch>
+                  </pic:blipFill>
+                  <pic:spPr>
+                    <a:xfrm>
+                      <a:off x="0" y="0"/>
+                      <a:ext cx="397510" cy="397510"/>
+                    </a:xfrm>
+                    <a:prstGeom prst="rect">
+                      <a:avLst/>
+                    </a:prstGeom>
+                  </pic:spPr>
+                </pic:pic>
+              </a:graphicData>
+            </a:graphic>
+            <wp14:sizeRelH relativeFrom="margin">
+              <wp14:pctWidth>0</wp14:pctWidth>
+            </wp14:sizeRelH>
+            <wp14:sizeRelV relativeFrom="margin">
+              <wp14:pctHeight>0</wp14:pctHeight>
+            </wp14:sizeRelV>
+          </wp:anchor>
+        </w:drawing>
+      </w:r>
       <w:r>
         <w:rPr>
           <w:rFonts w:ascii="Calibri" w:hAnsi="Calibri" w:cs="Calibri"/>
@@ -44,8 +102,7 @@
         </w:rPr>
         <w:t xml:space="preserve"> | AE23B107 | </w:t>
       </w:r>
-      <w:hyperlink r:id="rId6" w:history="1">
-        <w:proofErr w:type="spellStart"/>
+      <w:hyperlink r:id="rId7" w:history="1">
         <w:r>
           <w:rPr>
             <w:rStyle w:val="Hyperlink"/>
@@ -54,9 +111,8 @@
             <w:szCs w:val="22"/>
             <w:lang w:val="en-US"/>
           </w:rPr>
-          <w:t>Github</w:t>
+          <w:t>GitHub</w:t>
         </w:r>
-        <w:proofErr w:type="spellEnd"/>
       </w:hyperlink>
       <w:r>
         <w:rPr>
@@ -67,7 +123,7 @@
         </w:rPr>
         <w:t xml:space="preserve"> | </w:t>
       </w:r>
-      <w:hyperlink r:id="rId7" w:history="1">
+      <w:hyperlink r:id="rId8" w:history="1">
         <w:r>
           <w:rPr>
             <w:rStyle w:val="Hyperlink"/>
@@ -98,7 +154,7 @@
         </w:rPr>
         <w:t xml:space="preserve"> | </w:t>
       </w:r>
-      <w:hyperlink r:id="rId8" w:history="1">
+      <w:hyperlink r:id="rId9" w:history="1">
         <w:r>
           <w:rPr>
             <w:rStyle w:val="Hyperlink"/>
@@ -107,33 +163,30 @@
             <w:szCs w:val="22"/>
             <w:lang w:val="en-US"/>
           </w:rPr>
-          <w:t>Web</w:t>
-        </w:r>
-        <w:r>
-          <w:rPr>
-            <w:rStyle w:val="Hyperlink"/>
-            <w:rFonts w:ascii="Calibri" w:hAnsi="Calibri" w:cs="Calibri"/>
-            <w:sz w:val="22"/>
-            <w:szCs w:val="22"/>
-            <w:lang w:val="en-US"/>
-          </w:rPr>
-          <w:t>s</w:t>
-        </w:r>
-        <w:r>
-          <w:rPr>
-            <w:rStyle w:val="Hyperlink"/>
-            <w:rFonts w:ascii="Calibri" w:hAnsi="Calibri" w:cs="Calibri"/>
-            <w:sz w:val="22"/>
-            <w:szCs w:val="22"/>
-            <w:lang w:val="en-US"/>
-          </w:rPr>
-          <w:t>ite</w:t>
+          <w:t>Website</w:t>
         </w:r>
       </w:hyperlink>
+    </w:p>
+    <w:p>
+      <w:pPr>
+        <w:pStyle w:val="NoSpacing"/>
+        <w:spacing w:line="276" w:lineRule="auto"/>
+        <w:rPr>
+          <w:rFonts w:ascii="Calibri" w:hAnsi="Calibri" w:cs="Calibri"/>
+          <w:sz w:val="22"/>
+          <w:szCs w:val="22"/>
+          <w:lang w:val="en-US"/>
+        </w:rPr>
+      </w:pPr>
+      <w:r>
+        <w:t>INDIAN INSTITUTE OF TECHNOLOGY MADRAS</w:t>
+      </w:r>
     </w:p>
     <w:tbl>
       <w:tblPr>
         <w:tblStyle w:val="TableGrid"/>
+        <w:tblpPr w:leftFromText="180" w:rightFromText="180" w:vertAnchor="text" w:tblpY="1"/>
+        <w:tblOverlap w:val="never"/>
         <w:tblW w:w="0" w:type="auto"/>
         <w:tblLayout w:type="fixed"/>
         <w:tblLook w:val="04A0" w:firstRow="1" w:lastRow="0" w:firstColumn="1" w:lastColumn="0" w:noHBand="0" w:noVBand="1"/>
@@ -141,18 +194,20 @@
       <w:tblGrid>
         <w:gridCol w:w="1980"/>
         <w:gridCol w:w="1276"/>
+        <w:gridCol w:w="425"/>
         <w:gridCol w:w="567"/>
-        <w:gridCol w:w="3118"/>
-        <w:gridCol w:w="1701"/>
+        <w:gridCol w:w="2693"/>
+        <w:gridCol w:w="1276"/>
         <w:gridCol w:w="567"/>
-        <w:gridCol w:w="772"/>
-        <w:gridCol w:w="1347"/>
+        <w:gridCol w:w="425"/>
+        <w:gridCol w:w="851"/>
+        <w:gridCol w:w="1268"/>
       </w:tblGrid>
       <w:tr>
         <w:tc>
           <w:tcPr>
             <w:tcW w:w="11328" w:type="dxa"/>
-            <w:gridSpan w:val="8"/>
+            <w:gridSpan w:val="10"/>
             <w:shd w:val="clear" w:color="auto" w:fill="215E99" w:themeFill="text2" w:themeFillTint="BF"/>
           </w:tcPr>
           <w:p>
@@ -185,7 +240,7 @@
       <w:tr>
         <w:tc>
           <w:tcPr>
-            <w:tcW w:w="3823" w:type="dxa"/>
+            <w:tcW w:w="3681" w:type="dxa"/>
             <w:gridSpan w:val="3"/>
             <w:shd w:val="clear" w:color="auto" w:fill="A5C9EB" w:themeFill="text2" w:themeFillTint="40"/>
           </w:tcPr>
@@ -217,7 +272,39 @@
         </w:tc>
         <w:tc>
           <w:tcPr>
-            <w:tcW w:w="4819" w:type="dxa"/>
+            <w:tcW w:w="5103" w:type="dxa"/>
+            <w:gridSpan w:val="4"/>
+            <w:shd w:val="clear" w:color="auto" w:fill="A5C9EB" w:themeFill="text2" w:themeFillTint="40"/>
+          </w:tcPr>
+          <w:p>
+            <w:pPr>
+              <w:pStyle w:val="NoSpacing"/>
+              <w:jc w:val="center"/>
+              <w:rPr>
+                <w:rFonts w:ascii="Calibri" w:hAnsi="Calibri" w:cs="Calibri"/>
+                <w:b/>
+                <w:bCs/>
+                <w:sz w:val="20"/>
+                <w:szCs w:val="20"/>
+                <w:lang w:val="en-US"/>
+              </w:rPr>
+            </w:pPr>
+            <w:r>
+              <w:rPr>
+                <w:rFonts w:ascii="Calibri" w:hAnsi="Calibri" w:cs="Calibri"/>
+                <w:b/>
+                <w:bCs/>
+                <w:sz w:val="20"/>
+                <w:szCs w:val="20"/>
+                <w:lang w:val="en-US"/>
+              </w:rPr>
+              <w:t>Institute</w:t>
+            </w:r>
+          </w:p>
+        </w:tc>
+        <w:tc>
+          <w:tcPr>
+            <w:tcW w:w="1276" w:type="dxa"/>
             <w:gridSpan w:val="2"/>
             <w:shd w:val="clear" w:color="auto" w:fill="A5C9EB" w:themeFill="text2" w:themeFillTint="40"/>
           </w:tcPr>
@@ -243,14 +330,13 @@
                 <w:szCs w:val="20"/>
                 <w:lang w:val="en-US"/>
               </w:rPr>
-              <w:t>Institute</w:t>
+              <w:t>Grade</w:t>
             </w:r>
           </w:p>
         </w:tc>
         <w:tc>
           <w:tcPr>
-            <w:tcW w:w="1339" w:type="dxa"/>
-            <w:gridSpan w:val="2"/>
+            <w:tcW w:w="1268" w:type="dxa"/>
             <w:shd w:val="clear" w:color="auto" w:fill="A5C9EB" w:themeFill="text2" w:themeFillTint="40"/>
           </w:tcPr>
           <w:p>
@@ -273,37 +359,6 @@
                 <w:bCs/>
                 <w:sz w:val="20"/>
                 <w:szCs w:val="20"/>
-                <w:lang w:val="en-US"/>
-              </w:rPr>
-              <w:t>Grade</w:t>
-            </w:r>
-          </w:p>
-        </w:tc>
-        <w:tc>
-          <w:tcPr>
-            <w:tcW w:w="1347" w:type="dxa"/>
-            <w:shd w:val="clear" w:color="auto" w:fill="A5C9EB" w:themeFill="text2" w:themeFillTint="40"/>
-          </w:tcPr>
-          <w:p>
-            <w:pPr>
-              <w:pStyle w:val="NoSpacing"/>
-              <w:jc w:val="center"/>
-              <w:rPr>
-                <w:rFonts w:ascii="Calibri" w:hAnsi="Calibri" w:cs="Calibri"/>
-                <w:b/>
-                <w:bCs/>
-                <w:sz w:val="20"/>
-                <w:szCs w:val="20"/>
-                <w:lang w:val="en-US"/>
-              </w:rPr>
-            </w:pPr>
-            <w:r>
-              <w:rPr>
-                <w:rFonts w:ascii="Calibri" w:hAnsi="Calibri" w:cs="Calibri"/>
-                <w:b/>
-                <w:bCs/>
-                <w:sz w:val="20"/>
-                <w:szCs w:val="20"/>
               </w:rPr>
               <w:t>Completion</w:t>
             </w:r>
@@ -313,7 +368,7 @@
       <w:tr>
         <w:tc>
           <w:tcPr>
-            <w:tcW w:w="3823" w:type="dxa"/>
+            <w:tcW w:w="3681" w:type="dxa"/>
             <w:gridSpan w:val="3"/>
           </w:tcPr>
           <w:p>
@@ -349,7 +404,34 @@
         </w:tc>
         <w:tc>
           <w:tcPr>
-            <w:tcW w:w="4819" w:type="dxa"/>
+            <w:tcW w:w="5103" w:type="dxa"/>
+            <w:gridSpan w:val="4"/>
+          </w:tcPr>
+          <w:p>
+            <w:pPr>
+              <w:pStyle w:val="NoSpacing"/>
+              <w:jc w:val="center"/>
+              <w:rPr>
+                <w:rFonts w:ascii="Calibri" w:hAnsi="Calibri" w:cs="Calibri"/>
+                <w:sz w:val="20"/>
+                <w:szCs w:val="20"/>
+                <w:lang w:val="en-US"/>
+              </w:rPr>
+            </w:pPr>
+            <w:r>
+              <w:rPr>
+                <w:rFonts w:ascii="Calibri" w:hAnsi="Calibri" w:cs="Calibri"/>
+                <w:sz w:val="20"/>
+                <w:szCs w:val="20"/>
+                <w:lang w:val="en-US"/>
+              </w:rPr>
+              <w:t>Indian Institute of Technology Madras</w:t>
+            </w:r>
+          </w:p>
+        </w:tc>
+        <w:tc>
+          <w:tcPr>
+            <w:tcW w:w="1276" w:type="dxa"/>
             <w:gridSpan w:val="2"/>
           </w:tcPr>
           <w:p>
@@ -370,13 +452,131 @@
                 <w:szCs w:val="20"/>
                 <w:lang w:val="en-US"/>
               </w:rPr>
-              <w:t>Indian Institute of Technology Madras</w:t>
+              <w:t>7.</w:t>
+            </w:r>
+            <w:r>
+              <w:rPr>
+                <w:rFonts w:ascii="Calibri" w:hAnsi="Calibri" w:cs="Calibri"/>
+                <w:sz w:val="20"/>
+                <w:szCs w:val="20"/>
+                <w:lang w:val="en-US"/>
+              </w:rPr>
+              <w:t>94</w:t>
             </w:r>
           </w:p>
         </w:tc>
         <w:tc>
           <w:tcPr>
-            <w:tcW w:w="1339" w:type="dxa"/>
+            <w:tcW w:w="1268" w:type="dxa"/>
+          </w:tcPr>
+          <w:p>
+            <w:pPr>
+              <w:pStyle w:val="NoSpacing"/>
+              <w:jc w:val="center"/>
+              <w:rPr>
+                <w:rFonts w:ascii="Calibri" w:hAnsi="Calibri" w:cs="Calibri"/>
+                <w:sz w:val="20"/>
+                <w:szCs w:val="20"/>
+                <w:lang w:val="en-US"/>
+              </w:rPr>
+            </w:pPr>
+            <w:r>
+              <w:rPr>
+                <w:rFonts w:ascii="Calibri" w:hAnsi="Calibri" w:cs="Calibri"/>
+                <w:sz w:val="20"/>
+                <w:szCs w:val="20"/>
+                <w:lang w:val="en-US"/>
+              </w:rPr>
+              <w:t>2028</w:t>
+            </w:r>
+          </w:p>
+        </w:tc>
+      </w:tr>
+      <w:tr>
+        <w:tc>
+          <w:tcPr>
+            <w:tcW w:w="3681" w:type="dxa"/>
+            <w:gridSpan w:val="3"/>
+          </w:tcPr>
+          <w:p>
+            <w:pPr>
+              <w:pStyle w:val="NoSpacing"/>
+              <w:jc w:val="center"/>
+              <w:rPr>
+                <w:rFonts w:ascii="Calibri" w:hAnsi="Calibri" w:cs="Calibri"/>
+                <w:sz w:val="20"/>
+                <w:szCs w:val="20"/>
+                <w:lang w:val="en-US"/>
+              </w:rPr>
+            </w:pPr>
+            <w:r>
+              <w:rPr>
+                <w:rFonts w:ascii="Calibri" w:hAnsi="Calibri" w:cs="Calibri"/>
+                <w:sz w:val="20"/>
+                <w:szCs w:val="20"/>
+                <w:lang w:val="en-US"/>
+              </w:rPr>
+              <w:t>Class XII</w:t>
+            </w:r>
+            <w:r>
+              <w:rPr>
+                <w:rFonts w:ascii="Calibri" w:hAnsi="Calibri" w:cs="Calibri"/>
+                <w:sz w:val="20"/>
+                <w:szCs w:val="20"/>
+                <w:lang w:val="en-US"/>
+              </w:rPr>
+              <w:t xml:space="preserve"> (PCM + CS)</w:t>
+            </w:r>
+          </w:p>
+        </w:tc>
+        <w:tc>
+          <w:tcPr>
+            <w:tcW w:w="5103" w:type="dxa"/>
+            <w:gridSpan w:val="4"/>
+          </w:tcPr>
+          <w:p>
+            <w:pPr>
+              <w:pStyle w:val="NoSpacing"/>
+              <w:jc w:val="center"/>
+              <w:rPr>
+                <w:rFonts w:ascii="Calibri" w:hAnsi="Calibri" w:cs="Calibri"/>
+                <w:sz w:val="20"/>
+                <w:szCs w:val="20"/>
+                <w:lang w:val="en-US"/>
+              </w:rPr>
+            </w:pPr>
+            <w:r>
+              <w:rPr>
+                <w:rFonts w:ascii="Calibri" w:hAnsi="Calibri" w:cs="Calibri"/>
+                <w:sz w:val="20"/>
+                <w:szCs w:val="20"/>
+                <w:lang w:val="en-US"/>
+              </w:rPr>
+              <w:t>Gujarat Secondary</w:t>
+            </w:r>
+            <w:r>
+              <w:rPr>
+                <w:rFonts w:ascii="Calibri" w:hAnsi="Calibri" w:cs="Calibri"/>
+                <w:sz w:val="20"/>
+                <w:szCs w:val="20"/>
+                <w:lang w:val="en-US"/>
+              </w:rPr>
+              <w:t xml:space="preserve"> and Higher Secondary</w:t>
+            </w:r>
+            <w:r>
+              <w:rPr>
+                <w:rFonts w:ascii="Calibri" w:hAnsi="Calibri" w:cs="Calibri"/>
+                <w:sz w:val="20"/>
+                <w:szCs w:val="20"/>
+                <w:lang w:val="en-US"/>
+              </w:rPr>
+              <w:t xml:space="preserve"> Education Board</w:t>
+            </w:r>
+          </w:p>
+        </w:tc>
+        <w:tc>
+          <w:tcPr>
+            <w:tcW w:w="1276" w:type="dxa"/>
             <w:gridSpan w:val="2"/>
           </w:tcPr>
           <w:p>
@@ -397,22 +597,13 @@
                 <w:szCs w:val="20"/>
                 <w:lang w:val="en-US"/>
               </w:rPr>
-              <w:t>7.</w:t>
-            </w:r>
-            <w:r>
-              <w:rPr>
-                <w:rFonts w:ascii="Calibri" w:hAnsi="Calibri" w:cs="Calibri"/>
-                <w:sz w:val="20"/>
-                <w:szCs w:val="20"/>
-                <w:lang w:val="en-US"/>
-              </w:rPr>
-              <w:t>94</w:t>
+              <w:t>97.54%ile</w:t>
             </w:r>
           </w:p>
         </w:tc>
         <w:tc>
           <w:tcPr>
-            <w:tcW w:w="1347" w:type="dxa"/>
+            <w:tcW w:w="1268" w:type="dxa"/>
           </w:tcPr>
           <w:p>
             <w:pPr>
@@ -432,7 +623,7 @@
                 <w:szCs w:val="20"/>
                 <w:lang w:val="en-US"/>
               </w:rPr>
-              <w:t>2028</w:t>
+              <w:t>2023</w:t>
             </w:r>
           </w:p>
         </w:tc>
@@ -440,7 +631,7 @@
       <w:tr>
         <w:tc>
           <w:tcPr>
-            <w:tcW w:w="3823" w:type="dxa"/>
+            <w:tcW w:w="3681" w:type="dxa"/>
             <w:gridSpan w:val="3"/>
           </w:tcPr>
           <w:p>
@@ -461,13 +652,58 @@
                 <w:szCs w:val="20"/>
                 <w:lang w:val="en-US"/>
               </w:rPr>
-              <w:t>Class XII</w:t>
+              <w:t>Class X</w:t>
             </w:r>
           </w:p>
         </w:tc>
         <w:tc>
           <w:tcPr>
-            <w:tcW w:w="4819" w:type="dxa"/>
+            <w:tcW w:w="5103" w:type="dxa"/>
+            <w:gridSpan w:val="4"/>
+          </w:tcPr>
+          <w:p>
+            <w:pPr>
+              <w:pStyle w:val="NoSpacing"/>
+              <w:jc w:val="center"/>
+              <w:rPr>
+                <w:rFonts w:ascii="Calibri" w:hAnsi="Calibri" w:cs="Calibri"/>
+                <w:sz w:val="20"/>
+                <w:szCs w:val="20"/>
+                <w:lang w:val="en-US"/>
+              </w:rPr>
+            </w:pPr>
+            <w:r>
+              <w:rPr>
+                <w:rFonts w:ascii="Calibri" w:hAnsi="Calibri" w:cs="Calibri"/>
+                <w:sz w:val="20"/>
+                <w:szCs w:val="20"/>
+                <w:lang w:val="en-US"/>
+              </w:rPr>
+              <w:t>Gujarat Secondary</w:t>
+            </w:r>
+            <w:r>
+              <w:rPr>
+                <w:rFonts w:ascii="Calibri" w:hAnsi="Calibri" w:cs="Calibri"/>
+                <w:sz w:val="20"/>
+                <w:szCs w:val="20"/>
+                <w:lang w:val="en-US"/>
+              </w:rPr>
+              <w:t xml:space="preserve"> and Higher Secondary</w:t>
+            </w:r>
+            <w:r>
+              <w:rPr>
+                <w:rFonts w:ascii="Calibri" w:hAnsi="Calibri" w:cs="Calibri"/>
+                <w:sz w:val="20"/>
+                <w:szCs w:val="20"/>
+                <w:lang w:val="en-US"/>
+              </w:rPr>
+              <w:t xml:space="preserve"> Education Board</w:t>
+            </w:r>
+          </w:p>
+        </w:tc>
+        <w:tc>
+          <w:tcPr>
+            <w:tcW w:w="1276" w:type="dxa"/>
             <w:gridSpan w:val="2"/>
           </w:tcPr>
           <w:p>
@@ -488,149 +724,13 @@
                 <w:szCs w:val="20"/>
                 <w:lang w:val="en-US"/>
               </w:rPr>
-              <w:t>Gujarat Secondary Education Board</w:t>
+              <w:t>99.12%ile</w:t>
             </w:r>
           </w:p>
         </w:tc>
         <w:tc>
           <w:tcPr>
-            <w:tcW w:w="1339" w:type="dxa"/>
-            <w:gridSpan w:val="2"/>
-          </w:tcPr>
-          <w:p>
-            <w:pPr>
-              <w:pStyle w:val="NoSpacing"/>
-              <w:jc w:val="center"/>
-              <w:rPr>
-                <w:rFonts w:ascii="Calibri" w:hAnsi="Calibri" w:cs="Calibri"/>
-                <w:sz w:val="20"/>
-                <w:szCs w:val="20"/>
-                <w:lang w:val="en-US"/>
-              </w:rPr>
-            </w:pPr>
-            <w:r>
-              <w:rPr>
-                <w:rFonts w:ascii="Calibri" w:hAnsi="Calibri" w:cs="Calibri"/>
-                <w:sz w:val="20"/>
-                <w:szCs w:val="20"/>
-                <w:lang w:val="en-US"/>
-              </w:rPr>
-              <w:t>97.54%ile</w:t>
-            </w:r>
-          </w:p>
-        </w:tc>
-        <w:tc>
-          <w:tcPr>
-            <w:tcW w:w="1347" w:type="dxa"/>
-          </w:tcPr>
-          <w:p>
-            <w:pPr>
-              <w:pStyle w:val="NoSpacing"/>
-              <w:jc w:val="center"/>
-              <w:rPr>
-                <w:rFonts w:ascii="Calibri" w:hAnsi="Calibri" w:cs="Calibri"/>
-                <w:sz w:val="20"/>
-                <w:szCs w:val="20"/>
-                <w:lang w:val="en-US"/>
-              </w:rPr>
-            </w:pPr>
-            <w:r>
-              <w:rPr>
-                <w:rFonts w:ascii="Calibri" w:hAnsi="Calibri" w:cs="Calibri"/>
-                <w:sz w:val="20"/>
-                <w:szCs w:val="20"/>
-                <w:lang w:val="en-US"/>
-              </w:rPr>
-              <w:t>2023</w:t>
-            </w:r>
-          </w:p>
-        </w:tc>
-      </w:tr>
-      <w:tr>
-        <w:tc>
-          <w:tcPr>
-            <w:tcW w:w="3823" w:type="dxa"/>
-            <w:gridSpan w:val="3"/>
-          </w:tcPr>
-          <w:p>
-            <w:pPr>
-              <w:pStyle w:val="NoSpacing"/>
-              <w:jc w:val="center"/>
-              <w:rPr>
-                <w:rFonts w:ascii="Calibri" w:hAnsi="Calibri" w:cs="Calibri"/>
-                <w:sz w:val="20"/>
-                <w:szCs w:val="20"/>
-                <w:lang w:val="en-US"/>
-              </w:rPr>
-            </w:pPr>
-            <w:r>
-              <w:rPr>
-                <w:rFonts w:ascii="Calibri" w:hAnsi="Calibri" w:cs="Calibri"/>
-                <w:sz w:val="20"/>
-                <w:szCs w:val="20"/>
-                <w:lang w:val="en-US"/>
-              </w:rPr>
-              <w:t>Class X</w:t>
-            </w:r>
-          </w:p>
-        </w:tc>
-        <w:tc>
-          <w:tcPr>
-            <w:tcW w:w="4819" w:type="dxa"/>
-            <w:gridSpan w:val="2"/>
-          </w:tcPr>
-          <w:p>
-            <w:pPr>
-              <w:pStyle w:val="NoSpacing"/>
-              <w:jc w:val="center"/>
-              <w:rPr>
-                <w:rFonts w:ascii="Calibri" w:hAnsi="Calibri" w:cs="Calibri"/>
-                <w:sz w:val="20"/>
-                <w:szCs w:val="20"/>
-                <w:lang w:val="en-US"/>
-              </w:rPr>
-            </w:pPr>
-            <w:r>
-              <w:rPr>
-                <w:rFonts w:ascii="Calibri" w:hAnsi="Calibri" w:cs="Calibri"/>
-                <w:sz w:val="20"/>
-                <w:szCs w:val="20"/>
-                <w:lang w:val="en-US"/>
-              </w:rPr>
-              <w:t>Gujarat Secondary Education Board</w:t>
-            </w:r>
-          </w:p>
-        </w:tc>
-        <w:tc>
-          <w:tcPr>
-            <w:tcW w:w="1339" w:type="dxa"/>
-            <w:gridSpan w:val="2"/>
-          </w:tcPr>
-          <w:p>
-            <w:pPr>
-              <w:pStyle w:val="NoSpacing"/>
-              <w:jc w:val="center"/>
-              <w:rPr>
-                <w:rFonts w:ascii="Calibri" w:hAnsi="Calibri" w:cs="Calibri"/>
-                <w:sz w:val="20"/>
-                <w:szCs w:val="20"/>
-                <w:lang w:val="en-US"/>
-              </w:rPr>
-            </w:pPr>
-            <w:r>
-              <w:rPr>
-                <w:rFonts w:ascii="Calibri" w:hAnsi="Calibri" w:cs="Calibri"/>
-                <w:sz w:val="20"/>
-                <w:szCs w:val="20"/>
-                <w:lang w:val="en-US"/>
-              </w:rPr>
-              <w:t>99.12%ile</w:t>
-            </w:r>
-          </w:p>
-        </w:tc>
-        <w:tc>
-          <w:tcPr>
-            <w:tcW w:w="1347" w:type="dxa"/>
+            <w:tcW w:w="1268" w:type="dxa"/>
           </w:tcPr>
           <w:p>
             <w:pPr>
@@ -659,7 +759,7 @@
         <w:tc>
           <w:tcPr>
             <w:tcW w:w="11328" w:type="dxa"/>
-            <w:gridSpan w:val="8"/>
+            <w:gridSpan w:val="10"/>
           </w:tcPr>
           <w:p>
             <w:pPr>
@@ -697,23 +797,25 @@
                 <w:sz w:val="20"/>
                 <w:szCs w:val="20"/>
               </w:rPr>
-              <w:t xml:space="preserve"> (99.5</w:t>
-            </w:r>
-            <w:r>
-              <w:rPr>
-                <w:rFonts w:ascii="Calibri" w:hAnsi="Calibri" w:cs="Calibri"/>
-                <w:sz w:val="20"/>
-                <w:szCs w:val="20"/>
-              </w:rPr>
-              <w:t>97</w:t>
-            </w:r>
-            <w:r>
-              <w:rPr>
-                <w:rFonts w:ascii="Calibri" w:hAnsi="Calibri" w:cs="Calibri"/>
-                <w:sz w:val="20"/>
-                <w:szCs w:val="20"/>
-              </w:rPr>
-              <w:t>%) out of 12</w:t>
+              <w:t xml:space="preserve"> (</w:t>
+            </w:r>
+            <w:r>
+              <w:rPr>
+                <w:rFonts w:ascii="Calibri" w:hAnsi="Calibri" w:cs="Calibri"/>
+                <w:b/>
+                <w:bCs/>
+                <w:sz w:val="20"/>
+                <w:szCs w:val="20"/>
+              </w:rPr>
+              <w:t>Top 0.4%</w:t>
+            </w:r>
+            <w:r>
+              <w:rPr>
+                <w:rFonts w:ascii="Calibri" w:hAnsi="Calibri" w:cs="Calibri"/>
+                <w:sz w:val="20"/>
+                <w:szCs w:val="20"/>
+              </w:rPr>
+              <w:t>) out of 12</w:t>
             </w:r>
             <w:r>
               <w:rPr>
@@ -745,23 +847,41 @@
                 <w:sz w:val="20"/>
                 <w:szCs w:val="20"/>
               </w:rPr>
-              <w:t xml:space="preserve">and AIR </w:t>
-            </w:r>
-            <w:r>
-              <w:rPr>
-                <w:rFonts w:ascii="Calibri" w:hAnsi="Calibri" w:cs="Calibri"/>
-                <w:sz w:val="20"/>
-                <w:szCs w:val="20"/>
-              </w:rPr>
-              <w:t>8066</w:t>
-            </w:r>
-            <w:r>
-              <w:rPr>
-                <w:rFonts w:ascii="Calibri" w:hAnsi="Calibri" w:cs="Calibri"/>
-                <w:sz w:val="20"/>
-                <w:szCs w:val="20"/>
-              </w:rPr>
-              <w:t xml:space="preserve"> out of 1.8</w:t>
+              <w:t xml:space="preserve">and </w:t>
+            </w:r>
+            <w:r>
+              <w:rPr>
+                <w:rFonts w:ascii="Calibri" w:hAnsi="Calibri" w:cs="Calibri"/>
+                <w:sz w:val="20"/>
+                <w:szCs w:val="20"/>
+              </w:rPr>
+              <w:t xml:space="preserve">ranked </w:t>
+            </w:r>
+            <w:r>
+              <w:rPr>
+                <w:rFonts w:ascii="Calibri" w:hAnsi="Calibri" w:cs="Calibri"/>
+                <w:b/>
+                <w:bCs/>
+                <w:sz w:val="20"/>
+                <w:szCs w:val="20"/>
+              </w:rPr>
+              <w:t>Top 4%</w:t>
+            </w:r>
+            <w:r>
+              <w:rPr>
+                <w:rFonts w:ascii="Calibri" w:hAnsi="Calibri" w:cs="Calibri"/>
+                <w:sz w:val="20"/>
+                <w:szCs w:val="20"/>
+              </w:rPr>
+              <w:t xml:space="preserve"> out of </w:t>
+            </w:r>
+            <w:r>
+              <w:rPr>
+                <w:rFonts w:ascii="Calibri" w:hAnsi="Calibri" w:cs="Calibri"/>
+                <w:sz w:val="20"/>
+                <w:szCs w:val="20"/>
+              </w:rPr>
+              <w:t>2</w:t>
             </w:r>
             <w:r>
               <w:rPr>
@@ -881,7 +1001,7 @@
         <w:tc>
           <w:tcPr>
             <w:tcW w:w="11328" w:type="dxa"/>
-            <w:gridSpan w:val="8"/>
+            <w:gridSpan w:val="10"/>
             <w:shd w:val="clear" w:color="auto" w:fill="215E99" w:themeFill="text2" w:themeFillTint="BF"/>
           </w:tcPr>
           <w:p>
@@ -907,6 +1027,17 @@
                 <w:szCs w:val="20"/>
               </w:rPr>
               <w:t>RELEVANT COURSEWORK</w:t>
+            </w:r>
+            <w:r>
+              <w:rPr>
+                <w:rFonts w:ascii="Calibri" w:hAnsi="Calibri" w:cs="Calibri"/>
+                <w:b/>
+                <w:bCs/>
+                <w:color w:val="FFFFFF" w:themeColor="background1"/>
+                <w:sz w:val="20"/>
+                <w:szCs w:val="20"/>
+              </w:rPr>
+              <w:t xml:space="preserve"> AND SKILLS</w:t>
             </w:r>
           </w:p>
         </w:tc>
@@ -945,7 +1076,7 @@
         <w:tc>
           <w:tcPr>
             <w:tcW w:w="3685" w:type="dxa"/>
-            <w:gridSpan w:val="2"/>
+            <w:gridSpan w:val="3"/>
           </w:tcPr>
           <w:p>
             <w:pPr>
@@ -971,7 +1102,7 @@
         <w:tc>
           <w:tcPr>
             <w:tcW w:w="2268" w:type="dxa"/>
-            <w:gridSpan w:val="2"/>
+            <w:gridSpan w:val="3"/>
           </w:tcPr>
           <w:p>
             <w:pPr>
@@ -1057,7 +1188,7 @@
         <w:tc>
           <w:tcPr>
             <w:tcW w:w="3685" w:type="dxa"/>
-            <w:gridSpan w:val="2"/>
+            <w:gridSpan w:val="3"/>
           </w:tcPr>
           <w:p>
             <w:pPr>
@@ -1092,7 +1223,7 @@
         <w:tc>
           <w:tcPr>
             <w:tcW w:w="2268" w:type="dxa"/>
-            <w:gridSpan w:val="2"/>
+            <w:gridSpan w:val="3"/>
           </w:tcPr>
           <w:p>
             <w:pPr>
@@ -1171,23 +1302,14 @@
                 <w:sz w:val="20"/>
                 <w:szCs w:val="20"/>
               </w:rPr>
-              <w:t>Deep</w:t>
-            </w:r>
-            <w:r>
-              <w:rPr>
-                <w:rFonts w:ascii="Calibri" w:hAnsi="Calibri" w:cs="Calibri"/>
-                <w:color w:val="000000" w:themeColor="text1"/>
-                <w:sz w:val="20"/>
-                <w:szCs w:val="20"/>
-              </w:rPr>
-              <w:t xml:space="preserve"> Learning Specialisation</w:t>
+              <w:t>Deep Learning Specialisation</w:t>
             </w:r>
           </w:p>
         </w:tc>
         <w:tc>
           <w:tcPr>
             <w:tcW w:w="3685" w:type="dxa"/>
-            <w:gridSpan w:val="2"/>
+            <w:gridSpan w:val="3"/>
           </w:tcPr>
           <w:p>
             <w:pPr>
@@ -1214,7 +1336,7 @@
         <w:tc>
           <w:tcPr>
             <w:tcW w:w="2268" w:type="dxa"/>
-            <w:gridSpan w:val="2"/>
+            <w:gridSpan w:val="3"/>
           </w:tcPr>
           <w:p>
             <w:pPr>
@@ -1262,6 +1384,128 @@
                 <w:szCs w:val="20"/>
               </w:rPr>
               <w:t>Financial Markets</w:t>
+            </w:r>
+          </w:p>
+        </w:tc>
+      </w:tr>
+      <w:tr>
+        <w:trPr>
+          <w:trHeight w:val="47"/>
+        </w:trPr>
+        <w:tc>
+          <w:tcPr>
+            <w:tcW w:w="11328" w:type="dxa"/>
+            <w:gridSpan w:val="10"/>
+          </w:tcPr>
+          <w:p>
+            <w:pPr>
+              <w:pStyle w:val="NoSpacing"/>
+              <w:numPr>
+                <w:ilvl w:val="0"/>
+                <w:numId w:val="22"/>
+              </w:numPr>
+              <w:rPr>
+                <w:rFonts w:ascii="Calibri" w:hAnsi="Calibri" w:cs="Calibri"/>
+                <w:color w:val="000000" w:themeColor="text1"/>
+                <w:sz w:val="20"/>
+                <w:szCs w:val="20"/>
+              </w:rPr>
+            </w:pPr>
+            <w:r>
+              <w:rPr>
+                <w:rFonts w:ascii="Calibri" w:hAnsi="Calibri" w:cs="Calibri"/>
+                <w:sz w:val="20"/>
+                <w:szCs w:val="20"/>
+              </w:rPr>
+              <w:t xml:space="preserve">Rated </w:t>
+            </w:r>
+            <w:r>
+              <w:rPr>
+                <w:rFonts w:ascii="Calibri" w:hAnsi="Calibri" w:cs="Calibri"/>
+                <w:sz w:val="20"/>
+                <w:szCs w:val="20"/>
+              </w:rPr>
+              <w:t xml:space="preserve">1481 on Codeforces, 1580 on CodeChef, and </w:t>
+            </w:r>
+            <w:r>
+              <w:rPr>
+                <w:rFonts w:ascii="Calibri" w:hAnsi="Calibri" w:cs="Calibri"/>
+                <w:sz w:val="20"/>
+                <w:szCs w:val="20"/>
+              </w:rPr>
+              <w:t>1948</w:t>
+            </w:r>
+            <w:r>
+              <w:rPr>
+                <w:rFonts w:ascii="Calibri" w:hAnsi="Calibri" w:cs="Calibri"/>
+                <w:sz w:val="20"/>
+                <w:szCs w:val="20"/>
+              </w:rPr>
+              <w:t xml:space="preserve"> on LeetCode</w:t>
+            </w:r>
+            <w:r>
+              <w:rPr>
+                <w:rFonts w:ascii="Calibri" w:hAnsi="Calibri" w:cs="Calibri"/>
+                <w:sz w:val="20"/>
+                <w:szCs w:val="20"/>
+              </w:rPr>
+              <w:t>.</w:t>
+            </w:r>
+            <w:r>
+              <w:rPr>
+                <w:rFonts w:ascii="Calibri" w:hAnsi="Calibri" w:cs="Calibri"/>
+                <w:sz w:val="20"/>
+                <w:szCs w:val="20"/>
+              </w:rPr>
+              <w:t xml:space="preserve"> </w:t>
+            </w:r>
+            <w:r>
+              <w:rPr>
+                <w:rFonts w:ascii="Calibri" w:hAnsi="Calibri" w:cs="Calibri"/>
+                <w:sz w:val="20"/>
+                <w:szCs w:val="20"/>
+              </w:rPr>
+              <w:t>Global</w:t>
+            </w:r>
+            <w:r>
+              <w:rPr>
+                <w:rFonts w:ascii="Calibri" w:hAnsi="Calibri" w:cs="Calibri"/>
+                <w:sz w:val="20"/>
+                <w:szCs w:val="20"/>
+              </w:rPr>
+              <w:t xml:space="preserve"> </w:t>
+            </w:r>
+            <w:r>
+              <w:rPr>
+                <w:rFonts w:ascii="Calibri" w:hAnsi="Calibri" w:cs="Calibri"/>
+                <w:sz w:val="20"/>
+                <w:szCs w:val="20"/>
+              </w:rPr>
+              <w:t>R</w:t>
+            </w:r>
+            <w:r>
+              <w:rPr>
+                <w:rFonts w:ascii="Calibri" w:hAnsi="Calibri" w:cs="Calibri"/>
+                <w:sz w:val="20"/>
+                <w:szCs w:val="20"/>
+              </w:rPr>
+              <w:t xml:space="preserve">ank </w:t>
+            </w:r>
+            <w:r>
+              <w:rPr>
+                <w:rFonts w:ascii="Calibri" w:hAnsi="Calibri" w:cs="Calibri"/>
+                <w:sz w:val="20"/>
+                <w:szCs w:val="20"/>
+              </w:rPr>
+              <w:t>131</w:t>
+            </w:r>
+            <w:r>
+              <w:rPr>
+                <w:rFonts w:ascii="Calibri" w:hAnsi="Calibri" w:cs="Calibri"/>
+                <w:sz w:val="20"/>
+                <w:szCs w:val="20"/>
+              </w:rPr>
+              <w:t xml:space="preserve"> out of 35k+ in LeetCode Biweekly contest 184.</w:t>
             </w:r>
           </w:p>
         </w:tc>
@@ -1306,8 +1550,8 @@
         </w:tc>
         <w:tc>
           <w:tcPr>
-            <w:tcW w:w="9348" w:type="dxa"/>
-            <w:gridSpan w:val="7"/>
+            <w:tcW w:w="2268" w:type="dxa"/>
+            <w:gridSpan w:val="3"/>
             <w:tcBorders>
               <w:bottom w:val="single" w:sz="4" w:space="0" w:color="auto"/>
             </w:tcBorders>
@@ -1319,6 +1563,7 @@
               <w:tabs>
                 <w:tab w:val="left" w:pos="655"/>
               </w:tabs>
+              <w:jc w:val="center"/>
               <w:rPr>
                 <w:rFonts w:ascii="Calibri" w:hAnsi="Calibri" w:cs="Calibri"/>
                 <w:sz w:val="20"/>
@@ -1331,74 +1576,14 @@
                 <w:sz w:val="20"/>
                 <w:szCs w:val="20"/>
               </w:rPr>
-              <w:t>Python, C++, JavaScript, Git, GitHub, L</w:t>
-            </w:r>
-            <w:r>
-              <w:rPr>
-                <w:rFonts w:ascii="Calibri" w:hAnsi="Calibri" w:cs="Calibri"/>
-                <w:sz w:val="20"/>
-                <w:szCs w:val="20"/>
-              </w:rPr>
-              <w:t>a</w:t>
-            </w:r>
-            <w:r>
-              <w:rPr>
-                <w:rFonts w:ascii="Calibri" w:hAnsi="Calibri" w:cs="Calibri"/>
-                <w:sz w:val="20"/>
-                <w:szCs w:val="20"/>
-              </w:rPr>
-              <w:t>T</w:t>
-            </w:r>
-            <w:r>
-              <w:rPr>
-                <w:rFonts w:ascii="Calibri" w:hAnsi="Calibri" w:cs="Calibri"/>
-                <w:sz w:val="20"/>
-                <w:szCs w:val="20"/>
-              </w:rPr>
-              <w:t>e</w:t>
-            </w:r>
-            <w:r>
-              <w:rPr>
-                <w:rFonts w:ascii="Calibri" w:hAnsi="Calibri" w:cs="Calibri"/>
-                <w:sz w:val="20"/>
-                <w:szCs w:val="20"/>
-              </w:rPr>
-              <w:t>X, Microsoft Office</w:t>
-            </w:r>
-          </w:p>
-        </w:tc>
-      </w:tr>
-      <w:tr>
-        <w:trPr>
-          <w:trHeight w:val="175"/>
-        </w:trPr>
-        <w:tc>
-          <w:tcPr>
-            <w:tcW w:w="1980" w:type="dxa"/>
-            <w:vMerge/>
-            <w:tcBorders>
-              <w:bottom w:val="single" w:sz="4" w:space="0" w:color="auto"/>
-            </w:tcBorders>
-            <w:shd w:val="clear" w:color="auto" w:fill="A5C9EB" w:themeFill="text2" w:themeFillTint="40"/>
-          </w:tcPr>
-          <w:p>
-            <w:pPr>
-              <w:pStyle w:val="NoSpacing"/>
-              <w:tabs>
-                <w:tab w:val="left" w:pos="655"/>
-              </w:tabs>
-              <w:rPr>
-                <w:rFonts w:ascii="Calibri" w:hAnsi="Calibri" w:cs="Calibri"/>
-                <w:sz w:val="20"/>
-                <w:szCs w:val="20"/>
-              </w:rPr>
-            </w:pPr>
+              <w:t>Python, C++, JavaScript</w:t>
+            </w:r>
           </w:p>
         </w:tc>
         <w:tc>
           <w:tcPr>
-            <w:tcW w:w="9348" w:type="dxa"/>
-            <w:gridSpan w:val="7"/>
+            <w:tcW w:w="3969" w:type="dxa"/>
+            <w:gridSpan w:val="2"/>
             <w:tcBorders>
               <w:bottom w:val="single" w:sz="4" w:space="0" w:color="auto"/>
             </w:tcBorders>
@@ -1410,38 +1595,69 @@
               <w:tabs>
                 <w:tab w:val="left" w:pos="655"/>
               </w:tabs>
+              <w:jc w:val="center"/>
               <w:rPr>
                 <w:rFonts w:ascii="Calibri" w:hAnsi="Calibri" w:cs="Calibri"/>
                 <w:sz w:val="20"/>
                 <w:szCs w:val="20"/>
               </w:rPr>
             </w:pPr>
-            <w:proofErr w:type="spellStart"/>
-            <w:r>
-              <w:rPr>
-                <w:rFonts w:ascii="Calibri" w:hAnsi="Calibri" w:cs="Calibri"/>
-                <w:sz w:val="20"/>
-                <w:szCs w:val="20"/>
-              </w:rPr>
-              <w:t>Numpy</w:t>
-            </w:r>
-            <w:proofErr w:type="spellEnd"/>
-            <w:r>
-              <w:rPr>
-                <w:rFonts w:ascii="Calibri" w:hAnsi="Calibri" w:cs="Calibri"/>
-                <w:sz w:val="20"/>
-                <w:szCs w:val="20"/>
-              </w:rPr>
-              <w:t>, Pandas, Matplotlib, OpenCV, Scikit-learn, Keras</w:t>
-            </w:r>
-            <w:r>
-              <w:rPr>
-                <w:rFonts w:ascii="Calibri" w:hAnsi="Calibri" w:cs="Calibri"/>
-                <w:sz w:val="20"/>
-                <w:szCs w:val="20"/>
-              </w:rPr>
-              <w:t xml:space="preserve">, ReactJS, NodeJS, </w:t>
-            </w:r>
+            <w:r>
+              <w:rPr>
+                <w:rFonts w:ascii="Calibri" w:hAnsi="Calibri" w:cs="Calibri"/>
+                <w:sz w:val="20"/>
+                <w:szCs w:val="20"/>
+              </w:rPr>
+              <w:t>Git, GitHub</w:t>
+            </w:r>
+            <w:r>
+              <w:rPr>
+                <w:rFonts w:ascii="Calibri" w:hAnsi="Calibri" w:cs="Calibri"/>
+                <w:sz w:val="20"/>
+                <w:szCs w:val="20"/>
+              </w:rPr>
+              <w:t>, Docker,</w:t>
+            </w:r>
+            <w:r>
+              <w:rPr>
+                <w:rFonts w:ascii="Calibri" w:hAnsi="Calibri" w:cs="Calibri"/>
+                <w:sz w:val="20"/>
+                <w:szCs w:val="20"/>
+              </w:rPr>
+              <w:t xml:space="preserve"> LaTeX, Microsoft Office</w:t>
+            </w:r>
+            <w:r>
+              <w:rPr>
+                <w:rFonts w:ascii="Calibri" w:hAnsi="Calibri" w:cs="Calibri"/>
+                <w:sz w:val="20"/>
+                <w:szCs w:val="20"/>
+              </w:rPr>
+              <w:t xml:space="preserve"> </w:t>
+            </w:r>
+          </w:p>
+        </w:tc>
+        <w:tc>
+          <w:tcPr>
+            <w:tcW w:w="3111" w:type="dxa"/>
+            <w:gridSpan w:val="4"/>
+            <w:tcBorders>
+              <w:bottom w:val="single" w:sz="4" w:space="0" w:color="auto"/>
+            </w:tcBorders>
+            <w:shd w:val="clear" w:color="auto" w:fill="D9D9D9" w:themeFill="background1" w:themeFillShade="D9"/>
+          </w:tcPr>
+          <w:p>
+            <w:pPr>
+              <w:pStyle w:val="NoSpacing"/>
+              <w:tabs>
+                <w:tab w:val="left" w:pos="655"/>
+              </w:tabs>
+              <w:jc w:val="center"/>
+              <w:rPr>
+                <w:rFonts w:ascii="Calibri" w:hAnsi="Calibri" w:cs="Calibri"/>
+                <w:sz w:val="20"/>
+                <w:szCs w:val="20"/>
+              </w:rPr>
+            </w:pPr>
             <w:r>
               <w:rPr>
                 <w:rFonts w:ascii="Calibri" w:hAnsi="Calibri" w:cs="Calibri"/>
@@ -1449,81 +1665,131 @@
                 <w:szCs w:val="20"/>
               </w:rPr>
               <w:t>PostgreSQL</w:t>
+            </w:r>
+            <w:r>
+              <w:rPr>
+                <w:rFonts w:ascii="Calibri" w:hAnsi="Calibri" w:cs="Calibri"/>
+                <w:sz w:val="20"/>
+                <w:szCs w:val="20"/>
+              </w:rPr>
+              <w:t>, MongoDB, SQL</w:t>
             </w:r>
           </w:p>
         </w:tc>
       </w:tr>
       <w:tr>
         <w:trPr>
-          <w:trHeight w:val="175"/>
+          <w:trHeight w:val="176"/>
         </w:trPr>
         <w:tc>
           <w:tcPr>
-            <w:tcW w:w="11328" w:type="dxa"/>
-            <w:gridSpan w:val="8"/>
-            <w:tcBorders>
-              <w:bottom w:val="single" w:sz="4" w:space="0" w:color="auto"/>
-            </w:tcBorders>
+            <w:tcW w:w="1980" w:type="dxa"/>
+            <w:vMerge/>
+            <w:shd w:val="clear" w:color="auto" w:fill="A5C9EB" w:themeFill="text2" w:themeFillTint="40"/>
+            <w:vAlign w:val="center"/>
           </w:tcPr>
           <w:p>
             <w:pPr>
               <w:pStyle w:val="NoSpacing"/>
-              <w:numPr>
-                <w:ilvl w:val="0"/>
-                <w:numId w:val="32"/>
-              </w:numPr>
               <w:tabs>
                 <w:tab w:val="left" w:pos="655"/>
               </w:tabs>
-              <w:rPr>
-                <w:rFonts w:ascii="Calibri" w:hAnsi="Calibri" w:cs="Calibri"/>
+              <w:jc w:val="center"/>
+              <w:rPr>
+                <w:rFonts w:ascii="Calibri" w:hAnsi="Calibri" w:cs="Calibri"/>
+                <w:b/>
+                <w:bCs/>
                 <w:sz w:val="20"/>
                 <w:szCs w:val="20"/>
               </w:rPr>
             </w:pPr>
-            <w:r>
-              <w:rPr>
-                <w:rFonts w:ascii="Calibri" w:hAnsi="Calibri" w:cs="Calibri"/>
-                <w:sz w:val="20"/>
-                <w:szCs w:val="20"/>
-              </w:rPr>
-              <w:t xml:space="preserve">Rated 1569 on Codeforces, 1700 on </w:t>
-            </w:r>
-            <w:proofErr w:type="spellStart"/>
-            <w:r>
-              <w:rPr>
-                <w:rFonts w:ascii="Calibri" w:hAnsi="Calibri" w:cs="Calibri"/>
-                <w:sz w:val="20"/>
-                <w:szCs w:val="20"/>
-              </w:rPr>
-              <w:t>CodeChef</w:t>
-            </w:r>
-            <w:proofErr w:type="spellEnd"/>
-            <w:r>
-              <w:rPr>
-                <w:rFonts w:ascii="Calibri" w:hAnsi="Calibri" w:cs="Calibri"/>
-                <w:sz w:val="20"/>
-                <w:szCs w:val="20"/>
-              </w:rPr>
-              <w:t xml:space="preserve">, and 1969 on </w:t>
-            </w:r>
-            <w:proofErr w:type="spellStart"/>
-            <w:r>
-              <w:rPr>
-                <w:rFonts w:ascii="Calibri" w:hAnsi="Calibri" w:cs="Calibri"/>
-                <w:sz w:val="20"/>
-                <w:szCs w:val="20"/>
-              </w:rPr>
-              <w:t>LeetCode</w:t>
-            </w:r>
-            <w:proofErr w:type="spellEnd"/>
-            <w:r>
-              <w:rPr>
-                <w:rFonts w:ascii="Calibri" w:hAnsi="Calibri" w:cs="Calibri"/>
-                <w:sz w:val="20"/>
-                <w:szCs w:val="20"/>
-              </w:rPr>
-              <w:t>.</w:t>
+          </w:p>
+        </w:tc>
+        <w:tc>
+          <w:tcPr>
+            <w:tcW w:w="6237" w:type="dxa"/>
+            <w:gridSpan w:val="5"/>
+            <w:tcBorders>
+              <w:bottom w:val="single" w:sz="4" w:space="0" w:color="auto"/>
+            </w:tcBorders>
+            <w:shd w:val="clear" w:color="auto" w:fill="D9D9D9" w:themeFill="background1" w:themeFillShade="D9"/>
+          </w:tcPr>
+          <w:p>
+            <w:pPr>
+              <w:pStyle w:val="NoSpacing"/>
+              <w:tabs>
+                <w:tab w:val="left" w:pos="655"/>
+              </w:tabs>
+              <w:jc w:val="center"/>
+              <w:rPr>
+                <w:rFonts w:ascii="Calibri" w:hAnsi="Calibri" w:cs="Calibri"/>
+                <w:sz w:val="20"/>
+                <w:szCs w:val="20"/>
+              </w:rPr>
+            </w:pPr>
+            <w:r>
+              <w:rPr>
+                <w:rFonts w:ascii="Calibri" w:hAnsi="Calibri" w:cs="Calibri"/>
+                <w:sz w:val="20"/>
+                <w:szCs w:val="20"/>
+              </w:rPr>
+              <w:t>NumPy, Pandas, Matplotlib, OpenCV, Scikit-learn, SciPy, Keras, LangChain</w:t>
+            </w:r>
+          </w:p>
+        </w:tc>
+        <w:tc>
+          <w:tcPr>
+            <w:tcW w:w="3111" w:type="dxa"/>
+            <w:gridSpan w:val="4"/>
+            <w:tcBorders>
+              <w:bottom w:val="single" w:sz="4" w:space="0" w:color="auto"/>
+            </w:tcBorders>
+            <w:shd w:val="clear" w:color="auto" w:fill="D9D9D9" w:themeFill="background1" w:themeFillShade="D9"/>
+          </w:tcPr>
+          <w:p>
+            <w:pPr>
+              <w:pStyle w:val="NoSpacing"/>
+              <w:tabs>
+                <w:tab w:val="left" w:pos="655"/>
+              </w:tabs>
+              <w:jc w:val="center"/>
+              <w:rPr>
+                <w:rFonts w:ascii="Calibri" w:hAnsi="Calibri" w:cs="Calibri"/>
+                <w:sz w:val="20"/>
+                <w:szCs w:val="20"/>
+              </w:rPr>
+            </w:pPr>
+            <w:r>
+              <w:rPr>
+                <w:rFonts w:ascii="Calibri" w:hAnsi="Calibri" w:cs="Calibri"/>
+                <w:sz w:val="20"/>
+                <w:szCs w:val="20"/>
+              </w:rPr>
+              <w:t xml:space="preserve">ReactJS, </w:t>
+            </w:r>
+            <w:r>
+              <w:rPr>
+                <w:rFonts w:ascii="Calibri" w:hAnsi="Calibri" w:cs="Calibri"/>
+                <w:sz w:val="20"/>
+                <w:szCs w:val="20"/>
+              </w:rPr>
+              <w:t xml:space="preserve">Tailwind, </w:t>
+            </w:r>
+            <w:r>
+              <w:rPr>
+                <w:rFonts w:ascii="Calibri" w:hAnsi="Calibri" w:cs="Calibri"/>
+                <w:sz w:val="20"/>
+                <w:szCs w:val="20"/>
+              </w:rPr>
+              <w:t>NodeJS,</w:t>
+            </w:r>
+            <w:r>
+              <w:rPr>
+                <w:rFonts w:ascii="Calibri" w:hAnsi="Calibri" w:cs="Calibri"/>
+                <w:sz w:val="20"/>
+                <w:szCs w:val="20"/>
+              </w:rPr>
+              <w:t xml:space="preserve"> FastAPI</w:t>
             </w:r>
           </w:p>
         </w:tc>
@@ -1532,7 +1798,7 @@
         <w:tc>
           <w:tcPr>
             <w:tcW w:w="11328" w:type="dxa"/>
-            <w:gridSpan w:val="8"/>
+            <w:gridSpan w:val="10"/>
             <w:tcBorders>
               <w:top w:val="single" w:sz="4" w:space="0" w:color="auto"/>
             </w:tcBorders>
@@ -1664,7 +1930,7 @@
         <w:tc>
           <w:tcPr>
             <w:tcW w:w="9348" w:type="dxa"/>
-            <w:gridSpan w:val="7"/>
+            <w:gridSpan w:val="9"/>
             <w:shd w:val="clear" w:color="auto" w:fill="D1D1D1" w:themeFill="background2" w:themeFillShade="E6"/>
           </w:tcPr>
           <w:p>
@@ -1688,9 +1954,8 @@
                 <w:sz w:val="20"/>
                 <w:szCs w:val="20"/>
               </w:rPr>
-              <w:t xml:space="preserve">Worked on analytics for Sarvam Samvaad, an enterprise conversational AI </w:t>
-            </w:r>
-            <w:proofErr w:type="gramStart"/>
+              <w:t>Worked on</w:t>
+            </w:r>
             <w:r>
               <w:rPr>
                 <w:rFonts w:ascii="Calibri" w:hAnsi="Calibri" w:cs="Calibri"/>
@@ -1700,19 +1965,7 @@
                 <w:sz w:val="20"/>
                 <w:szCs w:val="20"/>
               </w:rPr>
-              <w:t>agents</w:t>
-            </w:r>
-            <w:proofErr w:type="gramEnd"/>
-            <w:r>
-              <w:rPr>
-                <w:rFonts w:ascii="Calibri" w:hAnsi="Calibri" w:cs="Calibri"/>
-                <w:i/>
-                <w:iCs/>
-                <w:color w:val="000000" w:themeColor="text1"/>
-                <w:sz w:val="20"/>
-                <w:szCs w:val="20"/>
-              </w:rPr>
-              <w:t xml:space="preserve"> platform.</w:t>
+              <w:t xml:space="preserve"> analytics infrastructure for Sarvam Samvaad, an enterprise conversational AI agents platform.</w:t>
             </w:r>
           </w:p>
         </w:tc>
@@ -1742,7 +1995,7 @@
         <w:tc>
           <w:tcPr>
             <w:tcW w:w="9348" w:type="dxa"/>
-            <w:gridSpan w:val="7"/>
+            <w:gridSpan w:val="9"/>
             <w:shd w:val="clear" w:color="auto" w:fill="FFFFFF" w:themeFill="background1"/>
           </w:tcPr>
           <w:p>
@@ -1775,16 +2028,25 @@
                 <w:sz w:val="20"/>
                 <w:szCs w:val="20"/>
               </w:rPr>
-              <w:t xml:space="preserve">an </w:t>
-            </w:r>
-            <w:r>
-              <w:rPr>
-                <w:rFonts w:ascii="Calibri" w:hAnsi="Calibri" w:cs="Calibri"/>
-                <w:color w:val="000000" w:themeColor="text1"/>
-                <w:sz w:val="20"/>
-                <w:szCs w:val="20"/>
-              </w:rPr>
-              <w:t>analytics dashboard</w:t>
+              <w:t>an</w:t>
+            </w:r>
+            <w:r>
+              <w:rPr>
+                <w:rFonts w:ascii="Calibri" w:hAnsi="Calibri" w:cs="Calibri"/>
+                <w:color w:val="000000" w:themeColor="text1"/>
+                <w:sz w:val="20"/>
+                <w:szCs w:val="20"/>
+              </w:rPr>
+              <w:t xml:space="preserve"> analytics </w:t>
+            </w:r>
+            <w:r>
+              <w:rPr>
+                <w:rFonts w:ascii="Calibri" w:hAnsi="Calibri" w:cs="Calibri"/>
+                <w:color w:val="000000" w:themeColor="text1"/>
+                <w:sz w:val="20"/>
+                <w:szCs w:val="20"/>
+              </w:rPr>
+              <w:t>dashboard</w:t>
             </w:r>
             <w:r>
               <w:rPr>
@@ -1802,99 +2064,182 @@
                 <w:sz w:val="20"/>
                 <w:szCs w:val="20"/>
               </w:rPr>
-              <w:t>for</w:t>
-            </w:r>
-            <w:r>
-              <w:rPr>
-                <w:rFonts w:ascii="Calibri" w:hAnsi="Calibri" w:cs="Calibri"/>
-                <w:color w:val="000000" w:themeColor="text1"/>
-                <w:sz w:val="20"/>
-                <w:szCs w:val="20"/>
-              </w:rPr>
-              <w:t xml:space="preserve"> businesses to monitor</w:t>
-            </w:r>
-            <w:r>
-              <w:rPr>
-                <w:rFonts w:ascii="Calibri" w:hAnsi="Calibri" w:cs="Calibri"/>
-                <w:color w:val="000000" w:themeColor="text1"/>
-                <w:sz w:val="20"/>
-                <w:szCs w:val="20"/>
-              </w:rPr>
-              <w:t xml:space="preserve"> conversational</w:t>
-            </w:r>
-            <w:r>
-              <w:rPr>
-                <w:rFonts w:ascii="Calibri" w:hAnsi="Calibri" w:cs="Calibri"/>
-                <w:color w:val="000000" w:themeColor="text1"/>
-                <w:sz w:val="20"/>
-                <w:szCs w:val="20"/>
-              </w:rPr>
-              <w:t xml:space="preserve"> agent performance and user interaction data</w:t>
-            </w:r>
-            <w:r>
-              <w:rPr>
-                <w:rFonts w:ascii="Calibri" w:hAnsi="Calibri" w:cs="Calibri"/>
-                <w:color w:val="000000" w:themeColor="text1"/>
-                <w:sz w:val="20"/>
-                <w:szCs w:val="20"/>
-              </w:rPr>
-              <w:t xml:space="preserve">, and help them </w:t>
-            </w:r>
-            <w:r>
-              <w:rPr>
-                <w:rFonts w:ascii="Calibri" w:hAnsi="Calibri" w:cs="Calibri"/>
-                <w:color w:val="000000" w:themeColor="text1"/>
-                <w:sz w:val="20"/>
-                <w:szCs w:val="20"/>
-              </w:rPr>
-              <w:t xml:space="preserve">analyse and </w:t>
-            </w:r>
-            <w:r>
-              <w:rPr>
-                <w:rFonts w:ascii="Calibri" w:hAnsi="Calibri" w:cs="Calibri"/>
-                <w:color w:val="000000" w:themeColor="text1"/>
-                <w:sz w:val="20"/>
-                <w:szCs w:val="20"/>
-              </w:rPr>
-              <w:t xml:space="preserve">optimise agent logic to maximise </w:t>
-            </w:r>
-            <w:proofErr w:type="spellStart"/>
-            <w:r>
-              <w:rPr>
-                <w:rFonts w:ascii="Calibri" w:hAnsi="Calibri" w:cs="Calibri"/>
-                <w:color w:val="000000" w:themeColor="text1"/>
-                <w:sz w:val="20"/>
-                <w:szCs w:val="20"/>
-              </w:rPr>
-              <w:t>R</w:t>
-            </w:r>
-            <w:r>
-              <w:rPr>
-                <w:rFonts w:ascii="Calibri" w:hAnsi="Calibri" w:cs="Calibri"/>
-                <w:color w:val="000000" w:themeColor="text1"/>
-                <w:sz w:val="20"/>
-                <w:szCs w:val="20"/>
-              </w:rPr>
-              <w:t>o</w:t>
-            </w:r>
-            <w:r>
-              <w:rPr>
-                <w:rFonts w:ascii="Calibri" w:hAnsi="Calibri" w:cs="Calibri"/>
-                <w:color w:val="000000" w:themeColor="text1"/>
-                <w:sz w:val="20"/>
-                <w:szCs w:val="20"/>
-              </w:rPr>
-              <w:t>I</w:t>
-            </w:r>
-            <w:proofErr w:type="spellEnd"/>
-            <w:r>
-              <w:rPr>
-                <w:rFonts w:ascii="Calibri" w:hAnsi="Calibri" w:cs="Calibri"/>
-                <w:color w:val="000000" w:themeColor="text1"/>
-                <w:sz w:val="20"/>
-                <w:szCs w:val="20"/>
-              </w:rPr>
-              <w:t>.</w:t>
+              <w:t>provid</w:t>
+            </w:r>
+            <w:r>
+              <w:rPr>
+                <w:rFonts w:ascii="Calibri" w:hAnsi="Calibri" w:cs="Calibri"/>
+                <w:color w:val="000000" w:themeColor="text1"/>
+                <w:sz w:val="20"/>
+                <w:szCs w:val="20"/>
+              </w:rPr>
+              <w:t>ing</w:t>
+            </w:r>
+            <w:r>
+              <w:rPr>
+                <w:rFonts w:ascii="Calibri" w:hAnsi="Calibri" w:cs="Calibri"/>
+                <w:color w:val="000000" w:themeColor="text1"/>
+                <w:sz w:val="20"/>
+                <w:szCs w:val="20"/>
+              </w:rPr>
+              <w:t xml:space="preserve"> analytics on </w:t>
+            </w:r>
+            <w:r>
+              <w:rPr>
+                <w:rFonts w:ascii="Calibri" w:hAnsi="Calibri" w:cs="Calibri"/>
+                <w:b/>
+                <w:bCs/>
+                <w:color w:val="000000" w:themeColor="text1"/>
+                <w:sz w:val="20"/>
+                <w:szCs w:val="20"/>
+              </w:rPr>
+              <w:t>agent performance</w:t>
+            </w:r>
+            <w:r>
+              <w:rPr>
+                <w:rFonts w:ascii="Calibri" w:hAnsi="Calibri" w:cs="Calibri"/>
+                <w:color w:val="000000" w:themeColor="text1"/>
+                <w:sz w:val="20"/>
+                <w:szCs w:val="20"/>
+              </w:rPr>
+              <w:t>, call logs, and conversation insights</w:t>
+            </w:r>
+            <w:r>
+              <w:rPr>
+                <w:rFonts w:ascii="Calibri" w:hAnsi="Calibri" w:cs="Calibri"/>
+                <w:color w:val="000000" w:themeColor="text1"/>
+                <w:sz w:val="20"/>
+                <w:szCs w:val="20"/>
+              </w:rPr>
+              <w:t>,</w:t>
+            </w:r>
+            <w:r>
+              <w:rPr>
+                <w:rFonts w:ascii="Calibri" w:hAnsi="Calibri" w:cs="Calibri"/>
+                <w:color w:val="000000" w:themeColor="text1"/>
+                <w:sz w:val="20"/>
+                <w:szCs w:val="20"/>
+              </w:rPr>
+              <w:t xml:space="preserve"> </w:t>
+            </w:r>
+            <w:r>
+              <w:rPr>
+                <w:rFonts w:ascii="Calibri" w:hAnsi="Calibri" w:cs="Calibri"/>
+                <w:color w:val="000000" w:themeColor="text1"/>
+                <w:sz w:val="20"/>
+                <w:szCs w:val="20"/>
+              </w:rPr>
+              <w:t xml:space="preserve">enabling </w:t>
+            </w:r>
+            <w:r>
+              <w:rPr>
+                <w:rFonts w:ascii="Calibri" w:hAnsi="Calibri" w:cs="Calibri"/>
+                <w:color w:val="000000" w:themeColor="text1"/>
+                <w:sz w:val="20"/>
+                <w:szCs w:val="20"/>
+              </w:rPr>
+              <w:t>enterprise customers</w:t>
+            </w:r>
+            <w:r>
+              <w:rPr>
+                <w:rFonts w:ascii="Calibri" w:hAnsi="Calibri" w:cs="Calibri"/>
+                <w:color w:val="000000" w:themeColor="text1"/>
+                <w:sz w:val="20"/>
+                <w:szCs w:val="20"/>
+              </w:rPr>
+              <w:t xml:space="preserve"> to </w:t>
+            </w:r>
+            <w:r>
+              <w:rPr>
+                <w:rFonts w:ascii="Calibri" w:hAnsi="Calibri" w:cs="Calibri"/>
+                <w:color w:val="000000" w:themeColor="text1"/>
+                <w:sz w:val="20"/>
+                <w:szCs w:val="20"/>
+              </w:rPr>
+              <w:t>track key metrics</w:t>
+            </w:r>
+            <w:r>
+              <w:rPr>
+                <w:rFonts w:ascii="Calibri" w:hAnsi="Calibri" w:cs="Calibri"/>
+                <w:color w:val="000000" w:themeColor="text1"/>
+                <w:sz w:val="20"/>
+                <w:szCs w:val="20"/>
+              </w:rPr>
+              <w:t xml:space="preserve">, </w:t>
+            </w:r>
+            <w:r>
+              <w:rPr>
+                <w:rFonts w:ascii="Calibri" w:hAnsi="Calibri" w:cs="Calibri"/>
+                <w:color w:val="000000" w:themeColor="text1"/>
+                <w:sz w:val="20"/>
+                <w:szCs w:val="20"/>
+              </w:rPr>
+              <w:t>uncover patterns</w:t>
+            </w:r>
+            <w:r>
+              <w:rPr>
+                <w:rFonts w:ascii="Calibri" w:hAnsi="Calibri" w:cs="Calibri"/>
+                <w:color w:val="000000" w:themeColor="text1"/>
+                <w:sz w:val="20"/>
+                <w:szCs w:val="20"/>
+              </w:rPr>
+              <w:t xml:space="preserve"> </w:t>
+            </w:r>
+            <w:r>
+              <w:rPr>
+                <w:rFonts w:ascii="Calibri" w:hAnsi="Calibri" w:cs="Calibri"/>
+                <w:color w:val="000000" w:themeColor="text1"/>
+                <w:sz w:val="20"/>
+                <w:szCs w:val="20"/>
+              </w:rPr>
+              <w:t>and</w:t>
+            </w:r>
+            <w:r>
+              <w:rPr>
+                <w:rFonts w:ascii="Calibri" w:hAnsi="Calibri" w:cs="Calibri"/>
+                <w:color w:val="000000" w:themeColor="text1"/>
+                <w:sz w:val="20"/>
+                <w:szCs w:val="20"/>
+              </w:rPr>
+              <w:t xml:space="preserve"> </w:t>
+            </w:r>
+            <w:r>
+              <w:rPr>
+                <w:rFonts w:ascii="Calibri" w:hAnsi="Calibri" w:cs="Calibri"/>
+                <w:color w:val="000000" w:themeColor="text1"/>
+                <w:sz w:val="20"/>
+                <w:szCs w:val="20"/>
+              </w:rPr>
+              <w:t xml:space="preserve">optimise agent logic </w:t>
+            </w:r>
+            <w:r>
+              <w:rPr>
+                <w:rFonts w:ascii="Calibri" w:hAnsi="Calibri" w:cs="Calibri"/>
+                <w:color w:val="000000" w:themeColor="text1"/>
+                <w:sz w:val="20"/>
+                <w:szCs w:val="20"/>
+              </w:rPr>
+              <w:t>to</w:t>
+            </w:r>
+            <w:r>
+              <w:rPr>
+                <w:rFonts w:ascii="Calibri" w:hAnsi="Calibri" w:cs="Calibri"/>
+                <w:color w:val="000000" w:themeColor="text1"/>
+                <w:sz w:val="20"/>
+                <w:szCs w:val="20"/>
+              </w:rPr>
+              <w:t xml:space="preserve"> </w:t>
+            </w:r>
+            <w:r>
+              <w:rPr>
+                <w:rFonts w:ascii="Calibri" w:hAnsi="Calibri" w:cs="Calibri"/>
+                <w:b/>
+                <w:bCs/>
+                <w:color w:val="000000" w:themeColor="text1"/>
+                <w:sz w:val="20"/>
+                <w:szCs w:val="20"/>
+              </w:rPr>
+              <w:t>maximise RoI</w:t>
             </w:r>
           </w:p>
           <w:p>
@@ -1918,43 +2263,85 @@
                 <w:sz w:val="20"/>
                 <w:szCs w:val="20"/>
               </w:rPr>
-              <w:t xml:space="preserve">Designed and </w:t>
-            </w:r>
-            <w:r>
-              <w:rPr>
-                <w:rFonts w:ascii="Calibri" w:hAnsi="Calibri" w:cs="Calibri"/>
-                <w:color w:val="000000" w:themeColor="text1"/>
-                <w:sz w:val="20"/>
-                <w:szCs w:val="20"/>
-              </w:rPr>
-              <w:t>optimised</w:t>
-            </w:r>
-            <w:r>
-              <w:rPr>
-                <w:rFonts w:ascii="Calibri" w:hAnsi="Calibri" w:cs="Calibri"/>
-                <w:color w:val="000000" w:themeColor="text1"/>
-                <w:sz w:val="20"/>
-                <w:szCs w:val="20"/>
-              </w:rPr>
-              <w:t xml:space="preserve"> API</w:t>
-            </w:r>
-            <w:r>
-              <w:rPr>
-                <w:rFonts w:ascii="Calibri" w:hAnsi="Calibri" w:cs="Calibri"/>
-                <w:color w:val="000000" w:themeColor="text1"/>
-                <w:sz w:val="20"/>
-                <w:szCs w:val="20"/>
-              </w:rPr>
-              <w:t>s</w:t>
-            </w:r>
-            <w:r>
-              <w:rPr>
-                <w:rFonts w:ascii="Calibri" w:hAnsi="Calibri" w:cs="Calibri"/>
-                <w:color w:val="000000" w:themeColor="text1"/>
-                <w:sz w:val="20"/>
-                <w:szCs w:val="20"/>
-              </w:rPr>
-              <w:t xml:space="preserve"> to restructure data fetching logic</w:t>
+              <w:t xml:space="preserve">Designed </w:t>
+            </w:r>
+            <w:r>
+              <w:rPr>
+                <w:rFonts w:ascii="Calibri" w:hAnsi="Calibri" w:cs="Calibri"/>
+                <w:color w:val="000000" w:themeColor="text1"/>
+                <w:sz w:val="20"/>
+                <w:szCs w:val="20"/>
+              </w:rPr>
+              <w:t xml:space="preserve">FastAPI endpoints </w:t>
+            </w:r>
+            <w:r>
+              <w:rPr>
+                <w:rFonts w:ascii="Calibri" w:hAnsi="Calibri" w:cs="Calibri"/>
+                <w:color w:val="000000" w:themeColor="text1"/>
+                <w:sz w:val="20"/>
+                <w:szCs w:val="20"/>
+              </w:rPr>
+              <w:t>and optimised</w:t>
+            </w:r>
+            <w:r>
+              <w:rPr>
+                <w:rFonts w:ascii="Calibri" w:hAnsi="Calibri" w:cs="Calibri"/>
+                <w:color w:val="000000" w:themeColor="text1"/>
+                <w:sz w:val="20"/>
+                <w:szCs w:val="20"/>
+              </w:rPr>
+              <w:t xml:space="preserve"> </w:t>
+            </w:r>
+            <w:r>
+              <w:rPr>
+                <w:rFonts w:ascii="Calibri" w:hAnsi="Calibri" w:cs="Calibri"/>
+                <w:color w:val="000000" w:themeColor="text1"/>
+                <w:sz w:val="20"/>
+                <w:szCs w:val="20"/>
+              </w:rPr>
+              <w:t xml:space="preserve">redundant </w:t>
+            </w:r>
+            <w:r>
+              <w:rPr>
+                <w:rFonts w:ascii="Calibri" w:hAnsi="Calibri" w:cs="Calibri"/>
+                <w:color w:val="000000" w:themeColor="text1"/>
+                <w:sz w:val="20"/>
+                <w:szCs w:val="20"/>
+              </w:rPr>
+              <w:t xml:space="preserve">API calls </w:t>
+            </w:r>
+            <w:r>
+              <w:rPr>
+                <w:rFonts w:ascii="Calibri" w:hAnsi="Calibri" w:cs="Calibri"/>
+                <w:b/>
+                <w:bCs/>
+                <w:color w:val="000000" w:themeColor="text1"/>
+                <w:sz w:val="20"/>
+                <w:szCs w:val="20"/>
+              </w:rPr>
+              <w:t xml:space="preserve">by </w:t>
+            </w:r>
+            <w:r>
+              <w:rPr>
+                <w:rFonts w:ascii="Calibri" w:hAnsi="Calibri" w:cs="Calibri"/>
+                <w:b/>
+                <w:bCs/>
+                <w:color w:val="000000" w:themeColor="text1"/>
+                <w:sz w:val="20"/>
+                <w:szCs w:val="20"/>
+              </w:rPr>
+              <w:t>~8</w:t>
+            </w:r>
+            <w:r>
+              <w:rPr>
+                <w:rFonts w:ascii="Calibri" w:hAnsi="Calibri" w:cs="Calibri"/>
+                <w:b/>
+                <w:bCs/>
+                <w:color w:val="000000" w:themeColor="text1"/>
+                <w:sz w:val="20"/>
+                <w:szCs w:val="20"/>
+              </w:rPr>
+              <w:t>0%</w:t>
             </w:r>
             <w:r>
               <w:rPr>
@@ -1972,7 +2359,43 @@
                 <w:sz w:val="20"/>
                 <w:szCs w:val="20"/>
               </w:rPr>
-              <w:t xml:space="preserve"> improving frontend loading times.</w:t>
+              <w:t xml:space="preserve"> </w:t>
+            </w:r>
+            <w:r>
+              <w:rPr>
+                <w:rFonts w:ascii="Calibri" w:hAnsi="Calibri" w:cs="Calibri"/>
+                <w:color w:val="000000" w:themeColor="text1"/>
+                <w:sz w:val="20"/>
+                <w:szCs w:val="20"/>
+              </w:rPr>
+              <w:t>improving</w:t>
+            </w:r>
+            <w:r>
+              <w:rPr>
+                <w:rFonts w:ascii="Calibri" w:hAnsi="Calibri" w:cs="Calibri"/>
+                <w:color w:val="000000" w:themeColor="text1"/>
+                <w:sz w:val="20"/>
+                <w:szCs w:val="20"/>
+              </w:rPr>
+              <w:t xml:space="preserve"> </w:t>
+            </w:r>
+            <w:r>
+              <w:rPr>
+                <w:rFonts w:ascii="Calibri" w:hAnsi="Calibri" w:cs="Calibri"/>
+                <w:color w:val="000000" w:themeColor="text1"/>
+                <w:sz w:val="20"/>
+                <w:szCs w:val="20"/>
+              </w:rPr>
+              <w:t xml:space="preserve">frontend </w:t>
+            </w:r>
+            <w:r>
+              <w:rPr>
+                <w:rFonts w:ascii="Calibri" w:hAnsi="Calibri" w:cs="Calibri"/>
+                <w:color w:val="000000" w:themeColor="text1"/>
+                <w:sz w:val="20"/>
+                <w:szCs w:val="20"/>
+              </w:rPr>
+              <w:t>load times.</w:t>
             </w:r>
           </w:p>
           <w:p>
@@ -1996,16 +2419,125 @@
                 <w:sz w:val="20"/>
                 <w:szCs w:val="20"/>
               </w:rPr>
-              <w:t>Implemented CSV export pipeline</w:t>
-            </w:r>
-            <w:r>
-              <w:rPr>
-                <w:rFonts w:ascii="Calibri" w:hAnsi="Calibri" w:cs="Calibri"/>
-                <w:color w:val="000000" w:themeColor="text1"/>
-                <w:sz w:val="20"/>
-                <w:szCs w:val="20"/>
-              </w:rPr>
-              <w:t xml:space="preserve"> capturing end-to-end agent performance, from call initiation to data extraction for custom date ranges to facilitate offline analysis.</w:t>
+              <w:t xml:space="preserve">Implemented </w:t>
+            </w:r>
+            <w:r>
+              <w:rPr>
+                <w:rFonts w:ascii="Calibri" w:hAnsi="Calibri" w:cs="Calibri"/>
+                <w:b/>
+                <w:bCs/>
+                <w:color w:val="000000" w:themeColor="text1"/>
+                <w:sz w:val="20"/>
+                <w:szCs w:val="20"/>
+              </w:rPr>
+              <w:t>CSV export pipeline</w:t>
+            </w:r>
+            <w:r>
+              <w:rPr>
+                <w:rFonts w:ascii="Calibri" w:hAnsi="Calibri" w:cs="Calibri"/>
+                <w:color w:val="000000" w:themeColor="text1"/>
+                <w:sz w:val="20"/>
+                <w:szCs w:val="20"/>
+              </w:rPr>
+              <w:t xml:space="preserve"> capturing end-to-end agent performance</w:t>
+            </w:r>
+            <w:r>
+              <w:rPr>
+                <w:rFonts w:ascii="Calibri" w:hAnsi="Calibri" w:cs="Calibri"/>
+                <w:color w:val="000000" w:themeColor="text1"/>
+                <w:sz w:val="20"/>
+                <w:szCs w:val="20"/>
+              </w:rPr>
+              <w:t xml:space="preserve"> and data</w:t>
+            </w:r>
+            <w:r>
+              <w:rPr>
+                <w:rFonts w:ascii="Calibri" w:hAnsi="Calibri" w:cs="Calibri"/>
+                <w:color w:val="000000" w:themeColor="text1"/>
+                <w:sz w:val="20"/>
+                <w:szCs w:val="20"/>
+              </w:rPr>
+              <w:t xml:space="preserve"> for </w:t>
+            </w:r>
+            <w:r>
+              <w:rPr>
+                <w:rFonts w:ascii="Calibri" w:hAnsi="Calibri" w:cs="Calibri"/>
+                <w:color w:val="000000" w:themeColor="text1"/>
+                <w:sz w:val="20"/>
+                <w:szCs w:val="20"/>
+              </w:rPr>
+              <w:t xml:space="preserve">a </w:t>
+            </w:r>
+            <w:r>
+              <w:rPr>
+                <w:rFonts w:ascii="Calibri" w:hAnsi="Calibri" w:cs="Calibri"/>
+                <w:color w:val="000000" w:themeColor="text1"/>
+                <w:sz w:val="20"/>
+                <w:szCs w:val="20"/>
+              </w:rPr>
+              <w:t>custom date</w:t>
+            </w:r>
+            <w:r>
+              <w:rPr>
+                <w:rFonts w:ascii="Calibri" w:hAnsi="Calibri" w:cs="Calibri"/>
+                <w:color w:val="000000" w:themeColor="text1"/>
+                <w:sz w:val="20"/>
+                <w:szCs w:val="20"/>
+              </w:rPr>
+              <w:t xml:space="preserve"> range</w:t>
+            </w:r>
+            <w:r>
+              <w:rPr>
+                <w:rFonts w:ascii="Calibri" w:hAnsi="Calibri" w:cs="Calibri"/>
+                <w:color w:val="000000" w:themeColor="text1"/>
+                <w:sz w:val="20"/>
+                <w:szCs w:val="20"/>
+              </w:rPr>
+              <w:t>.</w:t>
+            </w:r>
+          </w:p>
+          <w:p>
+            <w:pPr>
+              <w:pStyle w:val="NoSpacing"/>
+              <w:numPr>
+                <w:ilvl w:val="0"/>
+                <w:numId w:val="16"/>
+              </w:numPr>
+              <w:rPr>
+                <w:rFonts w:ascii="Calibri" w:hAnsi="Calibri" w:cs="Calibri"/>
+                <w:color w:val="000000" w:themeColor="text1"/>
+                <w:sz w:val="20"/>
+                <w:szCs w:val="20"/>
+              </w:rPr>
+            </w:pPr>
+            <w:r>
+              <w:rPr>
+                <w:rFonts w:ascii="Calibri" w:hAnsi="Calibri" w:cs="Calibri"/>
+                <w:color w:val="000000" w:themeColor="text1"/>
+                <w:sz w:val="20"/>
+                <w:szCs w:val="20"/>
+              </w:rPr>
+              <w:t xml:space="preserve">Designed a </w:t>
+            </w:r>
+            <w:r>
+              <w:rPr>
+                <w:rFonts w:ascii="Calibri" w:hAnsi="Calibri" w:cs="Calibri"/>
+                <w:b/>
+                <w:bCs/>
+                <w:color w:val="000000" w:themeColor="text1"/>
+                <w:sz w:val="20"/>
+                <w:szCs w:val="20"/>
+              </w:rPr>
+              <w:t>Text-to-SQL pipeline (LangChain)</w:t>
+            </w:r>
+            <w:r>
+              <w:rPr>
+                <w:rFonts w:ascii="Calibri" w:hAnsi="Calibri" w:cs="Calibri"/>
+                <w:color w:val="000000" w:themeColor="text1"/>
+                <w:sz w:val="20"/>
+                <w:szCs w:val="20"/>
+              </w:rPr>
+              <w:t xml:space="preserve"> to answer natural language analytics queries over PostgreSQL.</w:t>
             </w:r>
           </w:p>
         </w:tc>
@@ -2136,7 +2668,7 @@
         <w:tc>
           <w:tcPr>
             <w:tcW w:w="9348" w:type="dxa"/>
-            <w:gridSpan w:val="7"/>
+            <w:gridSpan w:val="9"/>
             <w:shd w:val="clear" w:color="auto" w:fill="FFFFFF" w:themeFill="background1"/>
           </w:tcPr>
           <w:p>
@@ -2160,7 +2692,81 @@
                 <w:sz w:val="20"/>
                 <w:szCs w:val="20"/>
               </w:rPr>
-              <w:t>Developed and optimised 20+ quantitative models (alphas) across global financial markets.</w:t>
+              <w:t xml:space="preserve">Developed </w:t>
+            </w:r>
+            <w:r>
+              <w:rPr>
+                <w:rFonts w:ascii="Calibri" w:hAnsi="Calibri" w:cs="Calibri"/>
+                <w:b/>
+                <w:bCs/>
+                <w:color w:val="000000" w:themeColor="text1"/>
+                <w:sz w:val="20"/>
+                <w:szCs w:val="20"/>
+              </w:rPr>
+              <w:t xml:space="preserve">20+ </w:t>
+            </w:r>
+            <w:r>
+              <w:rPr>
+                <w:rFonts w:ascii="Calibri" w:hAnsi="Calibri" w:cs="Calibri"/>
+                <w:b/>
+                <w:bCs/>
+                <w:color w:val="000000" w:themeColor="text1"/>
+                <w:sz w:val="20"/>
+                <w:szCs w:val="20"/>
+              </w:rPr>
+              <w:t>quantitative models (</w:t>
+            </w:r>
+            <w:r>
+              <w:rPr>
+                <w:rFonts w:ascii="Calibri" w:hAnsi="Calibri" w:cs="Calibri"/>
+                <w:b/>
+                <w:bCs/>
+                <w:color w:val="000000" w:themeColor="text1"/>
+                <w:sz w:val="20"/>
+                <w:szCs w:val="20"/>
+              </w:rPr>
+              <w:t>alphas</w:t>
+            </w:r>
+            <w:r>
+              <w:rPr>
+                <w:rFonts w:ascii="Calibri" w:hAnsi="Calibri" w:cs="Calibri"/>
+                <w:b/>
+                <w:bCs/>
+                <w:color w:val="000000" w:themeColor="text1"/>
+                <w:sz w:val="20"/>
+                <w:szCs w:val="20"/>
+              </w:rPr>
+              <w:t>)</w:t>
+            </w:r>
+            <w:r>
+              <w:rPr>
+                <w:rFonts w:ascii="Calibri" w:hAnsi="Calibri" w:cs="Calibri"/>
+                <w:color w:val="000000" w:themeColor="text1"/>
+                <w:sz w:val="20"/>
+                <w:szCs w:val="20"/>
+              </w:rPr>
+              <w:t xml:space="preserve"> across global markets</w:t>
+            </w:r>
+            <w:r>
+              <w:rPr>
+                <w:rFonts w:ascii="Calibri" w:hAnsi="Calibri" w:cs="Calibri"/>
+                <w:color w:val="000000" w:themeColor="text1"/>
+                <w:sz w:val="20"/>
+                <w:szCs w:val="20"/>
+              </w:rPr>
+              <w:t>,</w:t>
+            </w:r>
+            <w:r>
+              <w:t xml:space="preserve"> </w:t>
+            </w:r>
+            <w:r>
+              <w:rPr>
+                <w:rFonts w:ascii="Calibri" w:hAnsi="Calibri" w:cs="Calibri"/>
+                <w:color w:val="000000" w:themeColor="text1"/>
+                <w:sz w:val="20"/>
+                <w:szCs w:val="20"/>
+              </w:rPr>
+              <w:t>targeting statistically significant patterns.</w:t>
             </w:r>
           </w:p>
           <w:p>
@@ -2172,50 +2778,6 @@
               </w:numPr>
               <w:rPr>
                 <w:rFonts w:ascii="Calibri" w:hAnsi="Calibri" w:cs="Calibri"/>
-                <w:color w:val="000000" w:themeColor="text1"/>
-                <w:sz w:val="20"/>
-                <w:szCs w:val="20"/>
-              </w:rPr>
-            </w:pPr>
-            <w:r>
-              <w:rPr>
-                <w:rFonts w:ascii="Calibri" w:hAnsi="Calibri" w:cs="Calibri"/>
-                <w:color w:val="000000" w:themeColor="text1"/>
-                <w:sz w:val="20"/>
-                <w:szCs w:val="20"/>
-              </w:rPr>
-              <w:t xml:space="preserve">Applied robust statistical techniques to refine models and to optimise the </w:t>
-            </w:r>
-            <w:proofErr w:type="spellStart"/>
-            <w:r>
-              <w:rPr>
-                <w:rFonts w:ascii="Calibri" w:hAnsi="Calibri" w:cs="Calibri"/>
-                <w:color w:val="000000" w:themeColor="text1"/>
-                <w:sz w:val="20"/>
-                <w:szCs w:val="20"/>
-              </w:rPr>
-              <w:t>sharpe</w:t>
-            </w:r>
-            <w:proofErr w:type="spellEnd"/>
-            <w:r>
-              <w:rPr>
-                <w:rFonts w:ascii="Calibri" w:hAnsi="Calibri" w:cs="Calibri"/>
-                <w:color w:val="000000" w:themeColor="text1"/>
-                <w:sz w:val="20"/>
-                <w:szCs w:val="20"/>
-              </w:rPr>
-              <w:t xml:space="preserve"> ratio and turnover. </w:t>
-            </w:r>
-          </w:p>
-          <w:p>
-            <w:pPr>
-              <w:pStyle w:val="NoSpacing"/>
-              <w:numPr>
-                <w:ilvl w:val="0"/>
-                <w:numId w:val="20"/>
-              </w:numPr>
-              <w:rPr>
-                <w:rFonts w:ascii="Calibri" w:hAnsi="Calibri" w:cs="Calibri"/>
                 <w:i/>
                 <w:iCs/>
                 <w:color w:val="000000" w:themeColor="text1"/>
@@ -2230,7 +2792,148 @@
                 <w:sz w:val="20"/>
                 <w:szCs w:val="20"/>
               </w:rPr>
-              <w:t>Designed long-short market-neutral alphas to minimise volatility and enhance performance.</w:t>
+              <w:t xml:space="preserve">Optimised </w:t>
+            </w:r>
+            <w:r>
+              <w:rPr>
+                <w:rFonts w:ascii="Calibri" w:hAnsi="Calibri" w:cs="Calibri"/>
+                <w:color w:val="000000" w:themeColor="text1"/>
+                <w:sz w:val="20"/>
+                <w:szCs w:val="20"/>
+              </w:rPr>
+              <w:t xml:space="preserve">and refined long-short neutral </w:t>
+            </w:r>
+            <w:r>
+              <w:rPr>
+                <w:rFonts w:ascii="Calibri" w:hAnsi="Calibri" w:cs="Calibri"/>
+                <w:color w:val="000000" w:themeColor="text1"/>
+                <w:sz w:val="20"/>
+                <w:szCs w:val="20"/>
+              </w:rPr>
+              <w:t xml:space="preserve">alpha signals to </w:t>
+            </w:r>
+            <w:r>
+              <w:rPr>
+                <w:rFonts w:ascii="Calibri" w:hAnsi="Calibri" w:cs="Calibri"/>
+                <w:color w:val="000000" w:themeColor="text1"/>
+                <w:sz w:val="20"/>
+                <w:szCs w:val="20"/>
+              </w:rPr>
+              <w:t>meet preset criteria by achieving</w:t>
+            </w:r>
+            <w:r>
+              <w:rPr>
+                <w:rFonts w:ascii="Calibri" w:hAnsi="Calibri" w:cs="Calibri"/>
+                <w:color w:val="000000" w:themeColor="text1"/>
+                <w:sz w:val="20"/>
+                <w:szCs w:val="20"/>
+              </w:rPr>
+              <w:t xml:space="preserve"> </w:t>
+            </w:r>
+            <w:r>
+              <w:rPr>
+                <w:rFonts w:ascii="Calibri" w:hAnsi="Calibri" w:cs="Calibri"/>
+                <w:b/>
+                <w:bCs/>
+                <w:color w:val="000000" w:themeColor="text1"/>
+                <w:sz w:val="20"/>
+                <w:szCs w:val="20"/>
+              </w:rPr>
+              <w:t>stabilised portfolio</w:t>
+            </w:r>
+            <w:r>
+              <w:rPr>
+                <w:rFonts w:ascii="Calibri" w:hAnsi="Calibri" w:cs="Calibri"/>
+                <w:color w:val="000000" w:themeColor="text1"/>
+                <w:sz w:val="20"/>
+                <w:szCs w:val="20"/>
+              </w:rPr>
+              <w:t xml:space="preserve"> gains</w:t>
+            </w:r>
+            <w:r>
+              <w:rPr>
+                <w:rFonts w:ascii="Calibri" w:hAnsi="Calibri" w:cs="Calibri"/>
+                <w:color w:val="000000" w:themeColor="text1"/>
+                <w:sz w:val="20"/>
+                <w:szCs w:val="20"/>
+              </w:rPr>
+              <w:t xml:space="preserve"> (maximising </w:t>
+            </w:r>
+            <w:r>
+              <w:rPr>
+                <w:rFonts w:ascii="Calibri" w:hAnsi="Calibri" w:cs="Calibri"/>
+                <w:b/>
+                <w:bCs/>
+                <w:color w:val="000000" w:themeColor="text1"/>
+                <w:sz w:val="20"/>
+                <w:szCs w:val="20"/>
+              </w:rPr>
+              <w:t>Sharpe ratio</w:t>
+            </w:r>
+            <w:r>
+              <w:rPr>
+                <w:rFonts w:ascii="Calibri" w:hAnsi="Calibri" w:cs="Calibri"/>
+                <w:color w:val="000000" w:themeColor="text1"/>
+                <w:sz w:val="20"/>
+                <w:szCs w:val="20"/>
+              </w:rPr>
+              <w:t>)</w:t>
+            </w:r>
+            <w:r>
+              <w:rPr>
+                <w:rFonts w:ascii="Calibri" w:hAnsi="Calibri" w:cs="Calibri"/>
+                <w:color w:val="000000" w:themeColor="text1"/>
+                <w:sz w:val="20"/>
+                <w:szCs w:val="20"/>
+              </w:rPr>
+              <w:t xml:space="preserve">, focusing on </w:t>
+            </w:r>
+            <w:r>
+              <w:rPr>
+                <w:rFonts w:ascii="Calibri" w:hAnsi="Calibri" w:cs="Calibri"/>
+                <w:color w:val="000000" w:themeColor="text1"/>
+                <w:sz w:val="20"/>
+                <w:szCs w:val="20"/>
+              </w:rPr>
+              <w:t>reducing</w:t>
+            </w:r>
+            <w:r>
+              <w:rPr>
+                <w:rFonts w:ascii="Calibri" w:hAnsi="Calibri" w:cs="Calibri"/>
+                <w:b/>
+                <w:bCs/>
+                <w:color w:val="000000" w:themeColor="text1"/>
+                <w:sz w:val="20"/>
+                <w:szCs w:val="20"/>
+              </w:rPr>
+              <w:t xml:space="preserve"> drawdowns</w:t>
+            </w:r>
+            <w:r>
+              <w:rPr>
+                <w:rFonts w:ascii="Calibri" w:hAnsi="Calibri" w:cs="Calibri"/>
+                <w:color w:val="000000" w:themeColor="text1"/>
+                <w:sz w:val="20"/>
+                <w:szCs w:val="20"/>
+              </w:rPr>
+              <w:t xml:space="preserve"> and turnover</w:t>
+            </w:r>
+            <w:r>
+              <w:rPr>
+                <w:rFonts w:ascii="Calibri" w:hAnsi="Calibri" w:cs="Calibri"/>
+                <w:color w:val="000000" w:themeColor="text1"/>
+                <w:sz w:val="20"/>
+                <w:szCs w:val="20"/>
+              </w:rPr>
+              <w:t xml:space="preserve"> in the US financial market</w:t>
+            </w:r>
+            <w:r>
+              <w:rPr>
+                <w:rFonts w:ascii="Calibri" w:hAnsi="Calibri" w:cs="Calibri"/>
+                <w:color w:val="000000" w:themeColor="text1"/>
+                <w:sz w:val="20"/>
+                <w:szCs w:val="20"/>
+              </w:rPr>
+              <w:t>.</w:t>
             </w:r>
           </w:p>
         </w:tc>
@@ -2239,7 +2942,7 @@
         <w:tc>
           <w:tcPr>
             <w:tcW w:w="11328" w:type="dxa"/>
-            <w:gridSpan w:val="8"/>
+            <w:gridSpan w:val="10"/>
             <w:shd w:val="clear" w:color="auto" w:fill="215E99" w:themeFill="text2" w:themeFillTint="BF"/>
           </w:tcPr>
           <w:p>
@@ -2276,6 +2979,461 @@
                 <w:szCs w:val="20"/>
               </w:rPr>
               <w:t>ROJECTS</w:t>
+            </w:r>
+          </w:p>
+        </w:tc>
+      </w:tr>
+      <w:tr>
+        <w:trPr>
+          <w:trHeight w:val="175"/>
+        </w:trPr>
+        <w:tc>
+          <w:tcPr>
+            <w:tcW w:w="1980" w:type="dxa"/>
+            <w:shd w:val="clear" w:color="auto" w:fill="A5C9EB" w:themeFill="text2" w:themeFillTint="40"/>
+            <w:vAlign w:val="center"/>
+          </w:tcPr>
+          <w:p>
+            <w:pPr>
+              <w:pStyle w:val="NoSpacing"/>
+              <w:tabs>
+                <w:tab w:val="left" w:pos="6584"/>
+              </w:tabs>
+              <w:jc w:val="center"/>
+              <w:rPr>
+                <w:rFonts w:ascii="Calibri" w:hAnsi="Calibri" w:cs="Calibri"/>
+                <w:b/>
+                <w:bCs/>
+                <w:sz w:val="20"/>
+                <w:szCs w:val="20"/>
+              </w:rPr>
+            </w:pPr>
+            <w:r>
+              <w:rPr>
+                <w:rFonts w:ascii="Calibri" w:hAnsi="Calibri" w:cs="Calibri"/>
+                <w:b/>
+                <w:bCs/>
+                <w:sz w:val="20"/>
+                <w:szCs w:val="20"/>
+              </w:rPr>
+              <w:t>Othello Bot</w:t>
+            </w:r>
+          </w:p>
+          <w:p>
+            <w:pPr>
+              <w:pStyle w:val="NoSpacing"/>
+              <w:tabs>
+                <w:tab w:val="left" w:pos="6584"/>
+              </w:tabs>
+              <w:jc w:val="center"/>
+              <w:rPr>
+                <w:rFonts w:ascii="Calibri" w:hAnsi="Calibri" w:cs="Calibri"/>
+                <w:sz w:val="20"/>
+                <w:szCs w:val="20"/>
+              </w:rPr>
+            </w:pPr>
+            <w:r>
+              <w:rPr>
+                <w:rFonts w:ascii="Calibri" w:hAnsi="Calibri" w:cs="Calibri"/>
+                <w:i/>
+                <w:iCs/>
+                <w:sz w:val="20"/>
+                <w:szCs w:val="20"/>
+              </w:rPr>
+              <w:t>Game-playing</w:t>
+            </w:r>
+            <w:r>
+              <w:rPr>
+                <w:rFonts w:ascii="Calibri" w:hAnsi="Calibri" w:cs="Calibri"/>
+                <w:i/>
+                <w:iCs/>
+                <w:sz w:val="20"/>
+                <w:szCs w:val="20"/>
+              </w:rPr>
+              <w:t xml:space="preserve"> AI</w:t>
+            </w:r>
+          </w:p>
+        </w:tc>
+        <w:tc>
+          <w:tcPr>
+            <w:tcW w:w="9348" w:type="dxa"/>
+            <w:gridSpan w:val="9"/>
+            <w:shd w:val="clear" w:color="auto" w:fill="FFFFFF" w:themeFill="background1"/>
+          </w:tcPr>
+          <w:p>
+            <w:pPr>
+              <w:pStyle w:val="ListParagraph"/>
+              <w:numPr>
+                <w:ilvl w:val="0"/>
+                <w:numId w:val="23"/>
+              </w:numPr>
+              <w:rPr>
+                <w:rFonts w:ascii="Calibri" w:hAnsi="Calibri" w:cs="Calibri"/>
+                <w:sz w:val="20"/>
+                <w:szCs w:val="20"/>
+              </w:rPr>
+            </w:pPr>
+            <w:r>
+              <w:rPr>
+                <w:rFonts w:ascii="Calibri" w:hAnsi="Calibri" w:cs="Calibri"/>
+                <w:sz w:val="20"/>
+                <w:szCs w:val="20"/>
+              </w:rPr>
+              <w:t>Developed</w:t>
+            </w:r>
+            <w:r>
+              <w:rPr>
+                <w:rFonts w:ascii="Calibri" w:hAnsi="Calibri" w:cs="Calibri"/>
+                <w:sz w:val="20"/>
+                <w:szCs w:val="20"/>
+              </w:rPr>
+              <w:t xml:space="preserve"> a modular, </w:t>
+            </w:r>
+            <w:r>
+              <w:rPr>
+                <w:rFonts w:ascii="Calibri" w:hAnsi="Calibri" w:cs="Calibri"/>
+                <w:b/>
+                <w:bCs/>
+                <w:sz w:val="20"/>
+                <w:szCs w:val="20"/>
+              </w:rPr>
+              <w:t>object-oriented</w:t>
+            </w:r>
+            <w:r>
+              <w:rPr>
+                <w:rFonts w:ascii="Calibri" w:hAnsi="Calibri" w:cs="Calibri"/>
+                <w:sz w:val="20"/>
+                <w:szCs w:val="20"/>
+              </w:rPr>
+              <w:t xml:space="preserve"> </w:t>
+            </w:r>
+            <w:r>
+              <w:rPr>
+                <w:rFonts w:ascii="Calibri" w:hAnsi="Calibri" w:cs="Calibri"/>
+                <w:sz w:val="20"/>
+                <w:szCs w:val="20"/>
+              </w:rPr>
+              <w:t>Othello</w:t>
+            </w:r>
+            <w:r>
+              <w:rPr>
+                <w:rFonts w:ascii="Calibri" w:hAnsi="Calibri" w:cs="Calibri"/>
+                <w:sz w:val="20"/>
+                <w:szCs w:val="20"/>
+              </w:rPr>
+              <w:t xml:space="preserve"> engine </w:t>
+            </w:r>
+            <w:r>
+              <w:rPr>
+                <w:rFonts w:ascii="Calibri" w:hAnsi="Calibri" w:cs="Calibri"/>
+                <w:sz w:val="20"/>
+                <w:szCs w:val="20"/>
+              </w:rPr>
+              <w:t>with</w:t>
+            </w:r>
+            <w:r>
+              <w:rPr>
+                <w:rFonts w:ascii="Calibri" w:hAnsi="Calibri" w:cs="Calibri"/>
+                <w:sz w:val="20"/>
+                <w:szCs w:val="20"/>
+              </w:rPr>
+              <w:t xml:space="preserve"> a </w:t>
+            </w:r>
+            <w:r>
+              <w:rPr>
+                <w:rFonts w:ascii="Calibri" w:hAnsi="Calibri" w:cs="Calibri"/>
+                <w:b/>
+                <w:bCs/>
+                <w:sz w:val="20"/>
+                <w:szCs w:val="20"/>
+              </w:rPr>
+              <w:t>Pygame</w:t>
+            </w:r>
+            <w:r>
+              <w:rPr>
+                <w:rFonts w:ascii="Calibri" w:hAnsi="Calibri" w:cs="Calibri"/>
+                <w:b/>
+                <w:bCs/>
+                <w:sz w:val="20"/>
+                <w:szCs w:val="20"/>
+              </w:rPr>
+              <w:t xml:space="preserve"> GUI</w:t>
+            </w:r>
+            <w:r>
+              <w:rPr>
+                <w:rFonts w:ascii="Calibri" w:hAnsi="Calibri" w:cs="Calibri"/>
+                <w:sz w:val="20"/>
+                <w:szCs w:val="20"/>
+              </w:rPr>
+              <w:t xml:space="preserve"> and headless testing </w:t>
+            </w:r>
+            <w:r>
+              <w:rPr>
+                <w:rFonts w:ascii="Calibri" w:hAnsi="Calibri" w:cs="Calibri"/>
+                <w:sz w:val="20"/>
+                <w:szCs w:val="20"/>
+              </w:rPr>
+              <w:t>framewor</w:t>
+            </w:r>
+            <w:r>
+              <w:rPr>
+                <w:rFonts w:ascii="Calibri" w:hAnsi="Calibri" w:cs="Calibri"/>
+                <w:sz w:val="20"/>
+                <w:szCs w:val="20"/>
+              </w:rPr>
+              <w:t>k.</w:t>
+            </w:r>
+          </w:p>
+          <w:p>
+            <w:pPr>
+              <w:pStyle w:val="ListParagraph"/>
+              <w:numPr>
+                <w:ilvl w:val="0"/>
+                <w:numId w:val="23"/>
+              </w:numPr>
+              <w:rPr>
+                <w:rFonts w:ascii="Calibri" w:hAnsi="Calibri" w:cs="Calibri"/>
+                <w:sz w:val="20"/>
+                <w:szCs w:val="20"/>
+              </w:rPr>
+            </w:pPr>
+            <w:r>
+              <w:rPr>
+                <w:rFonts w:ascii="Calibri" w:hAnsi="Calibri" w:cs="Calibri"/>
+                <w:sz w:val="20"/>
+                <w:szCs w:val="20"/>
+              </w:rPr>
+              <w:t>Employed</w:t>
+            </w:r>
+            <w:r>
+              <w:rPr>
+                <w:rFonts w:ascii="Calibri" w:hAnsi="Calibri" w:cs="Calibri"/>
+                <w:sz w:val="20"/>
+                <w:szCs w:val="20"/>
+              </w:rPr>
+              <w:t xml:space="preserve"> classic AI search algorithms (</w:t>
+            </w:r>
+            <w:r>
+              <w:rPr>
+                <w:rFonts w:ascii="Calibri" w:hAnsi="Calibri" w:cs="Calibri"/>
+                <w:b/>
+                <w:bCs/>
+                <w:sz w:val="20"/>
+                <w:szCs w:val="20"/>
+              </w:rPr>
+              <w:t>Minimax</w:t>
+            </w:r>
+            <w:r>
+              <w:rPr>
+                <w:rFonts w:ascii="Calibri" w:hAnsi="Calibri" w:cs="Calibri"/>
+                <w:sz w:val="20"/>
+                <w:szCs w:val="20"/>
+              </w:rPr>
+              <w:t xml:space="preserve">, </w:t>
+            </w:r>
+            <w:r>
+              <w:rPr>
+                <w:rFonts w:ascii="Calibri" w:hAnsi="Calibri" w:cs="Calibri"/>
+                <w:b/>
+                <w:bCs/>
+                <w:sz w:val="20"/>
+                <w:szCs w:val="20"/>
+              </w:rPr>
+              <w:t>MCTS</w:t>
+            </w:r>
+            <w:r>
+              <w:rPr>
+                <w:rFonts w:ascii="Calibri" w:hAnsi="Calibri" w:cs="Calibri"/>
+                <w:sz w:val="20"/>
+                <w:szCs w:val="20"/>
+                <w:vertAlign w:val="superscript"/>
+              </w:rPr>
+              <w:t>1</w:t>
+            </w:r>
+            <w:r>
+              <w:rPr>
+                <w:rFonts w:ascii="Calibri" w:hAnsi="Calibri" w:cs="Calibri"/>
+                <w:sz w:val="20"/>
+                <w:szCs w:val="20"/>
+              </w:rPr>
+              <w:t xml:space="preserve">), </w:t>
+            </w:r>
+            <w:r>
+              <w:rPr>
+                <w:rFonts w:ascii="Calibri" w:hAnsi="Calibri" w:cs="Calibri"/>
+                <w:sz w:val="20"/>
+                <w:szCs w:val="20"/>
+              </w:rPr>
+              <w:t xml:space="preserve">with </w:t>
+            </w:r>
+            <w:r>
+              <w:rPr>
+                <w:rFonts w:ascii="Calibri" w:hAnsi="Calibri" w:cs="Calibri"/>
+                <w:sz w:val="20"/>
+                <w:szCs w:val="20"/>
+              </w:rPr>
+              <w:t>configur</w:t>
+            </w:r>
+            <w:r>
+              <w:rPr>
+                <w:rFonts w:ascii="Calibri" w:hAnsi="Calibri" w:cs="Calibri"/>
+                <w:sz w:val="20"/>
+                <w:szCs w:val="20"/>
+              </w:rPr>
+              <w:t xml:space="preserve">able search </w:t>
+            </w:r>
+            <w:r>
+              <w:rPr>
+                <w:rFonts w:ascii="Calibri" w:hAnsi="Calibri" w:cs="Calibri"/>
+                <w:sz w:val="20"/>
+                <w:szCs w:val="20"/>
+              </w:rPr>
+              <w:t>depth</w:t>
+            </w:r>
+            <w:r>
+              <w:rPr>
+                <w:rFonts w:ascii="Calibri" w:hAnsi="Calibri" w:cs="Calibri"/>
+                <w:sz w:val="20"/>
+                <w:szCs w:val="20"/>
+              </w:rPr>
+              <w:t>s</w:t>
+            </w:r>
+            <w:r>
+              <w:rPr>
+                <w:rFonts w:ascii="Calibri" w:hAnsi="Calibri" w:cs="Calibri"/>
+                <w:sz w:val="20"/>
+                <w:szCs w:val="20"/>
+              </w:rPr>
+              <w:t xml:space="preserve"> </w:t>
+            </w:r>
+            <w:r>
+              <w:rPr>
+                <w:rFonts w:ascii="Calibri" w:hAnsi="Calibri" w:cs="Calibri"/>
+                <w:sz w:val="20"/>
+                <w:szCs w:val="20"/>
+              </w:rPr>
+              <w:t>to adjust difficulty.</w:t>
+            </w:r>
+          </w:p>
+          <w:p>
+            <w:pPr>
+              <w:pStyle w:val="ListParagraph"/>
+              <w:numPr>
+                <w:ilvl w:val="0"/>
+                <w:numId w:val="23"/>
+              </w:numPr>
+              <w:rPr>
+                <w:rFonts w:ascii="Calibri" w:hAnsi="Calibri" w:cs="Calibri"/>
+                <w:sz w:val="20"/>
+                <w:szCs w:val="20"/>
+              </w:rPr>
+            </w:pPr>
+            <w:r>
+              <w:rPr>
+                <w:rFonts w:ascii="Calibri" w:hAnsi="Calibri" w:cs="Calibri"/>
+                <w:color w:val="000000" w:themeColor="text1"/>
+                <w:sz w:val="20"/>
+                <w:szCs w:val="20"/>
+              </w:rPr>
+              <w:t>Implemented</w:t>
+            </w:r>
+            <w:r>
+              <w:rPr>
+                <w:rFonts w:ascii="Calibri" w:hAnsi="Calibri" w:cs="Calibri"/>
+                <w:sz w:val="20"/>
+                <w:szCs w:val="20"/>
+              </w:rPr>
+              <w:t xml:space="preserve"> </w:t>
+            </w:r>
+            <w:r>
+              <w:rPr>
+                <w:rFonts w:ascii="Calibri" w:hAnsi="Calibri" w:cs="Calibri"/>
+                <w:b/>
+                <w:bCs/>
+                <w:sz w:val="20"/>
+                <w:szCs w:val="20"/>
+              </w:rPr>
+              <w:t xml:space="preserve">Alpha-Beta </w:t>
+            </w:r>
+            <w:r>
+              <w:rPr>
+                <w:rFonts w:ascii="Calibri" w:hAnsi="Calibri" w:cs="Calibri"/>
+                <w:b/>
+                <w:bCs/>
+                <w:sz w:val="20"/>
+                <w:szCs w:val="20"/>
+              </w:rPr>
+              <w:t>Pruning</w:t>
+            </w:r>
+            <w:r>
+              <w:rPr>
+                <w:rFonts w:ascii="Calibri" w:hAnsi="Calibri" w:cs="Calibri"/>
+                <w:sz w:val="20"/>
+                <w:szCs w:val="20"/>
+              </w:rPr>
+              <w:t xml:space="preserve"> and </w:t>
+            </w:r>
+            <w:r>
+              <w:rPr>
+                <w:rFonts w:ascii="Calibri" w:hAnsi="Calibri" w:cs="Calibri"/>
+                <w:b/>
+                <w:bCs/>
+                <w:sz w:val="20"/>
+                <w:szCs w:val="20"/>
+              </w:rPr>
+              <w:t>heuristic</w:t>
+            </w:r>
+            <w:r>
+              <w:rPr>
+                <w:rFonts w:ascii="Calibri" w:hAnsi="Calibri" w:cs="Calibri"/>
+                <w:b/>
+                <w:bCs/>
+                <w:sz w:val="20"/>
+                <w:szCs w:val="20"/>
+              </w:rPr>
+              <w:t xml:space="preserve"> </w:t>
+            </w:r>
+            <w:r>
+              <w:rPr>
+                <w:rFonts w:ascii="Calibri" w:hAnsi="Calibri" w:cs="Calibri"/>
+                <w:b/>
+                <w:bCs/>
+                <w:sz w:val="20"/>
+                <w:szCs w:val="20"/>
+              </w:rPr>
+              <w:t>evaluation</w:t>
+            </w:r>
+            <w:r>
+              <w:rPr>
+                <w:rFonts w:ascii="Calibri" w:hAnsi="Calibri" w:cs="Calibri"/>
+                <w:sz w:val="20"/>
+                <w:szCs w:val="20"/>
+              </w:rPr>
+              <w:t xml:space="preserve"> to improve performance </w:t>
+            </w:r>
+            <w:r>
+              <w:rPr>
+                <w:rFonts w:ascii="Calibri" w:hAnsi="Calibri" w:cs="Calibri"/>
+                <w:sz w:val="20"/>
+                <w:szCs w:val="20"/>
+              </w:rPr>
+              <w:t>and reduce</w:t>
+            </w:r>
+            <w:r>
+              <w:rPr>
+                <w:rFonts w:ascii="Calibri" w:hAnsi="Calibri" w:cs="Calibri"/>
+                <w:sz w:val="20"/>
+                <w:szCs w:val="20"/>
+              </w:rPr>
+              <w:t xml:space="preserve"> </w:t>
+            </w:r>
+            <w:r>
+              <w:rPr>
+                <w:rFonts w:ascii="Calibri" w:hAnsi="Calibri" w:cs="Calibri"/>
+                <w:sz w:val="20"/>
+                <w:szCs w:val="20"/>
+              </w:rPr>
+              <w:t>computation.</w:t>
             </w:r>
           </w:p>
         </w:tc>
@@ -2314,7 +3472,27 @@
                 <w:sz w:val="20"/>
                 <w:szCs w:val="20"/>
               </w:rPr>
-              <w:t>Othello Bot</w:t>
+              <w:t>Photo</w:t>
+            </w:r>
+            <w:r>
+              <w:rPr>
+                <w:rFonts w:ascii="Calibri" w:hAnsi="Calibri" w:cs="Calibri"/>
+                <w:b/>
+                <w:bCs/>
+                <w:sz w:val="20"/>
+                <w:szCs w:val="20"/>
+              </w:rPr>
+              <w:t>F</w:t>
+            </w:r>
+            <w:r>
+              <w:rPr>
+                <w:rFonts w:ascii="Calibri" w:hAnsi="Calibri" w:cs="Calibri"/>
+                <w:b/>
+                <w:bCs/>
+                <w:sz w:val="20"/>
+                <w:szCs w:val="20"/>
+              </w:rPr>
+              <w:t>low</w:t>
             </w:r>
           </w:p>
           <w:p>
@@ -2328,6 +3506,7 @@
                 <w:rFonts w:ascii="Calibri" w:hAnsi="Calibri" w:cs="Calibri"/>
                 <w:i/>
                 <w:iCs/>
+                <w:color w:val="FFFFFF" w:themeColor="background1"/>
                 <w:sz w:val="20"/>
                 <w:szCs w:val="20"/>
               </w:rPr>
@@ -2340,24 +3519,14 @@
                 <w:sz w:val="20"/>
                 <w:szCs w:val="20"/>
               </w:rPr>
-              <w:t>Game-playing</w:t>
-            </w:r>
-            <w:r>
-              <w:rPr>
-                <w:rFonts w:ascii="Calibri" w:hAnsi="Calibri" w:cs="Calibri"/>
-                <w:i/>
-                <w:iCs/>
-                <w:sz w:val="20"/>
-                <w:szCs w:val="20"/>
-              </w:rPr>
-              <w:t xml:space="preserve"> AI</w:t>
+              <w:t>Vector-based photo distribution platform</w:t>
             </w:r>
           </w:p>
         </w:tc>
         <w:tc>
           <w:tcPr>
             <w:tcW w:w="9348" w:type="dxa"/>
-            <w:gridSpan w:val="7"/>
+            <w:gridSpan w:val="9"/>
             <w:shd w:val="clear" w:color="auto" w:fill="D1D1D1" w:themeFill="background2" w:themeFillShade="E6"/>
           </w:tcPr>
           <w:p>
@@ -2370,7 +3539,6 @@
                 <w:rFonts w:ascii="Calibri" w:hAnsi="Calibri" w:cs="Calibri"/>
                 <w:i/>
                 <w:iCs/>
-                <w:color w:val="FFFFFF" w:themeColor="background1"/>
                 <w:sz w:val="20"/>
                 <w:szCs w:val="20"/>
               </w:rPr>
@@ -2383,20 +3551,31 @@
                 <w:sz w:val="20"/>
                 <w:szCs w:val="20"/>
               </w:rPr>
-              <w:t>Implemented Markowitz Efficient Frontier model to optimise a portfolio based on historical data.</w:t>
+              <w:t>Engineered an event photo distribution platform enabling attendees to find personal photos via selfie search</w:t>
+            </w:r>
+            <w:r>
+              <w:rPr>
+                <w:rFonts w:ascii="Calibri" w:hAnsi="Calibri" w:cs="Calibri"/>
+                <w:i/>
+                <w:iCs/>
+                <w:sz w:val="20"/>
+                <w:szCs w:val="20"/>
+              </w:rPr>
+              <w:t>.</w:t>
             </w:r>
           </w:p>
         </w:tc>
       </w:tr>
       <w:tr>
         <w:trPr>
-          <w:trHeight w:val="175"/>
+          <w:trHeight w:val="295"/>
         </w:trPr>
         <w:tc>
           <w:tcPr>
             <w:tcW w:w="1980" w:type="dxa"/>
             <w:vMerge/>
             <w:shd w:val="clear" w:color="auto" w:fill="A5C9EB" w:themeFill="text2" w:themeFillTint="40"/>
+            <w:vAlign w:val="center"/>
           </w:tcPr>
           <w:p>
             <w:pPr>
@@ -2407,6 +3586,8 @@
               <w:jc w:val="center"/>
               <w:rPr>
                 <w:rFonts w:ascii="Calibri" w:hAnsi="Calibri" w:cs="Calibri"/>
+                <w:b/>
+                <w:bCs/>
                 <w:sz w:val="20"/>
                 <w:szCs w:val="20"/>
               </w:rPr>
@@ -2416,248 +3597,7 @@
         <w:tc>
           <w:tcPr>
             <w:tcW w:w="9348" w:type="dxa"/>
-            <w:gridSpan w:val="7"/>
-            <w:shd w:val="clear" w:color="auto" w:fill="FFFFFF" w:themeFill="background1"/>
-          </w:tcPr>
-          <w:p>
-            <w:pPr>
-              <w:pStyle w:val="NoSpacing"/>
-              <w:numPr>
-                <w:ilvl w:val="0"/>
-                <w:numId w:val="23"/>
-              </w:numPr>
-              <w:tabs>
-                <w:tab w:val="left" w:pos="6584"/>
-              </w:tabs>
-              <w:rPr>
-                <w:rFonts w:ascii="Calibri" w:hAnsi="Calibri" w:cs="Calibri"/>
-                <w:sz w:val="20"/>
-                <w:szCs w:val="20"/>
-              </w:rPr>
-            </w:pPr>
-            <w:r>
-              <w:rPr>
-                <w:rFonts w:ascii="Calibri" w:hAnsi="Calibri" w:cs="Calibri"/>
-                <w:sz w:val="20"/>
-                <w:szCs w:val="20"/>
-              </w:rPr>
-              <w:t xml:space="preserve">Simulated 100+ portfolio allocations to </w:t>
-            </w:r>
-            <w:r>
-              <w:rPr>
-                <w:rFonts w:ascii="Calibri" w:hAnsi="Calibri" w:cs="Calibri"/>
-                <w:sz w:val="20"/>
-                <w:szCs w:val="20"/>
-              </w:rPr>
-              <w:t>analyse</w:t>
-            </w:r>
-            <w:r>
-              <w:rPr>
-                <w:rFonts w:ascii="Calibri" w:hAnsi="Calibri" w:cs="Calibri"/>
-                <w:sz w:val="20"/>
-                <w:szCs w:val="20"/>
-              </w:rPr>
-              <w:t xml:space="preserve"> trade-offs, boosting </w:t>
-            </w:r>
-            <w:r>
-              <w:rPr>
-                <w:rFonts w:ascii="Calibri" w:hAnsi="Calibri" w:cs="Calibri"/>
-                <w:sz w:val="20"/>
-                <w:szCs w:val="20"/>
-              </w:rPr>
-              <w:t xml:space="preserve">the </w:t>
-            </w:r>
-            <w:proofErr w:type="spellStart"/>
-            <w:r>
-              <w:rPr>
-                <w:rFonts w:ascii="Calibri" w:hAnsi="Calibri" w:cs="Calibri"/>
-                <w:sz w:val="20"/>
-                <w:szCs w:val="20"/>
-              </w:rPr>
-              <w:t>s</w:t>
-            </w:r>
-            <w:r>
-              <w:rPr>
-                <w:rFonts w:ascii="Calibri" w:hAnsi="Calibri" w:cs="Calibri"/>
-                <w:sz w:val="20"/>
-                <w:szCs w:val="20"/>
-              </w:rPr>
-              <w:t>harpe</w:t>
-            </w:r>
-            <w:proofErr w:type="spellEnd"/>
-            <w:r>
-              <w:rPr>
-                <w:rFonts w:ascii="Calibri" w:hAnsi="Calibri" w:cs="Calibri"/>
-                <w:sz w:val="20"/>
-                <w:szCs w:val="20"/>
-              </w:rPr>
-              <w:t xml:space="preserve"> ratio by 20%</w:t>
-            </w:r>
-            <w:r>
-              <w:rPr>
-                <w:rFonts w:ascii="Calibri" w:hAnsi="Calibri" w:cs="Calibri"/>
-                <w:sz w:val="20"/>
-                <w:szCs w:val="20"/>
-              </w:rPr>
-              <w:t>.</w:t>
-            </w:r>
-            <w:r>
-              <w:rPr>
-                <w:rFonts w:ascii="Calibri" w:hAnsi="Calibri" w:cs="Calibri"/>
-                <w:sz w:val="20"/>
-                <w:szCs w:val="20"/>
-              </w:rPr>
-              <w:t xml:space="preserve"> </w:t>
-            </w:r>
-          </w:p>
-          <w:p>
-            <w:pPr>
-              <w:pStyle w:val="NoSpacing"/>
-              <w:numPr>
-                <w:ilvl w:val="0"/>
-                <w:numId w:val="23"/>
-              </w:numPr>
-              <w:tabs>
-                <w:tab w:val="left" w:pos="6584"/>
-              </w:tabs>
-              <w:rPr>
-                <w:rFonts w:ascii="Calibri" w:hAnsi="Calibri" w:cs="Calibri"/>
-                <w:sz w:val="20"/>
-                <w:szCs w:val="20"/>
-              </w:rPr>
-            </w:pPr>
-            <w:r>
-              <w:rPr>
-                <w:rFonts w:ascii="Calibri" w:hAnsi="Calibri" w:cs="Calibri"/>
-                <w:sz w:val="20"/>
-                <w:szCs w:val="20"/>
-              </w:rPr>
-              <w:t>Calculated expected returns, covariance, correlation, and Sharpe ratio of assets with risk rate of 0.19.</w:t>
-            </w:r>
-          </w:p>
-          <w:p>
-            <w:pPr>
-              <w:pStyle w:val="NoSpacing"/>
-              <w:numPr>
-                <w:ilvl w:val="0"/>
-                <w:numId w:val="23"/>
-              </w:numPr>
-              <w:tabs>
-                <w:tab w:val="left" w:pos="6584"/>
-              </w:tabs>
-              <w:rPr>
-                <w:rFonts w:ascii="Calibri" w:hAnsi="Calibri" w:cs="Calibri"/>
-                <w:sz w:val="20"/>
-                <w:szCs w:val="20"/>
-              </w:rPr>
-            </w:pPr>
-            <w:r>
-              <w:rPr>
-                <w:rFonts w:ascii="Calibri" w:hAnsi="Calibri" w:cs="Calibri"/>
-                <w:sz w:val="20"/>
-                <w:szCs w:val="20"/>
-              </w:rPr>
-              <w:t xml:space="preserve">Built </w:t>
-            </w:r>
-            <w:r>
-              <w:rPr>
-                <w:rFonts w:ascii="Calibri" w:hAnsi="Calibri" w:cs="Calibri"/>
-                <w:sz w:val="20"/>
-                <w:szCs w:val="20"/>
-              </w:rPr>
-              <w:t>risk-return</w:t>
-            </w:r>
-            <w:r>
-              <w:rPr>
-                <w:rFonts w:ascii="Calibri" w:hAnsi="Calibri" w:cs="Calibri"/>
-                <w:sz w:val="20"/>
-                <w:szCs w:val="20"/>
-              </w:rPr>
-              <w:t xml:space="preserve"> graphs and identified the minimum variance portfolio &amp; </w:t>
-            </w:r>
-            <w:r>
-              <w:rPr>
-                <w:rFonts w:ascii="Calibri" w:hAnsi="Calibri" w:cs="Calibri"/>
-                <w:sz w:val="20"/>
-                <w:szCs w:val="20"/>
-              </w:rPr>
-              <w:t xml:space="preserve">diversified </w:t>
-            </w:r>
-            <w:r>
-              <w:rPr>
-                <w:rFonts w:ascii="Calibri" w:hAnsi="Calibri" w:cs="Calibri"/>
-                <w:sz w:val="20"/>
-                <w:szCs w:val="20"/>
-              </w:rPr>
-              <w:t>portfolios</w:t>
-            </w:r>
-            <w:r>
-              <w:rPr>
-                <w:rFonts w:ascii="Calibri" w:hAnsi="Calibri" w:cs="Calibri"/>
-                <w:sz w:val="20"/>
-                <w:szCs w:val="20"/>
-              </w:rPr>
-              <w:t>.</w:t>
-            </w:r>
-          </w:p>
-        </w:tc>
-      </w:tr>
-      <w:tr>
-        <w:tc>
-          <w:tcPr>
-            <w:tcW w:w="1980" w:type="dxa"/>
-            <w:shd w:val="clear" w:color="auto" w:fill="A5C9EB" w:themeFill="text2" w:themeFillTint="40"/>
-          </w:tcPr>
-          <w:p>
-            <w:pPr>
-              <w:pStyle w:val="NoSpacing"/>
-              <w:tabs>
-                <w:tab w:val="left" w:pos="6584"/>
-              </w:tabs>
-              <w:jc w:val="center"/>
-              <w:rPr>
-                <w:rFonts w:ascii="Calibri" w:hAnsi="Calibri" w:cs="Calibri"/>
-                <w:b/>
-                <w:bCs/>
-                <w:sz w:val="20"/>
-                <w:szCs w:val="20"/>
-              </w:rPr>
-            </w:pPr>
-          </w:p>
-          <w:p>
-            <w:pPr>
-              <w:pStyle w:val="NoSpacing"/>
-              <w:tabs>
-                <w:tab w:val="left" w:pos="6584"/>
-              </w:tabs>
-              <w:jc w:val="center"/>
-              <w:rPr>
-                <w:rFonts w:ascii="Calibri" w:hAnsi="Calibri" w:cs="Calibri"/>
-                <w:b/>
-                <w:bCs/>
-                <w:color w:val="FFFFFF" w:themeColor="background1"/>
-                <w:sz w:val="20"/>
-                <w:szCs w:val="20"/>
-              </w:rPr>
-            </w:pPr>
-            <w:proofErr w:type="spellStart"/>
-            <w:r>
-              <w:rPr>
-                <w:rFonts w:ascii="Calibri" w:hAnsi="Calibri" w:cs="Calibri"/>
-                <w:b/>
-                <w:bCs/>
-                <w:sz w:val="20"/>
-                <w:szCs w:val="20"/>
-              </w:rPr>
-              <w:t>Photoflow</w:t>
-            </w:r>
-            <w:proofErr w:type="spellEnd"/>
-          </w:p>
-        </w:tc>
-        <w:tc>
-          <w:tcPr>
-            <w:tcW w:w="9348" w:type="dxa"/>
-            <w:gridSpan w:val="7"/>
+            <w:gridSpan w:val="9"/>
             <w:shd w:val="clear" w:color="auto" w:fill="FFFFFF" w:themeFill="background1"/>
           </w:tcPr>
           <w:p>
@@ -2682,8 +3622,90 @@
                 <w:sz w:val="20"/>
                 <w:szCs w:val="20"/>
               </w:rPr>
-              <w:t xml:space="preserve">Created a dyslexia-friendly AI-powered website to enhance web accessibility for disabled users. </w:t>
-            </w:r>
+              <w:t>Implemented</w:t>
+            </w:r>
+            <w:r>
+              <w:rPr>
+                <w:rFonts w:ascii="Calibri" w:hAnsi="Calibri" w:cs="Calibri"/>
+                <w:sz w:val="20"/>
+                <w:szCs w:val="20"/>
+              </w:rPr>
+              <w:t xml:space="preserve"> </w:t>
+            </w:r>
+            <w:r>
+              <w:rPr>
+                <w:rFonts w:ascii="Calibri" w:hAnsi="Calibri" w:cs="Calibri"/>
+                <w:sz w:val="20"/>
+                <w:szCs w:val="20"/>
+              </w:rPr>
+              <w:t>face</w:t>
+            </w:r>
+            <w:r>
+              <w:rPr>
+                <w:rFonts w:ascii="Calibri" w:hAnsi="Calibri" w:cs="Calibri"/>
+                <w:sz w:val="20"/>
+                <w:szCs w:val="20"/>
+              </w:rPr>
+              <w:t xml:space="preserve"> recognition using </w:t>
+            </w:r>
+            <w:proofErr w:type="spellStart"/>
+            <w:r>
+              <w:rPr>
+                <w:rFonts w:ascii="Calibri" w:hAnsi="Calibri" w:cs="Calibri"/>
+                <w:sz w:val="20"/>
+                <w:szCs w:val="20"/>
+              </w:rPr>
+              <w:t>dlib's</w:t>
+            </w:r>
+            <w:proofErr w:type="spellEnd"/>
+            <w:r>
+              <w:rPr>
+                <w:rFonts w:ascii="Calibri" w:hAnsi="Calibri" w:cs="Calibri"/>
+                <w:sz w:val="20"/>
+                <w:szCs w:val="20"/>
+              </w:rPr>
+              <w:t xml:space="preserve"> 128-dimensional </w:t>
+            </w:r>
+            <w:r>
+              <w:rPr>
+                <w:rFonts w:ascii="Calibri" w:hAnsi="Calibri" w:cs="Calibri"/>
+                <w:b/>
+                <w:bCs/>
+                <w:sz w:val="20"/>
+                <w:szCs w:val="20"/>
+              </w:rPr>
+              <w:t>face embeddings</w:t>
+            </w:r>
+            <w:r>
+              <w:rPr>
+                <w:rFonts w:ascii="Calibri" w:hAnsi="Calibri" w:cs="Calibri"/>
+                <w:sz w:val="20"/>
+                <w:szCs w:val="20"/>
+              </w:rPr>
+              <w:t xml:space="preserve">, indexed in PostgreSQL </w:t>
+            </w:r>
+            <w:proofErr w:type="spellStart"/>
+            <w:r>
+              <w:rPr>
+                <w:rFonts w:ascii="Calibri" w:hAnsi="Calibri" w:cs="Calibri"/>
+                <w:b/>
+                <w:bCs/>
+                <w:sz w:val="20"/>
+                <w:szCs w:val="20"/>
+              </w:rPr>
+              <w:t>pgvecto</w:t>
+            </w:r>
+            <w:r>
+              <w:rPr>
+                <w:rFonts w:ascii="Calibri" w:hAnsi="Calibri" w:cs="Calibri"/>
+                <w:b/>
+                <w:bCs/>
+                <w:sz w:val="20"/>
+                <w:szCs w:val="20"/>
+              </w:rPr>
+              <w:t>r</w:t>
+            </w:r>
+            <w:proofErr w:type="spellEnd"/>
           </w:p>
           <w:p>
             <w:pPr>
@@ -2707,7 +3729,43 @@
                 <w:sz w:val="20"/>
                 <w:szCs w:val="20"/>
               </w:rPr>
-              <w:t xml:space="preserve">Built a Chrome extension featuring voice navigation and dyslexia friendly tools for better accessibility. </w:t>
+              <w:t xml:space="preserve">Offloaded face extraction tasks to </w:t>
+            </w:r>
+            <w:r>
+              <w:rPr>
+                <w:rFonts w:ascii="Calibri" w:hAnsi="Calibri" w:cs="Calibri"/>
+                <w:b/>
+                <w:bCs/>
+                <w:sz w:val="20"/>
+                <w:szCs w:val="20"/>
+              </w:rPr>
+              <w:t>async Celery workers</w:t>
+            </w:r>
+            <w:r>
+              <w:rPr>
+                <w:rFonts w:ascii="Calibri" w:hAnsi="Calibri" w:cs="Calibri"/>
+                <w:sz w:val="20"/>
+                <w:szCs w:val="20"/>
+              </w:rPr>
+              <w:t xml:space="preserve"> backed by </w:t>
+            </w:r>
+            <w:r>
+              <w:rPr>
+                <w:rFonts w:ascii="Calibri" w:hAnsi="Calibri" w:cs="Calibri"/>
+                <w:b/>
+                <w:bCs/>
+                <w:sz w:val="20"/>
+                <w:szCs w:val="20"/>
+              </w:rPr>
+              <w:t>Redis</w:t>
+            </w:r>
+            <w:r>
+              <w:rPr>
+                <w:rFonts w:ascii="Calibri" w:hAnsi="Calibri" w:cs="Calibri"/>
+                <w:sz w:val="20"/>
+                <w:szCs w:val="20"/>
+              </w:rPr>
+              <w:t>, keeping upload endpoints unblocked</w:t>
             </w:r>
           </w:p>
           <w:p>
@@ -2732,7 +3790,372 @@
                 <w:sz w:val="20"/>
                 <w:szCs w:val="20"/>
               </w:rPr>
-              <w:t>Built an innovative hands-free mouse system using eye tracking for users with limited motor function.</w:t>
+              <w:t xml:space="preserve">Secured photo access </w:t>
+            </w:r>
+            <w:r>
+              <w:rPr>
+                <w:rFonts w:ascii="Calibri" w:hAnsi="Calibri" w:cs="Calibri"/>
+                <w:sz w:val="20"/>
+                <w:szCs w:val="20"/>
+              </w:rPr>
+              <w:t>via</w:t>
+            </w:r>
+            <w:r>
+              <w:rPr>
+                <w:rFonts w:ascii="Calibri" w:hAnsi="Calibri" w:cs="Calibri"/>
+                <w:sz w:val="20"/>
+                <w:szCs w:val="20"/>
+              </w:rPr>
+              <w:t xml:space="preserve"> private </w:t>
+            </w:r>
+            <w:r>
+              <w:rPr>
+                <w:rFonts w:ascii="Calibri" w:hAnsi="Calibri" w:cs="Calibri"/>
+                <w:b/>
+                <w:bCs/>
+                <w:sz w:val="20"/>
+                <w:szCs w:val="20"/>
+              </w:rPr>
+              <w:t>AWS S3</w:t>
+            </w:r>
+            <w:r>
+              <w:rPr>
+                <w:rFonts w:ascii="Calibri" w:hAnsi="Calibri" w:cs="Calibri"/>
+                <w:sz w:val="20"/>
+                <w:szCs w:val="20"/>
+              </w:rPr>
+              <w:t xml:space="preserve"> storage and </w:t>
+            </w:r>
+            <w:r>
+              <w:rPr>
+                <w:rFonts w:ascii="Calibri" w:hAnsi="Calibri" w:cs="Calibri"/>
+                <w:b/>
+                <w:bCs/>
+                <w:sz w:val="20"/>
+                <w:szCs w:val="20"/>
+              </w:rPr>
+              <w:t xml:space="preserve">time-limited </w:t>
+            </w:r>
+            <w:proofErr w:type="spellStart"/>
+            <w:r>
+              <w:rPr>
+                <w:rFonts w:ascii="Calibri" w:hAnsi="Calibri" w:cs="Calibri"/>
+                <w:b/>
+                <w:bCs/>
+                <w:sz w:val="20"/>
+                <w:szCs w:val="20"/>
+              </w:rPr>
+              <w:t>presigned</w:t>
+            </w:r>
+            <w:proofErr w:type="spellEnd"/>
+            <w:r>
+              <w:rPr>
+                <w:rFonts w:ascii="Calibri" w:hAnsi="Calibri" w:cs="Calibri"/>
+                <w:b/>
+                <w:bCs/>
+                <w:sz w:val="20"/>
+                <w:szCs w:val="20"/>
+              </w:rPr>
+              <w:t xml:space="preserve"> URLs</w:t>
+            </w:r>
+            <w:r>
+              <w:rPr>
+                <w:rFonts w:ascii="Calibri" w:hAnsi="Calibri" w:cs="Calibri"/>
+                <w:sz w:val="20"/>
+                <w:szCs w:val="20"/>
+              </w:rPr>
+              <w:t>, preventing public exposur</w:t>
+            </w:r>
+            <w:r>
+              <w:rPr>
+                <w:rFonts w:ascii="Calibri" w:hAnsi="Calibri" w:cs="Calibri"/>
+                <w:sz w:val="20"/>
+                <w:szCs w:val="20"/>
+              </w:rPr>
+              <w:t>e</w:t>
+            </w:r>
+          </w:p>
+        </w:tc>
+      </w:tr>
+      <w:tr>
+        <w:trPr>
+          <w:trHeight w:val="285"/>
+        </w:trPr>
+        <w:tc>
+          <w:tcPr>
+            <w:tcW w:w="1980" w:type="dxa"/>
+            <w:shd w:val="clear" w:color="auto" w:fill="A5C9EB" w:themeFill="text2" w:themeFillTint="40"/>
+            <w:vAlign w:val="center"/>
+          </w:tcPr>
+          <w:p>
+            <w:pPr>
+              <w:pStyle w:val="NoSpacing"/>
+              <w:tabs>
+                <w:tab w:val="left" w:pos="6584"/>
+              </w:tabs>
+              <w:jc w:val="center"/>
+              <w:rPr>
+                <w:rFonts w:ascii="Calibri" w:hAnsi="Calibri" w:cs="Calibri"/>
+                <w:sz w:val="20"/>
+                <w:szCs w:val="20"/>
+              </w:rPr>
+            </w:pPr>
+            <w:r>
+              <w:rPr>
+                <w:rFonts w:ascii="Calibri" w:hAnsi="Calibri" w:cs="Calibri"/>
+                <w:b/>
+                <w:bCs/>
+                <w:sz w:val="20"/>
+                <w:szCs w:val="20"/>
+              </w:rPr>
+              <w:t>Deep Learning</w:t>
+            </w:r>
+            <w:r>
+              <w:rPr>
+                <w:rFonts w:ascii="Calibri" w:hAnsi="Calibri" w:cs="Calibri"/>
+                <w:sz w:val="20"/>
+                <w:szCs w:val="20"/>
+              </w:rPr>
+              <w:br/>
+              <w:t>Implementations</w:t>
+            </w:r>
+          </w:p>
+        </w:tc>
+        <w:tc>
+          <w:tcPr>
+            <w:tcW w:w="9348" w:type="dxa"/>
+            <w:gridSpan w:val="9"/>
+            <w:shd w:val="clear" w:color="auto" w:fill="FFFFFF" w:themeFill="background1"/>
+          </w:tcPr>
+          <w:p>
+            <w:pPr>
+              <w:pStyle w:val="NoSpacing"/>
+              <w:numPr>
+                <w:ilvl w:val="0"/>
+                <w:numId w:val="25"/>
+              </w:numPr>
+              <w:tabs>
+                <w:tab w:val="left" w:pos="6584"/>
+              </w:tabs>
+              <w:rPr>
+                <w:rFonts w:ascii="Calibri" w:hAnsi="Calibri" w:cs="Calibri"/>
+                <w:sz w:val="20"/>
+                <w:szCs w:val="20"/>
+              </w:rPr>
+            </w:pPr>
+            <w:r>
+              <w:rPr>
+                <w:rFonts w:ascii="Calibri" w:hAnsi="Calibri" w:cs="Calibri"/>
+                <w:sz w:val="20"/>
+                <w:szCs w:val="20"/>
+              </w:rPr>
+              <w:t>Implemented a feedforward neural network</w:t>
+            </w:r>
+            <w:r>
+              <w:rPr>
+                <w:rFonts w:ascii="Calibri" w:hAnsi="Calibri" w:cs="Calibri"/>
+                <w:sz w:val="20"/>
+                <w:szCs w:val="20"/>
+              </w:rPr>
+              <w:t xml:space="preserve"> </w:t>
+            </w:r>
+            <w:r>
+              <w:rPr>
+                <w:rFonts w:ascii="Calibri" w:hAnsi="Calibri" w:cs="Calibri"/>
+                <w:sz w:val="20"/>
+                <w:szCs w:val="20"/>
+              </w:rPr>
+              <w:t xml:space="preserve">in NumPy with </w:t>
+            </w:r>
+            <w:r>
+              <w:rPr>
+                <w:rFonts w:ascii="Calibri" w:hAnsi="Calibri" w:cs="Calibri"/>
+                <w:b/>
+                <w:bCs/>
+                <w:sz w:val="20"/>
+                <w:szCs w:val="20"/>
+              </w:rPr>
+              <w:t>backpropagation</w:t>
+            </w:r>
+            <w:r>
+              <w:rPr>
+                <w:rFonts w:ascii="Calibri" w:hAnsi="Calibri" w:cs="Calibri"/>
+                <w:sz w:val="20"/>
+                <w:szCs w:val="20"/>
+              </w:rPr>
+              <w:t xml:space="preserve"> and </w:t>
+            </w:r>
+            <w:r>
+              <w:rPr>
+                <w:rFonts w:ascii="Calibri" w:hAnsi="Calibri" w:cs="Calibri"/>
+                <w:sz w:val="20"/>
+                <w:szCs w:val="20"/>
+              </w:rPr>
+              <w:t>gradient-based optimizers</w:t>
+            </w:r>
+            <w:r>
+              <w:rPr>
+                <w:rFonts w:ascii="Calibri" w:hAnsi="Calibri" w:cs="Calibri"/>
+                <w:sz w:val="20"/>
+                <w:szCs w:val="20"/>
+              </w:rPr>
+              <w:t>.</w:t>
+            </w:r>
+          </w:p>
+          <w:p>
+            <w:pPr>
+              <w:pStyle w:val="NoSpacing"/>
+              <w:numPr>
+                <w:ilvl w:val="0"/>
+                <w:numId w:val="25"/>
+              </w:numPr>
+              <w:tabs>
+                <w:tab w:val="left" w:pos="6584"/>
+              </w:tabs>
+              <w:rPr>
+                <w:rFonts w:ascii="Calibri" w:hAnsi="Calibri" w:cs="Calibri"/>
+                <w:sz w:val="20"/>
+                <w:szCs w:val="20"/>
+              </w:rPr>
+            </w:pPr>
+            <w:r>
+              <w:rPr>
+                <w:rFonts w:ascii="Calibri" w:hAnsi="Calibri" w:cs="Calibri"/>
+                <w:sz w:val="20"/>
+                <w:szCs w:val="20"/>
+              </w:rPr>
+              <w:t xml:space="preserve">Built an </w:t>
+            </w:r>
+            <w:r>
+              <w:rPr>
+                <w:rFonts w:ascii="Calibri" w:hAnsi="Calibri" w:cs="Calibri"/>
+                <w:b/>
+                <w:bCs/>
+                <w:sz w:val="20"/>
+                <w:szCs w:val="20"/>
+              </w:rPr>
+              <w:t>LSTM from scratch</w:t>
+            </w:r>
+            <w:r>
+              <w:rPr>
+                <w:rFonts w:ascii="Calibri" w:hAnsi="Calibri" w:cs="Calibri"/>
+                <w:sz w:val="20"/>
+                <w:szCs w:val="20"/>
+              </w:rPr>
+              <w:t xml:space="preserve"> in NumPy with all </w:t>
+            </w:r>
+            <w:r>
+              <w:rPr>
+                <w:rFonts w:ascii="Calibri" w:hAnsi="Calibri" w:cs="Calibri"/>
+                <w:b/>
+                <w:bCs/>
+                <w:sz w:val="20"/>
+                <w:szCs w:val="20"/>
+              </w:rPr>
+              <w:t>4 gates</w:t>
+            </w:r>
+            <w:r>
+              <w:rPr>
+                <w:rFonts w:ascii="Calibri" w:hAnsi="Calibri" w:cs="Calibri"/>
+                <w:sz w:val="20"/>
+                <w:szCs w:val="20"/>
+              </w:rPr>
+              <w:t xml:space="preserve"> and full backpropagation through time for text </w:t>
+            </w:r>
+            <w:r>
+              <w:rPr>
+                <w:rFonts w:ascii="Calibri" w:hAnsi="Calibri" w:cs="Calibri"/>
+                <w:sz w:val="20"/>
+                <w:szCs w:val="20"/>
+              </w:rPr>
+              <w:t>modelling</w:t>
+            </w:r>
+          </w:p>
+          <w:p>
+            <w:pPr>
+              <w:pStyle w:val="NoSpacing"/>
+              <w:numPr>
+                <w:ilvl w:val="0"/>
+                <w:numId w:val="25"/>
+              </w:numPr>
+              <w:tabs>
+                <w:tab w:val="left" w:pos="6584"/>
+              </w:tabs>
+              <w:rPr>
+                <w:rFonts w:ascii="Calibri" w:hAnsi="Calibri" w:cs="Calibri"/>
+                <w:sz w:val="20"/>
+                <w:szCs w:val="20"/>
+              </w:rPr>
+            </w:pPr>
+            <w:r>
+              <w:rPr>
+                <w:rFonts w:ascii="Calibri" w:hAnsi="Calibri" w:cs="Calibri"/>
+                <w:sz w:val="20"/>
+                <w:szCs w:val="20"/>
+              </w:rPr>
+              <w:t xml:space="preserve">Implemented </w:t>
+            </w:r>
+            <w:r>
+              <w:rPr>
+                <w:rFonts w:ascii="Calibri" w:hAnsi="Calibri" w:cs="Calibri"/>
+                <w:b/>
+                <w:bCs/>
+                <w:sz w:val="20"/>
+                <w:szCs w:val="20"/>
+              </w:rPr>
+              <w:t>ResNet-50</w:t>
+            </w:r>
+            <w:r>
+              <w:rPr>
+                <w:rFonts w:ascii="Calibri" w:hAnsi="Calibri" w:cs="Calibri"/>
+                <w:sz w:val="20"/>
+                <w:szCs w:val="20"/>
+              </w:rPr>
+              <w:t xml:space="preserve"> in PyTorch with custom </w:t>
+            </w:r>
+            <w:r>
+              <w:rPr>
+                <w:rFonts w:ascii="Calibri" w:hAnsi="Calibri" w:cs="Calibri"/>
+                <w:b/>
+                <w:bCs/>
+                <w:sz w:val="20"/>
+                <w:szCs w:val="20"/>
+              </w:rPr>
+              <w:t>residual blocks</w:t>
+            </w:r>
+            <w:r>
+              <w:rPr>
+                <w:rFonts w:ascii="Calibri" w:hAnsi="Calibri" w:cs="Calibri"/>
+                <w:sz w:val="20"/>
+                <w:szCs w:val="20"/>
+              </w:rPr>
+              <w:t xml:space="preserve"> and </w:t>
+            </w:r>
+            <w:r>
+              <w:rPr>
+                <w:rFonts w:ascii="Calibri" w:hAnsi="Calibri" w:cs="Calibri"/>
+                <w:b/>
+                <w:bCs/>
+                <w:sz w:val="20"/>
+                <w:szCs w:val="20"/>
+              </w:rPr>
+              <w:t>skip connections</w:t>
+            </w:r>
+            <w:r>
+              <w:rPr>
+                <w:rFonts w:ascii="Calibri" w:hAnsi="Calibri" w:cs="Calibri"/>
+                <w:sz w:val="20"/>
+                <w:szCs w:val="20"/>
+              </w:rPr>
+              <w:t xml:space="preserve"> for image classification</w:t>
+            </w:r>
+            <w:r>
+              <w:rPr>
+                <w:rFonts w:ascii="Calibri" w:hAnsi="Calibri" w:cs="Calibri"/>
+                <w:sz w:val="20"/>
+                <w:szCs w:val="20"/>
+              </w:rPr>
+              <w:t>.</w:t>
             </w:r>
           </w:p>
         </w:tc>
@@ -2757,6 +4180,8 @@
               <w:jc w:val="center"/>
               <w:rPr>
                 <w:rFonts w:ascii="Calibri" w:hAnsi="Calibri" w:cs="Calibri"/>
+                <w:b/>
+                <w:bCs/>
                 <w:sz w:val="20"/>
                 <w:szCs w:val="20"/>
               </w:rPr>
@@ -2769,22 +4194,40 @@
                 <w:sz w:val="20"/>
                 <w:szCs w:val="20"/>
               </w:rPr>
-              <w:t>Deep Learning</w:t>
-            </w:r>
-            <w:r>
-              <w:rPr>
-                <w:rFonts w:ascii="Calibri" w:hAnsi="Calibri" w:cs="Calibri"/>
-                <w:sz w:val="20"/>
-                <w:szCs w:val="20"/>
-              </w:rPr>
-              <w:t xml:space="preserve"> Implementations</w:t>
+              <w:t>PageIndex</w:t>
+            </w:r>
+          </w:p>
+          <w:p>
+            <w:pPr>
+              <w:pStyle w:val="NoSpacing"/>
+              <w:tabs>
+                <w:tab w:val="left" w:pos="6584"/>
+              </w:tabs>
+              <w:jc w:val="center"/>
+              <w:rPr>
+                <w:rFonts w:ascii="Calibri" w:hAnsi="Calibri" w:cs="Calibri"/>
+                <w:i/>
+                <w:iCs/>
+                <w:sz w:val="20"/>
+                <w:szCs w:val="20"/>
+              </w:rPr>
+            </w:pPr>
+            <w:r>
+              <w:rPr>
+                <w:rFonts w:ascii="Calibri" w:hAnsi="Calibri" w:cs="Calibri"/>
+                <w:i/>
+                <w:iCs/>
+                <w:sz w:val="20"/>
+                <w:szCs w:val="20"/>
+              </w:rPr>
+              <w:t>Vectorless RAG</w:t>
             </w:r>
           </w:p>
         </w:tc>
         <w:tc>
           <w:tcPr>
             <w:tcW w:w="9348" w:type="dxa"/>
-            <w:gridSpan w:val="7"/>
+            <w:gridSpan w:val="9"/>
             <w:shd w:val="clear" w:color="auto" w:fill="D1D1D1" w:themeFill="background2" w:themeFillShade="E6"/>
           </w:tcPr>
           <w:p>
@@ -2795,26 +4238,78 @@
               </w:tabs>
               <w:rPr>
                 <w:rFonts w:ascii="Calibri" w:hAnsi="Calibri" w:cs="Calibri"/>
-                <w:sz w:val="20"/>
-                <w:szCs w:val="20"/>
-              </w:rPr>
-            </w:pPr>
-            <w:r>
-              <w:rPr>
-                <w:rFonts w:ascii="Calibri" w:hAnsi="Calibri" w:cs="Calibri"/>
                 <w:i/>
                 <w:iCs/>
                 <w:sz w:val="20"/>
                 <w:szCs w:val="20"/>
               </w:rPr>
-              <w:t>Implemented a Long Short-Term Memory-based neural network using historical stock data of Microsoft.</w:t>
+            </w:pPr>
+            <w:r>
+              <w:rPr>
+                <w:rFonts w:ascii="Calibri" w:hAnsi="Calibri" w:cs="Calibri"/>
+                <w:i/>
+                <w:iCs/>
+                <w:sz w:val="20"/>
+                <w:szCs w:val="20"/>
+              </w:rPr>
+              <w:t>Built a</w:t>
+            </w:r>
+            <w:r>
+              <w:rPr>
+                <w:rFonts w:ascii="Calibri" w:hAnsi="Calibri" w:cs="Calibri"/>
+                <w:i/>
+                <w:iCs/>
+                <w:sz w:val="20"/>
+                <w:szCs w:val="20"/>
+              </w:rPr>
+              <w:t xml:space="preserve"> vector</w:t>
+            </w:r>
+            <w:r>
+              <w:rPr>
+                <w:rFonts w:ascii="Calibri" w:hAnsi="Calibri" w:cs="Calibri"/>
+                <w:i/>
+                <w:iCs/>
+                <w:sz w:val="20"/>
+                <w:szCs w:val="20"/>
+              </w:rPr>
+              <w:t>-</w:t>
+            </w:r>
+            <w:r>
+              <w:rPr>
+                <w:rFonts w:ascii="Calibri" w:hAnsi="Calibri" w:cs="Calibri"/>
+                <w:i/>
+                <w:iCs/>
+                <w:sz w:val="20"/>
+                <w:szCs w:val="20"/>
+              </w:rPr>
+              <w:t xml:space="preserve">less, reasoning-based RAG framework with LLM-powered reasoning </w:t>
+            </w:r>
+            <w:r>
+              <w:rPr>
+                <w:rFonts w:ascii="Calibri" w:hAnsi="Calibri" w:cs="Calibri"/>
+                <w:i/>
+                <w:iCs/>
+                <w:sz w:val="20"/>
+                <w:szCs w:val="20"/>
+              </w:rPr>
+              <w:t>over</w:t>
+            </w:r>
+            <w:r>
+              <w:rPr>
+                <w:rFonts w:ascii="Calibri" w:hAnsi="Calibri" w:cs="Calibri"/>
+                <w:i/>
+                <w:iCs/>
+                <w:sz w:val="20"/>
+                <w:szCs w:val="20"/>
+              </w:rPr>
+              <w:t xml:space="preserve"> structured documents.</w:t>
             </w:r>
           </w:p>
         </w:tc>
       </w:tr>
       <w:tr>
         <w:trPr>
-          <w:trHeight w:val="285"/>
+          <w:trHeight w:val="274"/>
         </w:trPr>
         <w:tc>
           <w:tcPr>
@@ -2832,6 +4327,8 @@
               <w:jc w:val="center"/>
               <w:rPr>
                 <w:rFonts w:ascii="Calibri" w:hAnsi="Calibri" w:cs="Calibri"/>
+                <w:b/>
+                <w:bCs/>
                 <w:sz w:val="20"/>
                 <w:szCs w:val="20"/>
               </w:rPr>
@@ -2841,7 +4338,7 @@
         <w:tc>
           <w:tcPr>
             <w:tcW w:w="9348" w:type="dxa"/>
-            <w:gridSpan w:val="7"/>
+            <w:gridSpan w:val="9"/>
             <w:shd w:val="clear" w:color="auto" w:fill="FFFFFF" w:themeFill="background1"/>
           </w:tcPr>
           <w:p>
@@ -2849,7 +4346,7 @@
               <w:pStyle w:val="NoSpacing"/>
               <w:numPr>
                 <w:ilvl w:val="0"/>
-                <w:numId w:val="25"/>
+                <w:numId w:val="26"/>
               </w:numPr>
               <w:tabs>
                 <w:tab w:val="left" w:pos="6584"/>
@@ -2866,7 +4363,69 @@
                 <w:sz w:val="20"/>
                 <w:szCs w:val="20"/>
               </w:rPr>
-              <w:t>Leveraged Pandas, NumPy, and Matplotlib for processing data &amp; LSTM for modelling using ReLU activation functions, optimising the mean squared error loss function using the Adam optimiser</w:t>
+              <w:t>Developed</w:t>
+            </w:r>
+            <w:r>
+              <w:rPr>
+                <w:rFonts w:ascii="Calibri" w:hAnsi="Calibri" w:cs="Calibri"/>
+                <w:sz w:val="20"/>
+                <w:szCs w:val="20"/>
+              </w:rPr>
+              <w:t xml:space="preserve"> a </w:t>
+            </w:r>
+            <w:r>
+              <w:rPr>
+                <w:rFonts w:ascii="Calibri" w:hAnsi="Calibri" w:cs="Calibri"/>
+                <w:b/>
+                <w:bCs/>
+                <w:sz w:val="20"/>
+                <w:szCs w:val="20"/>
+              </w:rPr>
+              <w:t>recursive document parser</w:t>
+            </w:r>
+            <w:r>
+              <w:rPr>
+                <w:rFonts w:ascii="Calibri" w:hAnsi="Calibri" w:cs="Calibri"/>
+                <w:sz w:val="20"/>
+                <w:szCs w:val="20"/>
+              </w:rPr>
+              <w:t xml:space="preserve"> that splits text into a </w:t>
+            </w:r>
+            <w:r>
+              <w:rPr>
+                <w:rFonts w:ascii="Calibri" w:hAnsi="Calibri" w:cs="Calibri"/>
+                <w:b/>
+                <w:bCs/>
+                <w:sz w:val="20"/>
+                <w:szCs w:val="20"/>
+              </w:rPr>
+              <w:t>hierarchical node tree</w:t>
+            </w:r>
+            <w:r>
+              <w:rPr>
+                <w:rFonts w:ascii="Calibri" w:hAnsi="Calibri" w:cs="Calibri"/>
+                <w:sz w:val="20"/>
+                <w:szCs w:val="20"/>
+              </w:rPr>
+              <w:t xml:space="preserve"> via </w:t>
+            </w:r>
+            <w:r>
+              <w:rPr>
+                <w:rFonts w:ascii="Calibri" w:hAnsi="Calibri" w:cs="Calibri"/>
+                <w:b/>
+                <w:bCs/>
+                <w:sz w:val="20"/>
+                <w:szCs w:val="20"/>
+              </w:rPr>
+              <w:t>LLM-based chunking</w:t>
+            </w:r>
+            <w:r>
+              <w:rPr>
+                <w:rFonts w:ascii="Calibri" w:hAnsi="Calibri" w:cs="Calibri"/>
+                <w:sz w:val="20"/>
+                <w:szCs w:val="20"/>
+              </w:rPr>
+              <w:t>.</w:t>
             </w:r>
           </w:p>
           <w:p>
@@ -2874,7 +4433,7 @@
               <w:pStyle w:val="NoSpacing"/>
               <w:numPr>
                 <w:ilvl w:val="0"/>
-                <w:numId w:val="25"/>
+                <w:numId w:val="26"/>
               </w:numPr>
               <w:tabs>
                 <w:tab w:val="left" w:pos="6584"/>
@@ -2891,7 +4450,43 @@
                 <w:sz w:val="20"/>
                 <w:szCs w:val="20"/>
               </w:rPr>
-              <w:t>Handled 9,550+ data points, achieving 97.5% accuracy, indicating a similarity of predicted values to actual stock prices within 100 Epochs of batch size 32.</w:t>
+              <w:t xml:space="preserve">Implemented </w:t>
+            </w:r>
+            <w:r>
+              <w:rPr>
+                <w:rFonts w:ascii="Calibri" w:hAnsi="Calibri" w:cs="Calibri"/>
+                <w:b/>
+                <w:bCs/>
+                <w:sz w:val="20"/>
+                <w:szCs w:val="20"/>
+              </w:rPr>
+              <w:t>LLM-guided tree traversal</w:t>
+            </w:r>
+            <w:r>
+              <w:rPr>
+                <w:rFonts w:ascii="Calibri" w:hAnsi="Calibri" w:cs="Calibri"/>
+                <w:sz w:val="20"/>
+                <w:szCs w:val="20"/>
+              </w:rPr>
+              <w:t xml:space="preserve"> for retrieval, replacing cosine similarity with </w:t>
+            </w:r>
+            <w:r>
+              <w:rPr>
+                <w:rFonts w:ascii="Calibri" w:hAnsi="Calibri" w:cs="Calibri"/>
+                <w:b/>
+                <w:bCs/>
+                <w:sz w:val="20"/>
+                <w:szCs w:val="20"/>
+              </w:rPr>
+              <w:t>reasoning-based search</w:t>
+            </w:r>
+            <w:r>
+              <w:rPr>
+                <w:rFonts w:ascii="Calibri" w:hAnsi="Calibri" w:cs="Calibri"/>
+                <w:sz w:val="20"/>
+                <w:szCs w:val="20"/>
+              </w:rPr>
+              <w:t>.</w:t>
             </w:r>
           </w:p>
         </w:tc>
@@ -2918,34 +4513,62 @@
                 <w:szCs w:val="20"/>
               </w:rPr>
             </w:pPr>
-            <w:proofErr w:type="spellStart"/>
-            <w:r>
-              <w:rPr>
-                <w:rFonts w:ascii="Calibri" w:hAnsi="Calibri" w:cs="Calibri"/>
-                <w:b/>
-                <w:bCs/>
-                <w:sz w:val="20"/>
-                <w:szCs w:val="20"/>
-              </w:rPr>
-              <w:t>Vectorless</w:t>
-            </w:r>
-            <w:proofErr w:type="spellEnd"/>
-            <w:r>
-              <w:rPr>
-                <w:rFonts w:ascii="Calibri" w:hAnsi="Calibri" w:cs="Calibri"/>
-                <w:b/>
-                <w:bCs/>
-                <w:sz w:val="20"/>
-                <w:szCs w:val="20"/>
-              </w:rPr>
-              <w:t xml:space="preserve"> RAG</w:t>
+            <w:r>
+              <w:rPr>
+                <w:rFonts w:ascii="Calibri" w:hAnsi="Calibri" w:cs="Calibri"/>
+                <w:b/>
+                <w:bCs/>
+                <w:sz w:val="20"/>
+                <w:szCs w:val="20"/>
+              </w:rPr>
+              <w:t>Literature online</w:t>
+            </w:r>
+            <w:r>
+              <w:rPr>
+                <w:rFonts w:ascii="Calibri" w:hAnsi="Calibri" w:cs="Calibri"/>
+                <w:b/>
+                <w:bCs/>
+                <w:sz w:val="20"/>
+                <w:szCs w:val="20"/>
+              </w:rPr>
+              <w:br/>
+            </w:r>
+            <w:r>
+              <w:rPr>
+                <w:rFonts w:ascii="Calibri" w:hAnsi="Calibri" w:cs="Calibri"/>
+                <w:i/>
+                <w:iCs/>
+                <w:sz w:val="20"/>
+                <w:szCs w:val="20"/>
+              </w:rPr>
+              <w:t xml:space="preserve">Multiplayer </w:t>
+            </w:r>
+            <w:r>
+              <w:rPr>
+                <w:rFonts w:ascii="Calibri" w:hAnsi="Calibri" w:cs="Calibri"/>
+                <w:i/>
+                <w:iCs/>
+                <w:sz w:val="20"/>
+                <w:szCs w:val="20"/>
+              </w:rPr>
+              <w:t>G</w:t>
+            </w:r>
+            <w:r>
+              <w:rPr>
+                <w:rFonts w:ascii="Calibri" w:hAnsi="Calibri" w:cs="Calibri"/>
+                <w:i/>
+                <w:iCs/>
+                <w:sz w:val="20"/>
+                <w:szCs w:val="20"/>
+              </w:rPr>
+              <w:t>ame</w:t>
             </w:r>
           </w:p>
         </w:tc>
         <w:tc>
           <w:tcPr>
             <w:tcW w:w="9348" w:type="dxa"/>
-            <w:gridSpan w:val="7"/>
+            <w:gridSpan w:val="9"/>
             <w:shd w:val="clear" w:color="auto" w:fill="FFFFFF" w:themeFill="background1"/>
           </w:tcPr>
           <w:p>
@@ -2970,23 +4593,43 @@
                 <w:sz w:val="20"/>
                 <w:szCs w:val="20"/>
               </w:rPr>
-              <w:t xml:space="preserve">Built </w:t>
-            </w:r>
-            <w:r>
-              <w:rPr>
-                <w:rFonts w:ascii="Calibri" w:hAnsi="Calibri" w:cs="Calibri"/>
-                <w:sz w:val="20"/>
-                <w:szCs w:val="20"/>
-              </w:rPr>
-              <w:t xml:space="preserve">a predictive model to estimate housing prices with an </w:t>
-            </w:r>
-            <w:r>
-              <w:rPr>
-                <w:rFonts w:ascii="Calibri" w:hAnsi="Calibri" w:cs="Calibri"/>
-                <w:sz w:val="20"/>
-                <w:szCs w:val="20"/>
-              </w:rPr>
-              <w:t>R² error of 0.8 using Random Forest</w:t>
+              <w:t xml:space="preserve">Engineered a </w:t>
+            </w:r>
+            <w:r>
+              <w:rPr>
+                <w:rFonts w:ascii="Calibri" w:hAnsi="Calibri" w:cs="Calibri"/>
+                <w:b/>
+                <w:bCs/>
+                <w:sz w:val="20"/>
+                <w:szCs w:val="20"/>
+              </w:rPr>
+              <w:t>real-time multiplayer</w:t>
+            </w:r>
+            <w:r>
+              <w:rPr>
+                <w:rFonts w:ascii="Calibri" w:hAnsi="Calibri" w:cs="Calibri"/>
+                <w:sz w:val="20"/>
+                <w:szCs w:val="20"/>
+              </w:rPr>
+              <w:t xml:space="preserve"> card game using </w:t>
+            </w:r>
+            <w:r>
+              <w:rPr>
+                <w:rFonts w:ascii="Calibri" w:hAnsi="Calibri" w:cs="Calibri"/>
+                <w:b/>
+                <w:bCs/>
+                <w:sz w:val="20"/>
+                <w:szCs w:val="20"/>
+              </w:rPr>
+              <w:t>Socket.IO</w:t>
+            </w:r>
+            <w:r>
+              <w:rPr>
+                <w:rFonts w:ascii="Calibri" w:hAnsi="Calibri" w:cs="Calibri"/>
+                <w:sz w:val="20"/>
+                <w:szCs w:val="20"/>
+              </w:rPr>
+              <w:t xml:space="preserve"> for bidirectional event-driven communication</w:t>
             </w:r>
             <w:r>
               <w:rPr>
@@ -3019,40 +4662,35 @@
                 <w:sz w:val="20"/>
                 <w:szCs w:val="20"/>
               </w:rPr>
-              <w:t>Improved accuracy through feature engineering, log transformation, and standard scaling of variables.</w:t>
-            </w:r>
-          </w:p>
-          <w:p>
-            <w:pPr>
-              <w:pStyle w:val="NoSpacing"/>
-              <w:numPr>
-                <w:ilvl w:val="0"/>
-                <w:numId w:val="26"/>
-              </w:numPr>
-              <w:tabs>
-                <w:tab w:val="left" w:pos="6584"/>
-              </w:tabs>
-              <w:rPr>
-                <w:rFonts w:ascii="Calibri" w:hAnsi="Calibri" w:cs="Calibri"/>
-                <w:sz w:val="20"/>
-                <w:szCs w:val="20"/>
-              </w:rPr>
-            </w:pPr>
-            <w:r>
-              <w:rPr>
-                <w:rFonts w:ascii="Calibri" w:hAnsi="Calibri" w:cs="Calibri"/>
-                <w:sz w:val="20"/>
-                <w:szCs w:val="20"/>
-              </w:rPr>
-              <w:t>Conducted exploratory analysis using correlation heatmaps to identify the pricing driv</w:t>
-            </w:r>
-            <w:r>
-              <w:rPr>
-                <w:rFonts w:ascii="Calibri" w:hAnsi="Calibri" w:cs="Calibri"/>
-                <w:sz w:val="20"/>
-                <w:szCs w:val="20"/>
-              </w:rPr>
-              <w:t>ing factors.</w:t>
+              <w:t xml:space="preserve">Designed a modular </w:t>
+            </w:r>
+            <w:r>
+              <w:rPr>
+                <w:rFonts w:ascii="Calibri" w:hAnsi="Calibri" w:cs="Calibri"/>
+                <w:b/>
+                <w:bCs/>
+                <w:sz w:val="20"/>
+                <w:szCs w:val="20"/>
+              </w:rPr>
+              <w:t>ExpressJS</w:t>
+            </w:r>
+            <w:r>
+              <w:rPr>
+                <w:rFonts w:ascii="Calibri" w:hAnsi="Calibri" w:cs="Calibri"/>
+                <w:b/>
+                <w:bCs/>
+                <w:sz w:val="20"/>
+                <w:szCs w:val="20"/>
+              </w:rPr>
+              <w:t xml:space="preserve"> backend</w:t>
+            </w:r>
+            <w:r>
+              <w:rPr>
+                <w:rFonts w:ascii="Calibri" w:hAnsi="Calibri" w:cs="Calibri"/>
+                <w:sz w:val="20"/>
+                <w:szCs w:val="20"/>
+              </w:rPr>
+              <w:t xml:space="preserve"> to process complex game logic and manage concurrent player sessions</w:t>
             </w:r>
           </w:p>
         </w:tc>
@@ -3061,7 +4699,7 @@
         <w:tc>
           <w:tcPr>
             <w:tcW w:w="11328" w:type="dxa"/>
-            <w:gridSpan w:val="8"/>
+            <w:gridSpan w:val="10"/>
             <w:shd w:val="clear" w:color="auto" w:fill="215E99" w:themeFill="text2" w:themeFillTint="BF"/>
           </w:tcPr>
           <w:p>
@@ -3108,6 +4746,8 @@
               <w:jc w:val="center"/>
               <w:rPr>
                 <w:rFonts w:ascii="Calibri" w:hAnsi="Calibri" w:cs="Calibri"/>
+                <w:b/>
+                <w:bCs/>
                 <w:color w:val="000000" w:themeColor="text1"/>
                 <w:sz w:val="20"/>
                 <w:szCs w:val="20"/>
@@ -3116,6 +4756,8 @@
             <w:r>
               <w:rPr>
                 <w:rFonts w:ascii="Calibri" w:hAnsi="Calibri" w:cs="Calibri"/>
+                <w:b/>
+                <w:bCs/>
                 <w:color w:val="000000" w:themeColor="text1"/>
                 <w:sz w:val="20"/>
                 <w:szCs w:val="20"/>
@@ -3144,11 +4786,63 @@
               <w:t>Shaastra Webops</w:t>
             </w:r>
           </w:p>
+          <w:p>
+            <w:pPr>
+              <w:pStyle w:val="NoSpacing"/>
+              <w:jc w:val="center"/>
+              <w:rPr>
+                <w:rFonts w:ascii="Calibri" w:hAnsi="Calibri" w:cs="Calibri"/>
+                <w:color w:val="000000" w:themeColor="text1"/>
+                <w:sz w:val="20"/>
+                <w:szCs w:val="20"/>
+              </w:rPr>
+            </w:pPr>
+            <w:r>
+              <w:rPr>
+                <w:rFonts w:ascii="Calibri" w:hAnsi="Calibri" w:cs="Calibri"/>
+                <w:i/>
+                <w:iCs/>
+                <w:sz w:val="16"/>
+                <w:szCs w:val="16"/>
+              </w:rPr>
+              <w:t>(May</w:t>
+            </w:r>
+            <w:r>
+              <w:rPr>
+                <w:rFonts w:ascii="Calibri" w:hAnsi="Calibri" w:cs="Calibri"/>
+                <w:i/>
+                <w:iCs/>
+                <w:sz w:val="16"/>
+                <w:szCs w:val="16"/>
+              </w:rPr>
+              <w:t xml:space="preserve">25 – </w:t>
+            </w:r>
+            <w:r>
+              <w:rPr>
+                <w:rFonts w:ascii="Calibri" w:hAnsi="Calibri" w:cs="Calibri"/>
+                <w:i/>
+                <w:iCs/>
+                <w:sz w:val="16"/>
+                <w:szCs w:val="16"/>
+              </w:rPr>
+              <w:t>Apr26</w:t>
+            </w:r>
+            <w:r>
+              <w:rPr>
+                <w:rFonts w:ascii="Calibri" w:hAnsi="Calibri" w:cs="Calibri"/>
+                <w:i/>
+                <w:iCs/>
+                <w:sz w:val="16"/>
+                <w:szCs w:val="16"/>
+              </w:rPr>
+              <w:t>)</w:t>
+            </w:r>
+          </w:p>
         </w:tc>
         <w:tc>
           <w:tcPr>
             <w:tcW w:w="9348" w:type="dxa"/>
-            <w:gridSpan w:val="7"/>
+            <w:gridSpan w:val="9"/>
             <w:shd w:val="clear" w:color="auto" w:fill="D1D1D1" w:themeFill="background2" w:themeFillShade="E6"/>
           </w:tcPr>
           <w:p>
@@ -3161,8 +4855,6 @@
                 <w:szCs w:val="20"/>
               </w:rPr>
             </w:pPr>
-            <w:proofErr w:type="spellStart"/>
-            <w:proofErr w:type="gramStart"/>
             <w:r>
               <w:rPr>
                 <w:rFonts w:ascii="Calibri" w:hAnsi="Calibri" w:cs="Calibri"/>
@@ -3172,9 +4864,8 @@
                 <w:sz w:val="20"/>
                 <w:szCs w:val="20"/>
               </w:rPr>
-              <w:t>Techstack</w:t>
-            </w:r>
-            <w:proofErr w:type="spellEnd"/>
+              <w:t>Tech</w:t>
+            </w:r>
             <w:r>
               <w:rPr>
                 <w:rFonts w:ascii="Calibri" w:hAnsi="Calibri" w:cs="Calibri"/>
@@ -3184,9 +4875,8 @@
                 <w:sz w:val="20"/>
                 <w:szCs w:val="20"/>
               </w:rPr>
-              <w:t xml:space="preserve"> :</w:t>
-            </w:r>
-            <w:proofErr w:type="gramEnd"/>
+              <w:t>S</w:t>
+            </w:r>
             <w:r>
               <w:rPr>
                 <w:rFonts w:ascii="Calibri" w:hAnsi="Calibri" w:cs="Calibri"/>
@@ -3196,9 +4886,8 @@
                 <w:sz w:val="20"/>
                 <w:szCs w:val="20"/>
               </w:rPr>
-              <w:t xml:space="preserve"> ReactJS, NodeJS, </w:t>
-            </w:r>
-            <w:proofErr w:type="spellStart"/>
+              <w:t>tack</w:t>
+            </w:r>
             <w:r>
               <w:rPr>
                 <w:rFonts w:ascii="Calibri" w:hAnsi="Calibri" w:cs="Calibri"/>
@@ -3208,9 +4897,8 @@
                 <w:sz w:val="20"/>
                 <w:szCs w:val="20"/>
               </w:rPr>
-              <w:t>TailwindCSS</w:t>
-            </w:r>
-            <w:proofErr w:type="spellEnd"/>
+              <w:t xml:space="preserve">: ReactJS, NodeJS, </w:t>
+            </w:r>
             <w:r>
               <w:rPr>
                 <w:rFonts w:ascii="Calibri" w:hAnsi="Calibri" w:cs="Calibri"/>
@@ -3220,7 +4908,7 @@
                 <w:sz w:val="20"/>
                 <w:szCs w:val="20"/>
               </w:rPr>
-              <w:t xml:space="preserve">, </w:t>
+              <w:t>TailwindCSS</w:t>
             </w:r>
             <w:r>
               <w:rPr>
@@ -3231,9 +4919,8 @@
                 <w:sz w:val="20"/>
                 <w:szCs w:val="20"/>
               </w:rPr>
-              <w:t xml:space="preserve">PostgreSQL, </w:t>
-            </w:r>
-            <w:proofErr w:type="spellStart"/>
+              <w:t xml:space="preserve">, </w:t>
+            </w:r>
             <w:r>
               <w:rPr>
                 <w:rFonts w:ascii="Calibri" w:hAnsi="Calibri" w:cs="Calibri"/>
@@ -3243,9 +4930,8 @@
                 <w:sz w:val="20"/>
                 <w:szCs w:val="20"/>
               </w:rPr>
-              <w:t>TypeORM</w:t>
-            </w:r>
-            <w:proofErr w:type="spellEnd"/>
+              <w:t xml:space="preserve">PostgreSQL, </w:t>
+            </w:r>
             <w:r>
               <w:rPr>
                 <w:rFonts w:ascii="Calibri" w:hAnsi="Calibri" w:cs="Calibri"/>
@@ -3255,9 +4941,8 @@
                 <w:sz w:val="20"/>
                 <w:szCs w:val="20"/>
               </w:rPr>
-              <w:t xml:space="preserve">, </w:t>
-            </w:r>
-            <w:proofErr w:type="spellStart"/>
+              <w:t>TypeORM</w:t>
+            </w:r>
             <w:r>
               <w:rPr>
                 <w:rFonts w:ascii="Calibri" w:hAnsi="Calibri" w:cs="Calibri"/>
@@ -3267,9 +4952,8 @@
                 <w:sz w:val="20"/>
                 <w:szCs w:val="20"/>
               </w:rPr>
-              <w:t>GraphQL</w:t>
-            </w:r>
-            <w:proofErr w:type="spellEnd"/>
+              <w:t>,</w:t>
+            </w:r>
             <w:r>
               <w:rPr>
                 <w:rFonts w:ascii="Calibri" w:hAnsi="Calibri" w:cs="Calibri"/>
@@ -3279,9 +4963,8 @@
                 <w:sz w:val="20"/>
                 <w:szCs w:val="20"/>
               </w:rPr>
-              <w:t xml:space="preserve">, </w:t>
-            </w:r>
-            <w:proofErr w:type="spellStart"/>
+              <w:t xml:space="preserve"> Apollo</w:t>
+            </w:r>
             <w:r>
               <w:rPr>
                 <w:rFonts w:ascii="Calibri" w:hAnsi="Calibri" w:cs="Calibri"/>
@@ -3291,9 +4974,41 @@
                 <w:sz w:val="20"/>
                 <w:szCs w:val="20"/>
               </w:rPr>
+              <w:t xml:space="preserve"> GraphQL, </w:t>
+            </w:r>
+            <w:r>
+              <w:rPr>
+                <w:rFonts w:ascii="Calibri" w:hAnsi="Calibri" w:cs="Calibri"/>
+                <w:i/>
+                <w:iCs/>
+                <w:color w:val="000000" w:themeColor="text1"/>
+                <w:sz w:val="20"/>
+                <w:szCs w:val="20"/>
+              </w:rPr>
+              <w:t>GitHub</w:t>
+            </w:r>
+            <w:r>
+              <w:rPr>
+                <w:rFonts w:ascii="Calibri" w:hAnsi="Calibri" w:cs="Calibri"/>
+                <w:i/>
+                <w:iCs/>
+                <w:color w:val="000000" w:themeColor="text1"/>
+                <w:sz w:val="20"/>
+                <w:szCs w:val="20"/>
+              </w:rPr>
+              <w:t xml:space="preserve"> Actions, </w:t>
+            </w:r>
+            <w:r>
+              <w:rPr>
+                <w:rFonts w:ascii="Calibri" w:hAnsi="Calibri" w:cs="Calibri"/>
+                <w:i/>
+                <w:iCs/>
+                <w:color w:val="000000" w:themeColor="text1"/>
+                <w:sz w:val="20"/>
+                <w:szCs w:val="20"/>
+              </w:rPr>
               <w:t>DigitalOcean</w:t>
             </w:r>
-            <w:proofErr w:type="spellEnd"/>
           </w:p>
         </w:tc>
       </w:tr>
@@ -3324,7 +5039,7 @@
         <w:tc>
           <w:tcPr>
             <w:tcW w:w="9348" w:type="dxa"/>
-            <w:gridSpan w:val="7"/>
+            <w:gridSpan w:val="9"/>
             <w:shd w:val="clear" w:color="auto" w:fill="FFFFFF" w:themeFill="background1"/>
           </w:tcPr>
           <w:p>
@@ -3344,11 +5059,62 @@
             <w:r>
               <w:rPr>
                 <w:rFonts w:ascii="Calibri" w:hAnsi="Calibri" w:cs="Calibri"/>
-                <w:color w:val="000000" w:themeColor="text1"/>
-                <w:sz w:val="20"/>
-                <w:szCs w:val="20"/>
-              </w:rPr>
-              <w:t xml:space="preserve">Built admin portals to update live data for events and workshops to incorporate last-minute changes. </w:t>
+                <w:b/>
+                <w:bCs/>
+                <w:color w:val="000000" w:themeColor="text1"/>
+                <w:sz w:val="20"/>
+                <w:szCs w:val="20"/>
+              </w:rPr>
+              <w:t>Directed a team of 12</w:t>
+            </w:r>
+            <w:r>
+              <w:rPr>
+                <w:rFonts w:ascii="Calibri" w:hAnsi="Calibri" w:cs="Calibri"/>
+                <w:color w:val="000000" w:themeColor="text1"/>
+                <w:sz w:val="20"/>
+                <w:szCs w:val="20"/>
+              </w:rPr>
+              <w:t xml:space="preserve"> developers driving web operations for Asia's largest tech fest, executing </w:t>
+            </w:r>
+            <w:r>
+              <w:rPr>
+                <w:rFonts w:ascii="Calibri" w:hAnsi="Calibri" w:cs="Calibri"/>
+                <w:b/>
+                <w:bCs/>
+                <w:color w:val="000000" w:themeColor="text1"/>
+                <w:sz w:val="20"/>
+                <w:szCs w:val="20"/>
+              </w:rPr>
+              <w:t>15+ on-time deployments</w:t>
+            </w:r>
+            <w:r>
+              <w:rPr>
+                <w:rFonts w:ascii="Calibri" w:hAnsi="Calibri" w:cs="Calibri"/>
+                <w:color w:val="000000" w:themeColor="text1"/>
+                <w:sz w:val="20"/>
+                <w:szCs w:val="20"/>
+              </w:rPr>
+              <w:t xml:space="preserve"> reaching </w:t>
+            </w:r>
+            <w:r>
+              <w:rPr>
+                <w:rFonts w:ascii="Calibri" w:hAnsi="Calibri" w:cs="Calibri"/>
+                <w:b/>
+                <w:bCs/>
+                <w:color w:val="000000" w:themeColor="text1"/>
+                <w:sz w:val="20"/>
+                <w:szCs w:val="20"/>
+              </w:rPr>
+              <w:t>70k+ users</w:t>
+            </w:r>
+            <w:r>
+              <w:rPr>
+                <w:rFonts w:ascii="Calibri" w:hAnsi="Calibri" w:cs="Calibri"/>
+                <w:color w:val="000000" w:themeColor="text1"/>
+                <w:sz w:val="20"/>
+                <w:szCs w:val="20"/>
+              </w:rPr>
+              <w:t xml:space="preserve"> while upholding strict code quality and cross-functional collaboration.</w:t>
             </w:r>
           </w:p>
           <w:p>
@@ -3372,7 +5138,117 @@
                 <w:sz w:val="20"/>
                 <w:szCs w:val="20"/>
               </w:rPr>
-              <w:t xml:space="preserve">Designed a scalable data tracking system for a role-based website for efficient data management. </w:t>
+              <w:t xml:space="preserve">Built a </w:t>
+            </w:r>
+            <w:r>
+              <w:rPr>
+                <w:rFonts w:ascii="Calibri" w:hAnsi="Calibri" w:cs="Calibri"/>
+                <w:b/>
+                <w:bCs/>
+                <w:color w:val="000000" w:themeColor="text1"/>
+                <w:sz w:val="20"/>
+                <w:szCs w:val="20"/>
+              </w:rPr>
+              <w:t xml:space="preserve">real-time </w:t>
+            </w:r>
+            <w:r>
+              <w:rPr>
+                <w:rFonts w:ascii="Calibri" w:hAnsi="Calibri" w:cs="Calibri"/>
+                <w:b/>
+                <w:bCs/>
+                <w:color w:val="000000" w:themeColor="text1"/>
+                <w:sz w:val="20"/>
+                <w:szCs w:val="20"/>
+              </w:rPr>
+              <w:t>CMS</w:t>
+            </w:r>
+            <w:r>
+              <w:rPr>
+                <w:rFonts w:ascii="Calibri" w:hAnsi="Calibri" w:cs="Calibri"/>
+                <w:b/>
+                <w:bCs/>
+                <w:color w:val="000000" w:themeColor="text1"/>
+                <w:sz w:val="20"/>
+                <w:szCs w:val="20"/>
+                <w:vertAlign w:val="superscript"/>
+              </w:rPr>
+              <w:t>2</w:t>
+            </w:r>
+            <w:r>
+              <w:rPr>
+                <w:rFonts w:ascii="Calibri" w:hAnsi="Calibri" w:cs="Calibri"/>
+                <w:b/>
+                <w:bCs/>
+                <w:color w:val="000000" w:themeColor="text1"/>
+                <w:sz w:val="20"/>
+                <w:szCs w:val="20"/>
+              </w:rPr>
+              <w:t xml:space="preserve"> </w:t>
+            </w:r>
+            <w:r>
+              <w:rPr>
+                <w:rFonts w:ascii="Calibri" w:hAnsi="Calibri" w:cs="Calibri"/>
+                <w:b/>
+                <w:bCs/>
+                <w:color w:val="000000" w:themeColor="text1"/>
+                <w:sz w:val="20"/>
+                <w:szCs w:val="20"/>
+              </w:rPr>
+              <w:t>dashboard</w:t>
+            </w:r>
+            <w:r>
+              <w:rPr>
+                <w:rFonts w:ascii="Calibri" w:hAnsi="Calibri" w:cs="Calibri"/>
+                <w:color w:val="000000" w:themeColor="text1"/>
+                <w:sz w:val="20"/>
+                <w:szCs w:val="20"/>
+              </w:rPr>
+              <w:t xml:space="preserve"> enabling updates to event/workshop details and </w:t>
+            </w:r>
+            <w:r>
+              <w:rPr>
+                <w:rFonts w:ascii="Calibri" w:hAnsi="Calibri" w:cs="Calibri"/>
+                <w:color w:val="000000" w:themeColor="text1"/>
+                <w:sz w:val="20"/>
+                <w:szCs w:val="20"/>
+              </w:rPr>
+              <w:t>posters</w:t>
+            </w:r>
+            <w:r>
+              <w:rPr>
+                <w:rFonts w:ascii="Calibri" w:hAnsi="Calibri" w:cs="Calibri"/>
+                <w:color w:val="000000" w:themeColor="text1"/>
+                <w:sz w:val="20"/>
+                <w:szCs w:val="20"/>
+              </w:rPr>
+              <w:t xml:space="preserve"> </w:t>
+            </w:r>
+            <w:r>
+              <w:rPr>
+                <w:rFonts w:ascii="Calibri" w:hAnsi="Calibri" w:cs="Calibri"/>
+                <w:color w:val="000000" w:themeColor="text1"/>
+                <w:sz w:val="20"/>
+                <w:szCs w:val="20"/>
+              </w:rPr>
+              <w:t>to a live</w:t>
+            </w:r>
+            <w:r>
+              <w:rPr>
+                <w:rFonts w:ascii="Calibri" w:hAnsi="Calibri" w:cs="Calibri"/>
+                <w:color w:val="000000" w:themeColor="text1"/>
+                <w:sz w:val="20"/>
+                <w:szCs w:val="20"/>
+              </w:rPr>
+              <w:t xml:space="preserve"> platform</w:t>
+            </w:r>
+            <w:r>
+              <w:rPr>
+                <w:rFonts w:ascii="Calibri" w:hAnsi="Calibri" w:cs="Calibri"/>
+                <w:color w:val="000000" w:themeColor="text1"/>
+                <w:sz w:val="20"/>
+                <w:szCs w:val="20"/>
+              </w:rPr>
+              <w:t>.</w:t>
             </w:r>
           </w:p>
           <w:p>
@@ -3396,7 +5272,631 @@
                 <w:sz w:val="20"/>
                 <w:szCs w:val="20"/>
               </w:rPr>
-              <w:t>Led a team of 12 Developers, ensuring portal compatibility and actively participating in code reviews.</w:t>
+              <w:t xml:space="preserve">Architected a </w:t>
+            </w:r>
+            <w:r>
+              <w:rPr>
+                <w:rFonts w:ascii="Calibri" w:hAnsi="Calibri" w:cs="Calibri"/>
+                <w:color w:val="000000" w:themeColor="text1"/>
+                <w:sz w:val="20"/>
+                <w:szCs w:val="20"/>
+              </w:rPr>
+              <w:t>secure and reliable</w:t>
+            </w:r>
+            <w:r>
+              <w:rPr>
+                <w:rFonts w:ascii="Calibri" w:hAnsi="Calibri" w:cs="Calibri"/>
+                <w:b/>
+                <w:bCs/>
+                <w:color w:val="000000" w:themeColor="text1"/>
+                <w:sz w:val="20"/>
+                <w:szCs w:val="20"/>
+              </w:rPr>
+              <w:t xml:space="preserve"> event</w:t>
+            </w:r>
+            <w:r>
+              <w:rPr>
+                <w:rFonts w:ascii="Calibri" w:hAnsi="Calibri" w:cs="Calibri"/>
+                <w:b/>
+                <w:bCs/>
+                <w:color w:val="000000" w:themeColor="text1"/>
+                <w:sz w:val="20"/>
+                <w:szCs w:val="20"/>
+              </w:rPr>
+              <w:t xml:space="preserve"> </w:t>
+            </w:r>
+            <w:r>
+              <w:rPr>
+                <w:rFonts w:ascii="Calibri" w:hAnsi="Calibri" w:cs="Calibri"/>
+                <w:b/>
+                <w:bCs/>
+                <w:color w:val="000000" w:themeColor="text1"/>
+                <w:sz w:val="20"/>
+                <w:szCs w:val="20"/>
+              </w:rPr>
+              <w:t>registration &amp; payment backend</w:t>
+            </w:r>
+            <w:r>
+              <w:rPr>
+                <w:rFonts w:ascii="Calibri" w:hAnsi="Calibri" w:cs="Calibri"/>
+                <w:color w:val="000000" w:themeColor="text1"/>
+                <w:sz w:val="20"/>
+                <w:szCs w:val="20"/>
+              </w:rPr>
+              <w:t xml:space="preserve">, processing </w:t>
+            </w:r>
+            <w:r>
+              <w:rPr>
+                <w:rFonts w:ascii="Calibri" w:hAnsi="Calibri" w:cs="Calibri"/>
+                <w:b/>
+                <w:bCs/>
+                <w:color w:val="000000" w:themeColor="text1"/>
+                <w:sz w:val="20"/>
+                <w:szCs w:val="20"/>
+              </w:rPr>
+              <w:t>₹5L+</w:t>
+            </w:r>
+            <w:r>
+              <w:rPr>
+                <w:rFonts w:ascii="Calibri" w:hAnsi="Calibri" w:cs="Calibri"/>
+                <w:color w:val="000000" w:themeColor="text1"/>
+                <w:sz w:val="20"/>
+                <w:szCs w:val="20"/>
+              </w:rPr>
+              <w:t xml:space="preserve"> via </w:t>
+            </w:r>
+            <w:r>
+              <w:rPr>
+                <w:rFonts w:ascii="Calibri" w:hAnsi="Calibri" w:cs="Calibri"/>
+                <w:b/>
+                <w:bCs/>
+                <w:color w:val="000000" w:themeColor="text1"/>
+                <w:sz w:val="20"/>
+                <w:szCs w:val="20"/>
+              </w:rPr>
+              <w:t>Razorpay</w:t>
+            </w:r>
+            <w:r>
+              <w:rPr>
+                <w:rFonts w:ascii="Calibri" w:hAnsi="Calibri" w:cs="Calibri"/>
+                <w:color w:val="000000" w:themeColor="text1"/>
+                <w:sz w:val="20"/>
+                <w:szCs w:val="20"/>
+              </w:rPr>
+              <w:t xml:space="preserve"> with webhooks, combo purchase flows, </w:t>
+            </w:r>
+            <w:r>
+              <w:rPr>
+                <w:rFonts w:ascii="Calibri" w:hAnsi="Calibri" w:cs="Calibri"/>
+                <w:color w:val="000000" w:themeColor="text1"/>
+                <w:sz w:val="20"/>
+                <w:szCs w:val="20"/>
+              </w:rPr>
+              <w:t>coupon-based</w:t>
+            </w:r>
+            <w:r>
+              <w:rPr>
+                <w:rFonts w:ascii="Calibri" w:hAnsi="Calibri" w:cs="Calibri"/>
+                <w:color w:val="000000" w:themeColor="text1"/>
+                <w:sz w:val="20"/>
+                <w:szCs w:val="20"/>
+              </w:rPr>
+              <w:t xml:space="preserve"> </w:t>
+            </w:r>
+            <w:r>
+              <w:rPr>
+                <w:rFonts w:ascii="Calibri" w:hAnsi="Calibri" w:cs="Calibri"/>
+                <w:color w:val="000000" w:themeColor="text1"/>
+                <w:sz w:val="20"/>
+                <w:szCs w:val="20"/>
+              </w:rPr>
+              <w:t xml:space="preserve">discount logic, and admin-controlled real-time sales </w:t>
+            </w:r>
+            <w:r>
+              <w:rPr>
+                <w:rFonts w:ascii="Calibri" w:hAnsi="Calibri" w:cs="Calibri"/>
+                <w:color w:val="000000" w:themeColor="text1"/>
+                <w:sz w:val="20"/>
+                <w:szCs w:val="20"/>
+              </w:rPr>
+              <w:t>toggles</w:t>
+            </w:r>
+            <w:r>
+              <w:rPr>
+                <w:rFonts w:ascii="Calibri" w:hAnsi="Calibri" w:cs="Calibri"/>
+                <w:color w:val="000000" w:themeColor="text1"/>
+                <w:sz w:val="20"/>
+                <w:szCs w:val="20"/>
+              </w:rPr>
+              <w:t>.</w:t>
+            </w:r>
+          </w:p>
+        </w:tc>
+      </w:tr>
+      <w:tr>
+        <w:trPr>
+          <w:trHeight w:val="227"/>
+        </w:trPr>
+        <w:tc>
+          <w:tcPr>
+            <w:tcW w:w="1980" w:type="dxa"/>
+            <w:vMerge w:val="restart"/>
+            <w:shd w:val="clear" w:color="auto" w:fill="A5C9EB" w:themeFill="text2" w:themeFillTint="40"/>
+            <w:vAlign w:val="center"/>
+          </w:tcPr>
+          <w:p>
+            <w:pPr>
+              <w:pStyle w:val="NoSpacing"/>
+              <w:jc w:val="center"/>
+              <w:rPr>
+                <w:rFonts w:ascii="Calibri" w:hAnsi="Calibri" w:cs="Calibri"/>
+                <w:color w:val="000000" w:themeColor="text1"/>
+                <w:sz w:val="20"/>
+                <w:szCs w:val="20"/>
+              </w:rPr>
+            </w:pPr>
+            <w:r>
+              <w:rPr>
+                <w:rFonts w:ascii="Calibri" w:hAnsi="Calibri" w:cs="Calibri"/>
+                <w:b/>
+                <w:bCs/>
+                <w:color w:val="000000" w:themeColor="text1"/>
+                <w:sz w:val="20"/>
+                <w:szCs w:val="20"/>
+              </w:rPr>
+              <w:t>Project Member</w:t>
+            </w:r>
+            <w:r>
+              <w:rPr>
+                <w:rFonts w:ascii="Calibri" w:hAnsi="Calibri" w:cs="Calibri"/>
+                <w:color w:val="000000" w:themeColor="text1"/>
+                <w:sz w:val="20"/>
+                <w:szCs w:val="20"/>
+              </w:rPr>
+              <w:br/>
+            </w:r>
+            <w:r>
+              <w:rPr>
+                <w:rFonts w:ascii="Calibri" w:hAnsi="Calibri" w:cs="Calibri"/>
+                <w:color w:val="000000" w:themeColor="text1"/>
+                <w:sz w:val="20"/>
+                <w:szCs w:val="20"/>
+              </w:rPr>
+              <w:t>CFI</w:t>
+            </w:r>
+            <w:r>
+              <w:rPr>
+                <w:rFonts w:ascii="Calibri" w:hAnsi="Calibri" w:cs="Calibri"/>
+                <w:color w:val="000000" w:themeColor="text1"/>
+                <w:sz w:val="20"/>
+                <w:szCs w:val="20"/>
+              </w:rPr>
+              <w:t>, IITM</w:t>
+            </w:r>
+          </w:p>
+          <w:p>
+            <w:pPr>
+              <w:pStyle w:val="NoSpacing"/>
+              <w:jc w:val="center"/>
+              <w:rPr>
+                <w:rFonts w:ascii="Calibri" w:hAnsi="Calibri" w:cs="Calibri"/>
+                <w:color w:val="000000" w:themeColor="text1"/>
+                <w:sz w:val="20"/>
+                <w:szCs w:val="20"/>
+              </w:rPr>
+            </w:pPr>
+            <w:r>
+              <w:rPr>
+                <w:rFonts w:ascii="Calibri" w:hAnsi="Calibri" w:cs="Calibri"/>
+                <w:i/>
+                <w:iCs/>
+                <w:sz w:val="16"/>
+                <w:szCs w:val="16"/>
+              </w:rPr>
+              <w:t>(May</w:t>
+            </w:r>
+            <w:r>
+              <w:rPr>
+                <w:rFonts w:ascii="Calibri" w:hAnsi="Calibri" w:cs="Calibri"/>
+                <w:i/>
+                <w:iCs/>
+                <w:sz w:val="16"/>
+                <w:szCs w:val="16"/>
+              </w:rPr>
+              <w:t>2</w:t>
+            </w:r>
+            <w:r>
+              <w:rPr>
+                <w:rFonts w:ascii="Calibri" w:hAnsi="Calibri" w:cs="Calibri"/>
+                <w:i/>
+                <w:iCs/>
+                <w:sz w:val="16"/>
+                <w:szCs w:val="16"/>
+              </w:rPr>
+              <w:t>4</w:t>
+            </w:r>
+            <w:r>
+              <w:rPr>
+                <w:rFonts w:ascii="Calibri" w:hAnsi="Calibri" w:cs="Calibri"/>
+                <w:i/>
+                <w:iCs/>
+                <w:sz w:val="16"/>
+                <w:szCs w:val="16"/>
+              </w:rPr>
+              <w:t xml:space="preserve"> – </w:t>
+            </w:r>
+            <w:r>
+              <w:rPr>
+                <w:rFonts w:ascii="Calibri" w:hAnsi="Calibri" w:cs="Calibri"/>
+                <w:i/>
+                <w:iCs/>
+                <w:sz w:val="16"/>
+                <w:szCs w:val="16"/>
+              </w:rPr>
+              <w:t>Apr25</w:t>
+            </w:r>
+            <w:r>
+              <w:rPr>
+                <w:rFonts w:ascii="Calibri" w:hAnsi="Calibri" w:cs="Calibri"/>
+                <w:i/>
+                <w:iCs/>
+                <w:sz w:val="16"/>
+                <w:szCs w:val="16"/>
+              </w:rPr>
+              <w:t>)</w:t>
+            </w:r>
+          </w:p>
+        </w:tc>
+        <w:tc>
+          <w:tcPr>
+            <w:tcW w:w="9348" w:type="dxa"/>
+            <w:gridSpan w:val="9"/>
+            <w:shd w:val="clear" w:color="auto" w:fill="D1D1D1" w:themeFill="background2" w:themeFillShade="E6"/>
+          </w:tcPr>
+          <w:p>
+            <w:pPr>
+              <w:pStyle w:val="NoSpacing"/>
+              <w:rPr>
+                <w:rFonts w:ascii="Calibri" w:hAnsi="Calibri" w:cs="Calibri"/>
+                <w:color w:val="000000" w:themeColor="text1"/>
+                <w:sz w:val="20"/>
+                <w:szCs w:val="20"/>
+              </w:rPr>
+            </w:pPr>
+            <w:r>
+              <w:rPr>
+                <w:rFonts w:ascii="Calibri" w:hAnsi="Calibri" w:cs="Calibri"/>
+                <w:i/>
+                <w:iCs/>
+                <w:color w:val="000000" w:themeColor="text1"/>
+                <w:sz w:val="20"/>
+                <w:szCs w:val="20"/>
+              </w:rPr>
+              <w:t>Worked on</w:t>
+            </w:r>
+            <w:r>
+              <w:rPr>
+                <w:rFonts w:ascii="Calibri" w:hAnsi="Calibri" w:cs="Calibri"/>
+                <w:i/>
+                <w:iCs/>
+                <w:color w:val="000000" w:themeColor="text1"/>
+                <w:sz w:val="20"/>
+                <w:szCs w:val="20"/>
+              </w:rPr>
+              <w:t xml:space="preserve"> Trade</w:t>
+            </w:r>
+            <w:r>
+              <w:rPr>
+                <w:rFonts w:ascii="Calibri" w:hAnsi="Calibri" w:cs="Calibri"/>
+                <w:i/>
+                <w:iCs/>
+                <w:color w:val="000000" w:themeColor="text1"/>
+                <w:sz w:val="20"/>
+                <w:szCs w:val="20"/>
+              </w:rPr>
+              <w:t>C</w:t>
+            </w:r>
+            <w:r>
+              <w:rPr>
+                <w:rFonts w:ascii="Calibri" w:hAnsi="Calibri" w:cs="Calibri"/>
+                <w:i/>
+                <w:iCs/>
+                <w:color w:val="000000" w:themeColor="text1"/>
+                <w:sz w:val="20"/>
+                <w:szCs w:val="20"/>
+              </w:rPr>
+              <w:t xml:space="preserve">raft, a platform </w:t>
+            </w:r>
+            <w:r>
+              <w:rPr>
+                <w:rFonts w:ascii="Calibri" w:hAnsi="Calibri" w:cs="Calibri"/>
+                <w:i/>
+                <w:iCs/>
+                <w:color w:val="000000" w:themeColor="text1"/>
+                <w:sz w:val="20"/>
+                <w:szCs w:val="20"/>
+              </w:rPr>
+              <w:t>for</w:t>
+            </w:r>
+            <w:r>
+              <w:rPr>
+                <w:rFonts w:ascii="Calibri" w:hAnsi="Calibri" w:cs="Calibri"/>
+                <w:i/>
+                <w:iCs/>
+                <w:color w:val="000000" w:themeColor="text1"/>
+                <w:sz w:val="20"/>
+                <w:szCs w:val="20"/>
+              </w:rPr>
+              <w:t xml:space="preserve"> stock market learning and analysis for retail traders using paper trading</w:t>
+            </w:r>
+            <w:r>
+              <w:rPr>
+                <w:rFonts w:ascii="Calibri" w:hAnsi="Calibri" w:cs="Calibri"/>
+                <w:i/>
+                <w:iCs/>
+                <w:color w:val="000000" w:themeColor="text1"/>
+                <w:sz w:val="20"/>
+                <w:szCs w:val="20"/>
+              </w:rPr>
+              <w:t>.</w:t>
+            </w:r>
+          </w:p>
+        </w:tc>
+      </w:tr>
+      <w:tr>
+        <w:trPr>
+          <w:trHeight w:val="332"/>
+        </w:trPr>
+        <w:tc>
+          <w:tcPr>
+            <w:tcW w:w="1980" w:type="dxa"/>
+            <w:vMerge/>
+            <w:shd w:val="clear" w:color="auto" w:fill="A5C9EB" w:themeFill="text2" w:themeFillTint="40"/>
+            <w:vAlign w:val="center"/>
+          </w:tcPr>
+          <w:p>
+            <w:pPr>
+              <w:pStyle w:val="NoSpacing"/>
+              <w:jc w:val="center"/>
+              <w:rPr>
+                <w:rFonts w:ascii="Calibri" w:hAnsi="Calibri" w:cs="Calibri"/>
+                <w:b/>
+                <w:bCs/>
+                <w:color w:val="000000" w:themeColor="text1"/>
+                <w:sz w:val="20"/>
+                <w:szCs w:val="20"/>
+              </w:rPr>
+            </w:pPr>
+          </w:p>
+        </w:tc>
+        <w:tc>
+          <w:tcPr>
+            <w:tcW w:w="9348" w:type="dxa"/>
+            <w:gridSpan w:val="9"/>
+            <w:shd w:val="clear" w:color="auto" w:fill="FFFFFF" w:themeFill="background1"/>
+          </w:tcPr>
+          <w:p>
+            <w:pPr>
+              <w:pStyle w:val="NoSpacing"/>
+              <w:numPr>
+                <w:ilvl w:val="0"/>
+                <w:numId w:val="28"/>
+              </w:numPr>
+              <w:rPr>
+                <w:rFonts w:ascii="Calibri" w:hAnsi="Calibri" w:cs="Calibri"/>
+                <w:color w:val="000000" w:themeColor="text1"/>
+                <w:sz w:val="20"/>
+                <w:szCs w:val="20"/>
+              </w:rPr>
+            </w:pPr>
+            <w:r>
+              <w:rPr>
+                <w:rFonts w:ascii="Calibri" w:hAnsi="Calibri" w:cs="Calibri"/>
+                <w:color w:val="000000" w:themeColor="text1"/>
+                <w:sz w:val="20"/>
+                <w:szCs w:val="20"/>
+              </w:rPr>
+              <w:t xml:space="preserve">Built a </w:t>
+            </w:r>
+            <w:r>
+              <w:rPr>
+                <w:rFonts w:ascii="Calibri" w:hAnsi="Calibri" w:cs="Calibri"/>
+                <w:b/>
+                <w:bCs/>
+                <w:color w:val="000000" w:themeColor="text1"/>
+                <w:sz w:val="20"/>
+                <w:szCs w:val="20"/>
+              </w:rPr>
+              <w:t>dynamic test case generator</w:t>
+            </w:r>
+            <w:r>
+              <w:rPr>
+                <w:rFonts w:ascii="Calibri" w:hAnsi="Calibri" w:cs="Calibri"/>
+                <w:color w:val="000000" w:themeColor="text1"/>
+                <w:sz w:val="20"/>
+                <w:szCs w:val="20"/>
+              </w:rPr>
+              <w:t xml:space="preserve"> to assess indicator-based trading strategies in varied market conditions</w:t>
+            </w:r>
+            <w:r>
+              <w:rPr>
+                <w:rFonts w:ascii="Calibri" w:hAnsi="Calibri" w:cs="Calibri"/>
+                <w:color w:val="000000" w:themeColor="text1"/>
+                <w:sz w:val="20"/>
+                <w:szCs w:val="20"/>
+              </w:rPr>
+              <w:t>.</w:t>
+            </w:r>
+          </w:p>
+          <w:p>
+            <w:pPr>
+              <w:pStyle w:val="NoSpacing"/>
+              <w:numPr>
+                <w:ilvl w:val="0"/>
+                <w:numId w:val="28"/>
+              </w:numPr>
+              <w:rPr>
+                <w:rFonts w:ascii="Calibri" w:hAnsi="Calibri" w:cs="Calibri"/>
+                <w:color w:val="000000" w:themeColor="text1"/>
+                <w:sz w:val="20"/>
+                <w:szCs w:val="20"/>
+              </w:rPr>
+            </w:pPr>
+            <w:r>
+              <w:rPr>
+                <w:rFonts w:ascii="Calibri" w:hAnsi="Calibri" w:cs="Calibri"/>
+                <w:color w:val="000000" w:themeColor="text1"/>
+                <w:sz w:val="20"/>
+                <w:szCs w:val="20"/>
+              </w:rPr>
+              <w:t xml:space="preserve">Developed a </w:t>
+            </w:r>
+            <w:r>
+              <w:rPr>
+                <w:rFonts w:ascii="Calibri" w:hAnsi="Calibri" w:cs="Calibri"/>
+                <w:color w:val="000000" w:themeColor="text1"/>
+                <w:sz w:val="20"/>
+                <w:szCs w:val="20"/>
+              </w:rPr>
+              <w:t>feature-rich</w:t>
+            </w:r>
+            <w:r>
+              <w:rPr>
+                <w:rFonts w:ascii="Calibri" w:hAnsi="Calibri" w:cs="Calibri"/>
+                <w:b/>
+                <w:bCs/>
+                <w:color w:val="000000" w:themeColor="text1"/>
+                <w:sz w:val="20"/>
+                <w:szCs w:val="20"/>
+              </w:rPr>
+              <w:t xml:space="preserve"> trading dashboard</w:t>
+            </w:r>
+            <w:r>
+              <w:rPr>
+                <w:rFonts w:ascii="Calibri" w:hAnsi="Calibri" w:cs="Calibri"/>
+                <w:color w:val="000000" w:themeColor="text1"/>
+                <w:sz w:val="20"/>
+                <w:szCs w:val="20"/>
+              </w:rPr>
+              <w:t xml:space="preserve"> in React with </w:t>
+            </w:r>
+            <w:r>
+              <w:rPr>
+                <w:rFonts w:ascii="Calibri" w:hAnsi="Calibri" w:cs="Calibri"/>
+                <w:color w:val="000000" w:themeColor="text1"/>
+                <w:sz w:val="20"/>
+                <w:szCs w:val="20"/>
+              </w:rPr>
+              <w:t>TradingView Charting library</w:t>
+            </w:r>
+            <w:r>
+              <w:rPr>
+                <w:rFonts w:ascii="Calibri" w:hAnsi="Calibri" w:cs="Calibri"/>
+                <w:color w:val="000000" w:themeColor="text1"/>
+                <w:sz w:val="20"/>
+                <w:szCs w:val="20"/>
+              </w:rPr>
+              <w:t xml:space="preserve">, a Monaco Editor for in-browser </w:t>
+            </w:r>
+            <w:r>
+              <w:rPr>
+                <w:rFonts w:ascii="Calibri" w:hAnsi="Calibri" w:cs="Calibri"/>
+                <w:b/>
+                <w:bCs/>
+                <w:color w:val="000000" w:themeColor="text1"/>
+                <w:sz w:val="20"/>
+                <w:szCs w:val="20"/>
+              </w:rPr>
+              <w:t>strategy scripting</w:t>
+            </w:r>
+            <w:r>
+              <w:rPr>
+                <w:rFonts w:ascii="Calibri" w:hAnsi="Calibri" w:cs="Calibri"/>
+                <w:color w:val="000000" w:themeColor="text1"/>
+                <w:sz w:val="20"/>
+                <w:szCs w:val="20"/>
+              </w:rPr>
+              <w:t>, and integrated</w:t>
+            </w:r>
+            <w:r>
+              <w:rPr>
+                <w:rFonts w:ascii="Calibri" w:hAnsi="Calibri" w:cs="Calibri"/>
+                <w:color w:val="000000" w:themeColor="text1"/>
+                <w:sz w:val="20"/>
+                <w:szCs w:val="20"/>
+              </w:rPr>
+              <w:t xml:space="preserve"> a payment gateway</w:t>
+            </w:r>
+            <w:r>
+              <w:rPr>
+                <w:rFonts w:ascii="Calibri" w:hAnsi="Calibri" w:cs="Calibri"/>
+                <w:color w:val="000000" w:themeColor="text1"/>
+                <w:sz w:val="20"/>
+                <w:szCs w:val="20"/>
+              </w:rPr>
+              <w:t>,</w:t>
+            </w:r>
+            <w:r>
+              <w:rPr>
+                <w:rFonts w:ascii="Calibri" w:hAnsi="Calibri" w:cs="Calibri"/>
+                <w:color w:val="000000" w:themeColor="text1"/>
+                <w:sz w:val="20"/>
+                <w:szCs w:val="20"/>
+              </w:rPr>
+              <w:t xml:space="preserve"> ensuring smooth transaction processing.</w:t>
+            </w:r>
+          </w:p>
+          <w:p>
+            <w:pPr>
+              <w:pStyle w:val="NoSpacing"/>
+              <w:numPr>
+                <w:ilvl w:val="0"/>
+                <w:numId w:val="28"/>
+              </w:numPr>
+              <w:rPr>
+                <w:rFonts w:ascii="Calibri" w:hAnsi="Calibri" w:cs="Calibri"/>
+                <w:color w:val="000000" w:themeColor="text1"/>
+                <w:sz w:val="20"/>
+                <w:szCs w:val="20"/>
+              </w:rPr>
+            </w:pPr>
+            <w:r>
+              <w:rPr>
+                <w:rFonts w:ascii="Calibri" w:hAnsi="Calibri" w:cs="Calibri"/>
+                <w:color w:val="000000" w:themeColor="text1"/>
+                <w:sz w:val="20"/>
+                <w:szCs w:val="20"/>
+              </w:rPr>
+              <w:t xml:space="preserve">Built an engaging competition module where users compete on </w:t>
+            </w:r>
+            <w:r>
+              <w:rPr>
+                <w:rFonts w:ascii="Calibri" w:hAnsi="Calibri" w:cs="Calibri"/>
+                <w:b/>
+                <w:bCs/>
+                <w:color w:val="000000" w:themeColor="text1"/>
+                <w:sz w:val="20"/>
+                <w:szCs w:val="20"/>
+              </w:rPr>
+              <w:t>live leaderboards</w:t>
+            </w:r>
+            <w:r>
+              <w:rPr>
+                <w:rFonts w:ascii="Calibri" w:hAnsi="Calibri" w:cs="Calibri"/>
+                <w:color w:val="000000" w:themeColor="text1"/>
+                <w:sz w:val="20"/>
+                <w:szCs w:val="20"/>
+              </w:rPr>
+              <w:t xml:space="preserve"> based on simulated trading</w:t>
+            </w:r>
+            <w:r>
+              <w:rPr>
+                <w:rFonts w:ascii="Calibri" w:hAnsi="Calibri" w:cs="Calibri"/>
+                <w:color w:val="000000" w:themeColor="text1"/>
+                <w:sz w:val="20"/>
+                <w:szCs w:val="20"/>
+              </w:rPr>
+              <w:t>.</w:t>
             </w:r>
           </w:p>
         </w:tc>
@@ -3422,23 +5922,25 @@
             <w:r>
               <w:rPr>
                 <w:rFonts w:ascii="Calibri" w:hAnsi="Calibri" w:cs="Calibri"/>
-                <w:color w:val="000000" w:themeColor="text1"/>
-                <w:sz w:val="20"/>
-                <w:szCs w:val="20"/>
-              </w:rPr>
-              <w:t xml:space="preserve">Project </w:t>
-            </w:r>
-            <w:proofErr w:type="spellStart"/>
-            <w:r>
-              <w:rPr>
-                <w:rFonts w:ascii="Calibri" w:hAnsi="Calibri" w:cs="Calibri"/>
-                <w:color w:val="000000" w:themeColor="text1"/>
-                <w:sz w:val="20"/>
-                <w:szCs w:val="20"/>
-              </w:rPr>
-              <w:t>TradeCraft</w:t>
-            </w:r>
-            <w:proofErr w:type="spellEnd"/>
+                <w:b/>
+                <w:bCs/>
+                <w:color w:val="000000" w:themeColor="text1"/>
+                <w:sz w:val="20"/>
+                <w:szCs w:val="20"/>
+              </w:rPr>
+              <w:t>P&amp;I</w:t>
+            </w:r>
+            <w:r>
+              <w:rPr>
+                <w:rFonts w:ascii="Calibri" w:hAnsi="Calibri" w:cs="Calibri"/>
+                <w:b/>
+                <w:bCs/>
+                <w:color w:val="000000" w:themeColor="text1"/>
+                <w:sz w:val="20"/>
+                <w:szCs w:val="20"/>
+              </w:rPr>
+              <w:t xml:space="preserve"> Coordinator</w:t>
+            </w:r>
             <w:r>
               <w:rPr>
                 <w:rFonts w:ascii="Calibri" w:hAnsi="Calibri" w:cs="Calibri"/>
@@ -3447,126 +5949,66 @@
                 <w:szCs w:val="20"/>
               </w:rPr>
               <w:br/>
-              <w:t>CFI, IITM</w:t>
+              <w:t>IIT Madras</w:t>
+            </w:r>
+          </w:p>
+          <w:p>
+            <w:pPr>
+              <w:pStyle w:val="NoSpacing"/>
+              <w:jc w:val="center"/>
+              <w:rPr>
+                <w:rFonts w:ascii="Calibri" w:hAnsi="Calibri" w:cs="Calibri"/>
+                <w:color w:val="000000" w:themeColor="text1"/>
+                <w:sz w:val="20"/>
+                <w:szCs w:val="20"/>
+              </w:rPr>
+            </w:pPr>
+            <w:r>
+              <w:rPr>
+                <w:rFonts w:ascii="Calibri" w:hAnsi="Calibri" w:cs="Calibri"/>
+                <w:i/>
+                <w:iCs/>
+                <w:sz w:val="16"/>
+                <w:szCs w:val="16"/>
+              </w:rPr>
+              <w:t>(May</w:t>
+            </w:r>
+            <w:r>
+              <w:rPr>
+                <w:rFonts w:ascii="Calibri" w:hAnsi="Calibri" w:cs="Calibri"/>
+                <w:i/>
+                <w:iCs/>
+                <w:sz w:val="16"/>
+                <w:szCs w:val="16"/>
+              </w:rPr>
+              <w:t xml:space="preserve">25 – </w:t>
+            </w:r>
+            <w:r>
+              <w:rPr>
+                <w:rFonts w:ascii="Calibri" w:hAnsi="Calibri" w:cs="Calibri"/>
+                <w:i/>
+                <w:iCs/>
+                <w:sz w:val="16"/>
+                <w:szCs w:val="16"/>
+              </w:rPr>
+              <w:t>Apr26</w:t>
+            </w:r>
+            <w:r>
+              <w:rPr>
+                <w:rFonts w:ascii="Calibri" w:hAnsi="Calibri" w:cs="Calibri"/>
+                <w:i/>
+                <w:iCs/>
+                <w:sz w:val="16"/>
+                <w:szCs w:val="16"/>
+              </w:rPr>
+              <w:t>)</w:t>
             </w:r>
           </w:p>
         </w:tc>
         <w:tc>
           <w:tcPr>
             <w:tcW w:w="9348" w:type="dxa"/>
-            <w:gridSpan w:val="7"/>
-            <w:shd w:val="clear" w:color="auto" w:fill="FFFFFF" w:themeFill="background1"/>
-          </w:tcPr>
-          <w:p>
-            <w:pPr>
-              <w:pStyle w:val="NoSpacing"/>
-              <w:numPr>
-                <w:ilvl w:val="0"/>
-                <w:numId w:val="28"/>
-              </w:numPr>
-              <w:rPr>
-                <w:rFonts w:ascii="Calibri" w:hAnsi="Calibri" w:cs="Calibri"/>
-                <w:color w:val="000000" w:themeColor="text1"/>
-                <w:sz w:val="20"/>
-                <w:szCs w:val="20"/>
-              </w:rPr>
-            </w:pPr>
-            <w:r>
-              <w:rPr>
-                <w:rFonts w:ascii="Calibri" w:hAnsi="Calibri" w:cs="Calibri"/>
-                <w:color w:val="000000" w:themeColor="text1"/>
-                <w:sz w:val="20"/>
-                <w:szCs w:val="20"/>
-              </w:rPr>
-              <w:t xml:space="preserve">Designed a scalable and efficient platform for </w:t>
-            </w:r>
-            <w:r>
-              <w:rPr>
-                <w:rFonts w:ascii="Calibri" w:hAnsi="Calibri" w:cs="Calibri"/>
-                <w:color w:val="000000" w:themeColor="text1"/>
-                <w:sz w:val="20"/>
-                <w:szCs w:val="20"/>
-              </w:rPr>
-              <w:t>back testing</w:t>
-            </w:r>
-            <w:r>
-              <w:rPr>
-                <w:rFonts w:ascii="Calibri" w:hAnsi="Calibri" w:cs="Calibri"/>
-                <w:color w:val="000000" w:themeColor="text1"/>
-                <w:sz w:val="20"/>
-                <w:szCs w:val="20"/>
-              </w:rPr>
-              <w:t xml:space="preserve"> strategies using dynamically generated diverse test cases to evaluate strategies consisting of different technical indicators.</w:t>
-            </w:r>
-          </w:p>
-          <w:p>
-            <w:pPr>
-              <w:pStyle w:val="NoSpacing"/>
-              <w:numPr>
-                <w:ilvl w:val="0"/>
-                <w:numId w:val="28"/>
-              </w:numPr>
-              <w:rPr>
-                <w:rFonts w:ascii="Calibri" w:hAnsi="Calibri" w:cs="Calibri"/>
-                <w:color w:val="000000" w:themeColor="text1"/>
-                <w:sz w:val="20"/>
-                <w:szCs w:val="20"/>
-              </w:rPr>
-            </w:pPr>
-            <w:r>
-              <w:rPr>
-                <w:rFonts w:ascii="Calibri" w:hAnsi="Calibri" w:cs="Calibri"/>
-                <w:color w:val="000000" w:themeColor="text1"/>
-                <w:sz w:val="20"/>
-                <w:szCs w:val="20"/>
-              </w:rPr>
-              <w:t>Built an interactive and engaging competition module where users compete on live leaderboards based on simulated trading profits, encouraging real-world trading performance benchmarking.</w:t>
-            </w:r>
-          </w:p>
-        </w:tc>
-      </w:tr>
-      <w:tr>
-        <w:tc>
-          <w:tcPr>
-            <w:tcW w:w="1980" w:type="dxa"/>
-            <w:shd w:val="clear" w:color="auto" w:fill="A5C9EB" w:themeFill="text2" w:themeFillTint="40"/>
-          </w:tcPr>
-          <w:p>
-            <w:pPr>
-              <w:pStyle w:val="NoSpacing"/>
-              <w:jc w:val="center"/>
-              <w:rPr>
-                <w:rFonts w:ascii="Calibri" w:hAnsi="Calibri" w:cs="Calibri"/>
-                <w:color w:val="000000" w:themeColor="text1"/>
-                <w:sz w:val="20"/>
-                <w:szCs w:val="20"/>
-              </w:rPr>
-            </w:pPr>
-            <w:r>
-              <w:rPr>
-                <w:rFonts w:ascii="Calibri" w:hAnsi="Calibri" w:cs="Calibri"/>
-                <w:color w:val="000000" w:themeColor="text1"/>
-                <w:sz w:val="20"/>
-                <w:szCs w:val="20"/>
-              </w:rPr>
-              <w:t>Placement Coordinator</w:t>
-            </w:r>
-            <w:r>
-              <w:rPr>
-                <w:rFonts w:ascii="Calibri" w:hAnsi="Calibri" w:cs="Calibri"/>
-                <w:color w:val="000000" w:themeColor="text1"/>
-                <w:sz w:val="20"/>
-                <w:szCs w:val="20"/>
-              </w:rPr>
-              <w:br/>
-              <w:t>IIT Madras</w:t>
-            </w:r>
-          </w:p>
-        </w:tc>
-        <w:tc>
-          <w:tcPr>
-            <w:tcW w:w="9348" w:type="dxa"/>
-            <w:gridSpan w:val="7"/>
+            <w:gridSpan w:val="9"/>
             <w:shd w:val="clear" w:color="auto" w:fill="FFFFFF" w:themeFill="background1"/>
           </w:tcPr>
           <w:p>
@@ -3590,115 +6032,16 @@
                 <w:sz w:val="20"/>
                 <w:szCs w:val="20"/>
               </w:rPr>
-              <w:t>Coordinated placement and internship process</w:t>
-            </w:r>
-            <w:r>
-              <w:rPr>
-                <w:rFonts w:ascii="Calibri" w:hAnsi="Calibri" w:cs="Calibri"/>
-                <w:color w:val="000000" w:themeColor="text1"/>
-                <w:sz w:val="20"/>
-                <w:szCs w:val="20"/>
-              </w:rPr>
-              <w:t>,</w:t>
-            </w:r>
-            <w:r>
-              <w:rPr>
-                <w:rFonts w:ascii="Calibri" w:hAnsi="Calibri" w:cs="Calibri"/>
-                <w:color w:val="000000" w:themeColor="text1"/>
-                <w:sz w:val="20"/>
-                <w:szCs w:val="20"/>
-              </w:rPr>
-              <w:t xml:space="preserve"> </w:t>
-            </w:r>
-            <w:r>
-              <w:rPr>
-                <w:rFonts w:ascii="Calibri" w:hAnsi="Calibri" w:cs="Calibri"/>
-                <w:color w:val="000000" w:themeColor="text1"/>
-                <w:sz w:val="20"/>
-                <w:szCs w:val="20"/>
-              </w:rPr>
-              <w:t xml:space="preserve">acting </w:t>
-            </w:r>
-            <w:r>
-              <w:rPr>
-                <w:rFonts w:ascii="Calibri" w:hAnsi="Calibri" w:cs="Calibri"/>
-                <w:color w:val="000000" w:themeColor="text1"/>
-                <w:sz w:val="20"/>
-                <w:szCs w:val="20"/>
-              </w:rPr>
-              <w:t xml:space="preserve">as </w:t>
-            </w:r>
-            <w:r>
-              <w:rPr>
-                <w:rFonts w:ascii="Calibri" w:hAnsi="Calibri" w:cs="Calibri"/>
-                <w:color w:val="000000" w:themeColor="text1"/>
-                <w:sz w:val="20"/>
-                <w:szCs w:val="20"/>
-              </w:rPr>
-              <w:t>p</w:t>
-            </w:r>
-            <w:r>
-              <w:rPr>
-                <w:rFonts w:ascii="Calibri" w:hAnsi="Calibri" w:cs="Calibri"/>
-                <w:color w:val="000000" w:themeColor="text1"/>
-                <w:sz w:val="20"/>
-                <w:szCs w:val="20"/>
-              </w:rPr>
-              <w:t>rimary/</w:t>
-            </w:r>
-            <w:r>
-              <w:rPr>
-                <w:rFonts w:ascii="Calibri" w:hAnsi="Calibri" w:cs="Calibri"/>
-                <w:color w:val="000000" w:themeColor="text1"/>
-                <w:sz w:val="20"/>
-                <w:szCs w:val="20"/>
-              </w:rPr>
-              <w:t>s</w:t>
-            </w:r>
-            <w:r>
-              <w:rPr>
-                <w:rFonts w:ascii="Calibri" w:hAnsi="Calibri" w:cs="Calibri"/>
-                <w:color w:val="000000" w:themeColor="text1"/>
-                <w:sz w:val="20"/>
-                <w:szCs w:val="20"/>
-              </w:rPr>
-              <w:t>econdary POC</w:t>
-            </w:r>
-            <w:r>
-              <w:rPr>
-                <w:rFonts w:ascii="Calibri" w:hAnsi="Calibri" w:cs="Calibri"/>
-                <w:color w:val="000000" w:themeColor="text1"/>
-                <w:sz w:val="20"/>
-                <w:szCs w:val="20"/>
-              </w:rPr>
-              <w:t xml:space="preserve"> for </w:t>
-            </w:r>
-            <w:r>
-              <w:rPr>
-                <w:rFonts w:ascii="Calibri" w:hAnsi="Calibri" w:cs="Calibri"/>
-                <w:color w:val="000000" w:themeColor="text1"/>
-                <w:sz w:val="20"/>
-                <w:szCs w:val="20"/>
-              </w:rPr>
-              <w:t>7</w:t>
-            </w:r>
-            <w:r>
-              <w:rPr>
-                <w:rFonts w:ascii="Calibri" w:hAnsi="Calibri" w:cs="Calibri"/>
-                <w:color w:val="000000" w:themeColor="text1"/>
-                <w:sz w:val="20"/>
-                <w:szCs w:val="20"/>
-              </w:rPr>
-              <w:t>+ companies, ensuring smooth execution</w:t>
-            </w:r>
-            <w:r>
-              <w:rPr>
-                <w:rFonts w:ascii="Calibri" w:hAnsi="Calibri" w:cs="Calibri"/>
-                <w:color w:val="000000" w:themeColor="text1"/>
-                <w:sz w:val="20"/>
-                <w:szCs w:val="20"/>
-              </w:rPr>
-              <w:t xml:space="preserve"> throughout test, interviews and other communications with students</w:t>
+              <w:t>Liaised between HR teams of 5+ companies and 200+ students to coordinate tests and interview</w:t>
+            </w:r>
+            <w:r>
+              <w:rPr>
+                <w:rFonts w:ascii="Calibri" w:hAnsi="Calibri" w:cs="Calibri"/>
+                <w:color w:val="000000" w:themeColor="text1"/>
+                <w:sz w:val="20"/>
+                <w:szCs w:val="20"/>
+              </w:rPr>
+              <w:t xml:space="preserve"> rounds</w:t>
             </w:r>
             <w:r>
               <w:rPr>
@@ -3727,47 +6070,66 @@
             <w:r>
               <w:rPr>
                 <w:rFonts w:ascii="Calibri" w:hAnsi="Calibri" w:cs="Calibri"/>
-                <w:color w:val="000000" w:themeColor="text1"/>
-                <w:sz w:val="20"/>
-                <w:szCs w:val="20"/>
-              </w:rPr>
-              <w:t xml:space="preserve">Assisted 16 students </w:t>
-            </w:r>
-            <w:r>
-              <w:rPr>
-                <w:rFonts w:ascii="Calibri" w:hAnsi="Calibri" w:cs="Calibri"/>
-                <w:color w:val="000000" w:themeColor="text1"/>
-                <w:sz w:val="20"/>
-                <w:szCs w:val="20"/>
-              </w:rPr>
-              <w:t>during internships and placement drives to facilitate a smooth</w:t>
-            </w:r>
-            <w:r>
-              <w:rPr>
-                <w:rFonts w:ascii="Calibri" w:hAnsi="Calibri" w:cs="Calibri"/>
-                <w:color w:val="000000" w:themeColor="text1"/>
-                <w:sz w:val="20"/>
-                <w:szCs w:val="20"/>
-              </w:rPr>
-              <w:t xml:space="preserve"> </w:t>
-            </w:r>
-            <w:r>
-              <w:rPr>
-                <w:rFonts w:ascii="Calibri" w:hAnsi="Calibri" w:cs="Calibri"/>
-                <w:color w:val="000000" w:themeColor="text1"/>
-                <w:sz w:val="20"/>
-                <w:szCs w:val="20"/>
-              </w:rPr>
-              <w:t>process</w:t>
-            </w:r>
-            <w:r>
-              <w:rPr>
-                <w:rFonts w:ascii="Calibri" w:hAnsi="Calibri" w:cs="Calibri"/>
-                <w:color w:val="000000" w:themeColor="text1"/>
-                <w:sz w:val="20"/>
-                <w:szCs w:val="20"/>
-              </w:rPr>
-              <w:t>.</w:t>
+                <w:b/>
+                <w:bCs/>
+                <w:color w:val="000000" w:themeColor="text1"/>
+                <w:sz w:val="20"/>
+                <w:szCs w:val="20"/>
+              </w:rPr>
+              <w:t>Automated outreach email workflows</w:t>
+            </w:r>
+            <w:r>
+              <w:rPr>
+                <w:rFonts w:ascii="Calibri" w:hAnsi="Calibri" w:cs="Calibri"/>
+                <w:color w:val="000000" w:themeColor="text1"/>
+                <w:sz w:val="20"/>
+                <w:szCs w:val="20"/>
+              </w:rPr>
+              <w:t xml:space="preserve">, increasing outreach capacity by </w:t>
+            </w:r>
+            <w:r>
+              <w:rPr>
+                <w:rFonts w:ascii="Calibri" w:hAnsi="Calibri" w:cs="Calibri"/>
+                <w:b/>
+                <w:bCs/>
+                <w:color w:val="000000" w:themeColor="text1"/>
+                <w:sz w:val="20"/>
+                <w:szCs w:val="20"/>
+              </w:rPr>
+              <w:t>300%</w:t>
+            </w:r>
+            <w:r>
+              <w:rPr>
+                <w:rFonts w:ascii="Calibri" w:hAnsi="Calibri" w:cs="Calibri"/>
+                <w:color w:val="000000" w:themeColor="text1"/>
+                <w:sz w:val="20"/>
+                <w:szCs w:val="20"/>
+              </w:rPr>
+              <w:t xml:space="preserve"> and saving 25+ hours weekly.</w:t>
+            </w:r>
+          </w:p>
+          <w:p>
+            <w:pPr>
+              <w:pStyle w:val="NoSpacing"/>
+              <w:numPr>
+                <w:ilvl w:val="0"/>
+                <w:numId w:val="29"/>
+              </w:numPr>
+              <w:rPr>
+                <w:rFonts w:ascii="Calibri" w:hAnsi="Calibri" w:cs="Calibri"/>
+                <w:color w:val="000000" w:themeColor="text1"/>
+                <w:sz w:val="20"/>
+                <w:szCs w:val="20"/>
+              </w:rPr>
+            </w:pPr>
+            <w:r>
+              <w:rPr>
+                <w:rFonts w:ascii="Calibri" w:hAnsi="Calibri" w:cs="Calibri"/>
+                <w:color w:val="000000" w:themeColor="text1"/>
+                <w:sz w:val="20"/>
+                <w:szCs w:val="20"/>
+              </w:rPr>
+              <w:t>Supported 16+ students throughout their internship and placement cycles, tracking progress, escalating issues.</w:t>
             </w:r>
           </w:p>
         </w:tc>
@@ -3776,7 +6138,7 @@
         <w:tc>
           <w:tcPr>
             <w:tcW w:w="11328" w:type="dxa"/>
-            <w:gridSpan w:val="8"/>
+            <w:gridSpan w:val="10"/>
             <w:shd w:val="clear" w:color="auto" w:fill="215E99" w:themeFill="text2" w:themeFillTint="BF"/>
           </w:tcPr>
           <w:p>
@@ -3802,47 +6164,6 @@
                 <w:szCs w:val="20"/>
               </w:rPr>
               <w:t>EXTRA-CURRICULAR ACTIVITIES</w:t>
-            </w:r>
-          </w:p>
-        </w:tc>
-      </w:tr>
-      <w:tr>
-        <w:trPr>
-          <w:trHeight w:val="263"/>
-        </w:trPr>
-        <w:tc>
-          <w:tcPr>
-            <w:tcW w:w="11328" w:type="dxa"/>
-            <w:gridSpan w:val="8"/>
-            <w:shd w:val="clear" w:color="auto" w:fill="FFFFFF" w:themeFill="background1"/>
-          </w:tcPr>
-          <w:p>
-            <w:pPr>
-              <w:pStyle w:val="NoSpacing"/>
-              <w:rPr>
-                <w:rFonts w:ascii="Calibri" w:hAnsi="Calibri" w:cs="Calibri"/>
-                <w:color w:val="FFFFFF" w:themeColor="background1"/>
-                <w:sz w:val="20"/>
-                <w:szCs w:val="20"/>
-              </w:rPr>
-            </w:pPr>
-            <w:r>
-              <w:rPr>
-                <w:rFonts w:ascii="Calibri" w:hAnsi="Calibri" w:cs="Calibri"/>
-                <w:color w:val="000000" w:themeColor="text1"/>
-                <w:sz w:val="20"/>
-                <w:szCs w:val="20"/>
-              </w:rPr>
-              <w:t xml:space="preserve">&gt; </w:t>
-            </w:r>
-            <w:r>
-              <w:rPr>
-                <w:rFonts w:ascii="Calibri" w:hAnsi="Calibri" w:cs="Calibri"/>
-                <w:color w:val="000000" w:themeColor="text1"/>
-                <w:sz w:val="20"/>
-                <w:szCs w:val="20"/>
-              </w:rPr>
-              <w:t>Actively Participated in NCA Filmmaking to explore Direction, editing, cinematography and production.</w:t>
             </w:r>
           </w:p>
         </w:tc>
@@ -3875,14 +6196,14 @@
                 <w:sz w:val="20"/>
                 <w:szCs w:val="20"/>
               </w:rPr>
-              <w:t>Volunteering</w:t>
+              <w:t>Bootcamps</w:t>
             </w:r>
           </w:p>
         </w:tc>
         <w:tc>
           <w:tcPr>
             <w:tcW w:w="9348" w:type="dxa"/>
-            <w:gridSpan w:val="7"/>
+            <w:gridSpan w:val="9"/>
             <w:shd w:val="clear" w:color="auto" w:fill="FFFFFF" w:themeFill="background1"/>
           </w:tcPr>
           <w:p>
@@ -3906,6 +6227,171 @@
                 <w:sz w:val="20"/>
                 <w:szCs w:val="20"/>
               </w:rPr>
+              <w:t>Competed summer analytics by IIT Guwahati; Completed competitive programming summer camp by IICPC</w:t>
+            </w:r>
+            <w:r>
+              <w:rPr>
+                <w:rFonts w:ascii="Calibri" w:hAnsi="Calibri" w:cs="Calibri"/>
+                <w:color w:val="000000" w:themeColor="text1"/>
+                <w:sz w:val="20"/>
+                <w:szCs w:val="20"/>
+              </w:rPr>
+              <w:t>.</w:t>
+            </w:r>
+          </w:p>
+        </w:tc>
+      </w:tr>
+      <w:tr>
+        <w:trPr>
+          <w:trHeight w:val="263"/>
+        </w:trPr>
+        <w:tc>
+          <w:tcPr>
+            <w:tcW w:w="1980" w:type="dxa"/>
+            <w:shd w:val="clear" w:color="auto" w:fill="A5C9EB" w:themeFill="text2" w:themeFillTint="40"/>
+            <w:vAlign w:val="center"/>
+          </w:tcPr>
+          <w:p>
+            <w:pPr>
+              <w:pStyle w:val="NoSpacing"/>
+              <w:jc w:val="center"/>
+              <w:rPr>
+                <w:rFonts w:ascii="Calibri" w:hAnsi="Calibri" w:cs="Calibri"/>
+                <w:color w:val="000000" w:themeColor="text1"/>
+                <w:sz w:val="20"/>
+                <w:szCs w:val="20"/>
+              </w:rPr>
+            </w:pPr>
+            <w:r>
+              <w:rPr>
+                <w:rFonts w:ascii="Calibri" w:hAnsi="Calibri" w:cs="Calibri"/>
+                <w:color w:val="000000" w:themeColor="text1"/>
+                <w:sz w:val="20"/>
+                <w:szCs w:val="20"/>
+              </w:rPr>
+              <w:t>NCA Filmmaking</w:t>
+            </w:r>
+          </w:p>
+        </w:tc>
+        <w:tc>
+          <w:tcPr>
+            <w:tcW w:w="9348" w:type="dxa"/>
+            <w:gridSpan w:val="9"/>
+            <w:shd w:val="clear" w:color="auto" w:fill="FFFFFF" w:themeFill="background1"/>
+          </w:tcPr>
+          <w:p>
+            <w:pPr>
+              <w:pStyle w:val="NoSpacing"/>
+              <w:numPr>
+                <w:ilvl w:val="0"/>
+                <w:numId w:val="27"/>
+              </w:numPr>
+              <w:rPr>
+                <w:rFonts w:ascii="Calibri" w:hAnsi="Calibri" w:cs="Calibri"/>
+                <w:color w:val="000000" w:themeColor="text1"/>
+                <w:sz w:val="20"/>
+                <w:szCs w:val="20"/>
+              </w:rPr>
+            </w:pPr>
+            <w:r>
+              <w:rPr>
+                <w:rFonts w:ascii="Calibri" w:hAnsi="Calibri" w:cs="Calibri"/>
+                <w:color w:val="000000" w:themeColor="text1"/>
+                <w:sz w:val="20"/>
+                <w:szCs w:val="20"/>
+              </w:rPr>
+              <w:t>Actively Participated in NCA</w:t>
+            </w:r>
+            <w:r>
+              <w:rPr>
+                <w:rFonts w:ascii="Calibri" w:hAnsi="Calibri" w:cs="Calibri"/>
+                <w:color w:val="000000" w:themeColor="text1"/>
+                <w:sz w:val="20"/>
+                <w:szCs w:val="20"/>
+                <w:vertAlign w:val="superscript"/>
+              </w:rPr>
+              <w:t>3</w:t>
+            </w:r>
+            <w:r>
+              <w:rPr>
+                <w:rFonts w:ascii="Calibri" w:hAnsi="Calibri" w:cs="Calibri"/>
+                <w:color w:val="000000" w:themeColor="text1"/>
+                <w:sz w:val="20"/>
+                <w:szCs w:val="20"/>
+              </w:rPr>
+              <w:t xml:space="preserve"> Filmmaking to explore Direction, editing and cinematography and production</w:t>
+            </w:r>
+            <w:r>
+              <w:rPr>
+                <w:rFonts w:ascii="Calibri" w:hAnsi="Calibri" w:cs="Calibri"/>
+                <w:color w:val="000000" w:themeColor="text1"/>
+                <w:sz w:val="20"/>
+                <w:szCs w:val="20"/>
+              </w:rPr>
+              <w:t>.</w:t>
+            </w:r>
+          </w:p>
+        </w:tc>
+      </w:tr>
+      <w:tr>
+        <w:trPr>
+          <w:trHeight w:val="263"/>
+        </w:trPr>
+        <w:tc>
+          <w:tcPr>
+            <w:tcW w:w="1980" w:type="dxa"/>
+            <w:shd w:val="clear" w:color="auto" w:fill="A5C9EB" w:themeFill="text2" w:themeFillTint="40"/>
+            <w:vAlign w:val="center"/>
+          </w:tcPr>
+          <w:p>
+            <w:pPr>
+              <w:pStyle w:val="NoSpacing"/>
+              <w:jc w:val="center"/>
+              <w:rPr>
+                <w:rFonts w:ascii="Calibri" w:hAnsi="Calibri" w:cs="Calibri"/>
+                <w:color w:val="000000" w:themeColor="text1"/>
+                <w:sz w:val="20"/>
+                <w:szCs w:val="20"/>
+              </w:rPr>
+            </w:pPr>
+            <w:r>
+              <w:rPr>
+                <w:rFonts w:ascii="Calibri" w:hAnsi="Calibri" w:cs="Calibri"/>
+                <w:color w:val="000000" w:themeColor="text1"/>
+                <w:sz w:val="20"/>
+                <w:szCs w:val="20"/>
+              </w:rPr>
+              <w:t>Volunteering</w:t>
+            </w:r>
+          </w:p>
+        </w:tc>
+        <w:tc>
+          <w:tcPr>
+            <w:tcW w:w="9348" w:type="dxa"/>
+            <w:gridSpan w:val="9"/>
+            <w:shd w:val="clear" w:color="auto" w:fill="FFFFFF" w:themeFill="background1"/>
+          </w:tcPr>
+          <w:p>
+            <w:pPr>
+              <w:pStyle w:val="NoSpacing"/>
+              <w:numPr>
+                <w:ilvl w:val="0"/>
+                <w:numId w:val="27"/>
+              </w:numPr>
+              <w:rPr>
+                <w:rFonts w:ascii="Calibri" w:hAnsi="Calibri" w:cs="Calibri"/>
+                <w:color w:val="000000" w:themeColor="text1"/>
+                <w:sz w:val="20"/>
+                <w:szCs w:val="20"/>
+              </w:rPr>
+            </w:pPr>
+            <w:r>
+              <w:rPr>
+                <w:rFonts w:ascii="Calibri" w:hAnsi="Calibri" w:cs="Calibri"/>
+                <w:color w:val="000000" w:themeColor="text1"/>
+                <w:sz w:val="20"/>
+                <w:szCs w:val="20"/>
+              </w:rPr>
               <w:t>Mentored 4 freshmen under the Saathi mentorship program in academic and co-curricular pursuits.</w:t>
             </w:r>
           </w:p>
@@ -3930,45 +6416,25 @@
                 <w:sz w:val="20"/>
                 <w:szCs w:val="20"/>
               </w:rPr>
-              <w:t xml:space="preserve">Volunteered at </w:t>
-            </w:r>
-            <w:proofErr w:type="spellStart"/>
-            <w:r>
-              <w:rPr>
-                <w:rFonts w:ascii="Calibri" w:hAnsi="Calibri" w:cs="Calibri"/>
-                <w:color w:val="000000" w:themeColor="text1"/>
-                <w:sz w:val="20"/>
-                <w:szCs w:val="20"/>
-              </w:rPr>
-              <w:t>IVil</w:t>
-            </w:r>
-            <w:proofErr w:type="spellEnd"/>
-            <w:r>
-              <w:rPr>
-                <w:rFonts w:ascii="Calibri" w:hAnsi="Calibri" w:cs="Calibri"/>
-                <w:color w:val="000000" w:themeColor="text1"/>
-                <w:sz w:val="20"/>
-                <w:szCs w:val="20"/>
-              </w:rPr>
-              <w:t xml:space="preserve"> to distribute used </w:t>
-            </w:r>
-            <w:r>
-              <w:rPr>
-                <w:rFonts w:ascii="Calibri" w:hAnsi="Calibri" w:cs="Calibri"/>
-                <w:color w:val="000000" w:themeColor="text1"/>
-                <w:sz w:val="20"/>
-                <w:szCs w:val="20"/>
-              </w:rPr>
-              <w:t>items</w:t>
-            </w:r>
-            <w:r>
-              <w:rPr>
-                <w:rFonts w:ascii="Calibri" w:hAnsi="Calibri" w:cs="Calibri"/>
-                <w:color w:val="000000" w:themeColor="text1"/>
-                <w:sz w:val="20"/>
-                <w:szCs w:val="20"/>
-              </w:rPr>
-              <w:t xml:space="preserve"> to needy children residing in remote villages near Chennai.</w:t>
+              <w:t xml:space="preserve">Worked with IIT For Villages to distribute </w:t>
+            </w:r>
+            <w:r>
+              <w:rPr>
+                <w:rFonts w:ascii="Calibri" w:hAnsi="Calibri" w:cs="Calibri"/>
+                <w:color w:val="000000" w:themeColor="text1"/>
+                <w:sz w:val="20"/>
+                <w:szCs w:val="20"/>
+              </w:rPr>
+              <w:t>refurbished</w:t>
+            </w:r>
+            <w:r>
+              <w:rPr>
+                <w:rFonts w:ascii="Calibri" w:hAnsi="Calibri" w:cs="Calibri"/>
+                <w:color w:val="000000" w:themeColor="text1"/>
+                <w:sz w:val="20"/>
+                <w:szCs w:val="20"/>
+              </w:rPr>
+              <w:t xml:space="preserve"> items to children residing in remote villages near Chennai</w:t>
             </w:r>
           </w:p>
         </w:tc>
@@ -3976,15 +6442,127 @@
     </w:tbl>
     <w:p>
       <w:pPr>
-        <w:pStyle w:val="NoSpacing"/>
-        <w:jc w:val="right"/>
+        <w:tabs>
+          <w:tab w:val="left" w:pos="4984"/>
+        </w:tabs>
         <w:rPr>
           <w:rFonts w:ascii="Calibri" w:hAnsi="Calibri" w:cs="Calibri"/>
-          <w:sz w:val="16"/>
-          <w:szCs w:val="16"/>
+          <w:sz w:val="14"/>
+          <w:szCs w:val="14"/>
           <w:lang w:val="en-US"/>
         </w:rPr>
       </w:pPr>
+      <w:r>
+        <w:rPr>
+          <w:rFonts w:ascii="Calibri" w:hAnsi="Calibri" w:cs="Calibri"/>
+          <w:sz w:val="14"/>
+          <w:szCs w:val="14"/>
+          <w:vertAlign w:val="superscript"/>
+          <w:lang w:val="en-US"/>
+        </w:rPr>
+        <w:t>1</w:t>
+      </w:r>
+      <w:r>
+        <w:rPr>
+          <w:rFonts w:ascii="Calibri" w:hAnsi="Calibri" w:cs="Calibri"/>
+          <w:sz w:val="14"/>
+          <w:szCs w:val="14"/>
+          <w:vertAlign w:val="superscript"/>
+          <w:lang w:val="en-US"/>
+        </w:rPr>
+        <w:t xml:space="preserve"> </w:t>
+      </w:r>
+      <w:r>
+        <w:rPr>
+          <w:rFonts w:ascii="Calibri" w:hAnsi="Calibri" w:cs="Calibri"/>
+          <w:sz w:val="14"/>
+          <w:szCs w:val="14"/>
+          <w:lang w:val="en-US"/>
+        </w:rPr>
+        <w:t>Monte Carlo Tree Search</w:t>
+      </w:r>
+      <w:r>
+        <w:rPr>
+          <w:rFonts w:ascii="Calibri" w:hAnsi="Calibri" w:cs="Calibri"/>
+          <w:sz w:val="14"/>
+          <w:szCs w:val="14"/>
+          <w:lang w:val="en-US"/>
+        </w:rPr>
+        <w:t xml:space="preserve"> | </w:t>
+      </w:r>
+      <w:r>
+        <w:rPr>
+          <w:rFonts w:ascii="Calibri" w:hAnsi="Calibri" w:cs="Calibri"/>
+          <w:sz w:val="14"/>
+          <w:szCs w:val="14"/>
+          <w:vertAlign w:val="superscript"/>
+          <w:lang w:val="en-US"/>
+        </w:rPr>
+        <w:t>2</w:t>
+      </w:r>
+      <w:r>
+        <w:rPr>
+          <w:rFonts w:ascii="Calibri" w:hAnsi="Calibri" w:cs="Calibri"/>
+          <w:sz w:val="14"/>
+          <w:szCs w:val="14"/>
+          <w:vertAlign w:val="superscript"/>
+          <w:lang w:val="en-US"/>
+        </w:rPr>
+        <w:t xml:space="preserve"> </w:t>
+      </w:r>
+      <w:r>
+        <w:rPr>
+          <w:rFonts w:ascii="Calibri" w:hAnsi="Calibri" w:cs="Calibri"/>
+          <w:sz w:val="14"/>
+          <w:szCs w:val="14"/>
+          <w:lang w:val="en-US"/>
+        </w:rPr>
+        <w:t>Content Management System</w:t>
+      </w:r>
+      <w:r>
+        <w:rPr>
+          <w:rFonts w:ascii="Calibri" w:hAnsi="Calibri" w:cs="Calibri"/>
+          <w:sz w:val="14"/>
+          <w:szCs w:val="14"/>
+          <w:lang w:val="en-US"/>
+        </w:rPr>
+        <w:t xml:space="preserve"> |</w:t>
+      </w:r>
+      <w:r>
+        <w:rPr>
+          <w:rFonts w:ascii="Calibri" w:hAnsi="Calibri" w:cs="Calibri"/>
+          <w:sz w:val="14"/>
+          <w:szCs w:val="14"/>
+          <w:lang w:val="en-US"/>
+        </w:rPr>
+        <w:t xml:space="preserve"> </w:t>
+      </w:r>
+      <w:r>
+        <w:rPr>
+          <w:rFonts w:ascii="Calibri" w:hAnsi="Calibri" w:cs="Calibri"/>
+          <w:sz w:val="14"/>
+          <w:szCs w:val="14"/>
+          <w:vertAlign w:val="superscript"/>
+          <w:lang w:val="en-US"/>
+        </w:rPr>
+        <w:t>3</w:t>
+      </w:r>
+      <w:r>
+        <w:rPr>
+          <w:rFonts w:ascii="Calibri" w:hAnsi="Calibri" w:cs="Calibri"/>
+          <w:sz w:val="14"/>
+          <w:szCs w:val="14"/>
+        </w:rPr>
+        <w:t xml:space="preserve"> </w:t>
+      </w:r>
+      <w:r>
+        <w:rPr>
+          <w:rFonts w:ascii="Calibri" w:hAnsi="Calibri" w:cs="Calibri"/>
+          <w:sz w:val="14"/>
+          <w:szCs w:val="14"/>
+        </w:rPr>
+        <w:t>National Cultural Academy</w:t>
+      </w:r>
     </w:p>
     <w:sectPr>
       <w:pgSz w:w="11906" w:h="16838" w:code="9"/>

--- a/smit-sde.docx
+++ b/smit-sde.docx
@@ -6,72 +6,6 @@
       <w:pPr>
         <w:pStyle w:val="NoSpacing"/>
         <w:spacing w:line="276" w:lineRule="auto"/>
-      </w:pPr>
-      <w:r>
-        <w:rPr>
-          <w:rFonts w:ascii="Calibri" w:hAnsi="Calibri" w:cs="Calibri"/>
-          <w:noProof/>
-          <w:sz w:val="22"/>
-          <w:szCs w:val="22"/>
-          <w:lang w:val="en-US"/>
-        </w:rPr>
-        <w:drawing>
-          <wp:anchor distT="0" distB="0" distL="114300" distR="114300" simplePos="0" relativeHeight="251658240" behindDoc="0" locked="0" layoutInCell="1" allowOverlap="1" wp14:anchorId="4549E141" wp14:editId="1BC00B5E">
-            <wp:simplePos x="0" y="0"/>
-            <wp:positionH relativeFrom="margin">
-              <wp:posOffset>6776720</wp:posOffset>
-            </wp:positionH>
-            <wp:positionV relativeFrom="paragraph">
-              <wp:posOffset>0</wp:posOffset>
-            </wp:positionV>
-            <wp:extent cx="397510" cy="397510"/>
-            <wp:effectExtent l="0" t="0" r="2540" b="2540"/>
-            <wp:wrapSquare wrapText="bothSides"/>
-            <wp:docPr id="404517228" name="Picture 1"/>
-            <wp:cNvGraphicFramePr>
-              <a:graphicFrameLocks xmlns:a="http://schemas.openxmlformats.org/drawingml/2006/main" noChangeAspect="1"/>
-            </wp:cNvGraphicFramePr>
-            <a:graphic xmlns:a="http://schemas.openxmlformats.org/drawingml/2006/main">
-              <a:graphicData uri="http://schemas.openxmlformats.org/drawingml/2006/picture">
-                <pic:pic xmlns:pic="http://schemas.openxmlformats.org/drawingml/2006/picture">
-                  <pic:nvPicPr>
-                    <pic:cNvPr id="404517228" name="Picture 404517228"/>
-                    <pic:cNvPicPr/>
-                  </pic:nvPicPr>
-                  <pic:blipFill>
-                    <a:blip r:embed="rId6" cstate="print">
-                      <a:extLst>
-                        <a:ext uri="{28A0092B-C50C-407E-A947-70E740481C1C}">
-                          <a14:useLocalDpi xmlns:a14="http://schemas.microsoft.com/office/drawing/2010/main" val="0"/>
-                        </a:ext>
-                      </a:extLst>
-                    </a:blip>
-                    <a:stretch>
-                      <a:fillRect/>
-                    </a:stretch>
-                  </pic:blipFill>
-                  <pic:spPr>
-                    <a:xfrm>
-                      <a:off x="0" y="0"/>
-                      <a:ext cx="397510" cy="397510"/>
-                    </a:xfrm>
-                    <a:prstGeom prst="rect">
-                      <a:avLst/>
-                    </a:prstGeom>
-                  </pic:spPr>
-                </pic:pic>
-              </a:graphicData>
-            </a:graphic>
-            <wp14:sizeRelH relativeFrom="margin">
-              <wp14:pctWidth>0</wp14:pctWidth>
-            </wp14:sizeRelH>
-            <wp14:sizeRelV relativeFrom="margin">
-              <wp14:pctHeight>0</wp14:pctHeight>
-            </wp14:sizeRelV>
-          </wp:anchor>
-        </w:drawing>
-      </w:r>
-      <w:r>
         <w:rPr>
           <w:rFonts w:ascii="Calibri" w:hAnsi="Calibri" w:cs="Calibri"/>
           <w:b/>
@@ -80,18 +14,62 @@
           <w:szCs w:val="22"/>
           <w:lang w:val="en-US"/>
         </w:rPr>
-        <w:t>S</w:t>
+      </w:pPr>
+      <w:r>
+        <w:rPr>
+          <w:rFonts w:ascii="Calibri" w:hAnsi="Calibri" w:cs="Calibri"/>
+          <w:b/>
+          <w:bCs/>
+          <w:color w:val="153D63" w:themeColor="text2" w:themeTint="E6"/>
+          <w:sz w:val="26"/>
+          <w:szCs w:val="26"/>
+          <w:lang w:val="en-US"/>
+        </w:rPr>
+        <w:t>Smit</w:t>
       </w:r>
       <w:r>
         <w:rPr>
           <w:rFonts w:ascii="Calibri" w:hAnsi="Calibri" w:cs="Calibri"/>
           <w:b/>
           <w:bCs/>
+          <w:color w:val="153D63" w:themeColor="text2" w:themeTint="E6"/>
+          <w:sz w:val="26"/>
+          <w:szCs w:val="26"/>
+          <w:lang w:val="en-US"/>
+        </w:rPr>
+        <w:t xml:space="preserve"> </w:t>
+      </w:r>
+      <w:r>
+        <w:rPr>
+          <w:rFonts w:ascii="Calibri" w:hAnsi="Calibri" w:cs="Calibri"/>
+          <w:b/>
+          <w:bCs/>
+          <w:color w:val="153D63" w:themeColor="text2" w:themeTint="E6"/>
+          <w:sz w:val="26"/>
+          <w:szCs w:val="26"/>
+          <w:lang w:val="en-US"/>
+        </w:rPr>
+        <w:t>Dhameliya</w:t>
+      </w:r>
+      <w:r>
+        <w:rPr>
+          <w:rFonts w:ascii="Calibri" w:hAnsi="Calibri" w:cs="Calibri"/>
+          <w:color w:val="153D63" w:themeColor="text2" w:themeTint="E6"/>
+          <w:sz w:val="26"/>
+          <w:szCs w:val="26"/>
+          <w:lang w:val="en-US"/>
+        </w:rPr>
+        <w:t xml:space="preserve"> | AE23B107</w:t>
+      </w:r>
+      <w:r>
+        <w:rPr>
+          <w:rFonts w:ascii="Calibri" w:hAnsi="Calibri" w:cs="Calibri"/>
+          <w:color w:val="153D63" w:themeColor="text2" w:themeTint="E6"/>
           <w:sz w:val="22"/>
           <w:szCs w:val="22"/>
           <w:lang w:val="en-US"/>
         </w:rPr>
-        <w:t>MIT DHAMELIYA</w:t>
+        <w:t xml:space="preserve"> </w:t>
       </w:r>
       <w:r>
         <w:rPr>
@@ -100,13 +78,58 @@
           <w:szCs w:val="22"/>
           <w:lang w:val="en-US"/>
         </w:rPr>
-        <w:t xml:space="preserve"> | AE23B107 | </w:t>
+        <w:t xml:space="preserve">| </w:t>
+      </w:r>
+      <w:hyperlink r:id="rId6" w:history="1">
+        <w:r>
+          <w:rPr>
+            <w:rStyle w:val="Hyperlink"/>
+            <w:rFonts w:ascii="Calibri" w:hAnsi="Calibri" w:cs="Calibri"/>
+            <w:color w:val="000000" w:themeColor="text1"/>
+            <w:sz w:val="22"/>
+            <w:szCs w:val="22"/>
+            <w:lang w:val="en-US"/>
+          </w:rPr>
+          <w:t>L</w:t>
+        </w:r>
+        <w:r>
+          <w:rPr>
+            <w:rStyle w:val="Hyperlink"/>
+            <w:rFonts w:ascii="Calibri" w:hAnsi="Calibri" w:cs="Calibri"/>
+            <w:color w:val="000000" w:themeColor="text1"/>
+            <w:sz w:val="22"/>
+            <w:szCs w:val="22"/>
+            <w:lang w:val="en-US"/>
+          </w:rPr>
+          <w:t>inkedIn</w:t>
+        </w:r>
+      </w:hyperlink>
+      <w:r>
+        <w:rPr>
+          <w:rFonts w:ascii="Calibri" w:hAnsi="Calibri" w:cs="Calibri"/>
+          <w:color w:val="000000" w:themeColor="text1"/>
+          <w:sz w:val="22"/>
+          <w:szCs w:val="22"/>
+          <w:lang w:val="en-US"/>
+        </w:rPr>
+        <w:t xml:space="preserve"> </w:t>
+      </w:r>
+      <w:r>
+        <w:rPr>
+          <w:rFonts w:ascii="Calibri" w:hAnsi="Calibri" w:cs="Calibri"/>
+          <w:color w:val="000000" w:themeColor="text1"/>
+          <w:sz w:val="22"/>
+          <w:szCs w:val="22"/>
+          <w:lang w:val="en-US"/>
+        </w:rPr>
+        <w:t xml:space="preserve">| </w:t>
       </w:r>
       <w:hyperlink r:id="rId7" w:history="1">
         <w:r>
           <w:rPr>
             <w:rStyle w:val="Hyperlink"/>
             <w:rFonts w:ascii="Calibri" w:hAnsi="Calibri" w:cs="Calibri"/>
+            <w:color w:val="000000" w:themeColor="text1"/>
             <w:sz w:val="22"/>
             <w:szCs w:val="22"/>
             <w:lang w:val="en-US"/>
@@ -117,48 +140,26 @@
       <w:r>
         <w:rPr>
           <w:rFonts w:ascii="Calibri" w:hAnsi="Calibri" w:cs="Calibri"/>
+          <w:color w:val="000000" w:themeColor="text1"/>
+        </w:rPr>
+        <w:t xml:space="preserve"> </w:t>
+      </w:r>
+      <w:r>
+        <w:rPr>
+          <w:rFonts w:ascii="Calibri" w:hAnsi="Calibri" w:cs="Calibri"/>
+          <w:color w:val="000000" w:themeColor="text1"/>
           <w:sz w:val="22"/>
           <w:szCs w:val="22"/>
           <w:lang w:val="en-US"/>
         </w:rPr>
-        <w:t xml:space="preserve"> | </w:t>
+        <w:t xml:space="preserve">| </w:t>
       </w:r>
       <w:hyperlink r:id="rId8" w:history="1">
         <w:r>
           <w:rPr>
             <w:rStyle w:val="Hyperlink"/>
             <w:rFonts w:ascii="Calibri" w:hAnsi="Calibri" w:cs="Calibri"/>
-            <w:sz w:val="22"/>
-            <w:szCs w:val="22"/>
-            <w:lang w:val="en-US"/>
-          </w:rPr>
-          <w:t>L</w:t>
-        </w:r>
-        <w:r>
-          <w:rPr>
-            <w:rStyle w:val="Hyperlink"/>
-            <w:rFonts w:ascii="Calibri" w:hAnsi="Calibri" w:cs="Calibri"/>
-            <w:sz w:val="22"/>
-            <w:szCs w:val="22"/>
-            <w:lang w:val="en-US"/>
-          </w:rPr>
-          <w:t>inkedIn</w:t>
-        </w:r>
-      </w:hyperlink>
-      <w:r>
-        <w:rPr>
-          <w:rFonts w:ascii="Calibri" w:hAnsi="Calibri" w:cs="Calibri"/>
-          <w:sz w:val="22"/>
-          <w:szCs w:val="22"/>
-          <w:lang w:val="en-US"/>
-        </w:rPr>
-        <w:t xml:space="preserve"> | </w:t>
-      </w:r>
-      <w:hyperlink r:id="rId9" w:history="1">
-        <w:r>
-          <w:rPr>
-            <w:rStyle w:val="Hyperlink"/>
-            <w:rFonts w:ascii="Calibri" w:hAnsi="Calibri" w:cs="Calibri"/>
+            <w:color w:val="000000" w:themeColor="text1"/>
             <w:sz w:val="22"/>
             <w:szCs w:val="22"/>
             <w:lang w:val="en-US"/>
@@ -166,21 +167,6 @@
           <w:t>Website</w:t>
         </w:r>
       </w:hyperlink>
-    </w:p>
-    <w:p>
-      <w:pPr>
-        <w:pStyle w:val="NoSpacing"/>
-        <w:spacing w:line="276" w:lineRule="auto"/>
-        <w:rPr>
-          <w:rFonts w:ascii="Calibri" w:hAnsi="Calibri" w:cs="Calibri"/>
-          <w:sz w:val="22"/>
-          <w:szCs w:val="22"/>
-          <w:lang w:val="en-US"/>
-        </w:rPr>
-      </w:pPr>
-      <w:r>
-        <w:t>INDIAN INSTITUTE OF TECHNOLOGY MADRAS</w:t>
-      </w:r>
     </w:p>
     <w:tbl>
       <w:tblPr>
@@ -208,7 +194,7 @@
           <w:tcPr>
             <w:tcW w:w="11328" w:type="dxa"/>
             <w:gridSpan w:val="10"/>
-            <w:shd w:val="clear" w:color="auto" w:fill="215E99" w:themeFill="text2" w:themeFillTint="BF"/>
+            <w:shd w:val="clear" w:color="auto" w:fill="153D63" w:themeFill="text2" w:themeFillTint="E6"/>
           </w:tcPr>
           <w:p>
             <w:pPr>
@@ -216,8 +202,6 @@
               <w:jc w:val="center"/>
               <w:rPr>
                 <w:rFonts w:ascii="Calibri" w:hAnsi="Calibri" w:cs="Calibri"/>
-                <w:b/>
-                <w:bCs/>
                 <w:sz w:val="20"/>
                 <w:szCs w:val="20"/>
                 <w:lang w:val="en-US"/>
@@ -226,8 +210,6 @@
             <w:r>
               <w:rPr>
                 <w:rFonts w:ascii="Calibri" w:hAnsi="Calibri" w:cs="Calibri"/>
-                <w:b/>
-                <w:bCs/>
                 <w:color w:val="FFFFFF" w:themeColor="background1"/>
                 <w:sz w:val="20"/>
                 <w:szCs w:val="20"/>
@@ -242,7 +224,7 @@
           <w:tcPr>
             <w:tcW w:w="3681" w:type="dxa"/>
             <w:gridSpan w:val="3"/>
-            <w:shd w:val="clear" w:color="auto" w:fill="A5C9EB" w:themeFill="text2" w:themeFillTint="40"/>
+            <w:shd w:val="clear" w:color="auto" w:fill="DAE9F7" w:themeFill="text2" w:themeFillTint="1A"/>
           </w:tcPr>
           <w:p>
             <w:pPr>
@@ -274,7 +256,7 @@
           <w:tcPr>
             <w:tcW w:w="5103" w:type="dxa"/>
             <w:gridSpan w:val="4"/>
-            <w:shd w:val="clear" w:color="auto" w:fill="A5C9EB" w:themeFill="text2" w:themeFillTint="40"/>
+            <w:shd w:val="clear" w:color="auto" w:fill="DAE9F7" w:themeFill="text2" w:themeFillTint="1A"/>
           </w:tcPr>
           <w:p>
             <w:pPr>
@@ -306,7 +288,7 @@
           <w:tcPr>
             <w:tcW w:w="1276" w:type="dxa"/>
             <w:gridSpan w:val="2"/>
-            <w:shd w:val="clear" w:color="auto" w:fill="A5C9EB" w:themeFill="text2" w:themeFillTint="40"/>
+            <w:shd w:val="clear" w:color="auto" w:fill="DAE9F7" w:themeFill="text2" w:themeFillTint="1A"/>
           </w:tcPr>
           <w:p>
             <w:pPr>
@@ -337,7 +319,7 @@
         <w:tc>
           <w:tcPr>
             <w:tcW w:w="1268" w:type="dxa"/>
-            <w:shd w:val="clear" w:color="auto" w:fill="A5C9EB" w:themeFill="text2" w:themeFillTint="40"/>
+            <w:shd w:val="clear" w:color="auto" w:fill="DAE9F7" w:themeFill="text2" w:themeFillTint="1A"/>
           </w:tcPr>
           <w:p>
             <w:pPr>
@@ -389,7 +371,7 @@
                 <w:szCs w:val="20"/>
                 <w:lang w:val="en-US"/>
               </w:rPr>
-              <w:t>BTech + MTech</w:t>
+              <w:t>Dual Degree</w:t>
             </w:r>
             <w:r>
               <w:rPr>
@@ -679,25 +661,7 @@
                 <w:szCs w:val="20"/>
                 <w:lang w:val="en-US"/>
               </w:rPr>
-              <w:t>Gujarat Secondary</w:t>
-            </w:r>
-            <w:r>
-              <w:rPr>
-                <w:rFonts w:ascii="Calibri" w:hAnsi="Calibri" w:cs="Calibri"/>
-                <w:sz w:val="20"/>
-                <w:szCs w:val="20"/>
-                <w:lang w:val="en-US"/>
-              </w:rPr>
-              <w:t xml:space="preserve"> and Higher Secondary</w:t>
-            </w:r>
-            <w:r>
-              <w:rPr>
-                <w:rFonts w:ascii="Calibri" w:hAnsi="Calibri" w:cs="Calibri"/>
-                <w:sz w:val="20"/>
-                <w:szCs w:val="20"/>
-                <w:lang w:val="en-US"/>
-              </w:rPr>
-              <w:t xml:space="preserve"> Education Board</w:t>
+              <w:t>Gujarat Secondary and Higher Secondary Education Board</w:t>
             </w:r>
           </w:p>
         </w:tc>
@@ -781,23 +745,7 @@
                 <w:sz w:val="20"/>
                 <w:szCs w:val="20"/>
               </w:rPr>
-              <w:t xml:space="preserve">Secured AIR </w:t>
-            </w:r>
-            <w:r>
-              <w:rPr>
-                <w:rFonts w:ascii="Calibri" w:hAnsi="Calibri" w:cs="Calibri"/>
-                <w:sz w:val="20"/>
-                <w:szCs w:val="20"/>
-              </w:rPr>
-              <w:t>4744</w:t>
-            </w:r>
-            <w:r>
-              <w:rPr>
-                <w:rFonts w:ascii="Calibri" w:hAnsi="Calibri" w:cs="Calibri"/>
-                <w:sz w:val="20"/>
-                <w:szCs w:val="20"/>
-              </w:rPr>
-              <w:t xml:space="preserve"> (</w:t>
+              <w:t>Secured AIR 4744 (</w:t>
             </w:r>
             <w:r>
               <w:rPr>
@@ -815,39 +763,7 @@
                 <w:sz w:val="20"/>
                 <w:szCs w:val="20"/>
               </w:rPr>
-              <w:t>) out of 12</w:t>
-            </w:r>
-            <w:r>
-              <w:rPr>
-                <w:rFonts w:ascii="Calibri" w:hAnsi="Calibri" w:cs="Calibri"/>
-                <w:sz w:val="20"/>
-                <w:szCs w:val="20"/>
-              </w:rPr>
-              <w:t>L</w:t>
-            </w:r>
-            <w:r>
-              <w:rPr>
-                <w:rFonts w:ascii="Calibri" w:hAnsi="Calibri" w:cs="Calibri"/>
-                <w:sz w:val="20"/>
-                <w:szCs w:val="20"/>
-              </w:rPr>
-              <w:t xml:space="preserve">+ candidates in JEE Mains </w:t>
-            </w:r>
-            <w:r>
-              <w:rPr>
-                <w:rFonts w:ascii="Calibri" w:hAnsi="Calibri" w:cs="Calibri"/>
-                <w:sz w:val="20"/>
-                <w:szCs w:val="20"/>
-              </w:rPr>
-              <w:t xml:space="preserve">2023 </w:t>
-            </w:r>
-            <w:r>
-              <w:rPr>
-                <w:rFonts w:ascii="Calibri" w:hAnsi="Calibri" w:cs="Calibri"/>
-                <w:sz w:val="20"/>
-                <w:szCs w:val="20"/>
-              </w:rPr>
-              <w:t xml:space="preserve">and </w:t>
+              <w:t xml:space="preserve">) out of 12L+ candidates in JEE Mains 2023 and </w:t>
             </w:r>
             <w:r>
               <w:rPr>
@@ -889,31 +805,7 @@
                 <w:sz w:val="20"/>
                 <w:szCs w:val="20"/>
               </w:rPr>
-              <w:t>L</w:t>
-            </w:r>
-            <w:r>
-              <w:rPr>
-                <w:rFonts w:ascii="Calibri" w:hAnsi="Calibri" w:cs="Calibri"/>
-                <w:sz w:val="20"/>
-                <w:szCs w:val="20"/>
-              </w:rPr>
-              <w:t>+ candidates in JEE Advanced</w:t>
-            </w:r>
-            <w:r>
-              <w:rPr>
-                <w:rFonts w:ascii="Calibri" w:hAnsi="Calibri" w:cs="Calibri"/>
-                <w:sz w:val="20"/>
-                <w:szCs w:val="20"/>
-              </w:rPr>
-              <w:t xml:space="preserve"> 20</w:t>
-            </w:r>
-            <w:r>
-              <w:rPr>
-                <w:rFonts w:ascii="Calibri" w:hAnsi="Calibri" w:cs="Calibri"/>
-                <w:sz w:val="20"/>
-                <w:szCs w:val="20"/>
-              </w:rPr>
-              <w:t>23.</w:t>
+              <w:t>L+ candidates in JEE Advanced 2023.</w:t>
             </w:r>
           </w:p>
           <w:p>
@@ -936,7 +828,23 @@
                 <w:sz w:val="20"/>
                 <w:szCs w:val="20"/>
               </w:rPr>
-              <w:t xml:space="preserve">Awarded Scholarship for Higher Education by the </w:t>
+              <w:t>Awarded Scholarship for Higher Education</w:t>
+            </w:r>
+            <w:r>
+              <w:rPr>
+                <w:rFonts w:ascii="Calibri" w:hAnsi="Calibri" w:cs="Calibri"/>
+                <w:sz w:val="20"/>
+                <w:szCs w:val="20"/>
+              </w:rPr>
+              <w:t xml:space="preserve"> (SHE)</w:t>
+            </w:r>
+            <w:r>
+              <w:rPr>
+                <w:rFonts w:ascii="Calibri" w:hAnsi="Calibri" w:cs="Calibri"/>
+                <w:sz w:val="20"/>
+                <w:szCs w:val="20"/>
+              </w:rPr>
+              <w:t xml:space="preserve"> by the </w:t>
             </w:r>
             <w:r>
               <w:rPr>
@@ -1002,7 +910,7 @@
           <w:tcPr>
             <w:tcW w:w="11328" w:type="dxa"/>
             <w:gridSpan w:val="10"/>
-            <w:shd w:val="clear" w:color="auto" w:fill="215E99" w:themeFill="text2" w:themeFillTint="BF"/>
+            <w:shd w:val="clear" w:color="auto" w:fill="153D63" w:themeFill="text2" w:themeFillTint="E6"/>
           </w:tcPr>
           <w:p>
             <w:pPr>
@@ -1010,8 +918,6 @@
               <w:jc w:val="center"/>
               <w:rPr>
                 <w:rFonts w:ascii="Calibri" w:hAnsi="Calibri" w:cs="Calibri"/>
-                <w:b/>
-                <w:bCs/>
                 <w:sz w:val="20"/>
                 <w:szCs w:val="20"/>
                 <w:lang w:val="en-US"/>
@@ -1020,8 +926,6 @@
             <w:r>
               <w:rPr>
                 <w:rFonts w:ascii="Calibri" w:hAnsi="Calibri" w:cs="Calibri"/>
-                <w:b/>
-                <w:bCs/>
                 <w:color w:val="FFFFFF" w:themeColor="background1"/>
                 <w:sz w:val="20"/>
                 <w:szCs w:val="20"/>
@@ -1031,8 +935,6 @@
             <w:r>
               <w:rPr>
                 <w:rFonts w:ascii="Calibri" w:hAnsi="Calibri" w:cs="Calibri"/>
-                <w:b/>
-                <w:bCs/>
                 <w:color w:val="FFFFFF" w:themeColor="background1"/>
                 <w:sz w:val="20"/>
                 <w:szCs w:val="20"/>
@@ -1390,135 +1292,13 @@
       </w:tr>
       <w:tr>
         <w:trPr>
-          <w:trHeight w:val="47"/>
-        </w:trPr>
-        <w:tc>
-          <w:tcPr>
-            <w:tcW w:w="11328" w:type="dxa"/>
-            <w:gridSpan w:val="10"/>
-          </w:tcPr>
-          <w:p>
-            <w:pPr>
-              <w:pStyle w:val="NoSpacing"/>
-              <w:numPr>
-                <w:ilvl w:val="0"/>
-                <w:numId w:val="22"/>
-              </w:numPr>
-              <w:rPr>
-                <w:rFonts w:ascii="Calibri" w:hAnsi="Calibri" w:cs="Calibri"/>
-                <w:color w:val="000000" w:themeColor="text1"/>
-                <w:sz w:val="20"/>
-                <w:szCs w:val="20"/>
-              </w:rPr>
-            </w:pPr>
-            <w:r>
-              <w:rPr>
-                <w:rFonts w:ascii="Calibri" w:hAnsi="Calibri" w:cs="Calibri"/>
-                <w:sz w:val="20"/>
-                <w:szCs w:val="20"/>
-              </w:rPr>
-              <w:t xml:space="preserve">Rated </w:t>
-            </w:r>
-            <w:r>
-              <w:rPr>
-                <w:rFonts w:ascii="Calibri" w:hAnsi="Calibri" w:cs="Calibri"/>
-                <w:sz w:val="20"/>
-                <w:szCs w:val="20"/>
-              </w:rPr>
-              <w:t xml:space="preserve">1481 on Codeforces, 1580 on CodeChef, and </w:t>
-            </w:r>
-            <w:r>
-              <w:rPr>
-                <w:rFonts w:ascii="Calibri" w:hAnsi="Calibri" w:cs="Calibri"/>
-                <w:sz w:val="20"/>
-                <w:szCs w:val="20"/>
-              </w:rPr>
-              <w:t>1948</w:t>
-            </w:r>
-            <w:r>
-              <w:rPr>
-                <w:rFonts w:ascii="Calibri" w:hAnsi="Calibri" w:cs="Calibri"/>
-                <w:sz w:val="20"/>
-                <w:szCs w:val="20"/>
-              </w:rPr>
-              <w:t xml:space="preserve"> on LeetCode</w:t>
-            </w:r>
-            <w:r>
-              <w:rPr>
-                <w:rFonts w:ascii="Calibri" w:hAnsi="Calibri" w:cs="Calibri"/>
-                <w:sz w:val="20"/>
-                <w:szCs w:val="20"/>
-              </w:rPr>
-              <w:t>.</w:t>
-            </w:r>
-            <w:r>
-              <w:rPr>
-                <w:rFonts w:ascii="Calibri" w:hAnsi="Calibri" w:cs="Calibri"/>
-                <w:sz w:val="20"/>
-                <w:szCs w:val="20"/>
-              </w:rPr>
-              <w:t xml:space="preserve"> </w:t>
-            </w:r>
-            <w:r>
-              <w:rPr>
-                <w:rFonts w:ascii="Calibri" w:hAnsi="Calibri" w:cs="Calibri"/>
-                <w:sz w:val="20"/>
-                <w:szCs w:val="20"/>
-              </w:rPr>
-              <w:t>Global</w:t>
-            </w:r>
-            <w:r>
-              <w:rPr>
-                <w:rFonts w:ascii="Calibri" w:hAnsi="Calibri" w:cs="Calibri"/>
-                <w:sz w:val="20"/>
-                <w:szCs w:val="20"/>
-              </w:rPr>
-              <w:t xml:space="preserve"> </w:t>
-            </w:r>
-            <w:r>
-              <w:rPr>
-                <w:rFonts w:ascii="Calibri" w:hAnsi="Calibri" w:cs="Calibri"/>
-                <w:sz w:val="20"/>
-                <w:szCs w:val="20"/>
-              </w:rPr>
-              <w:t>R</w:t>
-            </w:r>
-            <w:r>
-              <w:rPr>
-                <w:rFonts w:ascii="Calibri" w:hAnsi="Calibri" w:cs="Calibri"/>
-                <w:sz w:val="20"/>
-                <w:szCs w:val="20"/>
-              </w:rPr>
-              <w:t xml:space="preserve">ank </w:t>
-            </w:r>
-            <w:r>
-              <w:rPr>
-                <w:rFonts w:ascii="Calibri" w:hAnsi="Calibri" w:cs="Calibri"/>
-                <w:sz w:val="20"/>
-                <w:szCs w:val="20"/>
-              </w:rPr>
-              <w:t>131</w:t>
-            </w:r>
-            <w:r>
-              <w:rPr>
-                <w:rFonts w:ascii="Calibri" w:hAnsi="Calibri" w:cs="Calibri"/>
-                <w:sz w:val="20"/>
-                <w:szCs w:val="20"/>
-              </w:rPr>
-              <w:t xml:space="preserve"> out of 35k+ in LeetCode Biweekly contest 184.</w:t>
-            </w:r>
-          </w:p>
-        </w:tc>
-      </w:tr>
-      <w:tr>
-        <w:trPr>
           <w:trHeight w:val="176"/>
         </w:trPr>
         <w:tc>
           <w:tcPr>
             <w:tcW w:w="1980" w:type="dxa"/>
             <w:vMerge w:val="restart"/>
-            <w:shd w:val="clear" w:color="auto" w:fill="A5C9EB" w:themeFill="text2" w:themeFillTint="40"/>
+            <w:shd w:val="clear" w:color="auto" w:fill="DAE9F7" w:themeFill="text2" w:themeFillTint="1A"/>
             <w:vAlign w:val="center"/>
           </w:tcPr>
           <w:p>
@@ -1544,7 +1324,7 @@
                 <w:sz w:val="20"/>
                 <w:szCs w:val="20"/>
               </w:rPr>
-              <w:t>Skills</w:t>
+              <w:t>Technologies</w:t>
             </w:r>
           </w:p>
         </w:tc>
@@ -1608,31 +1388,7 @@
                 <w:sz w:val="20"/>
                 <w:szCs w:val="20"/>
               </w:rPr>
-              <w:t>Git, GitHub</w:t>
-            </w:r>
-            <w:r>
-              <w:rPr>
-                <w:rFonts w:ascii="Calibri" w:hAnsi="Calibri" w:cs="Calibri"/>
-                <w:sz w:val="20"/>
-                <w:szCs w:val="20"/>
-              </w:rPr>
-              <w:t>, Docker,</w:t>
-            </w:r>
-            <w:r>
-              <w:rPr>
-                <w:rFonts w:ascii="Calibri" w:hAnsi="Calibri" w:cs="Calibri"/>
-                <w:sz w:val="20"/>
-                <w:szCs w:val="20"/>
-              </w:rPr>
-              <w:t xml:space="preserve"> LaTeX, Microsoft Office</w:t>
-            </w:r>
-            <w:r>
-              <w:rPr>
-                <w:rFonts w:ascii="Calibri" w:hAnsi="Calibri" w:cs="Calibri"/>
-                <w:sz w:val="20"/>
-                <w:szCs w:val="20"/>
-              </w:rPr>
-              <w:t xml:space="preserve"> </w:t>
+              <w:t xml:space="preserve">Git, GitHub, Docker, LaTeX, Microsoft Office </w:t>
             </w:r>
           </w:p>
         </w:tc>
@@ -1664,15 +1420,7 @@
                 <w:sz w:val="20"/>
                 <w:szCs w:val="20"/>
               </w:rPr>
-              <w:t>PostgreSQL</w:t>
-            </w:r>
-            <w:r>
-              <w:rPr>
-                <w:rFonts w:ascii="Calibri" w:hAnsi="Calibri" w:cs="Calibri"/>
-                <w:sz w:val="20"/>
-                <w:szCs w:val="20"/>
-              </w:rPr>
-              <w:t>, MongoDB, SQL</w:t>
+              <w:t>PostgreSQL, MongoDB, SQL</w:t>
             </w:r>
           </w:p>
         </w:tc>
@@ -1685,7 +1433,7 @@
           <w:tcPr>
             <w:tcW w:w="1980" w:type="dxa"/>
             <w:vMerge/>
-            <w:shd w:val="clear" w:color="auto" w:fill="A5C9EB" w:themeFill="text2" w:themeFillTint="40"/>
+            <w:shd w:val="clear" w:color="auto" w:fill="DAE9F7" w:themeFill="text2" w:themeFillTint="1A"/>
             <w:vAlign w:val="center"/>
           </w:tcPr>
           <w:p>
@@ -1765,31 +1513,7 @@
                 <w:sz w:val="20"/>
                 <w:szCs w:val="20"/>
               </w:rPr>
-              <w:t xml:space="preserve">ReactJS, </w:t>
-            </w:r>
-            <w:r>
-              <w:rPr>
-                <w:rFonts w:ascii="Calibri" w:hAnsi="Calibri" w:cs="Calibri"/>
-                <w:sz w:val="20"/>
-                <w:szCs w:val="20"/>
-              </w:rPr>
-              <w:t xml:space="preserve">Tailwind, </w:t>
-            </w:r>
-            <w:r>
-              <w:rPr>
-                <w:rFonts w:ascii="Calibri" w:hAnsi="Calibri" w:cs="Calibri"/>
-                <w:sz w:val="20"/>
-                <w:szCs w:val="20"/>
-              </w:rPr>
-              <w:t>NodeJS,</w:t>
-            </w:r>
-            <w:r>
-              <w:rPr>
-                <w:rFonts w:ascii="Calibri" w:hAnsi="Calibri" w:cs="Calibri"/>
-                <w:sz w:val="20"/>
-                <w:szCs w:val="20"/>
-              </w:rPr>
-              <w:t xml:space="preserve"> FastAPI</w:t>
+              <w:t>ReactJS, Tailwind, NodeJS, FastAPI</w:t>
             </w:r>
           </w:p>
         </w:tc>
@@ -1802,7 +1526,6 @@
             <w:tcBorders>
               <w:top w:val="single" w:sz="4" w:space="0" w:color="auto"/>
             </w:tcBorders>
-            <w:shd w:val="clear" w:color="auto" w:fill="215E99" w:themeFill="text2" w:themeFillTint="BF"/>
           </w:tcPr>
           <w:p>
             <w:pPr>
@@ -1810,8 +1533,6 @@
               <w:jc w:val="center"/>
               <w:rPr>
                 <w:rFonts w:ascii="Calibri" w:hAnsi="Calibri" w:cs="Calibri"/>
-                <w:b/>
-                <w:bCs/>
                 <w:color w:val="FFFFFF" w:themeColor="background1"/>
                 <w:sz w:val="20"/>
                 <w:szCs w:val="20"/>
@@ -1820,19 +1541,47 @@
             <w:r>
               <w:rPr>
                 <w:rFonts w:ascii="Calibri" w:hAnsi="Calibri" w:cs="Calibri"/>
-                <w:b/>
-                <w:bCs/>
+                <w:sz w:val="20"/>
+                <w:szCs w:val="20"/>
+              </w:rPr>
+              <w:t>Rated 1481 on Codeforces, 1580 on CodeChef, and 1948 on LeetCode. Global Rank 131 out of 35k+ in LeetCode Biweekly contest 184.</w:t>
+            </w:r>
+          </w:p>
+        </w:tc>
+      </w:tr>
+      <w:tr>
+        <w:tc>
+          <w:tcPr>
+            <w:tcW w:w="11328" w:type="dxa"/>
+            <w:gridSpan w:val="10"/>
+            <w:tcBorders>
+              <w:top w:val="single" w:sz="4" w:space="0" w:color="auto"/>
+            </w:tcBorders>
+            <w:shd w:val="clear" w:color="auto" w:fill="153D63" w:themeFill="text2" w:themeFillTint="E6"/>
+          </w:tcPr>
+          <w:p>
+            <w:pPr>
+              <w:pStyle w:val="NoSpacing"/>
+              <w:jc w:val="center"/>
+              <w:rPr>
+                <w:rFonts w:ascii="Calibri" w:hAnsi="Calibri" w:cs="Calibri"/>
                 <w:color w:val="FFFFFF" w:themeColor="background1"/>
                 <w:sz w:val="20"/>
                 <w:szCs w:val="20"/>
               </w:rPr>
+            </w:pPr>
+            <w:r>
+              <w:rPr>
+                <w:rFonts w:ascii="Calibri" w:hAnsi="Calibri" w:cs="Calibri"/>
+                <w:color w:val="FFFFFF" w:themeColor="background1"/>
+                <w:sz w:val="20"/>
+                <w:szCs w:val="20"/>
+              </w:rPr>
               <w:t>WORK</w:t>
             </w:r>
             <w:r>
               <w:rPr>
                 <w:rFonts w:ascii="Calibri" w:hAnsi="Calibri" w:cs="Calibri"/>
-                <w:b/>
-                <w:bCs/>
                 <w:color w:val="FFFFFF" w:themeColor="background1"/>
                 <w:sz w:val="20"/>
                 <w:szCs w:val="20"/>
@@ -1850,7 +1599,7 @@
           <w:tcPr>
             <w:tcW w:w="1980" w:type="dxa"/>
             <w:vMerge w:val="restart"/>
-            <w:shd w:val="clear" w:color="auto" w:fill="A5C9EB" w:themeFill="text2" w:themeFillTint="40"/>
+            <w:shd w:val="clear" w:color="auto" w:fill="DAE9F7" w:themeFill="text2" w:themeFillTint="1A"/>
             <w:vAlign w:val="center"/>
           </w:tcPr>
           <w:p>
@@ -1923,7 +1672,47 @@
                 <w:sz w:val="16"/>
                 <w:szCs w:val="16"/>
               </w:rPr>
-              <w:t>(Mar25 – May25)</w:t>
+              <w:t>(Mar</w:t>
+            </w:r>
+            <w:r>
+              <w:rPr>
+                <w:rFonts w:ascii="Calibri" w:hAnsi="Calibri" w:cs="Calibri"/>
+                <w:i/>
+                <w:iCs/>
+                <w:sz w:val="16"/>
+                <w:szCs w:val="16"/>
+              </w:rPr>
+              <w:t>’</w:t>
+            </w:r>
+            <w:r>
+              <w:rPr>
+                <w:rFonts w:ascii="Calibri" w:hAnsi="Calibri" w:cs="Calibri"/>
+                <w:i/>
+                <w:iCs/>
+                <w:sz w:val="16"/>
+                <w:szCs w:val="16"/>
+              </w:rPr>
+              <w:t>25 – May</w:t>
+            </w:r>
+            <w:r>
+              <w:rPr>
+                <w:rFonts w:ascii="Calibri" w:hAnsi="Calibri" w:cs="Calibri"/>
+                <w:i/>
+                <w:iCs/>
+                <w:sz w:val="16"/>
+                <w:szCs w:val="16"/>
+              </w:rPr>
+              <w:t>’</w:t>
+            </w:r>
+            <w:r>
+              <w:rPr>
+                <w:rFonts w:ascii="Calibri" w:hAnsi="Calibri" w:cs="Calibri"/>
+                <w:i/>
+                <w:iCs/>
+                <w:sz w:val="16"/>
+                <w:szCs w:val="16"/>
+              </w:rPr>
+              <w:t>25)</w:t>
             </w:r>
           </w:p>
         </w:tc>
@@ -1931,7 +1720,7 @@
           <w:tcPr>
             <w:tcW w:w="9348" w:type="dxa"/>
             <w:gridSpan w:val="9"/>
-            <w:shd w:val="clear" w:color="auto" w:fill="D1D1D1" w:themeFill="background2" w:themeFillShade="E6"/>
+            <w:shd w:val="clear" w:color="auto" w:fill="D9D9D9" w:themeFill="background1" w:themeFillShade="D9"/>
           </w:tcPr>
           <w:p>
             <w:pPr>
@@ -1954,18 +1743,7 @@
                 <w:sz w:val="20"/>
                 <w:szCs w:val="20"/>
               </w:rPr>
-              <w:t>Worked on</w:t>
-            </w:r>
-            <w:r>
-              <w:rPr>
-                <w:rFonts w:ascii="Calibri" w:hAnsi="Calibri" w:cs="Calibri"/>
-                <w:i/>
-                <w:iCs/>
-                <w:color w:val="000000" w:themeColor="text1"/>
-                <w:sz w:val="20"/>
-                <w:szCs w:val="20"/>
-              </w:rPr>
-              <w:t xml:space="preserve"> analytics infrastructure for Sarvam Samvaad, an enterprise conversational AI agents platform.</w:t>
+              <w:t>Worked on analytics infrastructure for Sarvam Samvaad, an enterprise conversational AI agents platform.</w:t>
             </w:r>
           </w:p>
         </w:tc>
@@ -1978,7 +1756,7 @@
           <w:tcPr>
             <w:tcW w:w="1980" w:type="dxa"/>
             <w:vMerge/>
-            <w:shd w:val="clear" w:color="auto" w:fill="A5C9EB" w:themeFill="text2" w:themeFillTint="40"/>
+            <w:shd w:val="clear" w:color="auto" w:fill="DAE9F7" w:themeFill="text2" w:themeFillTint="1A"/>
           </w:tcPr>
           <w:p>
             <w:pPr>
@@ -2064,25 +1842,7 @@
                 <w:sz w:val="20"/>
                 <w:szCs w:val="20"/>
               </w:rPr>
-              <w:t>provid</w:t>
-            </w:r>
-            <w:r>
-              <w:rPr>
-                <w:rFonts w:ascii="Calibri" w:hAnsi="Calibri" w:cs="Calibri"/>
-                <w:color w:val="000000" w:themeColor="text1"/>
-                <w:sz w:val="20"/>
-                <w:szCs w:val="20"/>
-              </w:rPr>
-              <w:t>ing</w:t>
-            </w:r>
-            <w:r>
-              <w:rPr>
-                <w:rFonts w:ascii="Calibri" w:hAnsi="Calibri" w:cs="Calibri"/>
-                <w:color w:val="000000" w:themeColor="text1"/>
-                <w:sz w:val="20"/>
-                <w:szCs w:val="20"/>
-              </w:rPr>
-              <w:t xml:space="preserve"> analytics on </w:t>
+              <w:t xml:space="preserve">providing analytics on </w:t>
             </w:r>
             <w:r>
               <w:rPr>
@@ -2102,25 +1862,7 @@
                 <w:sz w:val="20"/>
                 <w:szCs w:val="20"/>
               </w:rPr>
-              <w:t>, call logs, and conversation insights</w:t>
-            </w:r>
-            <w:r>
-              <w:rPr>
-                <w:rFonts w:ascii="Calibri" w:hAnsi="Calibri" w:cs="Calibri"/>
-                <w:color w:val="000000" w:themeColor="text1"/>
-                <w:sz w:val="20"/>
-                <w:szCs w:val="20"/>
-              </w:rPr>
-              <w:t>,</w:t>
-            </w:r>
-            <w:r>
-              <w:rPr>
-                <w:rFonts w:ascii="Calibri" w:hAnsi="Calibri" w:cs="Calibri"/>
-                <w:color w:val="000000" w:themeColor="text1"/>
-                <w:sz w:val="20"/>
-                <w:szCs w:val="20"/>
-              </w:rPr>
-              <w:t xml:space="preserve"> </w:t>
+              <w:t xml:space="preserve">, call logs, and conversation insights, </w:t>
             </w:r>
             <w:r>
               <w:rPr>
@@ -2147,61 +1889,7 @@
                 <w:sz w:val="20"/>
                 <w:szCs w:val="20"/>
               </w:rPr>
-              <w:t xml:space="preserve"> to </w:t>
-            </w:r>
-            <w:r>
-              <w:rPr>
-                <w:rFonts w:ascii="Calibri" w:hAnsi="Calibri" w:cs="Calibri"/>
-                <w:color w:val="000000" w:themeColor="text1"/>
-                <w:sz w:val="20"/>
-                <w:szCs w:val="20"/>
-              </w:rPr>
-              <w:t>track key metrics</w:t>
-            </w:r>
-            <w:r>
-              <w:rPr>
-                <w:rFonts w:ascii="Calibri" w:hAnsi="Calibri" w:cs="Calibri"/>
-                <w:color w:val="000000" w:themeColor="text1"/>
-                <w:sz w:val="20"/>
-                <w:szCs w:val="20"/>
-              </w:rPr>
-              <w:t xml:space="preserve">, </w:t>
-            </w:r>
-            <w:r>
-              <w:rPr>
-                <w:rFonts w:ascii="Calibri" w:hAnsi="Calibri" w:cs="Calibri"/>
-                <w:color w:val="000000" w:themeColor="text1"/>
-                <w:sz w:val="20"/>
-                <w:szCs w:val="20"/>
-              </w:rPr>
-              <w:t>uncover patterns</w:t>
-            </w:r>
-            <w:r>
-              <w:rPr>
-                <w:rFonts w:ascii="Calibri" w:hAnsi="Calibri" w:cs="Calibri"/>
-                <w:color w:val="000000" w:themeColor="text1"/>
-                <w:sz w:val="20"/>
-                <w:szCs w:val="20"/>
-              </w:rPr>
-              <w:t xml:space="preserve"> </w:t>
-            </w:r>
-            <w:r>
-              <w:rPr>
-                <w:rFonts w:ascii="Calibri" w:hAnsi="Calibri" w:cs="Calibri"/>
-                <w:color w:val="000000" w:themeColor="text1"/>
-                <w:sz w:val="20"/>
-                <w:szCs w:val="20"/>
-              </w:rPr>
-              <w:t>and</w:t>
-            </w:r>
-            <w:r>
-              <w:rPr>
-                <w:rFonts w:ascii="Calibri" w:hAnsi="Calibri" w:cs="Calibri"/>
-                <w:color w:val="000000" w:themeColor="text1"/>
-                <w:sz w:val="20"/>
-                <w:szCs w:val="20"/>
-              </w:rPr>
-              <w:t xml:space="preserve"> </w:t>
+              <w:t xml:space="preserve"> to track key metrics, uncover patterns and </w:t>
             </w:r>
             <w:r>
               <w:rPr>
@@ -2263,16 +1951,7 @@
                 <w:sz w:val="20"/>
                 <w:szCs w:val="20"/>
               </w:rPr>
-              <w:t xml:space="preserve">Designed </w:t>
-            </w:r>
-            <w:r>
-              <w:rPr>
-                <w:rFonts w:ascii="Calibri" w:hAnsi="Calibri" w:cs="Calibri"/>
-                <w:color w:val="000000" w:themeColor="text1"/>
-                <w:sz w:val="20"/>
-                <w:szCs w:val="20"/>
-              </w:rPr>
-              <w:t xml:space="preserve">FastAPI endpoints </w:t>
+              <w:t xml:space="preserve">Designed FastAPI endpoints </w:t>
             </w:r>
             <w:r>
               <w:rPr>
@@ -2544,12 +2223,13 @@
       </w:tr>
       <w:tr>
         <w:trPr>
-          <w:trHeight w:val="782"/>
+          <w:trHeight w:val="170"/>
         </w:trPr>
         <w:tc>
           <w:tcPr>
             <w:tcW w:w="1980" w:type="dxa"/>
-            <w:shd w:val="clear" w:color="auto" w:fill="A5C9EB" w:themeFill="text2" w:themeFillTint="40"/>
+            <w:vMerge w:val="restart"/>
+            <w:shd w:val="clear" w:color="auto" w:fill="DAE9F7" w:themeFill="text2" w:themeFillTint="1A"/>
             <w:vAlign w:val="center"/>
           </w:tcPr>
           <w:p>
@@ -2568,23 +2248,7 @@
                 <w:sz w:val="20"/>
                 <w:szCs w:val="20"/>
               </w:rPr>
-              <w:t>Research</w:t>
-            </w:r>
-            <w:r>
-              <w:rPr>
-                <w:rFonts w:ascii="Calibri" w:hAnsi="Calibri" w:cs="Calibri"/>
-                <w:sz w:val="20"/>
-                <w:szCs w:val="20"/>
-              </w:rPr>
-              <w:t xml:space="preserve"> </w:t>
-            </w:r>
-            <w:r>
-              <w:rPr>
-                <w:rFonts w:ascii="Calibri" w:hAnsi="Calibri" w:cs="Calibri"/>
-                <w:sz w:val="20"/>
-                <w:szCs w:val="20"/>
-              </w:rPr>
-              <w:t>Consultant</w:t>
+              <w:t>Research Consultant</w:t>
             </w:r>
           </w:p>
           <w:p>
@@ -2608,6 +2272,16 @@
                 <w:szCs w:val="20"/>
               </w:rPr>
               <w:t>WorldQuant</w:t>
+            </w:r>
+            <w:r>
+              <w:rPr>
+                <w:rFonts w:ascii="Calibri" w:hAnsi="Calibri" w:cs="Calibri"/>
+                <w:b/>
+                <w:bCs/>
+                <w:sz w:val="20"/>
+                <w:szCs w:val="20"/>
+              </w:rPr>
+              <w:t xml:space="preserve"> Brain</w:t>
             </w:r>
           </w:p>
           <w:p>
@@ -2631,38 +2305,106 @@
                 <w:sz w:val="16"/>
                 <w:szCs w:val="16"/>
               </w:rPr>
-              <w:t>(Jul</w:t>
-            </w:r>
-            <w:r>
+              <w:t>(Jul’25 – Dec’25)</w:t>
+            </w:r>
+          </w:p>
+        </w:tc>
+        <w:tc>
+          <w:tcPr>
+            <w:tcW w:w="9348" w:type="dxa"/>
+            <w:gridSpan w:val="9"/>
+            <w:shd w:val="clear" w:color="auto" w:fill="D9D9D9" w:themeFill="background1" w:themeFillShade="D9"/>
+          </w:tcPr>
+          <w:p>
+            <w:pPr>
+              <w:pStyle w:val="NoSpacing"/>
               <w:rPr>
                 <w:rFonts w:ascii="Calibri" w:hAnsi="Calibri" w:cs="Calibri"/>
                 <w:i/>
                 <w:iCs/>
-                <w:sz w:val="16"/>
-                <w:szCs w:val="16"/>
-              </w:rPr>
-              <w:t xml:space="preserve">25 – </w:t>
-            </w:r>
+                <w:color w:val="000000" w:themeColor="text1"/>
+                <w:sz w:val="20"/>
+                <w:szCs w:val="20"/>
+              </w:rPr>
+            </w:pPr>
             <w:r>
               <w:rPr>
                 <w:rFonts w:ascii="Calibri" w:hAnsi="Calibri" w:cs="Calibri"/>
                 <w:i/>
                 <w:iCs/>
-                <w:sz w:val="16"/>
-                <w:szCs w:val="16"/>
-              </w:rPr>
-              <w:t>Dec</w:t>
-            </w:r>
-            <w:r>
-              <w:rPr>
-                <w:rFonts w:ascii="Calibri" w:hAnsi="Calibri" w:cs="Calibri"/>
+                <w:color w:val="000000" w:themeColor="text1"/>
+                <w:sz w:val="20"/>
+                <w:szCs w:val="20"/>
+              </w:rPr>
+              <w:t xml:space="preserve">Developed </w:t>
+            </w:r>
+            <w:r>
+              <w:rPr>
+                <w:rFonts w:ascii="Calibri" w:hAnsi="Calibri" w:cs="Calibri"/>
+                <w:b/>
+                <w:bCs/>
                 <w:i/>
                 <w:iCs/>
-                <w:sz w:val="16"/>
-                <w:szCs w:val="16"/>
-              </w:rPr>
-              <w:t>25)</w:t>
-            </w:r>
+                <w:color w:val="000000" w:themeColor="text1"/>
+                <w:sz w:val="20"/>
+                <w:szCs w:val="20"/>
+              </w:rPr>
+              <w:t>15+ quantitative models (alphas)</w:t>
+            </w:r>
+            <w:r>
+              <w:rPr>
+                <w:rFonts w:ascii="Calibri" w:hAnsi="Calibri" w:cs="Calibri"/>
+                <w:i/>
+                <w:iCs/>
+                <w:color w:val="000000" w:themeColor="text1"/>
+                <w:sz w:val="20"/>
+                <w:szCs w:val="20"/>
+              </w:rPr>
+              <w:t xml:space="preserve"> across global markets,</w:t>
+            </w:r>
+            <w:r>
+              <w:rPr>
+                <w:rFonts w:ascii="Calibri" w:hAnsi="Calibri" w:cs="Calibri"/>
+                <w:i/>
+                <w:iCs/>
+              </w:rPr>
+              <w:t xml:space="preserve"> </w:t>
+            </w:r>
+            <w:r>
+              <w:rPr>
+                <w:rFonts w:ascii="Calibri" w:hAnsi="Calibri" w:cs="Calibri"/>
+                <w:i/>
+                <w:iCs/>
+                <w:color w:val="000000" w:themeColor="text1"/>
+                <w:sz w:val="20"/>
+                <w:szCs w:val="20"/>
+              </w:rPr>
+              <w:t>targeting statistically significant patterns.</w:t>
+            </w:r>
+          </w:p>
+        </w:tc>
+      </w:tr>
+      <w:tr>
+        <w:trPr>
+          <w:trHeight w:val="278"/>
+        </w:trPr>
+        <w:tc>
+          <w:tcPr>
+            <w:tcW w:w="1980" w:type="dxa"/>
+            <w:vMerge/>
+            <w:shd w:val="clear" w:color="auto" w:fill="DAE9F7" w:themeFill="text2" w:themeFillTint="1A"/>
+            <w:vAlign w:val="center"/>
+          </w:tcPr>
+          <w:p>
+            <w:pPr>
+              <w:pStyle w:val="NoSpacing"/>
+              <w:jc w:val="center"/>
+              <w:rPr>
+                <w:rFonts w:ascii="Calibri" w:hAnsi="Calibri" w:cs="Calibri"/>
+                <w:sz w:val="20"/>
+                <w:szCs w:val="20"/>
+              </w:rPr>
+            </w:pPr>
           </w:p>
         </w:tc>
         <w:tc>
@@ -2692,7 +2434,7 @@
                 <w:sz w:val="20"/>
                 <w:szCs w:val="20"/>
               </w:rPr>
-              <w:t xml:space="preserve">Developed </w:t>
+              <w:t xml:space="preserve">Designed and tested long-short market neutral alphas to minimize volatility and </w:t>
             </w:r>
             <w:r>
               <w:rPr>
@@ -2703,70 +2445,7 @@
                 <w:sz w:val="20"/>
                 <w:szCs w:val="20"/>
               </w:rPr>
-              <w:t xml:space="preserve">20+ </w:t>
-            </w:r>
-            <w:r>
-              <w:rPr>
-                <w:rFonts w:ascii="Calibri" w:hAnsi="Calibri" w:cs="Calibri"/>
-                <w:b/>
-                <w:bCs/>
-                <w:color w:val="000000" w:themeColor="text1"/>
-                <w:sz w:val="20"/>
-                <w:szCs w:val="20"/>
-              </w:rPr>
-              <w:t>quantitative models (</w:t>
-            </w:r>
-            <w:r>
-              <w:rPr>
-                <w:rFonts w:ascii="Calibri" w:hAnsi="Calibri" w:cs="Calibri"/>
-                <w:b/>
-                <w:bCs/>
-                <w:color w:val="000000" w:themeColor="text1"/>
-                <w:sz w:val="20"/>
-                <w:szCs w:val="20"/>
-              </w:rPr>
-              <w:t>alphas</w:t>
-            </w:r>
-            <w:r>
-              <w:rPr>
-                <w:rFonts w:ascii="Calibri" w:hAnsi="Calibri" w:cs="Calibri"/>
-                <w:b/>
-                <w:bCs/>
-                <w:color w:val="000000" w:themeColor="text1"/>
-                <w:sz w:val="20"/>
-                <w:szCs w:val="20"/>
-              </w:rPr>
-              <w:t>)</w:t>
-            </w:r>
-            <w:r>
-              <w:rPr>
-                <w:rFonts w:ascii="Calibri" w:hAnsi="Calibri" w:cs="Calibri"/>
-                <w:color w:val="000000" w:themeColor="text1"/>
-                <w:sz w:val="20"/>
-                <w:szCs w:val="20"/>
-              </w:rPr>
-              <w:t xml:space="preserve"> across global markets</w:t>
-            </w:r>
-            <w:r>
-              <w:rPr>
-                <w:rFonts w:ascii="Calibri" w:hAnsi="Calibri" w:cs="Calibri"/>
-                <w:color w:val="000000" w:themeColor="text1"/>
-                <w:sz w:val="20"/>
-                <w:szCs w:val="20"/>
-              </w:rPr>
-              <w:t>,</w:t>
-            </w:r>
-            <w:r>
-              <w:t xml:space="preserve"> </w:t>
-            </w:r>
-            <w:r>
-              <w:rPr>
-                <w:rFonts w:ascii="Calibri" w:hAnsi="Calibri" w:cs="Calibri"/>
-                <w:color w:val="000000" w:themeColor="text1"/>
-                <w:sz w:val="20"/>
-                <w:szCs w:val="20"/>
-              </w:rPr>
-              <w:t>targeting statistically significant patterns.</w:t>
+              <w:t>enhance risk-adjusted returns</w:t>
             </w:r>
           </w:p>
           <w:p>
@@ -2778,57 +2457,19 @@
               </w:numPr>
               <w:rPr>
                 <w:rFonts w:ascii="Calibri" w:hAnsi="Calibri" w:cs="Calibri"/>
-                <w:i/>
-                <w:iCs/>
-                <w:color w:val="000000" w:themeColor="text1"/>
-                <w:sz w:val="20"/>
-                <w:szCs w:val="20"/>
-              </w:rPr>
-            </w:pPr>
-            <w:r>
-              <w:rPr>
-                <w:rFonts w:ascii="Calibri" w:hAnsi="Calibri" w:cs="Calibri"/>
-                <w:color w:val="000000" w:themeColor="text1"/>
-                <w:sz w:val="20"/>
-                <w:szCs w:val="20"/>
-              </w:rPr>
-              <w:t xml:space="preserve">Optimised </w:t>
-            </w:r>
-            <w:r>
-              <w:rPr>
-                <w:rFonts w:ascii="Calibri" w:hAnsi="Calibri" w:cs="Calibri"/>
-                <w:color w:val="000000" w:themeColor="text1"/>
-                <w:sz w:val="20"/>
-                <w:szCs w:val="20"/>
-              </w:rPr>
-              <w:t xml:space="preserve">and refined long-short neutral </w:t>
-            </w:r>
-            <w:r>
-              <w:rPr>
-                <w:rFonts w:ascii="Calibri" w:hAnsi="Calibri" w:cs="Calibri"/>
-                <w:color w:val="000000" w:themeColor="text1"/>
-                <w:sz w:val="20"/>
-                <w:szCs w:val="20"/>
-              </w:rPr>
-              <w:t xml:space="preserve">alpha signals to </w:t>
-            </w:r>
-            <w:r>
-              <w:rPr>
-                <w:rFonts w:ascii="Calibri" w:hAnsi="Calibri" w:cs="Calibri"/>
-                <w:color w:val="000000" w:themeColor="text1"/>
-                <w:sz w:val="20"/>
-                <w:szCs w:val="20"/>
-              </w:rPr>
-              <w:t>meet preset criteria by achieving</w:t>
-            </w:r>
-            <w:r>
-              <w:rPr>
-                <w:rFonts w:ascii="Calibri" w:hAnsi="Calibri" w:cs="Calibri"/>
-                <w:color w:val="000000" w:themeColor="text1"/>
-                <w:sz w:val="20"/>
-                <w:szCs w:val="20"/>
-              </w:rPr>
-              <w:t xml:space="preserve"> </w:t>
+                <w:color w:val="000000" w:themeColor="text1"/>
+                <w:sz w:val="20"/>
+                <w:szCs w:val="20"/>
+              </w:rPr>
+            </w:pPr>
+            <w:r>
+              <w:rPr>
+                <w:rFonts w:ascii="Calibri" w:hAnsi="Calibri" w:cs="Calibri"/>
+                <w:color w:val="000000" w:themeColor="text1"/>
+                <w:sz w:val="20"/>
+                <w:szCs w:val="20"/>
+              </w:rPr>
+              <w:t xml:space="preserve">Optimised and refined alpha signals to meet preset criteria, focusing on </w:t>
             </w:r>
             <w:r>
               <w:rPr>
@@ -2839,25 +2480,40 @@
                 <w:sz w:val="20"/>
                 <w:szCs w:val="20"/>
               </w:rPr>
-              <w:t>stabilised portfolio</w:t>
-            </w:r>
-            <w:r>
-              <w:rPr>
-                <w:rFonts w:ascii="Calibri" w:hAnsi="Calibri" w:cs="Calibri"/>
-                <w:color w:val="000000" w:themeColor="text1"/>
-                <w:sz w:val="20"/>
-                <w:szCs w:val="20"/>
-              </w:rPr>
-              <w:t xml:space="preserve"> gains</w:t>
-            </w:r>
-            <w:r>
-              <w:rPr>
-                <w:rFonts w:ascii="Calibri" w:hAnsi="Calibri" w:cs="Calibri"/>
-                <w:color w:val="000000" w:themeColor="text1"/>
-                <w:sz w:val="20"/>
-                <w:szCs w:val="20"/>
-              </w:rPr>
-              <w:t xml:space="preserve"> (maximising </w:t>
+              <w:t>reducing drawdowns</w:t>
+            </w:r>
+            <w:r>
+              <w:rPr>
+                <w:rFonts w:ascii="Calibri" w:hAnsi="Calibri" w:cs="Calibri"/>
+                <w:color w:val="000000" w:themeColor="text1"/>
+                <w:sz w:val="20"/>
+                <w:szCs w:val="20"/>
+              </w:rPr>
+              <w:t xml:space="preserve"> and turnover.</w:t>
+            </w:r>
+          </w:p>
+          <w:p>
+            <w:pPr>
+              <w:pStyle w:val="NoSpacing"/>
+              <w:numPr>
+                <w:ilvl w:val="0"/>
+                <w:numId w:val="20"/>
+              </w:numPr>
+              <w:rPr>
+                <w:rFonts w:ascii="Calibri" w:hAnsi="Calibri" w:cs="Calibri"/>
+                <w:color w:val="000000" w:themeColor="text1"/>
+                <w:sz w:val="20"/>
+                <w:szCs w:val="20"/>
+              </w:rPr>
+            </w:pPr>
+            <w:r>
+              <w:rPr>
+                <w:rFonts w:ascii="Calibri" w:hAnsi="Calibri" w:cs="Calibri"/>
+                <w:color w:val="000000" w:themeColor="text1"/>
+                <w:sz w:val="20"/>
+                <w:szCs w:val="20"/>
+              </w:rPr>
+              <w:t xml:space="preserve">Explored </w:t>
             </w:r>
             <w:r>
               <w:rPr>
@@ -2868,34 +2524,16 @@
                 <w:sz w:val="20"/>
                 <w:szCs w:val="20"/>
               </w:rPr>
-              <w:t>Sharpe ratio</w:t>
-            </w:r>
-            <w:r>
-              <w:rPr>
-                <w:rFonts w:ascii="Calibri" w:hAnsi="Calibri" w:cs="Calibri"/>
-                <w:color w:val="000000" w:themeColor="text1"/>
-                <w:sz w:val="20"/>
-                <w:szCs w:val="20"/>
-              </w:rPr>
-              <w:t>)</w:t>
-            </w:r>
-            <w:r>
-              <w:rPr>
-                <w:rFonts w:ascii="Calibri" w:hAnsi="Calibri" w:cs="Calibri"/>
-                <w:color w:val="000000" w:themeColor="text1"/>
-                <w:sz w:val="20"/>
-                <w:szCs w:val="20"/>
-              </w:rPr>
-              <w:t xml:space="preserve">, focusing on </w:t>
-            </w:r>
-            <w:r>
-              <w:rPr>
-                <w:rFonts w:ascii="Calibri" w:hAnsi="Calibri" w:cs="Calibri"/>
-                <w:color w:val="000000" w:themeColor="text1"/>
-                <w:sz w:val="20"/>
-                <w:szCs w:val="20"/>
-              </w:rPr>
-              <w:t>reducing</w:t>
+              <w:t>100s of data fields</w:t>
+            </w:r>
+            <w:r>
+              <w:rPr>
+                <w:rFonts w:ascii="Calibri" w:hAnsi="Calibri" w:cs="Calibri"/>
+                <w:color w:val="000000" w:themeColor="text1"/>
+                <w:sz w:val="20"/>
+                <w:szCs w:val="20"/>
+              </w:rPr>
+              <w:t xml:space="preserve">, validated quantitative theories, and iterated on alphas to improve </w:t>
             </w:r>
             <w:r>
               <w:rPr>
@@ -2906,25 +2544,7 @@
                 <w:sz w:val="20"/>
                 <w:szCs w:val="20"/>
               </w:rPr>
-              <w:t xml:space="preserve"> drawdowns</w:t>
-            </w:r>
-            <w:r>
-              <w:rPr>
-                <w:rFonts w:ascii="Calibri" w:hAnsi="Calibri" w:cs="Calibri"/>
-                <w:color w:val="000000" w:themeColor="text1"/>
-                <w:sz w:val="20"/>
-                <w:szCs w:val="20"/>
-              </w:rPr>
-              <w:t xml:space="preserve"> and turnover</w:t>
-            </w:r>
-            <w:r>
-              <w:rPr>
-                <w:rFonts w:ascii="Calibri" w:hAnsi="Calibri" w:cs="Calibri"/>
-                <w:color w:val="000000" w:themeColor="text1"/>
-                <w:sz w:val="20"/>
-                <w:szCs w:val="20"/>
-              </w:rPr>
-              <w:t xml:space="preserve"> in the US financial market</w:t>
+              <w:t>signal quality</w:t>
             </w:r>
             <w:r>
               <w:rPr>
@@ -2943,7 +2563,7 @@
           <w:tcPr>
             <w:tcW w:w="11328" w:type="dxa"/>
             <w:gridSpan w:val="10"/>
-            <w:shd w:val="clear" w:color="auto" w:fill="215E99" w:themeFill="text2" w:themeFillTint="BF"/>
+            <w:shd w:val="clear" w:color="auto" w:fill="153D63" w:themeFill="text2" w:themeFillTint="E6"/>
           </w:tcPr>
           <w:p>
             <w:pPr>
@@ -2951,8 +2571,6 @@
               <w:jc w:val="center"/>
               <w:rPr>
                 <w:rFonts w:ascii="Calibri" w:hAnsi="Calibri" w:cs="Calibri"/>
-                <w:b/>
-                <w:bCs/>
                 <w:color w:val="FFFFFF" w:themeColor="background1"/>
                 <w:sz w:val="20"/>
                 <w:szCs w:val="20"/>
@@ -2961,24 +2579,11 @@
             <w:r>
               <w:rPr>
                 <w:rFonts w:ascii="Calibri" w:hAnsi="Calibri" w:cs="Calibri"/>
-                <w:b/>
-                <w:bCs/>
                 <w:color w:val="FFFFFF" w:themeColor="background1"/>
                 <w:sz w:val="20"/>
                 <w:szCs w:val="20"/>
               </w:rPr>
-              <w:t>P</w:t>
-            </w:r>
-            <w:r>
-              <w:rPr>
-                <w:rFonts w:ascii="Calibri" w:hAnsi="Calibri" w:cs="Calibri"/>
-                <w:b/>
-                <w:bCs/>
-                <w:color w:val="FFFFFF" w:themeColor="background1"/>
-                <w:sz w:val="20"/>
-                <w:szCs w:val="20"/>
-              </w:rPr>
-              <w:t>ROJECTS</w:t>
+              <w:t>PROJECTS</w:t>
             </w:r>
           </w:p>
         </w:tc>
@@ -2990,7 +2595,7 @@
         <w:tc>
           <w:tcPr>
             <w:tcW w:w="1980" w:type="dxa"/>
-            <w:shd w:val="clear" w:color="auto" w:fill="A5C9EB" w:themeFill="text2" w:themeFillTint="40"/>
+            <w:shd w:val="clear" w:color="auto" w:fill="DAE9F7" w:themeFill="text2" w:themeFillTint="1A"/>
             <w:vAlign w:val="center"/>
           </w:tcPr>
           <w:p>
@@ -3040,17 +2645,7 @@
                 <w:sz w:val="20"/>
                 <w:szCs w:val="20"/>
               </w:rPr>
-              <w:t>Game-playing</w:t>
-            </w:r>
-            <w:r>
-              <w:rPr>
-                <w:rFonts w:ascii="Calibri" w:hAnsi="Calibri" w:cs="Calibri"/>
-                <w:i/>
-                <w:iCs/>
-                <w:sz w:val="20"/>
-                <w:szCs w:val="20"/>
-              </w:rPr>
-              <w:t xml:space="preserve"> AI</w:t>
+              <w:t>Game-playing AI</w:t>
             </w:r>
           </w:p>
         </w:tc>
@@ -3079,15 +2674,7 @@
                 <w:sz w:val="20"/>
                 <w:szCs w:val="20"/>
               </w:rPr>
-              <w:t>Developed</w:t>
-            </w:r>
-            <w:r>
-              <w:rPr>
-                <w:rFonts w:ascii="Calibri" w:hAnsi="Calibri" w:cs="Calibri"/>
-                <w:sz w:val="20"/>
-                <w:szCs w:val="20"/>
-              </w:rPr>
-              <w:t xml:space="preserve"> a modular, </w:t>
+              <w:t xml:space="preserve">Developed a modular, </w:t>
             </w:r>
             <w:r>
               <w:rPr>
@@ -3105,39 +2692,7 @@
                 <w:sz w:val="20"/>
                 <w:szCs w:val="20"/>
               </w:rPr>
-              <w:t xml:space="preserve"> </w:t>
-            </w:r>
-            <w:r>
-              <w:rPr>
-                <w:rFonts w:ascii="Calibri" w:hAnsi="Calibri" w:cs="Calibri"/>
-                <w:sz w:val="20"/>
-                <w:szCs w:val="20"/>
-              </w:rPr>
-              <w:t>Othello</w:t>
-            </w:r>
-            <w:r>
-              <w:rPr>
-                <w:rFonts w:ascii="Calibri" w:hAnsi="Calibri" w:cs="Calibri"/>
-                <w:sz w:val="20"/>
-                <w:szCs w:val="20"/>
-              </w:rPr>
-              <w:t xml:space="preserve"> engine </w:t>
-            </w:r>
-            <w:r>
-              <w:rPr>
-                <w:rFonts w:ascii="Calibri" w:hAnsi="Calibri" w:cs="Calibri"/>
-                <w:sz w:val="20"/>
-                <w:szCs w:val="20"/>
-              </w:rPr>
-              <w:t>with</w:t>
-            </w:r>
-            <w:r>
-              <w:rPr>
-                <w:rFonts w:ascii="Calibri" w:hAnsi="Calibri" w:cs="Calibri"/>
-                <w:sz w:val="20"/>
-                <w:szCs w:val="20"/>
-              </w:rPr>
-              <w:t xml:space="preserve"> a </w:t>
+              <w:t xml:space="preserve"> Othello engine with a </w:t>
             </w:r>
             <w:r>
               <w:rPr>
@@ -3147,41 +2702,15 @@
                 <w:sz w:val="20"/>
                 <w:szCs w:val="20"/>
               </w:rPr>
-              <w:t>Pygame</w:t>
-            </w:r>
-            <w:r>
-              <w:rPr>
-                <w:rFonts w:ascii="Calibri" w:hAnsi="Calibri" w:cs="Calibri"/>
-                <w:b/>
-                <w:bCs/>
-                <w:sz w:val="20"/>
-                <w:szCs w:val="20"/>
-              </w:rPr>
-              <w:t xml:space="preserve"> GUI</w:t>
-            </w:r>
-            <w:r>
-              <w:rPr>
-                <w:rFonts w:ascii="Calibri" w:hAnsi="Calibri" w:cs="Calibri"/>
-                <w:sz w:val="20"/>
-                <w:szCs w:val="20"/>
-              </w:rPr>
-              <w:t xml:space="preserve"> and headless testing </w:t>
-            </w:r>
-            <w:r>
-              <w:rPr>
-                <w:rFonts w:ascii="Calibri" w:hAnsi="Calibri" w:cs="Calibri"/>
-                <w:sz w:val="20"/>
-                <w:szCs w:val="20"/>
-              </w:rPr>
-              <w:t>framewor</w:t>
-            </w:r>
-            <w:r>
-              <w:rPr>
-                <w:rFonts w:ascii="Calibri" w:hAnsi="Calibri" w:cs="Calibri"/>
-                <w:sz w:val="20"/>
-                <w:szCs w:val="20"/>
-              </w:rPr>
-              <w:t>k.</w:t>
+              <w:t>Pygame GUI</w:t>
+            </w:r>
+            <w:r>
+              <w:rPr>
+                <w:rFonts w:ascii="Calibri" w:hAnsi="Calibri" w:cs="Calibri"/>
+                <w:sz w:val="20"/>
+                <w:szCs w:val="20"/>
+              </w:rPr>
+              <w:t xml:space="preserve"> and headless testing framework.</w:t>
             </w:r>
           </w:p>
           <w:p>
@@ -3203,15 +2732,7 @@
                 <w:sz w:val="20"/>
                 <w:szCs w:val="20"/>
               </w:rPr>
-              <w:t>Employed</w:t>
-            </w:r>
-            <w:r>
-              <w:rPr>
-                <w:rFonts w:ascii="Calibri" w:hAnsi="Calibri" w:cs="Calibri"/>
-                <w:sz w:val="20"/>
-                <w:szCs w:val="20"/>
-              </w:rPr>
-              <w:t xml:space="preserve"> classic AI search algorithms (</w:t>
+              <w:t>Employed classic AI search algorithms (</w:t>
             </w:r>
             <w:r>
               <w:rPr>
@@ -3256,63 +2777,7 @@
                 <w:sz w:val="20"/>
                 <w:szCs w:val="20"/>
               </w:rPr>
-              <w:t xml:space="preserve">), </w:t>
-            </w:r>
-            <w:r>
-              <w:rPr>
-                <w:rFonts w:ascii="Calibri" w:hAnsi="Calibri" w:cs="Calibri"/>
-                <w:sz w:val="20"/>
-                <w:szCs w:val="20"/>
-              </w:rPr>
-              <w:t xml:space="preserve">with </w:t>
-            </w:r>
-            <w:r>
-              <w:rPr>
-                <w:rFonts w:ascii="Calibri" w:hAnsi="Calibri" w:cs="Calibri"/>
-                <w:sz w:val="20"/>
-                <w:szCs w:val="20"/>
-              </w:rPr>
-              <w:t>configur</w:t>
-            </w:r>
-            <w:r>
-              <w:rPr>
-                <w:rFonts w:ascii="Calibri" w:hAnsi="Calibri" w:cs="Calibri"/>
-                <w:sz w:val="20"/>
-                <w:szCs w:val="20"/>
-              </w:rPr>
-              <w:t xml:space="preserve">able search </w:t>
-            </w:r>
-            <w:r>
-              <w:rPr>
-                <w:rFonts w:ascii="Calibri" w:hAnsi="Calibri" w:cs="Calibri"/>
-                <w:sz w:val="20"/>
-                <w:szCs w:val="20"/>
-              </w:rPr>
-              <w:t>depth</w:t>
-            </w:r>
-            <w:r>
-              <w:rPr>
-                <w:rFonts w:ascii="Calibri" w:hAnsi="Calibri" w:cs="Calibri"/>
-                <w:sz w:val="20"/>
-                <w:szCs w:val="20"/>
-              </w:rPr>
-              <w:t>s</w:t>
-            </w:r>
-            <w:r>
-              <w:rPr>
-                <w:rFonts w:ascii="Calibri" w:hAnsi="Calibri" w:cs="Calibri"/>
-                <w:sz w:val="20"/>
-                <w:szCs w:val="20"/>
-              </w:rPr>
-              <w:t xml:space="preserve"> </w:t>
-            </w:r>
-            <w:r>
-              <w:rPr>
-                <w:rFonts w:ascii="Calibri" w:hAnsi="Calibri" w:cs="Calibri"/>
-                <w:sz w:val="20"/>
-                <w:szCs w:val="20"/>
-              </w:rPr>
-              <w:t>to adjust difficulty.</w:t>
+              <w:t>), with configurable search depths to adjust difficulty.</w:t>
             </w:r>
           </w:p>
           <w:p>
@@ -3353,7 +2818,15 @@
                 <w:sz w:val="20"/>
                 <w:szCs w:val="20"/>
               </w:rPr>
-              <w:t xml:space="preserve">Alpha-Beta </w:t>
+              <w:t>Alpha-Beta Pruning</w:t>
+            </w:r>
+            <w:r>
+              <w:rPr>
+                <w:rFonts w:ascii="Calibri" w:hAnsi="Calibri" w:cs="Calibri"/>
+                <w:sz w:val="20"/>
+                <w:szCs w:val="20"/>
+              </w:rPr>
+              <w:t xml:space="preserve"> and </w:t>
             </w:r>
             <w:r>
               <w:rPr>
@@ -3363,77 +2836,15 @@
                 <w:sz w:val="20"/>
                 <w:szCs w:val="20"/>
               </w:rPr>
-              <w:t>Pruning</w:t>
-            </w:r>
-            <w:r>
-              <w:rPr>
-                <w:rFonts w:ascii="Calibri" w:hAnsi="Calibri" w:cs="Calibri"/>
-                <w:sz w:val="20"/>
-                <w:szCs w:val="20"/>
-              </w:rPr>
-              <w:t xml:space="preserve"> and </w:t>
-            </w:r>
-            <w:r>
-              <w:rPr>
-                <w:rFonts w:ascii="Calibri" w:hAnsi="Calibri" w:cs="Calibri"/>
-                <w:b/>
-                <w:bCs/>
-                <w:sz w:val="20"/>
-                <w:szCs w:val="20"/>
-              </w:rPr>
-              <w:t>heuristic</w:t>
-            </w:r>
-            <w:r>
-              <w:rPr>
-                <w:rFonts w:ascii="Calibri" w:hAnsi="Calibri" w:cs="Calibri"/>
-                <w:b/>
-                <w:bCs/>
-                <w:sz w:val="20"/>
-                <w:szCs w:val="20"/>
-              </w:rPr>
-              <w:t xml:space="preserve"> </w:t>
-            </w:r>
-            <w:r>
-              <w:rPr>
-                <w:rFonts w:ascii="Calibri" w:hAnsi="Calibri" w:cs="Calibri"/>
-                <w:b/>
-                <w:bCs/>
-                <w:sz w:val="20"/>
-                <w:szCs w:val="20"/>
-              </w:rPr>
-              <w:t>evaluation</w:t>
-            </w:r>
-            <w:r>
-              <w:rPr>
-                <w:rFonts w:ascii="Calibri" w:hAnsi="Calibri" w:cs="Calibri"/>
-                <w:sz w:val="20"/>
-                <w:szCs w:val="20"/>
-              </w:rPr>
-              <w:t xml:space="preserve"> to improve performance </w:t>
-            </w:r>
-            <w:r>
-              <w:rPr>
-                <w:rFonts w:ascii="Calibri" w:hAnsi="Calibri" w:cs="Calibri"/>
-                <w:sz w:val="20"/>
-                <w:szCs w:val="20"/>
-              </w:rPr>
-              <w:t>and reduce</w:t>
-            </w:r>
-            <w:r>
-              <w:rPr>
-                <w:rFonts w:ascii="Calibri" w:hAnsi="Calibri" w:cs="Calibri"/>
-                <w:sz w:val="20"/>
-                <w:szCs w:val="20"/>
-              </w:rPr>
-              <w:t xml:space="preserve"> </w:t>
-            </w:r>
-            <w:r>
-              <w:rPr>
-                <w:rFonts w:ascii="Calibri" w:hAnsi="Calibri" w:cs="Calibri"/>
-                <w:sz w:val="20"/>
-                <w:szCs w:val="20"/>
-              </w:rPr>
-              <w:t>computation.</w:t>
+              <w:t>heuristic evaluation</w:t>
+            </w:r>
+            <w:r>
+              <w:rPr>
+                <w:rFonts w:ascii="Calibri" w:hAnsi="Calibri" w:cs="Calibri"/>
+                <w:sz w:val="20"/>
+                <w:szCs w:val="20"/>
+              </w:rPr>
+              <w:t xml:space="preserve"> to improve performance and reduce computation.</w:t>
             </w:r>
           </w:p>
         </w:tc>
@@ -3446,7 +2857,7 @@
           <w:tcPr>
             <w:tcW w:w="1980" w:type="dxa"/>
             <w:vMerge w:val="restart"/>
-            <w:shd w:val="clear" w:color="auto" w:fill="A5C9EB" w:themeFill="text2" w:themeFillTint="40"/>
+            <w:shd w:val="clear" w:color="auto" w:fill="DAE9F7" w:themeFill="text2" w:themeFillTint="1A"/>
             <w:vAlign w:val="center"/>
           </w:tcPr>
           <w:p>
@@ -3472,27 +2883,7 @@
                 <w:sz w:val="20"/>
                 <w:szCs w:val="20"/>
               </w:rPr>
-              <w:t>Photo</w:t>
-            </w:r>
-            <w:r>
-              <w:rPr>
-                <w:rFonts w:ascii="Calibri" w:hAnsi="Calibri" w:cs="Calibri"/>
-                <w:b/>
-                <w:bCs/>
-                <w:sz w:val="20"/>
-                <w:szCs w:val="20"/>
-              </w:rPr>
-              <w:t>F</w:t>
-            </w:r>
-            <w:r>
-              <w:rPr>
-                <w:rFonts w:ascii="Calibri" w:hAnsi="Calibri" w:cs="Calibri"/>
-                <w:b/>
-                <w:bCs/>
-                <w:sz w:val="20"/>
-                <w:szCs w:val="20"/>
-              </w:rPr>
-              <w:t>low</w:t>
+              <w:t>PhotoFlow</w:t>
             </w:r>
           </w:p>
           <w:p>
@@ -3519,7 +2910,7 @@
                 <w:sz w:val="20"/>
                 <w:szCs w:val="20"/>
               </w:rPr>
-              <w:t>Vector-based photo distribution platform</w:t>
+              <w:t>AI-powered photo distribution platform</w:t>
             </w:r>
           </w:p>
         </w:tc>
@@ -3527,7 +2918,7 @@
           <w:tcPr>
             <w:tcW w:w="9348" w:type="dxa"/>
             <w:gridSpan w:val="9"/>
-            <w:shd w:val="clear" w:color="auto" w:fill="D1D1D1" w:themeFill="background2" w:themeFillShade="E6"/>
+            <w:shd w:val="clear" w:color="auto" w:fill="D9D9D9" w:themeFill="background1" w:themeFillShade="D9"/>
           </w:tcPr>
           <w:p>
             <w:pPr>
@@ -3551,17 +2942,7 @@
                 <w:sz w:val="20"/>
                 <w:szCs w:val="20"/>
               </w:rPr>
-              <w:t>Engineered an event photo distribution platform enabling attendees to find personal photos via selfie search</w:t>
-            </w:r>
-            <w:r>
-              <w:rPr>
-                <w:rFonts w:ascii="Calibri" w:hAnsi="Calibri" w:cs="Calibri"/>
-                <w:i/>
-                <w:iCs/>
-                <w:sz w:val="20"/>
-                <w:szCs w:val="20"/>
-              </w:rPr>
-              <w:t>.</w:t>
+              <w:t>Engineered an event photo distribution platform enabling attendees to find personal photos via selfie search.</w:t>
             </w:r>
           </w:p>
         </w:tc>
@@ -3574,7 +2955,7 @@
           <w:tcPr>
             <w:tcW w:w="1980" w:type="dxa"/>
             <w:vMerge/>
-            <w:shd w:val="clear" w:color="auto" w:fill="A5C9EB" w:themeFill="text2" w:themeFillTint="40"/>
+            <w:shd w:val="clear" w:color="auto" w:fill="DAE9F7" w:themeFill="text2" w:themeFillTint="1A"/>
             <w:vAlign w:val="center"/>
           </w:tcPr>
           <w:p>
@@ -3622,49 +3003,7 @@
                 <w:sz w:val="20"/>
                 <w:szCs w:val="20"/>
               </w:rPr>
-              <w:t>Implemented</w:t>
-            </w:r>
-            <w:r>
-              <w:rPr>
-                <w:rFonts w:ascii="Calibri" w:hAnsi="Calibri" w:cs="Calibri"/>
-                <w:sz w:val="20"/>
-                <w:szCs w:val="20"/>
-              </w:rPr>
-              <w:t xml:space="preserve"> </w:t>
-            </w:r>
-            <w:r>
-              <w:rPr>
-                <w:rFonts w:ascii="Calibri" w:hAnsi="Calibri" w:cs="Calibri"/>
-                <w:sz w:val="20"/>
-                <w:szCs w:val="20"/>
-              </w:rPr>
-              <w:t>face</w:t>
-            </w:r>
-            <w:r>
-              <w:rPr>
-                <w:rFonts w:ascii="Calibri" w:hAnsi="Calibri" w:cs="Calibri"/>
-                <w:sz w:val="20"/>
-                <w:szCs w:val="20"/>
-              </w:rPr>
-              <w:t xml:space="preserve"> recognition using </w:t>
-            </w:r>
-            <w:proofErr w:type="spellStart"/>
-            <w:r>
-              <w:rPr>
-                <w:rFonts w:ascii="Calibri" w:hAnsi="Calibri" w:cs="Calibri"/>
-                <w:sz w:val="20"/>
-                <w:szCs w:val="20"/>
-              </w:rPr>
-              <w:t>dlib's</w:t>
-            </w:r>
-            <w:proofErr w:type="spellEnd"/>
-            <w:r>
-              <w:rPr>
-                <w:rFonts w:ascii="Calibri" w:hAnsi="Calibri" w:cs="Calibri"/>
-                <w:sz w:val="20"/>
-                <w:szCs w:val="20"/>
-              </w:rPr>
-              <w:t xml:space="preserve"> 128-dimensional </w:t>
+              <w:t xml:space="preserve">Implemented face recognition using dlib's 128-dimensional </w:t>
             </w:r>
             <w:r>
               <w:rPr>
@@ -3684,7 +3023,6 @@
               </w:rPr>
               <w:t xml:space="preserve">, indexed in PostgreSQL </w:t>
             </w:r>
-            <w:proofErr w:type="spellStart"/>
             <w:r>
               <w:rPr>
                 <w:rFonts w:ascii="Calibri" w:hAnsi="Calibri" w:cs="Calibri"/>
@@ -3693,19 +3031,8 @@
                 <w:sz w:val="20"/>
                 <w:szCs w:val="20"/>
               </w:rPr>
-              <w:t>pgvecto</w:t>
-            </w:r>
-            <w:r>
-              <w:rPr>
-                <w:rFonts w:ascii="Calibri" w:hAnsi="Calibri" w:cs="Calibri"/>
-                <w:b/>
-                <w:bCs/>
-                <w:sz w:val="20"/>
-                <w:szCs w:val="20"/>
-              </w:rPr>
-              <w:t>r</w:t>
-            </w:r>
-            <w:proofErr w:type="spellEnd"/>
+              <w:t>pgvector</w:t>
+            </w:r>
           </w:p>
           <w:p>
             <w:pPr>
@@ -3790,23 +3117,7 @@
                 <w:sz w:val="20"/>
                 <w:szCs w:val="20"/>
               </w:rPr>
-              <w:t xml:space="preserve">Secured photo access </w:t>
-            </w:r>
-            <w:r>
-              <w:rPr>
-                <w:rFonts w:ascii="Calibri" w:hAnsi="Calibri" w:cs="Calibri"/>
-                <w:sz w:val="20"/>
-                <w:szCs w:val="20"/>
-              </w:rPr>
-              <w:t>via</w:t>
-            </w:r>
-            <w:r>
-              <w:rPr>
-                <w:rFonts w:ascii="Calibri" w:hAnsi="Calibri" w:cs="Calibri"/>
-                <w:sz w:val="20"/>
-                <w:szCs w:val="20"/>
-              </w:rPr>
-              <w:t xml:space="preserve"> private </w:t>
+              <w:t xml:space="preserve">Secured photo access via private </w:t>
             </w:r>
             <w:r>
               <w:rPr>
@@ -3834,45 +3145,15 @@
                 <w:sz w:val="20"/>
                 <w:szCs w:val="20"/>
               </w:rPr>
-              <w:t xml:space="preserve">time-limited </w:t>
-            </w:r>
-            <w:proofErr w:type="spellStart"/>
-            <w:r>
-              <w:rPr>
-                <w:rFonts w:ascii="Calibri" w:hAnsi="Calibri" w:cs="Calibri"/>
-                <w:b/>
-                <w:bCs/>
-                <w:sz w:val="20"/>
-                <w:szCs w:val="20"/>
-              </w:rPr>
-              <w:t>presigned</w:t>
-            </w:r>
-            <w:proofErr w:type="spellEnd"/>
-            <w:r>
-              <w:rPr>
-                <w:rFonts w:ascii="Calibri" w:hAnsi="Calibri" w:cs="Calibri"/>
-                <w:b/>
-                <w:bCs/>
-                <w:sz w:val="20"/>
-                <w:szCs w:val="20"/>
-              </w:rPr>
-              <w:t xml:space="preserve"> URLs</w:t>
-            </w:r>
-            <w:r>
-              <w:rPr>
-                <w:rFonts w:ascii="Calibri" w:hAnsi="Calibri" w:cs="Calibri"/>
-                <w:sz w:val="20"/>
-                <w:szCs w:val="20"/>
-              </w:rPr>
-              <w:t>, preventing public exposur</w:t>
-            </w:r>
-            <w:r>
-              <w:rPr>
-                <w:rFonts w:ascii="Calibri" w:hAnsi="Calibri" w:cs="Calibri"/>
-                <w:sz w:val="20"/>
-                <w:szCs w:val="20"/>
-              </w:rPr>
-              <w:t>e</w:t>
+              <w:t>time-limited presigned URLs</w:t>
+            </w:r>
+            <w:r>
+              <w:rPr>
+                <w:rFonts w:ascii="Calibri" w:hAnsi="Calibri" w:cs="Calibri"/>
+                <w:sz w:val="20"/>
+                <w:szCs w:val="20"/>
+              </w:rPr>
+              <w:t>, preventing public exposure</w:t>
             </w:r>
           </w:p>
         </w:tc>
@@ -3884,7 +3165,7 @@
         <w:tc>
           <w:tcPr>
             <w:tcW w:w="1980" w:type="dxa"/>
-            <w:shd w:val="clear" w:color="auto" w:fill="A5C9EB" w:themeFill="text2" w:themeFillTint="40"/>
+            <w:shd w:val="clear" w:color="auto" w:fill="DAE9F7" w:themeFill="text2" w:themeFillTint="1A"/>
             <w:vAlign w:val="center"/>
           </w:tcPr>
           <w:p>
@@ -3917,6 +3198,15 @@
                 <w:szCs w:val="20"/>
               </w:rPr>
               <w:br/>
+            </w:r>
+            <w:r>
+              <w:rPr>
+                <w:rFonts w:ascii="Calibri" w:hAnsi="Calibri" w:cs="Calibri"/>
+                <w:i/>
+                <w:iCs/>
+                <w:sz w:val="20"/>
+                <w:szCs w:val="20"/>
+              </w:rPr>
               <w:t>Implementations</w:t>
             </w:r>
           </w:p>
@@ -3949,23 +3239,7 @@
                 <w:sz w:val="20"/>
                 <w:szCs w:val="20"/>
               </w:rPr>
-              <w:t>Implemented a feedforward neural network</w:t>
-            </w:r>
-            <w:r>
-              <w:rPr>
-                <w:rFonts w:ascii="Calibri" w:hAnsi="Calibri" w:cs="Calibri"/>
-                <w:sz w:val="20"/>
-                <w:szCs w:val="20"/>
-              </w:rPr>
-              <w:t xml:space="preserve"> </w:t>
-            </w:r>
-            <w:r>
-              <w:rPr>
-                <w:rFonts w:ascii="Calibri" w:hAnsi="Calibri" w:cs="Calibri"/>
-                <w:sz w:val="20"/>
-                <w:szCs w:val="20"/>
-              </w:rPr>
-              <w:t xml:space="preserve">in NumPy with </w:t>
+              <w:t xml:space="preserve">Implemented a feedforward neural network in NumPy with </w:t>
             </w:r>
             <w:r>
               <w:rPr>
@@ -3983,23 +3257,7 @@
                 <w:sz w:val="20"/>
                 <w:szCs w:val="20"/>
               </w:rPr>
-              <w:t xml:space="preserve"> and </w:t>
-            </w:r>
-            <w:r>
-              <w:rPr>
-                <w:rFonts w:ascii="Calibri" w:hAnsi="Calibri" w:cs="Calibri"/>
-                <w:sz w:val="20"/>
-                <w:szCs w:val="20"/>
-              </w:rPr>
-              <w:t>gradient-based optimizers</w:t>
-            </w:r>
-            <w:r>
-              <w:rPr>
-                <w:rFonts w:ascii="Calibri" w:hAnsi="Calibri" w:cs="Calibri"/>
-                <w:sz w:val="20"/>
-                <w:szCs w:val="20"/>
-              </w:rPr>
-              <w:t>.</w:t>
+              <w:t xml:space="preserve"> and gradient-based optimizers.</w:t>
             </w:r>
           </w:p>
           <w:p>
@@ -4060,15 +3318,7 @@
                 <w:sz w:val="20"/>
                 <w:szCs w:val="20"/>
               </w:rPr>
-              <w:t xml:space="preserve"> and full backpropagation through time for text </w:t>
-            </w:r>
-            <w:r>
-              <w:rPr>
-                <w:rFonts w:ascii="Calibri" w:hAnsi="Calibri" w:cs="Calibri"/>
-                <w:sz w:val="20"/>
-                <w:szCs w:val="20"/>
-              </w:rPr>
-              <w:t>modelling</w:t>
+              <w:t xml:space="preserve"> and full backpropagation through time for text modelling</w:t>
             </w:r>
           </w:p>
           <w:p>
@@ -4147,15 +3397,7 @@
                 <w:sz w:val="20"/>
                 <w:szCs w:val="20"/>
               </w:rPr>
-              <w:t xml:space="preserve"> for image classification</w:t>
-            </w:r>
-            <w:r>
-              <w:rPr>
-                <w:rFonts w:ascii="Calibri" w:hAnsi="Calibri" w:cs="Calibri"/>
-                <w:sz w:val="20"/>
-                <w:szCs w:val="20"/>
-              </w:rPr>
-              <w:t>.</w:t>
+              <w:t xml:space="preserve"> for image classification.</w:t>
             </w:r>
           </w:p>
         </w:tc>
@@ -4168,7 +3410,7 @@
           <w:tcPr>
             <w:tcW w:w="1980" w:type="dxa"/>
             <w:vMerge w:val="restart"/>
-            <w:shd w:val="clear" w:color="auto" w:fill="A5C9EB" w:themeFill="text2" w:themeFillTint="40"/>
+            <w:shd w:val="clear" w:color="auto" w:fill="DAE9F7" w:themeFill="text2" w:themeFillTint="1A"/>
             <w:vAlign w:val="center"/>
           </w:tcPr>
           <w:p>
@@ -4210,6 +3452,7 @@
                 <w:iCs/>
                 <w:sz w:val="20"/>
                 <w:szCs w:val="20"/>
+                <w:vertAlign w:val="superscript"/>
               </w:rPr>
             </w:pPr>
             <w:r>
@@ -4221,6 +3464,17 @@
                 <w:szCs w:val="20"/>
               </w:rPr>
               <w:t>Vectorless RAG</w:t>
+            </w:r>
+            <w:r>
+              <w:rPr>
+                <w:rFonts w:ascii="Calibri" w:hAnsi="Calibri" w:cs="Calibri"/>
+                <w:i/>
+                <w:iCs/>
+                <w:sz w:val="20"/>
+                <w:szCs w:val="20"/>
+                <w:vertAlign w:val="superscript"/>
+              </w:rPr>
+              <w:t>2</w:t>
             </w:r>
           </w:p>
         </w:tc>
@@ -4228,7 +3482,7 @@
           <w:tcPr>
             <w:tcW w:w="9348" w:type="dxa"/>
             <w:gridSpan w:val="9"/>
-            <w:shd w:val="clear" w:color="auto" w:fill="D1D1D1" w:themeFill="background2" w:themeFillShade="E6"/>
+            <w:shd w:val="clear" w:color="auto" w:fill="D9D9D9" w:themeFill="background1" w:themeFillShade="D9"/>
           </w:tcPr>
           <w:p>
             <w:pPr>
@@ -4252,7 +3506,7 @@
                 <w:sz w:val="20"/>
                 <w:szCs w:val="20"/>
               </w:rPr>
-              <w:t>Built a</w:t>
+              <w:t>Built a reasoning-based RAG</w:t>
             </w:r>
             <w:r>
               <w:rPr>
@@ -4261,8 +3515,9 @@
                 <w:iCs/>
                 <w:sz w:val="20"/>
                 <w:szCs w:val="20"/>
-              </w:rPr>
-              <w:t xml:space="preserve"> vector</w:t>
+                <w:vertAlign w:val="superscript"/>
+              </w:rPr>
+              <w:t>2</w:t>
             </w:r>
             <w:r>
               <w:rPr>
@@ -4272,37 +3527,7 @@
                 <w:sz w:val="20"/>
                 <w:szCs w:val="20"/>
               </w:rPr>
-              <w:t>-</w:t>
-            </w:r>
-            <w:r>
-              <w:rPr>
-                <w:rFonts w:ascii="Calibri" w:hAnsi="Calibri" w:cs="Calibri"/>
-                <w:i/>
-                <w:iCs/>
-                <w:sz w:val="20"/>
-                <w:szCs w:val="20"/>
-              </w:rPr>
-              <w:t xml:space="preserve">less, reasoning-based RAG framework with LLM-powered reasoning </w:t>
-            </w:r>
-            <w:r>
-              <w:rPr>
-                <w:rFonts w:ascii="Calibri" w:hAnsi="Calibri" w:cs="Calibri"/>
-                <w:i/>
-                <w:iCs/>
-                <w:sz w:val="20"/>
-                <w:szCs w:val="20"/>
-              </w:rPr>
-              <w:t>over</w:t>
-            </w:r>
-            <w:r>
-              <w:rPr>
-                <w:rFonts w:ascii="Calibri" w:hAnsi="Calibri" w:cs="Calibri"/>
-                <w:i/>
-                <w:iCs/>
-                <w:sz w:val="20"/>
-                <w:szCs w:val="20"/>
-              </w:rPr>
-              <w:t xml:space="preserve"> structured documents.</w:t>
+              <w:t xml:space="preserve"> framework, enabling precise, structure-aware retrieval over complex documents.</w:t>
             </w:r>
           </w:p>
         </w:tc>
@@ -4315,7 +3540,7 @@
           <w:tcPr>
             <w:tcW w:w="1980" w:type="dxa"/>
             <w:vMerge/>
-            <w:shd w:val="clear" w:color="auto" w:fill="A5C9EB" w:themeFill="text2" w:themeFillTint="40"/>
+            <w:shd w:val="clear" w:color="auto" w:fill="DAE9F7" w:themeFill="text2" w:themeFillTint="1A"/>
             <w:vAlign w:val="center"/>
           </w:tcPr>
           <w:p>
@@ -4363,15 +3588,7 @@
                 <w:sz w:val="20"/>
                 <w:szCs w:val="20"/>
               </w:rPr>
-              <w:t>Developed</w:t>
-            </w:r>
-            <w:r>
-              <w:rPr>
-                <w:rFonts w:ascii="Calibri" w:hAnsi="Calibri" w:cs="Calibri"/>
-                <w:sz w:val="20"/>
-                <w:szCs w:val="20"/>
-              </w:rPr>
-              <w:t xml:space="preserve"> a </w:t>
+              <w:t xml:space="preserve">Built a </w:t>
             </w:r>
             <w:r>
               <w:rPr>
@@ -4389,7 +3606,7 @@
                 <w:sz w:val="20"/>
                 <w:szCs w:val="20"/>
               </w:rPr>
-              <w:t xml:space="preserve"> that splits text into a </w:t>
+              <w:t xml:space="preserve"> via </w:t>
             </w:r>
             <w:r>
               <w:rPr>
@@ -4399,15 +3616,15 @@
                 <w:sz w:val="20"/>
                 <w:szCs w:val="20"/>
               </w:rPr>
-              <w:t>hierarchical node tree</w:t>
-            </w:r>
-            <w:r>
-              <w:rPr>
-                <w:rFonts w:ascii="Calibri" w:hAnsi="Calibri" w:cs="Calibri"/>
-                <w:sz w:val="20"/>
-                <w:szCs w:val="20"/>
-              </w:rPr>
-              <w:t xml:space="preserve"> via </w:t>
+              <w:t>LLM-based chunking</w:t>
+            </w:r>
+            <w:r>
+              <w:rPr>
+                <w:rFonts w:ascii="Calibri" w:hAnsi="Calibri" w:cs="Calibri"/>
+                <w:sz w:val="20"/>
+                <w:szCs w:val="20"/>
+              </w:rPr>
+              <w:t xml:space="preserve"> to build a structure-aware </w:t>
             </w:r>
             <w:r>
               <w:rPr>
@@ -4417,7 +3634,7 @@
                 <w:sz w:val="20"/>
                 <w:szCs w:val="20"/>
               </w:rPr>
-              <w:t>LLM-based chunking</w:t>
+              <w:t>hierarchical node tree</w:t>
             </w:r>
             <w:r>
               <w:rPr>
@@ -4495,7 +3712,7 @@
         <w:tc>
           <w:tcPr>
             <w:tcW w:w="1980" w:type="dxa"/>
-            <w:shd w:val="clear" w:color="auto" w:fill="A5C9EB" w:themeFill="text2" w:themeFillTint="40"/>
+            <w:shd w:val="clear" w:color="auto" w:fill="DAE9F7" w:themeFill="text2" w:themeFillTint="1A"/>
             <w:vAlign w:val="center"/>
           </w:tcPr>
           <w:p>
@@ -4541,27 +3758,7 @@
                 <w:sz w:val="20"/>
                 <w:szCs w:val="20"/>
               </w:rPr>
-              <w:t xml:space="preserve">Multiplayer </w:t>
-            </w:r>
-            <w:r>
-              <w:rPr>
-                <w:rFonts w:ascii="Calibri" w:hAnsi="Calibri" w:cs="Calibri"/>
-                <w:i/>
-                <w:iCs/>
-                <w:sz w:val="20"/>
-                <w:szCs w:val="20"/>
-              </w:rPr>
-              <w:t>G</w:t>
-            </w:r>
-            <w:r>
-              <w:rPr>
-                <w:rFonts w:ascii="Calibri" w:hAnsi="Calibri" w:cs="Calibri"/>
-                <w:i/>
-                <w:iCs/>
-                <w:sz w:val="20"/>
-                <w:szCs w:val="20"/>
-              </w:rPr>
-              <w:t>ame</w:t>
+              <w:t>Multiplayer Game</w:t>
             </w:r>
           </w:p>
         </w:tc>
@@ -4629,15 +3826,7 @@
                 <w:sz w:val="20"/>
                 <w:szCs w:val="20"/>
               </w:rPr>
-              <w:t xml:space="preserve"> for bidirectional event-driven communication</w:t>
-            </w:r>
-            <w:r>
-              <w:rPr>
-                <w:rFonts w:ascii="Calibri" w:hAnsi="Calibri" w:cs="Calibri"/>
-                <w:sz w:val="20"/>
-                <w:szCs w:val="20"/>
-              </w:rPr>
-              <w:t>.</w:t>
+              <w:t xml:space="preserve"> for bidirectional event-driven communication.</w:t>
             </w:r>
           </w:p>
           <w:p>
@@ -4672,17 +3861,7 @@
                 <w:sz w:val="20"/>
                 <w:szCs w:val="20"/>
               </w:rPr>
-              <w:t>ExpressJS</w:t>
-            </w:r>
-            <w:r>
-              <w:rPr>
-                <w:rFonts w:ascii="Calibri" w:hAnsi="Calibri" w:cs="Calibri"/>
-                <w:b/>
-                <w:bCs/>
-                <w:sz w:val="20"/>
-                <w:szCs w:val="20"/>
-              </w:rPr>
-              <w:t xml:space="preserve"> backend</w:t>
+              <w:t>ExpressJS backend</w:t>
             </w:r>
             <w:r>
               <w:rPr>
@@ -4700,7 +3879,7 @@
           <w:tcPr>
             <w:tcW w:w="11328" w:type="dxa"/>
             <w:gridSpan w:val="10"/>
-            <w:shd w:val="clear" w:color="auto" w:fill="215E99" w:themeFill="text2" w:themeFillTint="BF"/>
+            <w:shd w:val="clear" w:color="auto" w:fill="153D63" w:themeFill="text2" w:themeFillTint="E6"/>
           </w:tcPr>
           <w:p>
             <w:pPr>
@@ -4708,8 +3887,6 @@
               <w:jc w:val="center"/>
               <w:rPr>
                 <w:rFonts w:ascii="Calibri" w:hAnsi="Calibri" w:cs="Calibri"/>
-                <w:b/>
-                <w:bCs/>
                 <w:color w:val="FFFFFF" w:themeColor="background1"/>
                 <w:sz w:val="20"/>
                 <w:szCs w:val="20"/>
@@ -4718,8 +3895,6 @@
             <w:r>
               <w:rPr>
                 <w:rFonts w:ascii="Calibri" w:hAnsi="Calibri" w:cs="Calibri"/>
-                <w:b/>
-                <w:bCs/>
                 <w:color w:val="FFFFFF" w:themeColor="background1"/>
                 <w:sz w:val="20"/>
                 <w:szCs w:val="20"/>
@@ -4737,7 +3912,7 @@
           <w:tcPr>
             <w:tcW w:w="1980" w:type="dxa"/>
             <w:vMerge w:val="restart"/>
-            <w:shd w:val="clear" w:color="auto" w:fill="A5C9EB" w:themeFill="text2" w:themeFillTint="40"/>
+            <w:shd w:val="clear" w:color="auto" w:fill="DAE9F7" w:themeFill="text2" w:themeFillTint="1A"/>
             <w:vAlign w:val="center"/>
           </w:tcPr>
           <w:p>
@@ -4783,7 +3958,26 @@
                 <w:sz w:val="20"/>
                 <w:szCs w:val="20"/>
               </w:rPr>
-              <w:t>Shaastra Webops</w:t>
+              <w:t>Shaastra</w:t>
+            </w:r>
+            <w:r>
+              <w:rPr>
+                <w:rFonts w:ascii="Calibri" w:hAnsi="Calibri" w:cs="Calibri"/>
+                <w:color w:val="000000" w:themeColor="text1"/>
+                <w:sz w:val="20"/>
+                <w:szCs w:val="20"/>
+                <w:vertAlign w:val="superscript"/>
+              </w:rPr>
+              <w:t>4</w:t>
+            </w:r>
+            <w:r>
+              <w:rPr>
+                <w:rFonts w:ascii="Calibri" w:hAnsi="Calibri" w:cs="Calibri"/>
+                <w:color w:val="000000" w:themeColor="text1"/>
+                <w:sz w:val="20"/>
+                <w:szCs w:val="20"/>
+              </w:rPr>
+              <w:t xml:space="preserve"> Webops</w:t>
             </w:r>
           </w:p>
           <w:p>
@@ -4805,37 +3999,7 @@
                 <w:sz w:val="16"/>
                 <w:szCs w:val="16"/>
               </w:rPr>
-              <w:t>(May</w:t>
-            </w:r>
-            <w:r>
-              <w:rPr>
-                <w:rFonts w:ascii="Calibri" w:hAnsi="Calibri" w:cs="Calibri"/>
-                <w:i/>
-                <w:iCs/>
-                <w:sz w:val="16"/>
-                <w:szCs w:val="16"/>
-              </w:rPr>
-              <w:t xml:space="preserve">25 – </w:t>
-            </w:r>
-            <w:r>
-              <w:rPr>
-                <w:rFonts w:ascii="Calibri" w:hAnsi="Calibri" w:cs="Calibri"/>
-                <w:i/>
-                <w:iCs/>
-                <w:sz w:val="16"/>
-                <w:szCs w:val="16"/>
-              </w:rPr>
-              <w:t>Apr26</w:t>
-            </w:r>
-            <w:r>
-              <w:rPr>
-                <w:rFonts w:ascii="Calibri" w:hAnsi="Calibri" w:cs="Calibri"/>
-                <w:i/>
-                <w:iCs/>
-                <w:sz w:val="16"/>
-                <w:szCs w:val="16"/>
-              </w:rPr>
-              <w:t>)</w:t>
+              <w:t>(May’25 – Apr’26)</w:t>
             </w:r>
           </w:p>
         </w:tc>
@@ -4843,7 +4007,7 @@
           <w:tcPr>
             <w:tcW w:w="9348" w:type="dxa"/>
             <w:gridSpan w:val="9"/>
-            <w:shd w:val="clear" w:color="auto" w:fill="D1D1D1" w:themeFill="background2" w:themeFillShade="E6"/>
+            <w:shd w:val="clear" w:color="auto" w:fill="D9D9D9" w:themeFill="background1" w:themeFillShade="D9"/>
           </w:tcPr>
           <w:p>
             <w:pPr>
@@ -4864,150 +4028,7 @@
                 <w:sz w:val="20"/>
                 <w:szCs w:val="20"/>
               </w:rPr>
-              <w:t>Tech</w:t>
-            </w:r>
-            <w:r>
-              <w:rPr>
-                <w:rFonts w:ascii="Calibri" w:hAnsi="Calibri" w:cs="Calibri"/>
-                <w:i/>
-                <w:iCs/>
-                <w:color w:val="000000" w:themeColor="text1"/>
-                <w:sz w:val="20"/>
-                <w:szCs w:val="20"/>
-              </w:rPr>
-              <w:t>S</w:t>
-            </w:r>
-            <w:r>
-              <w:rPr>
-                <w:rFonts w:ascii="Calibri" w:hAnsi="Calibri" w:cs="Calibri"/>
-                <w:i/>
-                <w:iCs/>
-                <w:color w:val="000000" w:themeColor="text1"/>
-                <w:sz w:val="20"/>
-                <w:szCs w:val="20"/>
-              </w:rPr>
-              <w:t>tack</w:t>
-            </w:r>
-            <w:r>
-              <w:rPr>
-                <w:rFonts w:ascii="Calibri" w:hAnsi="Calibri" w:cs="Calibri"/>
-                <w:i/>
-                <w:iCs/>
-                <w:color w:val="000000" w:themeColor="text1"/>
-                <w:sz w:val="20"/>
-                <w:szCs w:val="20"/>
-              </w:rPr>
-              <w:t xml:space="preserve">: ReactJS, NodeJS, </w:t>
-            </w:r>
-            <w:r>
-              <w:rPr>
-                <w:rFonts w:ascii="Calibri" w:hAnsi="Calibri" w:cs="Calibri"/>
-                <w:i/>
-                <w:iCs/>
-                <w:color w:val="000000" w:themeColor="text1"/>
-                <w:sz w:val="20"/>
-                <w:szCs w:val="20"/>
-              </w:rPr>
-              <w:t>TailwindCSS</w:t>
-            </w:r>
-            <w:r>
-              <w:rPr>
-                <w:rFonts w:ascii="Calibri" w:hAnsi="Calibri" w:cs="Calibri"/>
-                <w:i/>
-                <w:iCs/>
-                <w:color w:val="000000" w:themeColor="text1"/>
-                <w:sz w:val="20"/>
-                <w:szCs w:val="20"/>
-              </w:rPr>
-              <w:t xml:space="preserve">, </w:t>
-            </w:r>
-            <w:r>
-              <w:rPr>
-                <w:rFonts w:ascii="Calibri" w:hAnsi="Calibri" w:cs="Calibri"/>
-                <w:i/>
-                <w:iCs/>
-                <w:color w:val="000000" w:themeColor="text1"/>
-                <w:sz w:val="20"/>
-                <w:szCs w:val="20"/>
-              </w:rPr>
-              <w:t xml:space="preserve">PostgreSQL, </w:t>
-            </w:r>
-            <w:r>
-              <w:rPr>
-                <w:rFonts w:ascii="Calibri" w:hAnsi="Calibri" w:cs="Calibri"/>
-                <w:i/>
-                <w:iCs/>
-                <w:color w:val="000000" w:themeColor="text1"/>
-                <w:sz w:val="20"/>
-                <w:szCs w:val="20"/>
-              </w:rPr>
-              <w:t>TypeORM</w:t>
-            </w:r>
-            <w:r>
-              <w:rPr>
-                <w:rFonts w:ascii="Calibri" w:hAnsi="Calibri" w:cs="Calibri"/>
-                <w:i/>
-                <w:iCs/>
-                <w:color w:val="000000" w:themeColor="text1"/>
-                <w:sz w:val="20"/>
-                <w:szCs w:val="20"/>
-              </w:rPr>
-              <w:t>,</w:t>
-            </w:r>
-            <w:r>
-              <w:rPr>
-                <w:rFonts w:ascii="Calibri" w:hAnsi="Calibri" w:cs="Calibri"/>
-                <w:i/>
-                <w:iCs/>
-                <w:color w:val="000000" w:themeColor="text1"/>
-                <w:sz w:val="20"/>
-                <w:szCs w:val="20"/>
-              </w:rPr>
-              <w:t xml:space="preserve"> Apollo</w:t>
-            </w:r>
-            <w:r>
-              <w:rPr>
-                <w:rFonts w:ascii="Calibri" w:hAnsi="Calibri" w:cs="Calibri"/>
-                <w:i/>
-                <w:iCs/>
-                <w:color w:val="000000" w:themeColor="text1"/>
-                <w:sz w:val="20"/>
-                <w:szCs w:val="20"/>
-              </w:rPr>
-              <w:t xml:space="preserve"> GraphQL, </w:t>
-            </w:r>
-            <w:r>
-              <w:rPr>
-                <w:rFonts w:ascii="Calibri" w:hAnsi="Calibri" w:cs="Calibri"/>
-                <w:i/>
-                <w:iCs/>
-                <w:color w:val="000000" w:themeColor="text1"/>
-                <w:sz w:val="20"/>
-                <w:szCs w:val="20"/>
-              </w:rPr>
-              <w:t>GitHub</w:t>
-            </w:r>
-            <w:r>
-              <w:rPr>
-                <w:rFonts w:ascii="Calibri" w:hAnsi="Calibri" w:cs="Calibri"/>
-                <w:i/>
-                <w:iCs/>
-                <w:color w:val="000000" w:themeColor="text1"/>
-                <w:sz w:val="20"/>
-                <w:szCs w:val="20"/>
-              </w:rPr>
-              <w:t xml:space="preserve"> Actions, </w:t>
-            </w:r>
-            <w:r>
-              <w:rPr>
-                <w:rFonts w:ascii="Calibri" w:hAnsi="Calibri" w:cs="Calibri"/>
-                <w:i/>
-                <w:iCs/>
-                <w:color w:val="000000" w:themeColor="text1"/>
-                <w:sz w:val="20"/>
-                <w:szCs w:val="20"/>
-              </w:rPr>
-              <w:t>DigitalOcean</w:t>
+              <w:t>TechStack: ReactJS, NodeJS, TailwindCSS, PostgreSQL, TypeORM, Apollo GraphQL, GitHub Actions, DigitalOcean</w:t>
             </w:r>
           </w:p>
         </w:tc>
@@ -5020,7 +4041,7 @@
           <w:tcPr>
             <w:tcW w:w="1980" w:type="dxa"/>
             <w:vMerge/>
-            <w:shd w:val="clear" w:color="auto" w:fill="A5C9EB" w:themeFill="text2" w:themeFillTint="40"/>
+            <w:shd w:val="clear" w:color="auto" w:fill="DAE9F7" w:themeFill="text2" w:themeFillTint="1A"/>
             <w:vAlign w:val="center"/>
           </w:tcPr>
           <w:p>
@@ -5149,7 +4170,7 @@
                 <w:sz w:val="20"/>
                 <w:szCs w:val="20"/>
               </w:rPr>
-              <w:t xml:space="preserve">real-time </w:t>
+              <w:t>real-time CMS</w:t>
             </w:r>
             <w:r>
               <w:rPr>
@@ -5159,8 +4180,9 @@
                 <w:color w:val="000000" w:themeColor="text1"/>
                 <w:sz w:val="20"/>
                 <w:szCs w:val="20"/>
-              </w:rPr>
-              <w:t>CMS</w:t>
+                <w:vertAlign w:val="superscript"/>
+              </w:rPr>
+              <w:t>3</w:t>
             </w:r>
             <w:r>
               <w:rPr>
@@ -5170,85 +4192,17 @@
                 <w:color w:val="000000" w:themeColor="text1"/>
                 <w:sz w:val="20"/>
                 <w:szCs w:val="20"/>
-                <w:vertAlign w:val="superscript"/>
-              </w:rPr>
-              <w:t>2</w:t>
-            </w:r>
-            <w:r>
-              <w:rPr>
-                <w:rFonts w:ascii="Calibri" w:hAnsi="Calibri" w:cs="Calibri"/>
-                <w:b/>
-                <w:bCs/>
-                <w:color w:val="000000" w:themeColor="text1"/>
-                <w:sz w:val="20"/>
-                <w:szCs w:val="20"/>
-              </w:rPr>
-              <w:t xml:space="preserve"> </w:t>
-            </w:r>
-            <w:r>
-              <w:rPr>
-                <w:rFonts w:ascii="Calibri" w:hAnsi="Calibri" w:cs="Calibri"/>
-                <w:b/>
-                <w:bCs/>
-                <w:color w:val="000000" w:themeColor="text1"/>
-                <w:sz w:val="20"/>
-                <w:szCs w:val="20"/>
-              </w:rPr>
-              <w:t>dashboard</w:t>
-            </w:r>
-            <w:r>
-              <w:rPr>
-                <w:rFonts w:ascii="Calibri" w:hAnsi="Calibri" w:cs="Calibri"/>
-                <w:color w:val="000000" w:themeColor="text1"/>
-                <w:sz w:val="20"/>
-                <w:szCs w:val="20"/>
-              </w:rPr>
-              <w:t xml:space="preserve"> enabling updates to event/workshop details and </w:t>
-            </w:r>
-            <w:r>
-              <w:rPr>
-                <w:rFonts w:ascii="Calibri" w:hAnsi="Calibri" w:cs="Calibri"/>
-                <w:color w:val="000000" w:themeColor="text1"/>
-                <w:sz w:val="20"/>
-                <w:szCs w:val="20"/>
-              </w:rPr>
-              <w:t>posters</w:t>
-            </w:r>
-            <w:r>
-              <w:rPr>
-                <w:rFonts w:ascii="Calibri" w:hAnsi="Calibri" w:cs="Calibri"/>
-                <w:color w:val="000000" w:themeColor="text1"/>
-                <w:sz w:val="20"/>
-                <w:szCs w:val="20"/>
-              </w:rPr>
-              <w:t xml:space="preserve"> </w:t>
-            </w:r>
-            <w:r>
-              <w:rPr>
-                <w:rFonts w:ascii="Calibri" w:hAnsi="Calibri" w:cs="Calibri"/>
-                <w:color w:val="000000" w:themeColor="text1"/>
-                <w:sz w:val="20"/>
-                <w:szCs w:val="20"/>
-              </w:rPr>
-              <w:t>to a live</w:t>
-            </w:r>
-            <w:r>
-              <w:rPr>
-                <w:rFonts w:ascii="Calibri" w:hAnsi="Calibri" w:cs="Calibri"/>
-                <w:color w:val="000000" w:themeColor="text1"/>
-                <w:sz w:val="20"/>
-                <w:szCs w:val="20"/>
-              </w:rPr>
-              <w:t xml:space="preserve"> platform</w:t>
-            </w:r>
-            <w:r>
-              <w:rPr>
-                <w:rFonts w:ascii="Calibri" w:hAnsi="Calibri" w:cs="Calibri"/>
-                <w:color w:val="000000" w:themeColor="text1"/>
-                <w:sz w:val="20"/>
-                <w:szCs w:val="20"/>
-              </w:rPr>
-              <w:t>.</w:t>
+              </w:rPr>
+              <w:t xml:space="preserve"> dashboard</w:t>
+            </w:r>
+            <w:r>
+              <w:rPr>
+                <w:rFonts w:ascii="Calibri" w:hAnsi="Calibri" w:cs="Calibri"/>
+                <w:color w:val="000000" w:themeColor="text1"/>
+                <w:sz w:val="20"/>
+                <w:szCs w:val="20"/>
+              </w:rPr>
+              <w:t xml:space="preserve"> enabling updates to event/workshop details and posters to a live platform.</w:t>
             </w:r>
           </w:p>
           <w:p>
@@ -5272,16 +4226,7 @@
                 <w:sz w:val="20"/>
                 <w:szCs w:val="20"/>
               </w:rPr>
-              <w:t xml:space="preserve">Architected a </w:t>
-            </w:r>
-            <w:r>
-              <w:rPr>
-                <w:rFonts w:ascii="Calibri" w:hAnsi="Calibri" w:cs="Calibri"/>
-                <w:color w:val="000000" w:themeColor="text1"/>
-                <w:sz w:val="20"/>
-                <w:szCs w:val="20"/>
-              </w:rPr>
-              <w:t>secure and reliable</w:t>
+              <w:t>Architected a secure and reliable</w:t>
             </w:r>
             <w:r>
               <w:rPr>
@@ -5292,7 +4237,16 @@
                 <w:sz w:val="20"/>
                 <w:szCs w:val="20"/>
               </w:rPr>
-              <w:t xml:space="preserve"> event</w:t>
+              <w:t xml:space="preserve"> event registration &amp; payment backend</w:t>
+            </w:r>
+            <w:r>
+              <w:rPr>
+                <w:rFonts w:ascii="Calibri" w:hAnsi="Calibri" w:cs="Calibri"/>
+                <w:color w:val="000000" w:themeColor="text1"/>
+                <w:sz w:val="20"/>
+                <w:szCs w:val="20"/>
+              </w:rPr>
+              <w:t xml:space="preserve">, processing </w:t>
             </w:r>
             <w:r>
               <w:rPr>
@@ -5303,7 +4257,16 @@
                 <w:sz w:val="20"/>
                 <w:szCs w:val="20"/>
               </w:rPr>
-              <w:t xml:space="preserve"> </w:t>
+              <w:t>₹5L+</w:t>
+            </w:r>
+            <w:r>
+              <w:rPr>
+                <w:rFonts w:ascii="Calibri" w:hAnsi="Calibri" w:cs="Calibri"/>
+                <w:color w:val="000000" w:themeColor="text1"/>
+                <w:sz w:val="20"/>
+                <w:szCs w:val="20"/>
+              </w:rPr>
+              <w:t xml:space="preserve"> via </w:t>
             </w:r>
             <w:r>
               <w:rPr>
@@ -5314,46 +4277,6 @@
                 <w:sz w:val="20"/>
                 <w:szCs w:val="20"/>
               </w:rPr>
-              <w:t>registration &amp; payment backend</w:t>
-            </w:r>
-            <w:r>
-              <w:rPr>
-                <w:rFonts w:ascii="Calibri" w:hAnsi="Calibri" w:cs="Calibri"/>
-                <w:color w:val="000000" w:themeColor="text1"/>
-                <w:sz w:val="20"/>
-                <w:szCs w:val="20"/>
-              </w:rPr>
-              <w:t xml:space="preserve">, processing </w:t>
-            </w:r>
-            <w:r>
-              <w:rPr>
-                <w:rFonts w:ascii="Calibri" w:hAnsi="Calibri" w:cs="Calibri"/>
-                <w:b/>
-                <w:bCs/>
-                <w:color w:val="000000" w:themeColor="text1"/>
-                <w:sz w:val="20"/>
-                <w:szCs w:val="20"/>
-              </w:rPr>
-              <w:t>₹5L+</w:t>
-            </w:r>
-            <w:r>
-              <w:rPr>
-                <w:rFonts w:ascii="Calibri" w:hAnsi="Calibri" w:cs="Calibri"/>
-                <w:color w:val="000000" w:themeColor="text1"/>
-                <w:sz w:val="20"/>
-                <w:szCs w:val="20"/>
-              </w:rPr>
-              <w:t xml:space="preserve"> via </w:t>
-            </w:r>
-            <w:r>
-              <w:rPr>
-                <w:rFonts w:ascii="Calibri" w:hAnsi="Calibri" w:cs="Calibri"/>
-                <w:b/>
-                <w:bCs/>
-                <w:color w:val="000000" w:themeColor="text1"/>
-                <w:sz w:val="20"/>
-                <w:szCs w:val="20"/>
-              </w:rPr>
               <w:t>Razorpay</w:t>
             </w:r>
             <w:r>
@@ -5363,52 +4286,7 @@
                 <w:sz w:val="20"/>
                 <w:szCs w:val="20"/>
               </w:rPr>
-              <w:t xml:space="preserve"> with webhooks, combo purchase flows, </w:t>
-            </w:r>
-            <w:r>
-              <w:rPr>
-                <w:rFonts w:ascii="Calibri" w:hAnsi="Calibri" w:cs="Calibri"/>
-                <w:color w:val="000000" w:themeColor="text1"/>
-                <w:sz w:val="20"/>
-                <w:szCs w:val="20"/>
-              </w:rPr>
-              <w:t>coupon-based</w:t>
-            </w:r>
-            <w:r>
-              <w:rPr>
-                <w:rFonts w:ascii="Calibri" w:hAnsi="Calibri" w:cs="Calibri"/>
-                <w:color w:val="000000" w:themeColor="text1"/>
-                <w:sz w:val="20"/>
-                <w:szCs w:val="20"/>
-              </w:rPr>
-              <w:t xml:space="preserve"> </w:t>
-            </w:r>
-            <w:r>
-              <w:rPr>
-                <w:rFonts w:ascii="Calibri" w:hAnsi="Calibri" w:cs="Calibri"/>
-                <w:color w:val="000000" w:themeColor="text1"/>
-                <w:sz w:val="20"/>
-                <w:szCs w:val="20"/>
-              </w:rPr>
-              <w:t xml:space="preserve">discount logic, and admin-controlled real-time sales </w:t>
-            </w:r>
-            <w:r>
-              <w:rPr>
-                <w:rFonts w:ascii="Calibri" w:hAnsi="Calibri" w:cs="Calibri"/>
-                <w:color w:val="000000" w:themeColor="text1"/>
-                <w:sz w:val="20"/>
-                <w:szCs w:val="20"/>
-              </w:rPr>
-              <w:t>toggles</w:t>
-            </w:r>
-            <w:r>
-              <w:rPr>
-                <w:rFonts w:ascii="Calibri" w:hAnsi="Calibri" w:cs="Calibri"/>
-                <w:color w:val="000000" w:themeColor="text1"/>
-                <w:sz w:val="20"/>
-                <w:szCs w:val="20"/>
-              </w:rPr>
-              <w:t>.</w:t>
+              <w:t xml:space="preserve"> with webhooks, combo purchase flows, coupon-based discount logic, and admin-controlled real-time sales toggles.</w:t>
             </w:r>
           </w:p>
         </w:tc>
@@ -5421,7 +4299,7 @@
           <w:tcPr>
             <w:tcW w:w="1980" w:type="dxa"/>
             <w:vMerge w:val="restart"/>
-            <w:shd w:val="clear" w:color="auto" w:fill="A5C9EB" w:themeFill="text2" w:themeFillTint="40"/>
+            <w:shd w:val="clear" w:color="auto" w:fill="DAE9F7" w:themeFill="text2" w:themeFillTint="1A"/>
             <w:vAlign w:val="center"/>
           </w:tcPr>
           <w:p>
@@ -5454,14 +4332,6 @@
                 <w:szCs w:val="20"/>
               </w:rPr>
               <w:br/>
-            </w:r>
-            <w:r>
-              <w:rPr>
-                <w:rFonts w:ascii="Calibri" w:hAnsi="Calibri" w:cs="Calibri"/>
-                <w:color w:val="000000" w:themeColor="text1"/>
-                <w:sz w:val="20"/>
-                <w:szCs w:val="20"/>
-              </w:rPr>
               <w:t>CFI</w:t>
             </w:r>
             <w:r>
@@ -5470,8 +4340,27 @@
                 <w:color w:val="000000" w:themeColor="text1"/>
                 <w:sz w:val="20"/>
                 <w:szCs w:val="20"/>
-              </w:rPr>
-              <w:t>, IITM</w:t>
+                <w:vertAlign w:val="superscript"/>
+              </w:rPr>
+              <w:t>5</w:t>
+            </w:r>
+            <w:r>
+              <w:rPr>
+                <w:rFonts w:ascii="Calibri" w:hAnsi="Calibri" w:cs="Calibri"/>
+                <w:color w:val="000000" w:themeColor="text1"/>
+                <w:sz w:val="20"/>
+                <w:szCs w:val="20"/>
+              </w:rPr>
+              <w:t>, IIT</w:t>
+            </w:r>
+            <w:r>
+              <w:rPr>
+                <w:rFonts w:ascii="Calibri" w:hAnsi="Calibri" w:cs="Calibri"/>
+                <w:color w:val="000000" w:themeColor="text1"/>
+                <w:sz w:val="20"/>
+                <w:szCs w:val="20"/>
+              </w:rPr>
+              <w:t xml:space="preserve"> Madras</w:t>
             </w:r>
           </w:p>
           <w:p>
@@ -5493,57 +4382,7 @@
                 <w:sz w:val="16"/>
                 <w:szCs w:val="16"/>
               </w:rPr>
-              <w:t>(May</w:t>
-            </w:r>
-            <w:r>
-              <w:rPr>
-                <w:rFonts w:ascii="Calibri" w:hAnsi="Calibri" w:cs="Calibri"/>
-                <w:i/>
-                <w:iCs/>
-                <w:sz w:val="16"/>
-                <w:szCs w:val="16"/>
-              </w:rPr>
-              <w:t>2</w:t>
-            </w:r>
-            <w:r>
-              <w:rPr>
-                <w:rFonts w:ascii="Calibri" w:hAnsi="Calibri" w:cs="Calibri"/>
-                <w:i/>
-                <w:iCs/>
-                <w:sz w:val="16"/>
-                <w:szCs w:val="16"/>
-              </w:rPr>
-              <w:t>4</w:t>
-            </w:r>
-            <w:r>
-              <w:rPr>
-                <w:rFonts w:ascii="Calibri" w:hAnsi="Calibri" w:cs="Calibri"/>
-                <w:i/>
-                <w:iCs/>
-                <w:sz w:val="16"/>
-                <w:szCs w:val="16"/>
-              </w:rPr>
-              <w:t xml:space="preserve"> – </w:t>
-            </w:r>
-            <w:r>
-              <w:rPr>
-                <w:rFonts w:ascii="Calibri" w:hAnsi="Calibri" w:cs="Calibri"/>
-                <w:i/>
-                <w:iCs/>
-                <w:sz w:val="16"/>
-                <w:szCs w:val="16"/>
-              </w:rPr>
-              <w:t>Apr25</w:t>
-            </w:r>
-            <w:r>
-              <w:rPr>
-                <w:rFonts w:ascii="Calibri" w:hAnsi="Calibri" w:cs="Calibri"/>
-                <w:i/>
-                <w:iCs/>
-                <w:sz w:val="16"/>
-                <w:szCs w:val="16"/>
-              </w:rPr>
-              <w:t>)</w:t>
+              <w:t>(May’24 – Apr’25)</w:t>
             </w:r>
           </w:p>
         </w:tc>
@@ -5551,7 +4390,7 @@
           <w:tcPr>
             <w:tcW w:w="9348" w:type="dxa"/>
             <w:gridSpan w:val="9"/>
-            <w:shd w:val="clear" w:color="auto" w:fill="D1D1D1" w:themeFill="background2" w:themeFillShade="E6"/>
+            <w:shd w:val="clear" w:color="auto" w:fill="D9D9D9" w:themeFill="background1" w:themeFillShade="D9"/>
           </w:tcPr>
           <w:p>
             <w:pPr>
@@ -5572,73 +4411,7 @@
                 <w:sz w:val="20"/>
                 <w:szCs w:val="20"/>
               </w:rPr>
-              <w:t>Worked on</w:t>
-            </w:r>
-            <w:r>
-              <w:rPr>
-                <w:rFonts w:ascii="Calibri" w:hAnsi="Calibri" w:cs="Calibri"/>
-                <w:i/>
-                <w:iCs/>
-                <w:color w:val="000000" w:themeColor="text1"/>
-                <w:sz w:val="20"/>
-                <w:szCs w:val="20"/>
-              </w:rPr>
-              <w:t xml:space="preserve"> Trade</w:t>
-            </w:r>
-            <w:r>
-              <w:rPr>
-                <w:rFonts w:ascii="Calibri" w:hAnsi="Calibri" w:cs="Calibri"/>
-                <w:i/>
-                <w:iCs/>
-                <w:color w:val="000000" w:themeColor="text1"/>
-                <w:sz w:val="20"/>
-                <w:szCs w:val="20"/>
-              </w:rPr>
-              <w:t>C</w:t>
-            </w:r>
-            <w:r>
-              <w:rPr>
-                <w:rFonts w:ascii="Calibri" w:hAnsi="Calibri" w:cs="Calibri"/>
-                <w:i/>
-                <w:iCs/>
-                <w:color w:val="000000" w:themeColor="text1"/>
-                <w:sz w:val="20"/>
-                <w:szCs w:val="20"/>
-              </w:rPr>
-              <w:t xml:space="preserve">raft, a platform </w:t>
-            </w:r>
-            <w:r>
-              <w:rPr>
-                <w:rFonts w:ascii="Calibri" w:hAnsi="Calibri" w:cs="Calibri"/>
-                <w:i/>
-                <w:iCs/>
-                <w:color w:val="000000" w:themeColor="text1"/>
-                <w:sz w:val="20"/>
-                <w:szCs w:val="20"/>
-              </w:rPr>
-              <w:t>for</w:t>
-            </w:r>
-            <w:r>
-              <w:rPr>
-                <w:rFonts w:ascii="Calibri" w:hAnsi="Calibri" w:cs="Calibri"/>
-                <w:i/>
-                <w:iCs/>
-                <w:color w:val="000000" w:themeColor="text1"/>
-                <w:sz w:val="20"/>
-                <w:szCs w:val="20"/>
-              </w:rPr>
-              <w:t xml:space="preserve"> stock market learning and analysis for retail traders using paper trading</w:t>
-            </w:r>
-            <w:r>
-              <w:rPr>
-                <w:rFonts w:ascii="Calibri" w:hAnsi="Calibri" w:cs="Calibri"/>
-                <w:i/>
-                <w:iCs/>
-                <w:color w:val="000000" w:themeColor="text1"/>
-                <w:sz w:val="20"/>
-                <w:szCs w:val="20"/>
-              </w:rPr>
-              <w:t>.</w:t>
+              <w:t>Worked on TradeCraft, a platform for stock market learning and analysis for retail traders using paper trading.</w:t>
             </w:r>
           </w:p>
         </w:tc>
@@ -5651,7 +4424,7 @@
           <w:tcPr>
             <w:tcW w:w="1980" w:type="dxa"/>
             <w:vMerge/>
-            <w:shd w:val="clear" w:color="auto" w:fill="A5C9EB" w:themeFill="text2" w:themeFillTint="40"/>
+            <w:shd w:val="clear" w:color="auto" w:fill="DAE9F7" w:themeFill="text2" w:themeFillTint="1A"/>
             <w:vAlign w:val="center"/>
           </w:tcPr>
           <w:p>
@@ -5716,16 +4489,7 @@
                 <w:sz w:val="20"/>
                 <w:szCs w:val="20"/>
               </w:rPr>
-              <w:t xml:space="preserve"> to assess indicator-based trading strategies in varied market conditions</w:t>
-            </w:r>
-            <w:r>
-              <w:rPr>
-                <w:rFonts w:ascii="Calibri" w:hAnsi="Calibri" w:cs="Calibri"/>
-                <w:color w:val="000000" w:themeColor="text1"/>
-                <w:sz w:val="20"/>
-                <w:szCs w:val="20"/>
-              </w:rPr>
-              <w:t>.</w:t>
+              <w:t xml:space="preserve"> to assess indicator-based trading strategies in varied market conditions.</w:t>
             </w:r>
           </w:p>
           <w:p>
@@ -5749,16 +4513,7 @@
                 <w:sz w:val="20"/>
                 <w:szCs w:val="20"/>
               </w:rPr>
-              <w:t xml:space="preserve">Developed a </w:t>
-            </w:r>
-            <w:r>
-              <w:rPr>
-                <w:rFonts w:ascii="Calibri" w:hAnsi="Calibri" w:cs="Calibri"/>
-                <w:color w:val="000000" w:themeColor="text1"/>
-                <w:sz w:val="20"/>
-                <w:szCs w:val="20"/>
-              </w:rPr>
-              <w:t>feature-rich</w:t>
+              <w:t>Developed a feature-rich</w:t>
             </w:r>
             <w:r>
               <w:rPr>
@@ -5778,25 +4533,7 @@
                 <w:sz w:val="20"/>
                 <w:szCs w:val="20"/>
               </w:rPr>
-              <w:t xml:space="preserve"> in React with </w:t>
-            </w:r>
-            <w:r>
-              <w:rPr>
-                <w:rFonts w:ascii="Calibri" w:hAnsi="Calibri" w:cs="Calibri"/>
-                <w:color w:val="000000" w:themeColor="text1"/>
-                <w:sz w:val="20"/>
-                <w:szCs w:val="20"/>
-              </w:rPr>
-              <w:t>TradingView Charting library</w:t>
-            </w:r>
-            <w:r>
-              <w:rPr>
-                <w:rFonts w:ascii="Calibri" w:hAnsi="Calibri" w:cs="Calibri"/>
-                <w:color w:val="000000" w:themeColor="text1"/>
-                <w:sz w:val="20"/>
-                <w:szCs w:val="20"/>
-              </w:rPr>
-              <w:t xml:space="preserve">, a Monaco Editor for in-browser </w:t>
+              <w:t xml:space="preserve"> in React with TradingView Charting library, a Monaco Editor for in-browser </w:t>
             </w:r>
             <w:r>
               <w:rPr>
@@ -5816,34 +4553,7 @@
                 <w:sz w:val="20"/>
                 <w:szCs w:val="20"/>
               </w:rPr>
-              <w:t>, and integrated</w:t>
-            </w:r>
-            <w:r>
-              <w:rPr>
-                <w:rFonts w:ascii="Calibri" w:hAnsi="Calibri" w:cs="Calibri"/>
-                <w:color w:val="000000" w:themeColor="text1"/>
-                <w:sz w:val="20"/>
-                <w:szCs w:val="20"/>
-              </w:rPr>
-              <w:t xml:space="preserve"> a payment gateway</w:t>
-            </w:r>
-            <w:r>
-              <w:rPr>
-                <w:rFonts w:ascii="Calibri" w:hAnsi="Calibri" w:cs="Calibri"/>
-                <w:color w:val="000000" w:themeColor="text1"/>
-                <w:sz w:val="20"/>
-                <w:szCs w:val="20"/>
-              </w:rPr>
-              <w:t>,</w:t>
-            </w:r>
-            <w:r>
-              <w:rPr>
-                <w:rFonts w:ascii="Calibri" w:hAnsi="Calibri" w:cs="Calibri"/>
-                <w:color w:val="000000" w:themeColor="text1"/>
-                <w:sz w:val="20"/>
-                <w:szCs w:val="20"/>
-              </w:rPr>
-              <w:t xml:space="preserve"> ensuring smooth transaction processing.</w:t>
+              <w:t>, and integrated a payment gateway, ensuring smooth transaction processing.</w:t>
             </w:r>
           </w:p>
           <w:p>
@@ -5887,16 +4597,7 @@
                 <w:sz w:val="20"/>
                 <w:szCs w:val="20"/>
               </w:rPr>
-              <w:t xml:space="preserve"> based on simulated trading</w:t>
-            </w:r>
-            <w:r>
-              <w:rPr>
-                <w:rFonts w:ascii="Calibri" w:hAnsi="Calibri" w:cs="Calibri"/>
-                <w:color w:val="000000" w:themeColor="text1"/>
-                <w:sz w:val="20"/>
-                <w:szCs w:val="20"/>
-              </w:rPr>
-              <w:t>.</w:t>
+              <w:t xml:space="preserve"> based on simulated trading.</w:t>
             </w:r>
           </w:p>
         </w:tc>
@@ -5905,7 +4606,7 @@
         <w:tc>
           <w:tcPr>
             <w:tcW w:w="1980" w:type="dxa"/>
-            <w:shd w:val="clear" w:color="auto" w:fill="A5C9EB" w:themeFill="text2" w:themeFillTint="40"/>
+            <w:shd w:val="clear" w:color="auto" w:fill="DAE9F7" w:themeFill="text2" w:themeFillTint="1A"/>
             <w:vAlign w:val="center"/>
           </w:tcPr>
           <w:p>
@@ -5928,18 +4629,7 @@
                 <w:sz w:val="20"/>
                 <w:szCs w:val="20"/>
               </w:rPr>
-              <w:t>P&amp;I</w:t>
-            </w:r>
-            <w:r>
-              <w:rPr>
-                <w:rFonts w:ascii="Calibri" w:hAnsi="Calibri" w:cs="Calibri"/>
-                <w:b/>
-                <w:bCs/>
-                <w:color w:val="000000" w:themeColor="text1"/>
-                <w:sz w:val="20"/>
-                <w:szCs w:val="20"/>
-              </w:rPr>
-              <w:t xml:space="preserve"> Coordinator</w:t>
+              <w:t>P&amp;I Coordinator</w:t>
             </w:r>
             <w:r>
               <w:rPr>
@@ -5971,37 +4661,7 @@
                 <w:sz w:val="16"/>
                 <w:szCs w:val="16"/>
               </w:rPr>
-              <w:t>(May</w:t>
-            </w:r>
-            <w:r>
-              <w:rPr>
-                <w:rFonts w:ascii="Calibri" w:hAnsi="Calibri" w:cs="Calibri"/>
-                <w:i/>
-                <w:iCs/>
-                <w:sz w:val="16"/>
-                <w:szCs w:val="16"/>
-              </w:rPr>
-              <w:t xml:space="preserve">25 – </w:t>
-            </w:r>
-            <w:r>
-              <w:rPr>
-                <w:rFonts w:ascii="Calibri" w:hAnsi="Calibri" w:cs="Calibri"/>
-                <w:i/>
-                <w:iCs/>
-                <w:sz w:val="16"/>
-                <w:szCs w:val="16"/>
-              </w:rPr>
-              <w:t>Apr26</w:t>
-            </w:r>
-            <w:r>
-              <w:rPr>
-                <w:rFonts w:ascii="Calibri" w:hAnsi="Calibri" w:cs="Calibri"/>
-                <w:i/>
-                <w:iCs/>
-                <w:sz w:val="16"/>
-                <w:szCs w:val="16"/>
-              </w:rPr>
-              <w:t>)</w:t>
+              <w:t>(May’25 – Apr’26)</w:t>
             </w:r>
           </w:p>
         </w:tc>
@@ -6032,25 +4692,7 @@
                 <w:sz w:val="20"/>
                 <w:szCs w:val="20"/>
               </w:rPr>
-              <w:t>Liaised between HR teams of 5+ companies and 200+ students to coordinate tests and interview</w:t>
-            </w:r>
-            <w:r>
-              <w:rPr>
-                <w:rFonts w:ascii="Calibri" w:hAnsi="Calibri" w:cs="Calibri"/>
-                <w:color w:val="000000" w:themeColor="text1"/>
-                <w:sz w:val="20"/>
-                <w:szCs w:val="20"/>
-              </w:rPr>
-              <w:t xml:space="preserve"> rounds</w:t>
-            </w:r>
-            <w:r>
-              <w:rPr>
-                <w:rFonts w:ascii="Calibri" w:hAnsi="Calibri" w:cs="Calibri"/>
-                <w:color w:val="000000" w:themeColor="text1"/>
-                <w:sz w:val="20"/>
-                <w:szCs w:val="20"/>
-              </w:rPr>
-              <w:t>.</w:t>
+              <w:t>Liaised between HR teams of 5+ companies and 200+ students to coordinate tests and interview rounds.</w:t>
             </w:r>
           </w:p>
           <w:p>
@@ -6139,7 +4781,7 @@
           <w:tcPr>
             <w:tcW w:w="11328" w:type="dxa"/>
             <w:gridSpan w:val="10"/>
-            <w:shd w:val="clear" w:color="auto" w:fill="215E99" w:themeFill="text2" w:themeFillTint="BF"/>
+            <w:shd w:val="clear" w:color="auto" w:fill="153D63" w:themeFill="text2" w:themeFillTint="E6"/>
           </w:tcPr>
           <w:p>
             <w:pPr>
@@ -6147,8 +4789,6 @@
               <w:jc w:val="center"/>
               <w:rPr>
                 <w:rFonts w:ascii="Calibri" w:hAnsi="Calibri" w:cs="Calibri"/>
-                <w:b/>
-                <w:bCs/>
                 <w:color w:val="FFFFFF" w:themeColor="background1"/>
                 <w:sz w:val="20"/>
                 <w:szCs w:val="20"/>
@@ -6157,8 +4797,6 @@
             <w:r>
               <w:rPr>
                 <w:rFonts w:ascii="Calibri" w:hAnsi="Calibri" w:cs="Calibri"/>
-                <w:b/>
-                <w:bCs/>
                 <w:color w:val="FFFFFF" w:themeColor="background1"/>
                 <w:sz w:val="20"/>
                 <w:szCs w:val="20"/>
@@ -6175,7 +4813,7 @@
         <w:tc>
           <w:tcPr>
             <w:tcW w:w="1980" w:type="dxa"/>
-            <w:shd w:val="clear" w:color="auto" w:fill="A5C9EB" w:themeFill="text2" w:themeFillTint="40"/>
+            <w:shd w:val="clear" w:color="auto" w:fill="DAE9F7" w:themeFill="text2" w:themeFillTint="1A"/>
             <w:vAlign w:val="center"/>
           </w:tcPr>
           <w:p>
@@ -6227,16 +4865,7 @@
                 <w:sz w:val="20"/>
                 <w:szCs w:val="20"/>
               </w:rPr>
-              <w:t>Competed summer analytics by IIT Guwahati; Completed competitive programming summer camp by IICPC</w:t>
-            </w:r>
-            <w:r>
-              <w:rPr>
-                <w:rFonts w:ascii="Calibri" w:hAnsi="Calibri" w:cs="Calibri"/>
-                <w:color w:val="000000" w:themeColor="text1"/>
-                <w:sz w:val="20"/>
-                <w:szCs w:val="20"/>
-              </w:rPr>
-              <w:t>.</w:t>
+              <w:t>Completed summer of analytics camp by IIT Guwahati; Completed competitive programming camp by IICPC.</w:t>
             </w:r>
           </w:p>
         </w:tc>
@@ -6248,7 +4877,7 @@
         <w:tc>
           <w:tcPr>
             <w:tcW w:w="1980" w:type="dxa"/>
-            <w:shd w:val="clear" w:color="auto" w:fill="A5C9EB" w:themeFill="text2" w:themeFillTint="40"/>
+            <w:shd w:val="clear" w:color="auto" w:fill="DAE9F7" w:themeFill="text2" w:themeFillTint="1A"/>
             <w:vAlign w:val="center"/>
           </w:tcPr>
           <w:p>
@@ -6269,7 +4898,26 @@
                 <w:sz w:val="20"/>
                 <w:szCs w:val="20"/>
               </w:rPr>
-              <w:t>NCA Filmmaking</w:t>
+              <w:t>NCA</w:t>
+            </w:r>
+            <w:r>
+              <w:rPr>
+                <w:rFonts w:ascii="Calibri" w:hAnsi="Calibri" w:cs="Calibri"/>
+                <w:color w:val="000000" w:themeColor="text1"/>
+                <w:sz w:val="20"/>
+                <w:szCs w:val="20"/>
+                <w:vertAlign w:val="superscript"/>
+              </w:rPr>
+              <w:t>6</w:t>
+            </w:r>
+            <w:r>
+              <w:rPr>
+                <w:rFonts w:ascii="Calibri" w:hAnsi="Calibri" w:cs="Calibri"/>
+                <w:color w:val="000000" w:themeColor="text1"/>
+                <w:sz w:val="20"/>
+                <w:szCs w:val="20"/>
+              </w:rPr>
+              <w:t xml:space="preserve"> Filmmaking</w:t>
             </w:r>
           </w:p>
         </w:tc>
@@ -6300,7 +4948,7 @@
                 <w:sz w:val="20"/>
                 <w:szCs w:val="20"/>
               </w:rPr>
-              <w:t>Actively Participated in NCA</w:t>
+              <w:t>Actively participated in NCA</w:t>
             </w:r>
             <w:r>
               <w:rPr>
@@ -6310,25 +4958,16 @@
                 <w:szCs w:val="20"/>
                 <w:vertAlign w:val="superscript"/>
               </w:rPr>
-              <w:t>3</w:t>
-            </w:r>
-            <w:r>
-              <w:rPr>
-                <w:rFonts w:ascii="Calibri" w:hAnsi="Calibri" w:cs="Calibri"/>
-                <w:color w:val="000000" w:themeColor="text1"/>
-                <w:sz w:val="20"/>
-                <w:szCs w:val="20"/>
-              </w:rPr>
-              <w:t xml:space="preserve"> Filmmaking to explore Direction, editing and cinematography and production</w:t>
-            </w:r>
-            <w:r>
-              <w:rPr>
-                <w:rFonts w:ascii="Calibri" w:hAnsi="Calibri" w:cs="Calibri"/>
-                <w:color w:val="000000" w:themeColor="text1"/>
-                <w:sz w:val="20"/>
-                <w:szCs w:val="20"/>
-              </w:rPr>
-              <w:t>.</w:t>
+              <w:t>6</w:t>
+            </w:r>
+            <w:r>
+              <w:rPr>
+                <w:rFonts w:ascii="Calibri" w:hAnsi="Calibri" w:cs="Calibri"/>
+                <w:color w:val="000000" w:themeColor="text1"/>
+                <w:sz w:val="20"/>
+                <w:szCs w:val="20"/>
+              </w:rPr>
+              <w:t xml:space="preserve"> Filmmaking to explore art of cinematography, direction, editing and production.</w:t>
             </w:r>
           </w:p>
         </w:tc>
@@ -6340,7 +4979,7 @@
         <w:tc>
           <w:tcPr>
             <w:tcW w:w="1980" w:type="dxa"/>
-            <w:shd w:val="clear" w:color="auto" w:fill="A5C9EB" w:themeFill="text2" w:themeFillTint="40"/>
+            <w:shd w:val="clear" w:color="auto" w:fill="DAE9F7" w:themeFill="text2" w:themeFillTint="1A"/>
             <w:vAlign w:val="center"/>
           </w:tcPr>
           <w:p>
@@ -6392,7 +5031,25 @@
                 <w:sz w:val="20"/>
                 <w:szCs w:val="20"/>
               </w:rPr>
-              <w:t>Mentored 4 freshmen under the Saathi mentorship program in academic and co-curricular pursuits.</w:t>
+              <w:t xml:space="preserve">Mentored 4 freshmen under the Saathi mentorship program in </w:t>
+            </w:r>
+            <w:r>
+              <w:rPr>
+                <w:rFonts w:ascii="Calibri" w:hAnsi="Calibri" w:cs="Calibri"/>
+                <w:color w:val="000000" w:themeColor="text1"/>
+                <w:sz w:val="20"/>
+                <w:szCs w:val="20"/>
+              </w:rPr>
+              <w:t xml:space="preserve">their </w:t>
+            </w:r>
+            <w:r>
+              <w:rPr>
+                <w:rFonts w:ascii="Calibri" w:hAnsi="Calibri" w:cs="Calibri"/>
+                <w:color w:val="000000" w:themeColor="text1"/>
+                <w:sz w:val="20"/>
+                <w:szCs w:val="20"/>
+              </w:rPr>
+              <w:t>academic and co-curricular pursuits.</w:t>
             </w:r>
           </w:p>
           <w:p>
@@ -6416,25 +5073,7 @@
                 <w:sz w:val="20"/>
                 <w:szCs w:val="20"/>
               </w:rPr>
-              <w:t xml:space="preserve">Worked with IIT For Villages to distribute </w:t>
-            </w:r>
-            <w:r>
-              <w:rPr>
-                <w:rFonts w:ascii="Calibri" w:hAnsi="Calibri" w:cs="Calibri"/>
-                <w:color w:val="000000" w:themeColor="text1"/>
-                <w:sz w:val="20"/>
-                <w:szCs w:val="20"/>
-              </w:rPr>
-              <w:t>refurbished</w:t>
-            </w:r>
-            <w:r>
-              <w:rPr>
-                <w:rFonts w:ascii="Calibri" w:hAnsi="Calibri" w:cs="Calibri"/>
-                <w:color w:val="000000" w:themeColor="text1"/>
-                <w:sz w:val="20"/>
-                <w:szCs w:val="20"/>
-              </w:rPr>
-              <w:t xml:space="preserve"> items to children residing in remote villages near Chennai</w:t>
+              <w:t>Worked with IIT For Villages to distribute refurbished items to children residing in remote villages near Chennai</w:t>
             </w:r>
           </w:p>
         </w:tc>
@@ -6457,20 +5096,9 @@
           <w:rFonts w:ascii="Calibri" w:hAnsi="Calibri" w:cs="Calibri"/>
           <w:sz w:val="14"/>
           <w:szCs w:val="14"/>
-          <w:vertAlign w:val="superscript"/>
           <w:lang w:val="en-US"/>
         </w:rPr>
-        <w:t>1</w:t>
-      </w:r>
-      <w:r>
-        <w:rPr>
-          <w:rFonts w:ascii="Calibri" w:hAnsi="Calibri" w:cs="Calibri"/>
-          <w:sz w:val="14"/>
-          <w:szCs w:val="14"/>
-          <w:vertAlign w:val="superscript"/>
-          <w:lang w:val="en-US"/>
-        </w:rPr>
-        <w:t xml:space="preserve"> </w:t>
+        <w:t xml:space="preserve">1 - </w:t>
       </w:r>
       <w:r>
         <w:rPr>
@@ -6488,27 +5116,16 @@
           <w:szCs w:val="14"/>
           <w:lang w:val="en-US"/>
         </w:rPr>
-        <w:t xml:space="preserve"> | </w:t>
+        <w:t xml:space="preserve"> |</w:t>
       </w:r>
       <w:r>
         <w:rPr>
           <w:rFonts w:ascii="Calibri" w:hAnsi="Calibri" w:cs="Calibri"/>
           <w:sz w:val="14"/>
           <w:szCs w:val="14"/>
-          <w:vertAlign w:val="superscript"/>
           <w:lang w:val="en-US"/>
         </w:rPr>
-        <w:t>2</w:t>
-      </w:r>
-      <w:r>
-        <w:rPr>
-          <w:rFonts w:ascii="Calibri" w:hAnsi="Calibri" w:cs="Calibri"/>
-          <w:sz w:val="14"/>
-          <w:szCs w:val="14"/>
-          <w:vertAlign w:val="superscript"/>
-          <w:lang w:val="en-US"/>
-        </w:rPr>
-        <w:t xml:space="preserve"> </w:t>
+        <w:t xml:space="preserve"> 2 - Retrieval-Augmented Generation | 3 - </w:t>
       </w:r>
       <w:r>
         <w:rPr>
@@ -6526,6 +5143,15 @@
           <w:szCs w:val="14"/>
           <w:lang w:val="en-US"/>
         </w:rPr>
+        <w:t xml:space="preserve"> | 4 - Centre for Innovation</w:t>
+      </w:r>
+      <w:r>
+        <w:rPr>
+          <w:rFonts w:ascii="Calibri" w:hAnsi="Calibri" w:cs="Calibri"/>
+          <w:sz w:val="14"/>
+          <w:szCs w:val="14"/>
+          <w:lang w:val="en-US"/>
+        </w:rPr>
         <w:t xml:space="preserve"> |</w:t>
       </w:r>
       <w:r>
@@ -6535,25 +5161,7 @@
           <w:szCs w:val="14"/>
           <w:lang w:val="en-US"/>
         </w:rPr>
-        <w:t xml:space="preserve"> </w:t>
-      </w:r>
-      <w:r>
-        <w:rPr>
-          <w:rFonts w:ascii="Calibri" w:hAnsi="Calibri" w:cs="Calibri"/>
-          <w:sz w:val="14"/>
-          <w:szCs w:val="14"/>
-          <w:vertAlign w:val="superscript"/>
-          <w:lang w:val="en-US"/>
-        </w:rPr>
-        <w:t>3</w:t>
-      </w:r>
-      <w:r>
-        <w:rPr>
-          <w:rFonts w:ascii="Calibri" w:hAnsi="Calibri" w:cs="Calibri"/>
-          <w:sz w:val="14"/>
-          <w:szCs w:val="14"/>
-        </w:rPr>
-        <w:t xml:space="preserve"> </w:t>
+        <w:t xml:space="preserve"> 5 - Annual Tech Fest of IIT Madras | 6 - </w:t>
       </w:r>
       <w:r>
         <w:rPr>
@@ -10882,6 +9490,7 @@
   <w:style w:type="character" w:default="1" w:styleId="DefaultParagraphFont">
     <w:name w:val="Default Paragraph Font"/>
     <w:uiPriority w:val="1"/>
+    <w:semiHidden/>
     <w:unhideWhenUsed/>
   </w:style>
   <w:style w:type="table" w:default="1" w:styleId="TableNormal">

--- a/smit-sde.docx
+++ b/smit-sde.docx
@@ -579,7 +579,25 @@
                 <w:szCs w:val="20"/>
                 <w:lang w:val="en-US"/>
               </w:rPr>
-              <w:t>97.54%ile</w:t>
+              <w:t>97.</w:t>
+            </w:r>
+            <w:r>
+              <w:rPr>
+                <w:rFonts w:ascii="Calibri" w:hAnsi="Calibri" w:cs="Calibri"/>
+                <w:sz w:val="20"/>
+                <w:szCs w:val="20"/>
+                <w:lang w:val="en-US"/>
+              </w:rPr>
+              <w:t>6</w:t>
+            </w:r>
+            <w:r>
+              <w:rPr>
+                <w:rFonts w:ascii="Calibri" w:hAnsi="Calibri" w:cs="Calibri"/>
+                <w:sz w:val="20"/>
+                <w:szCs w:val="20"/>
+                <w:lang w:val="en-US"/>
+              </w:rPr>
+              <w:t>4%ile</w:t>
             </w:r>
           </w:p>
         </w:tc>
